--- a/docs/CCT_STDA_CA_01_40S_2026438.docx
+++ b/docs/CCT_STDA_CA_01_40S_2026438.docx
@@ -728,33 +728,7 @@
                 <w:lang w:val="en-IE" w:eastAsia="en-IE"/>
                 <w14:ligatures w14:val="none"/>
               </w:rPr>
-              <w:t>2026-1</w:t>
-            </w:r>
-            <w:r>
-              <w:rPr>
-                <w:rFonts w:ascii="Calibri" w:eastAsia="Calibri" w:hAnsi="Calibri" w:cs="Calibri"/>
-                <w:i/>
-                <w:color w:val="156082"/>
-                <w:kern w:val="0"/>
-                <w:sz w:val="28"/>
-                <w:szCs w:val="28"/>
-                <w:lang w:val="en-IE" w:eastAsia="en-IE"/>
-                <w14:ligatures w14:val="none"/>
-              </w:rPr>
-              <w:t>1-01</w:t>
-            </w:r>
-            <w:r>
-              <w:rPr>
-                <w:rFonts w:ascii="Calibri" w:eastAsia="Calibri" w:hAnsi="Calibri" w:cs="Calibri"/>
-                <w:i/>
-                <w:color w:val="156082"/>
-                <w:kern w:val="0"/>
-                <w:sz w:val="28"/>
-                <w:szCs w:val="28"/>
-                <w:lang w:val="en-IE" w:eastAsia="en-IE"/>
-                <w14:ligatures w14:val="none"/>
-              </w:rPr>
-              <w:t xml:space="preserve"> </w:t>
+              <w:t xml:space="preserve">2026-11-01 </w:t>
             </w:r>
             <w:r>
               <w:rPr>
@@ -805,7 +779,7 @@
                           </pic:cNvPicPr>
                         </pic:nvPicPr>
                         <pic:blipFill>
-                          <a:blip r:embed="rId6">
+                          <a:blip r:embed="rId8">
                             <a:extLst>
                               <a:ext uri="{28A0092B-C50C-407E-A947-70E740481C1C}">
                                 <a14:useLocalDpi xmlns:a14="http://schemas.microsoft.com/office/drawing/2010/main" val="0"/>
@@ -893,7 +867,7 @@
                           </pic:cNvPicPr>
                         </pic:nvPicPr>
                         <pic:blipFill>
-                          <a:blip r:embed="rId6">
+                          <a:blip r:embed="rId8">
                             <a:extLst>
                               <a:ext uri="{28A0092B-C50C-407E-A947-70E740481C1C}">
                                 <a14:useLocalDpi xmlns:a14="http://schemas.microsoft.com/office/drawing/2010/main" val="0"/>
@@ -981,7 +955,7 @@
                           </pic:cNvPicPr>
                         </pic:nvPicPr>
                         <pic:blipFill>
-                          <a:blip r:embed="rId6">
+                          <a:blip r:embed="rId8">
                             <a:extLst>
                               <a:ext uri="{28A0092B-C50C-407E-A947-70E740481C1C}">
                                 <a14:useLocalDpi xmlns:a14="http://schemas.microsoft.com/office/drawing/2010/main" val="0"/>
@@ -1078,7 +1052,7 @@
                 <w14:ligatures w14:val="none"/>
               </w:rPr>
             </w:pPr>
-            <w:hyperlink r:id="rId7" w:history="1">
+            <w:hyperlink r:id="rId9" w:history="1">
               <w:r>
                 <w:rPr>
                   <w:rFonts w:ascii="Calibri" w:eastAsia="Calibri" w:hAnsi="Calibri" w:cs="Calibri"/>
@@ -1091,35 +1065,7 @@
                   <w:lang w:val="en-IE" w:eastAsia="en-IE"/>
                   <w14:ligatures w14:val="none"/>
                 </w:rPr>
-                <w:t>CCT-Dublin/CCT_STDA_C</w:t>
-              </w:r>
-              <w:r>
-                <w:rPr>
-                  <w:rFonts w:ascii="Calibri" w:eastAsia="Calibri" w:hAnsi="Calibri" w:cs="Calibri"/>
-                  <w:i/>
-                  <w:color w:val="156082"/>
-                  <w:kern w:val="0"/>
-                  <w:sz w:val="28"/>
-                  <w:szCs w:val="28"/>
-                  <w:u w:val="single"/>
-                  <w:lang w:val="en-IE" w:eastAsia="en-IE"/>
-                  <w14:ligatures w14:val="none"/>
-                </w:rPr>
-                <w:t>A</w:t>
-              </w:r>
-              <w:r>
-                <w:rPr>
-                  <w:rFonts w:ascii="Calibri" w:eastAsia="Calibri" w:hAnsi="Calibri" w:cs="Calibri"/>
-                  <w:i/>
-                  <w:color w:val="156082"/>
-                  <w:kern w:val="0"/>
-                  <w:sz w:val="28"/>
-                  <w:szCs w:val="28"/>
-                  <w:u w:val="single"/>
-                  <w:lang w:val="en-IE" w:eastAsia="en-IE"/>
-                  <w14:ligatures w14:val="none"/>
-                </w:rPr>
-                <w:t>_01_40S</w:t>
+                <w:t>CCT-Dublin/CCT_STDA_CA_01_40S</w:t>
               </w:r>
             </w:hyperlink>
           </w:p>
@@ -1341,7 +1287,7 @@
                     <pic:cNvPicPr/>
                   </pic:nvPicPr>
                   <pic:blipFill>
-                    <a:blip r:embed="rId8"/>
+                    <a:blip r:embed="rId10"/>
                     <a:stretch>
                       <a:fillRect/>
                     </a:stretch>
@@ -1382,6 +1328,16 @@
     <w:customXmlInsRangeStart w:id="2" w:author="MatheuS Santos" w:date="2026-10-25T10:38:00Z"/>
     <w:sdt>
       <w:sdtPr>
+        <w:rPr>
+          <w:rFonts w:asciiTheme="minorHAnsi" w:eastAsiaTheme="minorHAnsi" w:hAnsiTheme="minorHAnsi" w:cstheme="minorBidi"/>
+          <w:b w:val="0"/>
+          <w:bCs w:val="0"/>
+          <w:color w:val="auto"/>
+          <w:kern w:val="2"/>
+          <w:sz w:val="24"/>
+          <w:szCs w:val="24"/>
+          <w14:ligatures w14:val="standardContextual"/>
+        </w:rPr>
         <w:id w:val="370499433"/>
         <w:docPartObj>
           <w:docPartGallery w:val="Table of Contents"/>
@@ -1390,13 +1346,7 @@
       </w:sdtPr>
       <w:sdtEndPr>
         <w:rPr>
-          <w:rFonts w:asciiTheme="minorHAnsi" w:eastAsiaTheme="minorHAnsi" w:hAnsiTheme="minorHAnsi" w:cstheme="minorBidi"/>
           <w:noProof/>
-          <w:color w:val="auto"/>
-          <w:kern w:val="2"/>
-          <w:sz w:val="24"/>
-          <w:szCs w:val="24"/>
-          <w14:ligatures w14:val="standardContextual"/>
         </w:rPr>
       </w:sdtEndPr>
       <w:sdtContent>
@@ -1449,21 +1399,7 @@
                 <w:rStyle w:val="Hyperlink"/>
                 <w:noProof/>
               </w:rPr>
-              <w:t>1.      Summarize your dataset clearly, using relevant descriptive statistics and appropriate p</w:t>
-            </w:r>
-            <w:r>
-              <w:rPr>
-                <w:rStyle w:val="Hyperlink"/>
-                <w:noProof/>
-              </w:rPr>
-              <w:t>l</w:t>
-            </w:r>
-            <w:r>
-              <w:rPr>
-                <w:rStyle w:val="Hyperlink"/>
-                <w:noProof/>
-              </w:rPr>
-              <w:t>ots. These should be carefully motivated and justified and clearly presented. You should critically analyse your findings, in addition to including the necessary Python code, output and plots in the report. You are required to plot at least three graphs. [0-35].</w:t>
+              <w:t>1.      Summarize your dataset clearly, using relevant descriptive statistics and appropriate plots. These should be carefully motivated and justified and clearly presented. You should critically analyse your findings, in addition to including the necessary Python code, output and plots in the report. You are required to plot at least three graphs. [0-35].</w:t>
             </w:r>
             <w:r>
               <w:rPr>
@@ -2120,13 +2056,7 @@
       </w:pPr>
       <w:bookmarkStart w:id="24" w:name="_Toc243817126"/>
       <w:r>
-        <w:t>6</w:t>
-      </w:r>
-      <w:r>
-        <w:t>. References</w:t>
-      </w:r>
-      <w:r>
-        <w:t>.</w:t>
+        <w:t>6. References.</w:t>
       </w:r>
       <w:bookmarkEnd w:id="24"/>
     </w:p>
@@ -2143,6 +2073,7 @@
     </w:p>
     <w:p/>
     <w:sectPr>
+      <w:headerReference w:type="default" r:id="rId11"/>
       <w:pgSz w:w="12240" w:h="15840"/>
       <w:pgMar w:top="1440" w:right="1440" w:bottom="1440" w:left="1440" w:header="720" w:footer="720" w:gutter="0"/>
       <w:cols w:space="720"/>
@@ -2150,6 +2081,122 @@
     </w:sectPr>
   </w:body>
 </w:document>
+</file>
+
+<file path=word/endnotes.xml><?xml version="1.0" encoding="utf-8"?>
+<w:endnotes xmlns:wpc="http://schemas.microsoft.com/office/word/2010/wordprocessingCanvas" xmlns:cx="http://schemas.microsoft.com/office/drawing/2014/chartex" xmlns:cx1="http://schemas.microsoft.com/office/drawing/2015/9/8/chartex" xmlns:cx2="http://schemas.microsoft.com/office/drawing/2015/10/21/chartex" xmlns:cx3="http://schemas.microsoft.com/office/drawing/2016/5/9/chartex" xmlns:cx4="http://schemas.microsoft.com/office/drawing/2016/5/10/chartex" xmlns:cx5="http://schemas.microsoft.com/office/drawing/2016/5/11/chartex" xmlns:cx6="http://schemas.microsoft.com/office/drawing/2016/5/12/chartex" xmlns:cx7="http://schemas.microsoft.com/office/drawing/2016/5/13/chartex" xmlns:cx8="http://schemas.microsoft.com/office/drawing/2016/5/14/chartex" xmlns:mc="http://schemas.openxmlformats.org/markup-compatibility/2006" xmlns:m="http://schemas.openxmlformats.org/officeDocument/2006/math" xmlns:aink="http://schemas.microsoft.com/office/drawing/2016/ink" xmlns:am3d="http://schemas.microsoft.com/office/drawing/2017/model3d" xmlns:oel="http://schemas.microsoft.com/office/2019/extlst" xmlns:r="http://schemas.openxmlformats.org/officeDocument/2006/relationships" xmlns:wp14="http://schemas.microsoft.com/office/word/2010/wordprocessingDrawing" xmlns:wp="http://schemas.openxmlformats.org/drawingml/2006/wordprocessingDrawing" xmlns:wpg="http://schemas.microsoft.com/office/word/2010/wordprocessingGroup" xmlns:wpi="http://schemas.microsoft.com/office/word/2010/wordprocessingInk" xmlns:wps="http://schemas.microsoft.com/office/word/2010/wordprocessingShape" xmlns:o="urn:schemas-microsoft-com:office:office" xmlns:v="urn:schemas-microsoft-com:vml" xmlns:w10="urn:schemas-microsoft-com:office:word" xmlns:w="http://schemas.openxmlformats.org/wordprocessingml/2006/main" xmlns:w14="http://schemas.microsoft.com/office/word/2010/wordml" xmlns:w15="http://schemas.microsoft.com/office/word/2012/wordml" xmlns:w16cex="http://schemas.microsoft.com/office/word/2018/wordml/cex" xmlns:w16cid="http://schemas.microsoft.com/office/word/2016/wordml/cid" xmlns:w16="http://schemas.microsoft.com/office/word/2018/wordml" xmlns:w16sdtdh="http://schemas.microsoft.com/office/word/2020/wordml/sdtdatahash" xmlns:w16sdtfl="http://schemas.microsoft.com/office/word/2024/wordml/sdtformatlock" xmlns:w16se="http://schemas.microsoft.com/office/word/2015/wordml/symex" xmlns:w16du="http://schemas.microsoft.com/office/word/2023/wordml/word16du" xmlns:wne="http://schemas.microsoft.com/office/word/2006/wordml" mc:Ignorable="w14 w15 w16se w16cid w16 w16cex w16sdtdh w16sdtfl w16du wp14">
+  <w:endnote w:type="separator" w:id="-1">
+    <w:p>
+      <w:pPr>
+        <w:spacing w:after="0" w:line="240" w:lineRule="auto"/>
+      </w:pPr>
+      <w:r>
+        <w:separator/>
+      </w:r>
+    </w:p>
+  </w:endnote>
+  <w:endnote w:type="continuationSeparator" w:id="0">
+    <w:p>
+      <w:pPr>
+        <w:spacing w:after="0" w:line="240" w:lineRule="auto"/>
+      </w:pPr>
+      <w:r>
+        <w:continuationSeparator/>
+      </w:r>
+    </w:p>
+  </w:endnote>
+</w:endnotes>
+</file>
+
+<file path=word/footnotes.xml><?xml version="1.0" encoding="utf-8"?>
+<w:footnotes xmlns:wpc="http://schemas.microsoft.com/office/word/2010/wordprocessingCanvas" xmlns:cx="http://schemas.microsoft.com/office/drawing/2014/chartex" xmlns:cx1="http://schemas.microsoft.com/office/drawing/2015/9/8/chartex" xmlns:cx2="http://schemas.microsoft.com/office/drawing/2015/10/21/chartex" xmlns:cx3="http://schemas.microsoft.com/office/drawing/2016/5/9/chartex" xmlns:cx4="http://schemas.microsoft.com/office/drawing/2016/5/10/chartex" xmlns:cx5="http://schemas.microsoft.com/office/drawing/2016/5/11/chartex" xmlns:cx6="http://schemas.microsoft.com/office/drawing/2016/5/12/chartex" xmlns:cx7="http://schemas.microsoft.com/office/drawing/2016/5/13/chartex" xmlns:cx8="http://schemas.microsoft.com/office/drawing/2016/5/14/chartex" xmlns:mc="http://schemas.openxmlformats.org/markup-compatibility/2006" xmlns:m="http://schemas.openxmlformats.org/officeDocument/2006/math" xmlns:aink="http://schemas.microsoft.com/office/drawing/2016/ink" xmlns:am3d="http://schemas.microsoft.com/office/drawing/2017/model3d" xmlns:oel="http://schemas.microsoft.com/office/2019/extlst" xmlns:r="http://schemas.openxmlformats.org/officeDocument/2006/relationships" xmlns:wp14="http://schemas.microsoft.com/office/word/2010/wordprocessingDrawing" xmlns:wp="http://schemas.openxmlformats.org/drawingml/2006/wordprocessingDrawing" xmlns:wpg="http://schemas.microsoft.com/office/word/2010/wordprocessingGroup" xmlns:wpi="http://schemas.microsoft.com/office/word/2010/wordprocessingInk" xmlns:wps="http://schemas.microsoft.com/office/word/2010/wordprocessingShape" xmlns:o="urn:schemas-microsoft-com:office:office" xmlns:v="urn:schemas-microsoft-com:vml" xmlns:w10="urn:schemas-microsoft-com:office:word" xmlns:w="http://schemas.openxmlformats.org/wordprocessingml/2006/main" xmlns:w14="http://schemas.microsoft.com/office/word/2010/wordml" xmlns:w15="http://schemas.microsoft.com/office/word/2012/wordml" xmlns:w16cex="http://schemas.microsoft.com/office/word/2018/wordml/cex" xmlns:w16cid="http://schemas.microsoft.com/office/word/2016/wordml/cid" xmlns:w16="http://schemas.microsoft.com/office/word/2018/wordml" xmlns:w16sdtdh="http://schemas.microsoft.com/office/word/2020/wordml/sdtdatahash" xmlns:w16sdtfl="http://schemas.microsoft.com/office/word/2024/wordml/sdtformatlock" xmlns:w16se="http://schemas.microsoft.com/office/word/2015/wordml/symex" xmlns:w16du="http://schemas.microsoft.com/office/word/2023/wordml/word16du" xmlns:wne="http://schemas.microsoft.com/office/word/2006/wordml" mc:Ignorable="w14 w15 w16se w16cid w16 w16cex w16sdtdh w16sdtfl w16du wp14">
+  <w:footnote w:type="separator" w:id="-1">
+    <w:p>
+      <w:pPr>
+        <w:spacing w:after="0" w:line="240" w:lineRule="auto"/>
+      </w:pPr>
+      <w:r>
+        <w:separator/>
+      </w:r>
+    </w:p>
+  </w:footnote>
+  <w:footnote w:type="continuationSeparator" w:id="0">
+    <w:p>
+      <w:pPr>
+        <w:spacing w:after="0" w:line="240" w:lineRule="auto"/>
+      </w:pPr>
+      <w:r>
+        <w:continuationSeparator/>
+      </w:r>
+    </w:p>
+  </w:footnote>
+</w:footnotes>
+</file>
+
+<file path=word/header1.xml><?xml version="1.0" encoding="utf-8"?>
+<w:hdr xmlns:wpc="http://schemas.microsoft.com/office/word/2010/wordprocessingCanvas" xmlns:cx="http://schemas.microsoft.com/office/drawing/2014/chartex" xmlns:cx1="http://schemas.microsoft.com/office/drawing/2015/9/8/chartex" xmlns:cx2="http://schemas.microsoft.com/office/drawing/2015/10/21/chartex" xmlns:cx3="http://schemas.microsoft.com/office/drawing/2016/5/9/chartex" xmlns:cx4="http://schemas.microsoft.com/office/drawing/2016/5/10/chartex" xmlns:cx5="http://schemas.microsoft.com/office/drawing/2016/5/11/chartex" xmlns:cx6="http://schemas.microsoft.com/office/drawing/2016/5/12/chartex" xmlns:cx7="http://schemas.microsoft.com/office/drawing/2016/5/13/chartex" xmlns:cx8="http://schemas.microsoft.com/office/drawing/2016/5/14/chartex" xmlns:mc="http://schemas.openxmlformats.org/markup-compatibility/2006" xmlns:m="http://schemas.openxmlformats.org/officeDocument/2006/math" xmlns:aink="http://schemas.microsoft.com/office/drawing/2016/ink" xmlns:am3d="http://schemas.microsoft.com/office/drawing/2017/model3d" xmlns:oel="http://schemas.microsoft.com/office/2019/extlst" xmlns:r="http://schemas.openxmlformats.org/officeDocument/2006/relationships" xmlns:wp14="http://schemas.microsoft.com/office/word/2010/wordprocessingDrawing" xmlns:wp="http://schemas.openxmlformats.org/drawingml/2006/wordprocessingDrawing" xmlns:wpg="http://schemas.microsoft.com/office/word/2010/wordprocessingGroup" xmlns:wpi="http://schemas.microsoft.com/office/word/2010/wordprocessingInk" xmlns:wps="http://schemas.microsoft.com/office/word/2010/wordprocessingShape" xmlns:o="urn:schemas-microsoft-com:office:office" xmlns:v="urn:schemas-microsoft-com:vml" xmlns:w10="urn:schemas-microsoft-com:office:word" xmlns:w="http://schemas.openxmlformats.org/wordprocessingml/2006/main" xmlns:w14="http://schemas.microsoft.com/office/word/2010/wordml" xmlns:w15="http://schemas.microsoft.com/office/word/2012/wordml" xmlns:w16cex="http://schemas.microsoft.com/office/word/2018/wordml/cex" xmlns:w16cid="http://schemas.microsoft.com/office/word/2016/wordml/cid" xmlns:w16="http://schemas.microsoft.com/office/word/2018/wordml" xmlns:w16sdtdh="http://schemas.microsoft.com/office/word/2020/wordml/sdtdatahash" xmlns:w16sdtfl="http://schemas.microsoft.com/office/word/2024/wordml/sdtformatlock" xmlns:w16se="http://schemas.microsoft.com/office/word/2015/wordml/symex" xmlns:w16du="http://schemas.microsoft.com/office/word/2023/wordml/word16du" xmlns:wne="http://schemas.microsoft.com/office/word/2006/wordml" mc:Ignorable="w14 w15 w16se w16cid w16 w16cex w16sdtdh w16sdtfl w16du wp14">
+  <w:p>
+    <w:pPr>
+      <w:pStyle w:val="Header"/>
+    </w:pPr>
+    <w:ins w:id="26" w:author="MatheuS Santos" w:date="2026-10-25T11:38:00Z" w16du:dateUtc="2026-10-25T11:38:00Z">
+      <w:r>
+        <w:rPr>
+          <w:noProof/>
+        </w:rPr>
+        <w:drawing>
+          <wp:anchor distT="0" distB="0" distL="114300" distR="114300" simplePos="0" relativeHeight="251659264" behindDoc="0" locked="0" layoutInCell="1" hidden="0" allowOverlap="1" wp14:anchorId="2D0BDF14" wp14:editId="7B7EDEAE">
+            <wp:simplePos x="0" y="0"/>
+            <wp:positionH relativeFrom="margin">
+              <wp:posOffset>5255491</wp:posOffset>
+            </wp:positionH>
+            <wp:positionV relativeFrom="margin">
+              <wp:posOffset>-743470</wp:posOffset>
+            </wp:positionV>
+            <wp:extent cx="1291590" cy="535305"/>
+            <wp:effectExtent l="0" t="0" r="3810" b="0"/>
+            <wp:wrapSquare wrapText="bothSides" distT="0" distB="0" distL="114300" distR="114300"/>
+            <wp:docPr id="1728545883" name="image1.png" descr="A logo for college computing&#10;&#10;Description automatically generated"/>
+            <wp:cNvGraphicFramePr/>
+            <a:graphic xmlns:a="http://schemas.openxmlformats.org/drawingml/2006/main">
+              <a:graphicData uri="http://schemas.openxmlformats.org/drawingml/2006/picture">
+                <pic:pic xmlns:pic="http://schemas.openxmlformats.org/drawingml/2006/picture">
+                  <pic:nvPicPr>
+                    <pic:cNvPr id="0" name="image1.png" descr="A logo for college computing&#10;&#10;Description automatically generated"/>
+                    <pic:cNvPicPr preferRelativeResize="0"/>
+                  </pic:nvPicPr>
+                  <pic:blipFill>
+                    <a:blip r:embed="rId1"/>
+                    <a:srcRect/>
+                    <a:stretch>
+                      <a:fillRect/>
+                    </a:stretch>
+                  </pic:blipFill>
+                  <pic:spPr>
+                    <a:xfrm>
+                      <a:off x="0" y="0"/>
+                      <a:ext cx="1291590" cy="535305"/>
+                    </a:xfrm>
+                    <a:prstGeom prst="rect">
+                      <a:avLst/>
+                    </a:prstGeom>
+                    <a:ln/>
+                  </pic:spPr>
+                </pic:pic>
+              </a:graphicData>
+            </a:graphic>
+            <wp14:sizeRelH relativeFrom="margin">
+              <wp14:pctWidth>0</wp14:pctWidth>
+            </wp14:sizeRelH>
+            <wp14:sizeRelV relativeFrom="margin">
+              <wp14:pctHeight>0</wp14:pctHeight>
+            </wp14:sizeRelV>
+          </wp:anchor>
+        </w:drawing>
+      </w:r>
+    </w:ins>
+  </w:p>
+</w:hdr>
 </file>
 
 <file path=word/numbering.xml><?xml version="1.0" encoding="utf-8"?>
@@ -3539,6 +3586,50 @@
       <w:szCs w:val="20"/>
     </w:rPr>
   </w:style>
+  <w:style w:type="paragraph" w:styleId="Header">
+    <w:name w:val="header"/>
+    <w:basedOn w:val="Normal"/>
+    <w:link w:val="HeaderChar"/>
+    <w:uiPriority w:val="99"/>
+    <w:unhideWhenUsed/>
+    <w:rsid w:val="00E866E3"/>
+    <w:pPr>
+      <w:tabs>
+        <w:tab w:val="center" w:pos="4680"/>
+        <w:tab w:val="right" w:pos="9360"/>
+      </w:tabs>
+      <w:spacing w:after="0" w:line="240" w:lineRule="auto"/>
+    </w:pPr>
+  </w:style>
+  <w:style w:type="character" w:customStyle="1" w:styleId="HeaderChar">
+    <w:name w:val="Header Char"/>
+    <w:basedOn w:val="DefaultParagraphFont"/>
+    <w:link w:val="Header"/>
+    <w:uiPriority w:val="99"/>
+    <w:rsid w:val="00E866E3"/>
+  </w:style>
+  <w:style w:type="paragraph" w:styleId="Footer">
+    <w:name w:val="footer"/>
+    <w:basedOn w:val="Normal"/>
+    <w:link w:val="FooterChar"/>
+    <w:uiPriority w:val="99"/>
+    <w:unhideWhenUsed/>
+    <w:rsid w:val="00E866E3"/>
+    <w:pPr>
+      <w:tabs>
+        <w:tab w:val="center" w:pos="4680"/>
+        <w:tab w:val="right" w:pos="9360"/>
+      </w:tabs>
+      <w:spacing w:after="0" w:line="240" w:lineRule="auto"/>
+    </w:pPr>
+  </w:style>
+  <w:style w:type="character" w:customStyle="1" w:styleId="FooterChar">
+    <w:name w:val="Footer Char"/>
+    <w:basedOn w:val="DefaultParagraphFont"/>
+    <w:link w:val="Footer"/>
+    <w:uiPriority w:val="99"/>
+    <w:rsid w:val="00E866E3"/>
+  </w:style>
 </w:styles>
 </file>
 

--- a/docs/CCT_STDA_CA_01_40S_2026438.docx
+++ b/docs/CCT_STDA_CA_01_40S_2026438.docx
@@ -562,7 +562,6 @@
                 <w14:ligatures w14:val="none"/>
               </w:rPr>
             </w:pPr>
-            <w:proofErr w:type="spellStart"/>
             <w:r>
               <w:rPr>
                 <w:rFonts w:ascii="Calibri" w:eastAsia="Calibri" w:hAnsi="Calibri" w:cs="Calibri"/>
@@ -574,21 +573,7 @@
                 <w:lang w:val="en-IE" w:eastAsia="en-IE"/>
                 <w14:ligatures w14:val="none"/>
               </w:rPr>
-              <w:t>Taufique</w:t>
-            </w:r>
-            <w:proofErr w:type="spellEnd"/>
-            <w:r>
-              <w:rPr>
-                <w:rFonts w:ascii="Calibri" w:eastAsia="Calibri" w:hAnsi="Calibri" w:cs="Calibri"/>
-                <w:i/>
-                <w:color w:val="156082"/>
-                <w:kern w:val="0"/>
-                <w:sz w:val="28"/>
-                <w:szCs w:val="28"/>
-                <w:lang w:val="en-IE" w:eastAsia="en-IE"/>
-                <w14:ligatures w14:val="none"/>
-              </w:rPr>
-              <w:t xml:space="preserve"> Ahmed</w:t>
+              <w:t>Taufique Ahmed</w:t>
             </w:r>
           </w:p>
         </w:tc>
@@ -658,8 +643,81 @@
                 <w:lang w:val="en-IE" w:eastAsia="en-IE"/>
                 <w14:ligatures w14:val="none"/>
               </w:rPr>
-              <w:t>2026-10-25</w:t>
-            </w:r>
+              <w:t>2026-</w:t>
+            </w:r>
+            <w:ins w:id="0" w:author="MatheuS Santos" w:date="2026-11-01T23:57:00Z" w16du:dateUtc="2026-11-01T23:57:00Z">
+              <w:r>
+                <w:rPr>
+                  <w:rFonts w:ascii="Calibri" w:eastAsia="Calibri" w:hAnsi="Calibri" w:cs="Calibri"/>
+                  <w:i/>
+                  <w:color w:val="156082"/>
+                  <w:kern w:val="0"/>
+                  <w:sz w:val="28"/>
+                  <w:szCs w:val="28"/>
+                  <w:lang w:val="en-IE" w:eastAsia="en-IE"/>
+                  <w14:ligatures w14:val="none"/>
+                </w:rPr>
+                <w:t>11</w:t>
+              </w:r>
+            </w:ins>
+            <w:del w:id="1" w:author="MatheuS Santos" w:date="2026-11-01T23:57:00Z" w16du:dateUtc="2026-11-01T23:57:00Z">
+              <w:r>
+                <w:rPr>
+                  <w:rFonts w:ascii="Calibri" w:eastAsia="Calibri" w:hAnsi="Calibri" w:cs="Calibri"/>
+                  <w:i/>
+                  <w:color w:val="156082"/>
+                  <w:kern w:val="0"/>
+                  <w:sz w:val="28"/>
+                  <w:szCs w:val="28"/>
+                  <w:lang w:val="en-IE" w:eastAsia="en-IE"/>
+                  <w14:ligatures w14:val="none"/>
+                </w:rPr>
+                <w:delText>10</w:delText>
+              </w:r>
+            </w:del>
+            <w:r>
+              <w:rPr>
+                <w:rFonts w:ascii="Calibri" w:eastAsia="Calibri" w:hAnsi="Calibri" w:cs="Calibri"/>
+                <w:i/>
+                <w:color w:val="156082"/>
+                <w:kern w:val="0"/>
+                <w:sz w:val="28"/>
+                <w:szCs w:val="28"/>
+                <w:lang w:val="en-IE" w:eastAsia="en-IE"/>
+                <w14:ligatures w14:val="none"/>
+              </w:rPr>
+              <w:t>-</w:t>
+            </w:r>
+            <w:ins w:id="2" w:author="MatheuS Santos" w:date="2026-11-01T23:57:00Z" w16du:dateUtc="2026-11-01T23:57:00Z">
+              <w:r>
+                <w:rPr>
+                  <w:rFonts w:ascii="Calibri" w:eastAsia="Calibri" w:hAnsi="Calibri" w:cs="Calibri"/>
+                  <w:i/>
+                  <w:color w:val="156082"/>
+                  <w:kern w:val="0"/>
+                  <w:sz w:val="28"/>
+                  <w:szCs w:val="28"/>
+                  <w:lang w:val="en-IE" w:eastAsia="en-IE"/>
+                  <w14:ligatures w14:val="none"/>
+                </w:rPr>
+                <w:t>01</w:t>
+              </w:r>
+            </w:ins>
+            <w:del w:id="3" w:author="MatheuS Santos" w:date="2026-11-01T23:57:00Z" w16du:dateUtc="2026-11-01T23:57:00Z">
+              <w:r>
+                <w:rPr>
+                  <w:rFonts w:ascii="Calibri" w:eastAsia="Calibri" w:hAnsi="Calibri" w:cs="Calibri"/>
+                  <w:i/>
+                  <w:color w:val="156082"/>
+                  <w:kern w:val="0"/>
+                  <w:sz w:val="28"/>
+                  <w:szCs w:val="28"/>
+                  <w:lang w:val="en-IE" w:eastAsia="en-IE"/>
+                  <w14:ligatures w14:val="none"/>
+                </w:rPr>
+                <w:delText>25</w:delText>
+              </w:r>
+            </w:del>
           </w:p>
         </w:tc>
       </w:tr>
@@ -1173,39 +1231,8 @@
           <w:sz w:val="28"/>
           <w:szCs w:val="28"/>
         </w:rPr>
-        <w:t xml:space="preserve"> </w:t>
+        <w:t xml:space="preserve"> ( Jupiter Lab )</w:t>
       </w:r>
-      <w:proofErr w:type="gramStart"/>
-      <w:r>
-        <w:rPr>
-          <w:rFonts w:ascii="Calibri" w:hAnsi="Calibri" w:cs="Calibri"/>
-          <w:bCs/>
-          <w:sz w:val="28"/>
-          <w:szCs w:val="28"/>
-        </w:rPr>
-        <w:t>( Jupiter</w:t>
-      </w:r>
-      <w:proofErr w:type="gramEnd"/>
-      <w:r>
-        <w:rPr>
-          <w:rFonts w:ascii="Calibri" w:hAnsi="Calibri" w:cs="Calibri"/>
-          <w:bCs/>
-          <w:sz w:val="28"/>
-          <w:szCs w:val="28"/>
-        </w:rPr>
-        <w:t xml:space="preserve"> </w:t>
-      </w:r>
-      <w:proofErr w:type="gramStart"/>
-      <w:r>
-        <w:rPr>
-          <w:rFonts w:ascii="Calibri" w:hAnsi="Calibri" w:cs="Calibri"/>
-          <w:bCs/>
-          <w:sz w:val="28"/>
-          <w:szCs w:val="28"/>
-        </w:rPr>
-        <w:t>Lab )</w:t>
-      </w:r>
-      <w:proofErr w:type="gramEnd"/>
       <w:r>
         <w:rPr>
           <w:rFonts w:ascii="Calibri" w:hAnsi="Calibri" w:cs="Calibri"/>
@@ -1311,7 +1338,7 @@
     <w:p>
       <w:pPr>
         <w:rPr>
-          <w:del w:id="0" w:author="MatheuS Santos" w:date="2026-10-25T10:39:00Z" w16du:dateUtc="2026-10-25T10:39:00Z"/>
+          <w:del w:id="4" w:author="MatheuS Santos" w:date="2026-10-25T10:39:00Z" w16du:dateUtc="2026-10-25T10:39:00Z"/>
         </w:rPr>
       </w:pPr>
       <w:r>
@@ -1319,13 +1346,13 @@
       </w:r>
     </w:p>
     <w:p>
-      <w:del w:id="1" w:author="MatheuS Santos" w:date="2026-10-25T10:39:00Z" w16du:dateUtc="2026-10-25T10:39:00Z">
+      <w:del w:id="5" w:author="MatheuS Santos" w:date="2026-10-25T10:39:00Z" w16du:dateUtc="2026-10-25T10:39:00Z">
         <w:r>
           <w:br w:type="page"/>
         </w:r>
       </w:del>
     </w:p>
-    <w:customXmlInsRangeStart w:id="2" w:author="MatheuS Santos" w:date="2026-10-25T10:38:00Z"/>
+    <w:customXmlInsRangeStart w:id="6" w:author="MatheuS Santos" w:date="2026-10-25T10:38:00Z"/>
     <w:sdt>
       <w:sdtPr>
         <w:rPr>
@@ -1350,17 +1377,26 @@
         </w:rPr>
       </w:sdtEndPr>
       <w:sdtContent>
-        <w:customXmlInsRangeEnd w:id="2"/>
+        <w:customXmlInsRangeEnd w:id="6"/>
         <w:p>
           <w:pPr>
             <w:pStyle w:val="TOCHeading"/>
             <w:rPr>
-              <w:ins w:id="3" w:author="MatheuS Santos" w:date="2026-10-25T10:38:00Z" w16du:dateUtc="2026-10-25T10:38:00Z"/>
+              <w:ins w:id="7" w:author="MatheuS Santos" w:date="2026-10-25T10:38:00Z" w16du:dateUtc="2026-10-25T10:38:00Z"/>
             </w:rPr>
           </w:pPr>
-          <w:ins w:id="4" w:author="MatheuS Santos" w:date="2026-10-25T10:38:00Z" w16du:dateUtc="2026-10-25T10:38:00Z">
-            <w:r>
-              <w:t>Table of Contents</w:t>
+          <w:ins w:id="8" w:author="MatheuS Santos" w:date="2026-10-25T10:38:00Z" w16du:dateUtc="2026-10-25T10:38:00Z">
+            <w:r>
+              <w:rPr>
+                <w:rFonts w:ascii="Calibri" w:hAnsi="Calibri" w:cs="Times New Roman (Headings CS)"/>
+                <w:rPrChange w:id="9" w:author="MatheuS Santos" w:date="2026-11-01T23:48:00Z" w16du:dateUtc="2026-11-01T23:48:00Z">
+                  <w:rPr/>
+                </w:rPrChange>
+              </w:rPr>
+              <w:t>Table</w:t>
+            </w:r>
+            <w:r>
+              <w:t xml:space="preserve"> of Contents</w:t>
             </w:r>
           </w:ins>
         </w:p>
@@ -1371,10 +1407,16 @@
               <w:tab w:val="right" w:leader="dot" w:pos="9350"/>
             </w:tabs>
             <w:rPr>
+              <w:ins w:id="10" w:author="MatheuS Santos" w:date="2026-11-01T23:47:00Z" w16du:dateUtc="2026-11-01T23:47:00Z"/>
+              <w:rFonts w:eastAsiaTheme="minorEastAsia"/>
+              <w:b w:val="0"/>
+              <w:bCs w:val="0"/>
+              <w:i w:val="0"/>
+              <w:iCs w:val="0"/>
               <w:noProof/>
             </w:rPr>
           </w:pPr>
-          <w:ins w:id="5" w:author="MatheuS Santos" w:date="2026-10-25T10:38:00Z" w16du:dateUtc="2026-10-25T10:38:00Z">
+          <w:ins w:id="11" w:author="MatheuS Santos" w:date="2026-10-25T10:38:00Z" w16du:dateUtc="2026-10-25T10:38:00Z">
             <w:r>
               <w:rPr>
                 <w:b w:val="0"/>
@@ -1393,13 +1435,53 @@
               <w:fldChar w:fldCharType="separate"/>
             </w:r>
           </w:ins>
-          <w:hyperlink w:anchor="_Toc243817121" w:history="1">
-            <w:r>
-              <w:rPr>
-                <w:rStyle w:val="Hyperlink"/>
-                <w:noProof/>
-              </w:rPr>
-              <w:t>1.      Summarize your dataset clearly, using relevant descriptive statistics and appropriate plots. These should be carefully motivated and justified and clearly presented. You should critically analyse your findings, in addition to including the necessary Python code, output and plots in the report. You are required to plot at least three graphs. [0-35].</w:t>
+          <w:ins w:id="12" w:author="MatheuS Santos" w:date="2026-11-01T23:47:00Z" w16du:dateUtc="2026-11-01T23:47:00Z">
+            <w:r>
+              <w:rPr>
+                <w:rStyle w:val="Hyperlink"/>
+                <w:noProof/>
+              </w:rPr>
+              <w:fldChar w:fldCharType="begin"/>
+            </w:r>
+            <w:r>
+              <w:rPr>
+                <w:rStyle w:val="Hyperlink"/>
+                <w:noProof/>
+              </w:rPr>
+              <w:instrText xml:space="preserve"> </w:instrText>
+            </w:r>
+            <w:r>
+              <w:rPr>
+                <w:noProof/>
+              </w:rPr>
+              <w:instrText>HYPERLINK \l "_Toc244469284"</w:instrText>
+            </w:r>
+            <w:r>
+              <w:rPr>
+                <w:rStyle w:val="Hyperlink"/>
+                <w:noProof/>
+              </w:rPr>
+              <w:instrText xml:space="preserve"> </w:instrText>
+            </w:r>
+            <w:r>
+              <w:rPr>
+                <w:rStyle w:val="Hyperlink"/>
+                <w:noProof/>
+              </w:rPr>
+            </w:r>
+            <w:r>
+              <w:rPr>
+                <w:rStyle w:val="Hyperlink"/>
+                <w:noProof/>
+              </w:rPr>
+              <w:fldChar w:fldCharType="separate"/>
+            </w:r>
+            <w:r>
+              <w:rPr>
+                <w:rStyle w:val="Hyperlink"/>
+                <w:noProof/>
+              </w:rPr>
+              <w:t>1.      Summarize your dataset clearly, using relevant descriptive statistics and appropriate plots. These should be carefully motivated and justified and clearly presented. You should critically analyze your findings, in addition to including the necessary Python code, output and plots in the report. You are required to plot at least three graphs. [0-35].</w:t>
             </w:r>
             <w:r>
               <w:rPr>
@@ -1420,14 +1502,16 @@
                 <w:noProof/>
                 <w:webHidden/>
               </w:rPr>
-              <w:instrText xml:space="preserve"> PAGEREF _Toc243817121 \h </w:instrText>
-            </w:r>
-            <w:r>
-              <w:rPr>
-                <w:noProof/>
-                <w:webHidden/>
-              </w:rPr>
-            </w:r>
+              <w:instrText xml:space="preserve"> PAGEREF _Toc244469284 \h </w:instrText>
+            </w:r>
+          </w:ins>
+          <w:r>
+            <w:rPr>
+              <w:noProof/>
+              <w:webHidden/>
+            </w:rPr>
+          </w:r>
+          <w:ins w:id="13" w:author="MatheuS Santos" w:date="2026-11-01T23:47:00Z" w16du:dateUtc="2026-11-01T23:47:00Z">
             <w:r>
               <w:rPr>
                 <w:noProof/>
@@ -1440,7 +1524,7 @@
                 <w:noProof/>
                 <w:webHidden/>
               </w:rPr>
-              <w:t>4</w:t>
+              <w:t>5</w:t>
             </w:r>
             <w:r>
               <w:rPr>
@@ -1449,7 +1533,525 @@
               </w:rPr>
               <w:fldChar w:fldCharType="end"/>
             </w:r>
-          </w:hyperlink>
+            <w:r>
+              <w:rPr>
+                <w:rStyle w:val="Hyperlink"/>
+                <w:noProof/>
+              </w:rPr>
+              <w:fldChar w:fldCharType="end"/>
+            </w:r>
+          </w:ins>
+        </w:p>
+        <w:p>
+          <w:pPr>
+            <w:pStyle w:val="TOC2"/>
+            <w:tabs>
+              <w:tab w:val="left" w:pos="960"/>
+              <w:tab w:val="right" w:leader="dot" w:pos="9350"/>
+            </w:tabs>
+            <w:rPr>
+              <w:ins w:id="14" w:author="MatheuS Santos" w:date="2026-11-01T23:47:00Z" w16du:dateUtc="2026-11-01T23:47:00Z"/>
+              <w:rFonts w:eastAsiaTheme="minorEastAsia"/>
+              <w:b w:val="0"/>
+              <w:bCs w:val="0"/>
+              <w:noProof/>
+              <w:sz w:val="24"/>
+              <w:szCs w:val="24"/>
+            </w:rPr>
+          </w:pPr>
+          <w:ins w:id="15" w:author="MatheuS Santos" w:date="2026-11-01T23:47:00Z" w16du:dateUtc="2026-11-01T23:47:00Z">
+            <w:r>
+              <w:rPr>
+                <w:rStyle w:val="Hyperlink"/>
+                <w:noProof/>
+              </w:rPr>
+              <w:fldChar w:fldCharType="begin"/>
+            </w:r>
+            <w:r>
+              <w:rPr>
+                <w:rStyle w:val="Hyperlink"/>
+                <w:noProof/>
+              </w:rPr>
+              <w:instrText xml:space="preserve"> </w:instrText>
+            </w:r>
+            <w:r>
+              <w:rPr>
+                <w:noProof/>
+              </w:rPr>
+              <w:instrText>HYPERLINK \l "_Toc244469285"</w:instrText>
+            </w:r>
+            <w:r>
+              <w:rPr>
+                <w:rStyle w:val="Hyperlink"/>
+                <w:noProof/>
+              </w:rPr>
+              <w:instrText xml:space="preserve"> </w:instrText>
+            </w:r>
+            <w:r>
+              <w:rPr>
+                <w:rStyle w:val="Hyperlink"/>
+                <w:noProof/>
+              </w:rPr>
+            </w:r>
+            <w:r>
+              <w:rPr>
+                <w:rStyle w:val="Hyperlink"/>
+                <w:noProof/>
+              </w:rPr>
+              <w:fldChar w:fldCharType="separate"/>
+            </w:r>
+            <w:r>
+              <w:rPr>
+                <w:rStyle w:val="Hyperlink"/>
+                <w:noProof/>
+              </w:rPr>
+              <w:t>1.1</w:t>
+            </w:r>
+            <w:r>
+              <w:rPr>
+                <w:rFonts w:eastAsiaTheme="minorEastAsia"/>
+                <w:b w:val="0"/>
+                <w:bCs w:val="0"/>
+                <w:noProof/>
+                <w:sz w:val="24"/>
+                <w:szCs w:val="24"/>
+              </w:rPr>
+              <w:tab/>
+            </w:r>
+            <w:r>
+              <w:rPr>
+                <w:rStyle w:val="Hyperlink"/>
+                <w:noProof/>
+              </w:rPr>
+              <w:t>Target Variable Distribution</w:t>
+            </w:r>
+            <w:r>
+              <w:rPr>
+                <w:noProof/>
+                <w:webHidden/>
+              </w:rPr>
+              <w:tab/>
+            </w:r>
+            <w:r>
+              <w:rPr>
+                <w:noProof/>
+                <w:webHidden/>
+              </w:rPr>
+              <w:fldChar w:fldCharType="begin"/>
+            </w:r>
+            <w:r>
+              <w:rPr>
+                <w:noProof/>
+                <w:webHidden/>
+              </w:rPr>
+              <w:instrText xml:space="preserve"> PAGEREF _Toc244469285 \h </w:instrText>
+            </w:r>
+          </w:ins>
+          <w:r>
+            <w:rPr>
+              <w:noProof/>
+              <w:webHidden/>
+            </w:rPr>
+          </w:r>
+          <w:ins w:id="16" w:author="MatheuS Santos" w:date="2026-11-01T23:47:00Z" w16du:dateUtc="2026-11-01T23:47:00Z">
+            <w:r>
+              <w:rPr>
+                <w:noProof/>
+                <w:webHidden/>
+              </w:rPr>
+              <w:fldChar w:fldCharType="separate"/>
+            </w:r>
+            <w:r>
+              <w:rPr>
+                <w:noProof/>
+                <w:webHidden/>
+              </w:rPr>
+              <w:t>5</w:t>
+            </w:r>
+            <w:r>
+              <w:rPr>
+                <w:noProof/>
+                <w:webHidden/>
+              </w:rPr>
+              <w:fldChar w:fldCharType="end"/>
+            </w:r>
+            <w:r>
+              <w:rPr>
+                <w:rStyle w:val="Hyperlink"/>
+                <w:noProof/>
+              </w:rPr>
+              <w:fldChar w:fldCharType="end"/>
+            </w:r>
+          </w:ins>
+        </w:p>
+        <w:p>
+          <w:pPr>
+            <w:pStyle w:val="TOC2"/>
+            <w:tabs>
+              <w:tab w:val="right" w:leader="dot" w:pos="9350"/>
+            </w:tabs>
+            <w:rPr>
+              <w:ins w:id="17" w:author="MatheuS Santos" w:date="2026-11-01T23:47:00Z" w16du:dateUtc="2026-11-01T23:47:00Z"/>
+              <w:rFonts w:eastAsiaTheme="minorEastAsia"/>
+              <w:b w:val="0"/>
+              <w:bCs w:val="0"/>
+              <w:noProof/>
+              <w:sz w:val="24"/>
+              <w:szCs w:val="24"/>
+            </w:rPr>
+          </w:pPr>
+          <w:ins w:id="18" w:author="MatheuS Santos" w:date="2026-11-01T23:47:00Z" w16du:dateUtc="2026-11-01T23:47:00Z">
+            <w:r>
+              <w:rPr>
+                <w:rStyle w:val="Hyperlink"/>
+                <w:noProof/>
+              </w:rPr>
+              <w:fldChar w:fldCharType="begin"/>
+            </w:r>
+            <w:r>
+              <w:rPr>
+                <w:rStyle w:val="Hyperlink"/>
+                <w:noProof/>
+              </w:rPr>
+              <w:instrText xml:space="preserve"> </w:instrText>
+            </w:r>
+            <w:r>
+              <w:rPr>
+                <w:noProof/>
+              </w:rPr>
+              <w:instrText>HYPERLINK \l "_Toc244469286"</w:instrText>
+            </w:r>
+            <w:r>
+              <w:rPr>
+                <w:rStyle w:val="Hyperlink"/>
+                <w:noProof/>
+              </w:rPr>
+              <w:instrText xml:space="preserve"> </w:instrText>
+            </w:r>
+            <w:r>
+              <w:rPr>
+                <w:rStyle w:val="Hyperlink"/>
+                <w:noProof/>
+              </w:rPr>
+            </w:r>
+            <w:r>
+              <w:rPr>
+                <w:rStyle w:val="Hyperlink"/>
+                <w:noProof/>
+              </w:rPr>
+              <w:fldChar w:fldCharType="separate"/>
+            </w:r>
+            <w:r>
+              <w:rPr>
+                <w:rStyle w:val="Hyperlink"/>
+                <w:noProof/>
+              </w:rPr>
+              <w:t>1.2 Transaction Amount Analysis</w:t>
+            </w:r>
+            <w:r>
+              <w:rPr>
+                <w:noProof/>
+                <w:webHidden/>
+              </w:rPr>
+              <w:tab/>
+            </w:r>
+            <w:r>
+              <w:rPr>
+                <w:noProof/>
+                <w:webHidden/>
+              </w:rPr>
+              <w:fldChar w:fldCharType="begin"/>
+            </w:r>
+            <w:r>
+              <w:rPr>
+                <w:noProof/>
+                <w:webHidden/>
+              </w:rPr>
+              <w:instrText xml:space="preserve"> PAGEREF _Toc244469286 \h </w:instrText>
+            </w:r>
+          </w:ins>
+          <w:r>
+            <w:rPr>
+              <w:noProof/>
+              <w:webHidden/>
+            </w:rPr>
+          </w:r>
+          <w:ins w:id="19" w:author="MatheuS Santos" w:date="2026-11-01T23:47:00Z" w16du:dateUtc="2026-11-01T23:47:00Z">
+            <w:r>
+              <w:rPr>
+                <w:noProof/>
+                <w:webHidden/>
+              </w:rPr>
+              <w:fldChar w:fldCharType="separate"/>
+            </w:r>
+            <w:r>
+              <w:rPr>
+                <w:noProof/>
+                <w:webHidden/>
+              </w:rPr>
+              <w:t>6</w:t>
+            </w:r>
+            <w:r>
+              <w:rPr>
+                <w:noProof/>
+                <w:webHidden/>
+              </w:rPr>
+              <w:fldChar w:fldCharType="end"/>
+            </w:r>
+            <w:r>
+              <w:rPr>
+                <w:rStyle w:val="Hyperlink"/>
+                <w:noProof/>
+              </w:rPr>
+              <w:fldChar w:fldCharType="end"/>
+            </w:r>
+          </w:ins>
+        </w:p>
+        <w:p>
+          <w:pPr>
+            <w:pStyle w:val="TOC2"/>
+            <w:tabs>
+              <w:tab w:val="right" w:leader="dot" w:pos="9350"/>
+            </w:tabs>
+            <w:rPr>
+              <w:ins w:id="20" w:author="MatheuS Santos" w:date="2026-11-01T23:47:00Z" w16du:dateUtc="2026-11-01T23:47:00Z"/>
+              <w:rFonts w:eastAsiaTheme="minorEastAsia"/>
+              <w:b w:val="0"/>
+              <w:bCs w:val="0"/>
+              <w:noProof/>
+              <w:sz w:val="24"/>
+              <w:szCs w:val="24"/>
+            </w:rPr>
+          </w:pPr>
+          <w:ins w:id="21" w:author="MatheuS Santos" w:date="2026-11-01T23:47:00Z" w16du:dateUtc="2026-11-01T23:47:00Z">
+            <w:r>
+              <w:rPr>
+                <w:rStyle w:val="Hyperlink"/>
+                <w:noProof/>
+              </w:rPr>
+              <w:fldChar w:fldCharType="begin"/>
+            </w:r>
+            <w:r>
+              <w:rPr>
+                <w:rStyle w:val="Hyperlink"/>
+                <w:noProof/>
+              </w:rPr>
+              <w:instrText xml:space="preserve"> </w:instrText>
+            </w:r>
+            <w:r>
+              <w:rPr>
+                <w:noProof/>
+              </w:rPr>
+              <w:instrText>HYPERLINK \l "_Toc244469287"</w:instrText>
+            </w:r>
+            <w:r>
+              <w:rPr>
+                <w:rStyle w:val="Hyperlink"/>
+                <w:noProof/>
+              </w:rPr>
+              <w:instrText xml:space="preserve"> </w:instrText>
+            </w:r>
+            <w:r>
+              <w:rPr>
+                <w:rStyle w:val="Hyperlink"/>
+                <w:noProof/>
+              </w:rPr>
+            </w:r>
+            <w:r>
+              <w:rPr>
+                <w:rStyle w:val="Hyperlink"/>
+                <w:noProof/>
+              </w:rPr>
+              <w:fldChar w:fldCharType="separate"/>
+            </w:r>
+            <w:r>
+              <w:rPr>
+                <w:rStyle w:val="Hyperlink"/>
+                <w:noProof/>
+              </w:rPr>
+              <w:t>1.3 Transaction Time Analysis</w:t>
+            </w:r>
+            <w:r>
+              <w:rPr>
+                <w:noProof/>
+                <w:webHidden/>
+              </w:rPr>
+              <w:tab/>
+            </w:r>
+            <w:r>
+              <w:rPr>
+                <w:noProof/>
+                <w:webHidden/>
+              </w:rPr>
+              <w:fldChar w:fldCharType="begin"/>
+            </w:r>
+            <w:r>
+              <w:rPr>
+                <w:noProof/>
+                <w:webHidden/>
+              </w:rPr>
+              <w:instrText xml:space="preserve"> PAGEREF _Toc244469287 \h </w:instrText>
+            </w:r>
+          </w:ins>
+          <w:r>
+            <w:rPr>
+              <w:noProof/>
+              <w:webHidden/>
+            </w:rPr>
+          </w:r>
+          <w:ins w:id="22" w:author="MatheuS Santos" w:date="2026-11-01T23:47:00Z" w16du:dateUtc="2026-11-01T23:47:00Z">
+            <w:r>
+              <w:rPr>
+                <w:noProof/>
+                <w:webHidden/>
+              </w:rPr>
+              <w:fldChar w:fldCharType="separate"/>
+            </w:r>
+            <w:r>
+              <w:rPr>
+                <w:noProof/>
+                <w:webHidden/>
+              </w:rPr>
+              <w:t>7</w:t>
+            </w:r>
+            <w:r>
+              <w:rPr>
+                <w:noProof/>
+                <w:webHidden/>
+              </w:rPr>
+              <w:fldChar w:fldCharType="end"/>
+            </w:r>
+            <w:r>
+              <w:rPr>
+                <w:rStyle w:val="Hyperlink"/>
+                <w:noProof/>
+              </w:rPr>
+              <w:fldChar w:fldCharType="end"/>
+            </w:r>
+          </w:ins>
+        </w:p>
+        <w:p>
+          <w:pPr>
+            <w:pStyle w:val="TOC2"/>
+            <w:tabs>
+              <w:tab w:val="right" w:leader="dot" w:pos="9350"/>
+            </w:tabs>
+            <w:rPr>
+              <w:ins w:id="23" w:author="MatheuS Santos" w:date="2026-11-01T23:47:00Z" w16du:dateUtc="2026-11-01T23:47:00Z"/>
+              <w:rFonts w:eastAsiaTheme="minorEastAsia"/>
+              <w:b w:val="0"/>
+              <w:bCs w:val="0"/>
+              <w:noProof/>
+              <w:sz w:val="24"/>
+              <w:szCs w:val="24"/>
+            </w:rPr>
+          </w:pPr>
+          <w:ins w:id="24" w:author="MatheuS Santos" w:date="2026-11-01T23:47:00Z" w16du:dateUtc="2026-11-01T23:47:00Z">
+            <w:r>
+              <w:rPr>
+                <w:rStyle w:val="Hyperlink"/>
+                <w:noProof/>
+              </w:rPr>
+              <w:fldChar w:fldCharType="begin"/>
+            </w:r>
+            <w:r>
+              <w:rPr>
+                <w:rStyle w:val="Hyperlink"/>
+                <w:noProof/>
+              </w:rPr>
+              <w:instrText xml:space="preserve"> </w:instrText>
+            </w:r>
+            <w:r>
+              <w:rPr>
+                <w:noProof/>
+              </w:rPr>
+              <w:instrText>HYPERLINK \l "_Toc244469288"</w:instrText>
+            </w:r>
+            <w:r>
+              <w:rPr>
+                <w:rStyle w:val="Hyperlink"/>
+                <w:noProof/>
+              </w:rPr>
+              <w:instrText xml:space="preserve"> </w:instrText>
+            </w:r>
+            <w:r>
+              <w:rPr>
+                <w:rStyle w:val="Hyperlink"/>
+                <w:noProof/>
+              </w:rPr>
+            </w:r>
+            <w:r>
+              <w:rPr>
+                <w:rStyle w:val="Hyperlink"/>
+                <w:noProof/>
+              </w:rPr>
+              <w:fldChar w:fldCharType="separate"/>
+            </w:r>
+            <w:r>
+              <w:rPr>
+                <w:rStyle w:val="Hyperlink"/>
+                <w:noProof/>
+              </w:rPr>
+              <w:t>1.4 PCA Feature Analysis</w:t>
+            </w:r>
+            <w:r>
+              <w:rPr>
+                <w:noProof/>
+                <w:webHidden/>
+              </w:rPr>
+              <w:tab/>
+            </w:r>
+            <w:r>
+              <w:rPr>
+                <w:noProof/>
+                <w:webHidden/>
+              </w:rPr>
+              <w:fldChar w:fldCharType="begin"/>
+            </w:r>
+            <w:r>
+              <w:rPr>
+                <w:noProof/>
+                <w:webHidden/>
+              </w:rPr>
+              <w:instrText xml:space="preserve"> PAGEREF _Toc244469288 \h </w:instrText>
+            </w:r>
+          </w:ins>
+          <w:r>
+            <w:rPr>
+              <w:noProof/>
+              <w:webHidden/>
+            </w:rPr>
+          </w:r>
+          <w:ins w:id="25" w:author="MatheuS Santos" w:date="2026-11-01T23:47:00Z" w16du:dateUtc="2026-11-01T23:47:00Z">
+            <w:r>
+              <w:rPr>
+                <w:noProof/>
+                <w:webHidden/>
+              </w:rPr>
+              <w:fldChar w:fldCharType="separate"/>
+            </w:r>
+            <w:r>
+              <w:rPr>
+                <w:noProof/>
+                <w:webHidden/>
+              </w:rPr>
+              <w:t>7</w:t>
+            </w:r>
+            <w:r>
+              <w:rPr>
+                <w:noProof/>
+                <w:webHidden/>
+              </w:rPr>
+              <w:fldChar w:fldCharType="end"/>
+            </w:r>
+            <w:r>
+              <w:rPr>
+                <w:rStyle w:val="Hyperlink"/>
+                <w:noProof/>
+              </w:rPr>
+              <w:fldChar w:fldCharType="end"/>
+            </w:r>
+          </w:ins>
         </w:p>
         <w:p>
           <w:pPr>
@@ -1458,10 +2060,56 @@
               <w:tab w:val="right" w:leader="dot" w:pos="9350"/>
             </w:tabs>
             <w:rPr>
+              <w:ins w:id="26" w:author="MatheuS Santos" w:date="2026-11-01T23:47:00Z" w16du:dateUtc="2026-11-01T23:47:00Z"/>
+              <w:rFonts w:eastAsiaTheme="minorEastAsia"/>
+              <w:b w:val="0"/>
+              <w:bCs w:val="0"/>
+              <w:i w:val="0"/>
+              <w:iCs w:val="0"/>
               <w:noProof/>
             </w:rPr>
           </w:pPr>
-          <w:hyperlink w:anchor="_Toc243817122" w:history="1">
+          <w:ins w:id="27" w:author="MatheuS Santos" w:date="2026-11-01T23:47:00Z" w16du:dateUtc="2026-11-01T23:47:00Z">
+            <w:r>
+              <w:rPr>
+                <w:rStyle w:val="Hyperlink"/>
+                <w:noProof/>
+              </w:rPr>
+              <w:fldChar w:fldCharType="begin"/>
+            </w:r>
+            <w:r>
+              <w:rPr>
+                <w:rStyle w:val="Hyperlink"/>
+                <w:noProof/>
+              </w:rPr>
+              <w:instrText xml:space="preserve"> </w:instrText>
+            </w:r>
+            <w:r>
+              <w:rPr>
+                <w:noProof/>
+              </w:rPr>
+              <w:instrText>HYPERLINK \l "_Toc244469289"</w:instrText>
+            </w:r>
+            <w:r>
+              <w:rPr>
+                <w:rStyle w:val="Hyperlink"/>
+                <w:noProof/>
+              </w:rPr>
+              <w:instrText xml:space="preserve"> </w:instrText>
+            </w:r>
+            <w:r>
+              <w:rPr>
+                <w:rStyle w:val="Hyperlink"/>
+                <w:noProof/>
+              </w:rPr>
+            </w:r>
+            <w:r>
+              <w:rPr>
+                <w:rStyle w:val="Hyperlink"/>
+                <w:noProof/>
+              </w:rPr>
+              <w:fldChar w:fldCharType="separate"/>
+            </w:r>
             <w:r>
               <w:rPr>
                 <w:rStyle w:val="Hyperlink"/>
@@ -1488,14 +2136,16 @@
                 <w:noProof/>
                 <w:webHidden/>
               </w:rPr>
-              <w:instrText xml:space="preserve"> PAGEREF _Toc243817122 \h </w:instrText>
-            </w:r>
-            <w:r>
-              <w:rPr>
-                <w:noProof/>
-                <w:webHidden/>
-              </w:rPr>
-            </w:r>
+              <w:instrText xml:space="preserve"> PAGEREF _Toc244469289 \h </w:instrText>
+            </w:r>
+          </w:ins>
+          <w:r>
+            <w:rPr>
+              <w:noProof/>
+              <w:webHidden/>
+            </w:rPr>
+          </w:r>
+          <w:ins w:id="28" w:author="MatheuS Santos" w:date="2026-11-01T23:47:00Z" w16du:dateUtc="2026-11-01T23:47:00Z">
             <w:r>
               <w:rPr>
                 <w:noProof/>
@@ -1508,7 +2158,7 @@
                 <w:noProof/>
                 <w:webHidden/>
               </w:rPr>
-              <w:t>4</w:t>
+              <w:t>9</w:t>
             </w:r>
             <w:r>
               <w:rPr>
@@ -1517,7 +2167,383 @@
               </w:rPr>
               <w:fldChar w:fldCharType="end"/>
             </w:r>
-          </w:hyperlink>
+            <w:r>
+              <w:rPr>
+                <w:rStyle w:val="Hyperlink"/>
+                <w:noProof/>
+              </w:rPr>
+              <w:fldChar w:fldCharType="end"/>
+            </w:r>
+          </w:ins>
+        </w:p>
+        <w:p>
+          <w:pPr>
+            <w:pStyle w:val="TOC2"/>
+            <w:tabs>
+              <w:tab w:val="right" w:leader="dot" w:pos="9350"/>
+            </w:tabs>
+            <w:rPr>
+              <w:ins w:id="29" w:author="MatheuS Santos" w:date="2026-11-01T23:47:00Z" w16du:dateUtc="2026-11-01T23:47:00Z"/>
+              <w:rFonts w:eastAsiaTheme="minorEastAsia"/>
+              <w:b w:val="0"/>
+              <w:bCs w:val="0"/>
+              <w:noProof/>
+              <w:sz w:val="24"/>
+              <w:szCs w:val="24"/>
+            </w:rPr>
+          </w:pPr>
+          <w:ins w:id="30" w:author="MatheuS Santos" w:date="2026-11-01T23:47:00Z" w16du:dateUtc="2026-11-01T23:47:00Z">
+            <w:r>
+              <w:rPr>
+                <w:rStyle w:val="Hyperlink"/>
+                <w:noProof/>
+              </w:rPr>
+              <w:fldChar w:fldCharType="begin"/>
+            </w:r>
+            <w:r>
+              <w:rPr>
+                <w:rStyle w:val="Hyperlink"/>
+                <w:noProof/>
+              </w:rPr>
+              <w:instrText xml:space="preserve"> </w:instrText>
+            </w:r>
+            <w:r>
+              <w:rPr>
+                <w:noProof/>
+              </w:rPr>
+              <w:instrText>HYPERLINK \l "_Toc244469290"</w:instrText>
+            </w:r>
+            <w:r>
+              <w:rPr>
+                <w:rStyle w:val="Hyperlink"/>
+                <w:noProof/>
+              </w:rPr>
+              <w:instrText xml:space="preserve"> </w:instrText>
+            </w:r>
+            <w:r>
+              <w:rPr>
+                <w:rStyle w:val="Hyperlink"/>
+                <w:noProof/>
+              </w:rPr>
+            </w:r>
+            <w:r>
+              <w:rPr>
+                <w:rStyle w:val="Hyperlink"/>
+                <w:noProof/>
+              </w:rPr>
+              <w:fldChar w:fldCharType="separate"/>
+            </w:r>
+            <w:r>
+              <w:rPr>
+                <w:rStyle w:val="Hyperlink"/>
+                <w:noProof/>
+              </w:rPr>
+              <w:t>2.1 Binomial Distribution</w:t>
+            </w:r>
+            <w:r>
+              <w:rPr>
+                <w:noProof/>
+                <w:webHidden/>
+              </w:rPr>
+              <w:tab/>
+            </w:r>
+            <w:r>
+              <w:rPr>
+                <w:noProof/>
+                <w:webHidden/>
+              </w:rPr>
+              <w:fldChar w:fldCharType="begin"/>
+            </w:r>
+            <w:r>
+              <w:rPr>
+                <w:noProof/>
+                <w:webHidden/>
+              </w:rPr>
+              <w:instrText xml:space="preserve"> PAGEREF _Toc244469290 \h </w:instrText>
+            </w:r>
+          </w:ins>
+          <w:r>
+            <w:rPr>
+              <w:noProof/>
+              <w:webHidden/>
+            </w:rPr>
+          </w:r>
+          <w:ins w:id="31" w:author="MatheuS Santos" w:date="2026-11-01T23:47:00Z" w16du:dateUtc="2026-11-01T23:47:00Z">
+            <w:r>
+              <w:rPr>
+                <w:noProof/>
+                <w:webHidden/>
+              </w:rPr>
+              <w:fldChar w:fldCharType="separate"/>
+            </w:r>
+            <w:r>
+              <w:rPr>
+                <w:noProof/>
+                <w:webHidden/>
+              </w:rPr>
+              <w:t>9</w:t>
+            </w:r>
+            <w:r>
+              <w:rPr>
+                <w:noProof/>
+                <w:webHidden/>
+              </w:rPr>
+              <w:fldChar w:fldCharType="end"/>
+            </w:r>
+            <w:r>
+              <w:rPr>
+                <w:rStyle w:val="Hyperlink"/>
+                <w:noProof/>
+              </w:rPr>
+              <w:fldChar w:fldCharType="end"/>
+            </w:r>
+          </w:ins>
+        </w:p>
+        <w:p>
+          <w:pPr>
+            <w:pStyle w:val="TOC2"/>
+            <w:tabs>
+              <w:tab w:val="right" w:leader="dot" w:pos="9350"/>
+            </w:tabs>
+            <w:rPr>
+              <w:ins w:id="32" w:author="MatheuS Santos" w:date="2026-11-01T23:47:00Z" w16du:dateUtc="2026-11-01T23:47:00Z"/>
+              <w:rFonts w:eastAsiaTheme="minorEastAsia"/>
+              <w:b w:val="0"/>
+              <w:bCs w:val="0"/>
+              <w:noProof/>
+              <w:sz w:val="24"/>
+              <w:szCs w:val="24"/>
+            </w:rPr>
+          </w:pPr>
+          <w:ins w:id="33" w:author="MatheuS Santos" w:date="2026-11-01T23:47:00Z" w16du:dateUtc="2026-11-01T23:47:00Z">
+            <w:r>
+              <w:rPr>
+                <w:rStyle w:val="Hyperlink"/>
+                <w:noProof/>
+              </w:rPr>
+              <w:fldChar w:fldCharType="begin"/>
+            </w:r>
+            <w:r>
+              <w:rPr>
+                <w:rStyle w:val="Hyperlink"/>
+                <w:noProof/>
+              </w:rPr>
+              <w:instrText xml:space="preserve"> </w:instrText>
+            </w:r>
+            <w:r>
+              <w:rPr>
+                <w:noProof/>
+              </w:rPr>
+              <w:instrText>HYPERLINK \l "_Toc244469291"</w:instrText>
+            </w:r>
+            <w:r>
+              <w:rPr>
+                <w:rStyle w:val="Hyperlink"/>
+                <w:noProof/>
+              </w:rPr>
+              <w:instrText xml:space="preserve"> </w:instrText>
+            </w:r>
+            <w:r>
+              <w:rPr>
+                <w:rStyle w:val="Hyperlink"/>
+                <w:noProof/>
+              </w:rPr>
+            </w:r>
+            <w:r>
+              <w:rPr>
+                <w:rStyle w:val="Hyperlink"/>
+                <w:noProof/>
+              </w:rPr>
+              <w:fldChar w:fldCharType="separate"/>
+            </w:r>
+            <w:r>
+              <w:rPr>
+                <w:rStyle w:val="Hyperlink"/>
+                <w:noProof/>
+              </w:rPr>
+              <w:t>2.2 Poisson Distribution</w:t>
+            </w:r>
+            <w:r>
+              <w:rPr>
+                <w:noProof/>
+                <w:webHidden/>
+              </w:rPr>
+              <w:tab/>
+            </w:r>
+            <w:r>
+              <w:rPr>
+                <w:noProof/>
+                <w:webHidden/>
+              </w:rPr>
+              <w:fldChar w:fldCharType="begin"/>
+            </w:r>
+            <w:r>
+              <w:rPr>
+                <w:noProof/>
+                <w:webHidden/>
+              </w:rPr>
+              <w:instrText xml:space="preserve"> PAGEREF _Toc244469291 \h </w:instrText>
+            </w:r>
+          </w:ins>
+          <w:r>
+            <w:rPr>
+              <w:noProof/>
+              <w:webHidden/>
+            </w:rPr>
+          </w:r>
+          <w:ins w:id="34" w:author="MatheuS Santos" w:date="2026-11-01T23:47:00Z" w16du:dateUtc="2026-11-01T23:47:00Z">
+            <w:r>
+              <w:rPr>
+                <w:noProof/>
+                <w:webHidden/>
+              </w:rPr>
+              <w:fldChar w:fldCharType="separate"/>
+            </w:r>
+            <w:r>
+              <w:rPr>
+                <w:noProof/>
+                <w:webHidden/>
+              </w:rPr>
+              <w:t>10</w:t>
+            </w:r>
+            <w:r>
+              <w:rPr>
+                <w:noProof/>
+                <w:webHidden/>
+              </w:rPr>
+              <w:fldChar w:fldCharType="end"/>
+            </w:r>
+            <w:r>
+              <w:rPr>
+                <w:rStyle w:val="Hyperlink"/>
+                <w:noProof/>
+              </w:rPr>
+              <w:fldChar w:fldCharType="end"/>
+            </w:r>
+          </w:ins>
+        </w:p>
+        <w:p>
+          <w:pPr>
+            <w:pStyle w:val="TOC2"/>
+            <w:tabs>
+              <w:tab w:val="right" w:leader="dot" w:pos="9350"/>
+            </w:tabs>
+            <w:rPr>
+              <w:ins w:id="35" w:author="MatheuS Santos" w:date="2026-11-01T23:47:00Z" w16du:dateUtc="2026-11-01T23:47:00Z"/>
+              <w:rFonts w:eastAsiaTheme="minorEastAsia"/>
+              <w:b w:val="0"/>
+              <w:bCs w:val="0"/>
+              <w:noProof/>
+              <w:sz w:val="24"/>
+              <w:szCs w:val="24"/>
+            </w:rPr>
+          </w:pPr>
+          <w:ins w:id="36" w:author="MatheuS Santos" w:date="2026-11-01T23:47:00Z" w16du:dateUtc="2026-11-01T23:47:00Z">
+            <w:r>
+              <w:rPr>
+                <w:rStyle w:val="Hyperlink"/>
+                <w:noProof/>
+              </w:rPr>
+              <w:fldChar w:fldCharType="begin"/>
+            </w:r>
+            <w:r>
+              <w:rPr>
+                <w:rStyle w:val="Hyperlink"/>
+                <w:noProof/>
+              </w:rPr>
+              <w:instrText xml:space="preserve"> </w:instrText>
+            </w:r>
+            <w:r>
+              <w:rPr>
+                <w:noProof/>
+              </w:rPr>
+              <w:instrText>HYPERLINK \l "_Toc244469292"</w:instrText>
+            </w:r>
+            <w:r>
+              <w:rPr>
+                <w:rStyle w:val="Hyperlink"/>
+                <w:noProof/>
+              </w:rPr>
+              <w:instrText xml:space="preserve"> </w:instrText>
+            </w:r>
+            <w:r>
+              <w:rPr>
+                <w:rStyle w:val="Hyperlink"/>
+                <w:noProof/>
+              </w:rPr>
+            </w:r>
+            <w:r>
+              <w:rPr>
+                <w:rStyle w:val="Hyperlink"/>
+                <w:noProof/>
+              </w:rPr>
+              <w:fldChar w:fldCharType="separate"/>
+            </w:r>
+            <w:r>
+              <w:rPr>
+                <w:rStyle w:val="Hyperlink"/>
+                <w:noProof/>
+              </w:rPr>
+              <w:t>2.3 Comparison and Large – Sample Bahaviour</w:t>
+            </w:r>
+            <w:r>
+              <w:rPr>
+                <w:noProof/>
+                <w:webHidden/>
+              </w:rPr>
+              <w:tab/>
+            </w:r>
+            <w:r>
+              <w:rPr>
+                <w:noProof/>
+                <w:webHidden/>
+              </w:rPr>
+              <w:fldChar w:fldCharType="begin"/>
+            </w:r>
+            <w:r>
+              <w:rPr>
+                <w:noProof/>
+                <w:webHidden/>
+              </w:rPr>
+              <w:instrText xml:space="preserve"> PAGEREF _Toc244469292 \h </w:instrText>
+            </w:r>
+          </w:ins>
+          <w:r>
+            <w:rPr>
+              <w:noProof/>
+              <w:webHidden/>
+            </w:rPr>
+          </w:r>
+          <w:ins w:id="37" w:author="MatheuS Santos" w:date="2026-11-01T23:47:00Z" w16du:dateUtc="2026-11-01T23:47:00Z">
+            <w:r>
+              <w:rPr>
+                <w:noProof/>
+                <w:webHidden/>
+              </w:rPr>
+              <w:fldChar w:fldCharType="separate"/>
+            </w:r>
+            <w:r>
+              <w:rPr>
+                <w:noProof/>
+                <w:webHidden/>
+              </w:rPr>
+              <w:t>11</w:t>
+            </w:r>
+            <w:r>
+              <w:rPr>
+                <w:noProof/>
+                <w:webHidden/>
+              </w:rPr>
+              <w:fldChar w:fldCharType="end"/>
+            </w:r>
+            <w:r>
+              <w:rPr>
+                <w:rStyle w:val="Hyperlink"/>
+                <w:noProof/>
+              </w:rPr>
+              <w:fldChar w:fldCharType="end"/>
+            </w:r>
+          </w:ins>
         </w:p>
         <w:p>
           <w:pPr>
@@ -1526,10 +2552,56 @@
               <w:tab w:val="right" w:leader="dot" w:pos="9350"/>
             </w:tabs>
             <w:rPr>
+              <w:ins w:id="38" w:author="MatheuS Santos" w:date="2026-11-01T23:47:00Z" w16du:dateUtc="2026-11-01T23:47:00Z"/>
+              <w:rFonts w:eastAsiaTheme="minorEastAsia"/>
+              <w:b w:val="0"/>
+              <w:bCs w:val="0"/>
+              <w:i w:val="0"/>
+              <w:iCs w:val="0"/>
               <w:noProof/>
             </w:rPr>
           </w:pPr>
-          <w:hyperlink w:anchor="_Toc243817123" w:history="1">
+          <w:ins w:id="39" w:author="MatheuS Santos" w:date="2026-11-01T23:47:00Z" w16du:dateUtc="2026-11-01T23:47:00Z">
+            <w:r>
+              <w:rPr>
+                <w:rStyle w:val="Hyperlink"/>
+                <w:noProof/>
+              </w:rPr>
+              <w:fldChar w:fldCharType="begin"/>
+            </w:r>
+            <w:r>
+              <w:rPr>
+                <w:rStyle w:val="Hyperlink"/>
+                <w:noProof/>
+              </w:rPr>
+              <w:instrText xml:space="preserve"> </w:instrText>
+            </w:r>
+            <w:r>
+              <w:rPr>
+                <w:noProof/>
+              </w:rPr>
+              <w:instrText>HYPERLINK \l "_Toc244469293"</w:instrText>
+            </w:r>
+            <w:r>
+              <w:rPr>
+                <w:rStyle w:val="Hyperlink"/>
+                <w:noProof/>
+              </w:rPr>
+              <w:instrText xml:space="preserve"> </w:instrText>
+            </w:r>
+            <w:r>
+              <w:rPr>
+                <w:rStyle w:val="Hyperlink"/>
+                <w:noProof/>
+              </w:rPr>
+            </w:r>
+            <w:r>
+              <w:rPr>
+                <w:rStyle w:val="Hyperlink"/>
+                <w:noProof/>
+              </w:rPr>
+              <w:fldChar w:fldCharType="separate"/>
+            </w:r>
             <w:r>
               <w:rPr>
                 <w:rStyle w:val="Hyperlink"/>
@@ -1556,14 +2628,16 @@
                 <w:noProof/>
                 <w:webHidden/>
               </w:rPr>
-              <w:instrText xml:space="preserve"> PAGEREF _Toc243817123 \h </w:instrText>
-            </w:r>
-            <w:r>
-              <w:rPr>
-                <w:noProof/>
-                <w:webHidden/>
-              </w:rPr>
-            </w:r>
+              <w:instrText xml:space="preserve"> PAGEREF _Toc244469293 \h </w:instrText>
+            </w:r>
+          </w:ins>
+          <w:r>
+            <w:rPr>
+              <w:noProof/>
+              <w:webHidden/>
+            </w:rPr>
+          </w:r>
+          <w:ins w:id="40" w:author="MatheuS Santos" w:date="2026-11-01T23:47:00Z" w16du:dateUtc="2026-11-01T23:47:00Z">
             <w:r>
               <w:rPr>
                 <w:noProof/>
@@ -1576,7 +2650,7 @@
                 <w:noProof/>
                 <w:webHidden/>
               </w:rPr>
-              <w:t>4</w:t>
+              <w:t>12</w:t>
             </w:r>
             <w:r>
               <w:rPr>
@@ -1585,7 +2659,14 @@
               </w:rPr>
               <w:fldChar w:fldCharType="end"/>
             </w:r>
-          </w:hyperlink>
+            <w:r>
+              <w:rPr>
+                <w:rStyle w:val="Hyperlink"/>
+                <w:noProof/>
+              </w:rPr>
+              <w:fldChar w:fldCharType="end"/>
+            </w:r>
+          </w:ins>
         </w:p>
         <w:p>
           <w:pPr>
@@ -1594,10 +2675,56 @@
               <w:tab w:val="right" w:leader="dot" w:pos="9350"/>
             </w:tabs>
             <w:rPr>
+              <w:ins w:id="41" w:author="MatheuS Santos" w:date="2026-11-01T23:47:00Z" w16du:dateUtc="2026-11-01T23:47:00Z"/>
+              <w:rFonts w:eastAsiaTheme="minorEastAsia"/>
+              <w:b w:val="0"/>
+              <w:bCs w:val="0"/>
+              <w:i w:val="0"/>
+              <w:iCs w:val="0"/>
               <w:noProof/>
             </w:rPr>
           </w:pPr>
-          <w:hyperlink w:anchor="_Toc243817124" w:history="1">
+          <w:ins w:id="42" w:author="MatheuS Santos" w:date="2026-11-01T23:47:00Z" w16du:dateUtc="2026-11-01T23:47:00Z">
+            <w:r>
+              <w:rPr>
+                <w:rStyle w:val="Hyperlink"/>
+                <w:noProof/>
+              </w:rPr>
+              <w:fldChar w:fldCharType="begin"/>
+            </w:r>
+            <w:r>
+              <w:rPr>
+                <w:rStyle w:val="Hyperlink"/>
+                <w:noProof/>
+              </w:rPr>
+              <w:instrText xml:space="preserve"> </w:instrText>
+            </w:r>
+            <w:r>
+              <w:rPr>
+                <w:noProof/>
+              </w:rPr>
+              <w:instrText>HYPERLINK \l "_Toc244469294"</w:instrText>
+            </w:r>
+            <w:r>
+              <w:rPr>
+                <w:rStyle w:val="Hyperlink"/>
+                <w:noProof/>
+              </w:rPr>
+              <w:instrText xml:space="preserve"> </w:instrText>
+            </w:r>
+            <w:r>
+              <w:rPr>
+                <w:rStyle w:val="Hyperlink"/>
+                <w:noProof/>
+              </w:rPr>
+            </w:r>
+            <w:r>
+              <w:rPr>
+                <w:rStyle w:val="Hyperlink"/>
+                <w:noProof/>
+              </w:rPr>
+              <w:fldChar w:fldCharType="separate"/>
+            </w:r>
             <w:r>
               <w:rPr>
                 <w:rStyle w:val="Hyperlink"/>
@@ -1624,14 +2751,16 @@
                 <w:noProof/>
                 <w:webHidden/>
               </w:rPr>
-              <w:instrText xml:space="preserve"> PAGEREF _Toc243817124 \h </w:instrText>
-            </w:r>
-            <w:r>
-              <w:rPr>
-                <w:noProof/>
-                <w:webHidden/>
-              </w:rPr>
-            </w:r>
+              <w:instrText xml:space="preserve"> PAGEREF _Toc244469294 \h </w:instrText>
+            </w:r>
+          </w:ins>
+          <w:r>
+            <w:rPr>
+              <w:noProof/>
+              <w:webHidden/>
+            </w:rPr>
+          </w:r>
+          <w:ins w:id="43" w:author="MatheuS Santos" w:date="2026-11-01T23:47:00Z" w16du:dateUtc="2026-11-01T23:47:00Z">
             <w:r>
               <w:rPr>
                 <w:noProof/>
@@ -1644,7 +2773,7 @@
                 <w:noProof/>
                 <w:webHidden/>
               </w:rPr>
-              <w:t>4</w:t>
+              <w:t>15</w:t>
             </w:r>
             <w:r>
               <w:rPr>
@@ -1653,7 +2782,14 @@
               </w:rPr>
               <w:fldChar w:fldCharType="end"/>
             </w:r>
-          </w:hyperlink>
+            <w:r>
+              <w:rPr>
+                <w:rStyle w:val="Hyperlink"/>
+                <w:noProof/>
+              </w:rPr>
+              <w:fldChar w:fldCharType="end"/>
+            </w:r>
+          </w:ins>
         </w:p>
         <w:p>
           <w:pPr>
@@ -1662,16 +2798,62 @@
               <w:tab w:val="right" w:leader="dot" w:pos="9350"/>
             </w:tabs>
             <w:rPr>
+              <w:ins w:id="44" w:author="MatheuS Santos" w:date="2026-11-01T23:47:00Z" w16du:dateUtc="2026-11-01T23:47:00Z"/>
+              <w:rFonts w:eastAsiaTheme="minorEastAsia"/>
+              <w:b w:val="0"/>
+              <w:bCs w:val="0"/>
+              <w:i w:val="0"/>
+              <w:iCs w:val="0"/>
               <w:noProof/>
             </w:rPr>
           </w:pPr>
-          <w:hyperlink w:anchor="_Toc243817125" w:history="1">
-            <w:r>
-              <w:rPr>
-                <w:rStyle w:val="Hyperlink"/>
-                <w:noProof/>
-              </w:rPr>
-              <w:t>5. Conclusions.</w:t>
+          <w:ins w:id="45" w:author="MatheuS Santos" w:date="2026-11-01T23:47:00Z" w16du:dateUtc="2026-11-01T23:47:00Z">
+            <w:r>
+              <w:rPr>
+                <w:rStyle w:val="Hyperlink"/>
+                <w:noProof/>
+              </w:rPr>
+              <w:fldChar w:fldCharType="begin"/>
+            </w:r>
+            <w:r>
+              <w:rPr>
+                <w:rStyle w:val="Hyperlink"/>
+                <w:noProof/>
+              </w:rPr>
+              <w:instrText xml:space="preserve"> </w:instrText>
+            </w:r>
+            <w:r>
+              <w:rPr>
+                <w:noProof/>
+              </w:rPr>
+              <w:instrText>HYPERLINK \l "_Toc244469295"</w:instrText>
+            </w:r>
+            <w:r>
+              <w:rPr>
+                <w:rStyle w:val="Hyperlink"/>
+                <w:noProof/>
+              </w:rPr>
+              <w:instrText xml:space="preserve"> </w:instrText>
+            </w:r>
+            <w:r>
+              <w:rPr>
+                <w:rStyle w:val="Hyperlink"/>
+                <w:noProof/>
+              </w:rPr>
+            </w:r>
+            <w:r>
+              <w:rPr>
+                <w:rStyle w:val="Hyperlink"/>
+                <w:noProof/>
+              </w:rPr>
+              <w:fldChar w:fldCharType="separate"/>
+            </w:r>
+            <w:r>
+              <w:rPr>
+                <w:rStyle w:val="Hyperlink"/>
+                <w:noProof/>
+              </w:rPr>
+              <w:t>5 Conclusions</w:t>
             </w:r>
             <w:r>
               <w:rPr>
@@ -1692,14 +2874,16 @@
                 <w:noProof/>
                 <w:webHidden/>
               </w:rPr>
-              <w:instrText xml:space="preserve"> PAGEREF _Toc243817125 \h </w:instrText>
-            </w:r>
-            <w:r>
-              <w:rPr>
-                <w:noProof/>
-                <w:webHidden/>
-              </w:rPr>
-            </w:r>
+              <w:instrText xml:space="preserve"> PAGEREF _Toc244469295 \h </w:instrText>
+            </w:r>
+          </w:ins>
+          <w:r>
+            <w:rPr>
+              <w:noProof/>
+              <w:webHidden/>
+            </w:rPr>
+          </w:r>
+          <w:ins w:id="46" w:author="MatheuS Santos" w:date="2026-11-01T23:47:00Z" w16du:dateUtc="2026-11-01T23:47:00Z">
             <w:r>
               <w:rPr>
                 <w:noProof/>
@@ -1712,7 +2896,7 @@
                 <w:noProof/>
                 <w:webHidden/>
               </w:rPr>
-              <w:t>4</w:t>
+              <w:t>16</w:t>
             </w:r>
             <w:r>
               <w:rPr>
@@ -1721,7 +2905,14 @@
               </w:rPr>
               <w:fldChar w:fldCharType="end"/>
             </w:r>
-          </w:hyperlink>
+            <w:r>
+              <w:rPr>
+                <w:rStyle w:val="Hyperlink"/>
+                <w:noProof/>
+              </w:rPr>
+              <w:fldChar w:fldCharType="end"/>
+            </w:r>
+          </w:ins>
         </w:p>
         <w:p>
           <w:pPr>
@@ -1730,10 +2921,56 @@
               <w:tab w:val="right" w:leader="dot" w:pos="9350"/>
             </w:tabs>
             <w:rPr>
+              <w:ins w:id="47" w:author="MatheuS Santos" w:date="2026-11-01T23:47:00Z" w16du:dateUtc="2026-11-01T23:47:00Z"/>
+              <w:rFonts w:eastAsiaTheme="minorEastAsia"/>
+              <w:b w:val="0"/>
+              <w:bCs w:val="0"/>
+              <w:i w:val="0"/>
+              <w:iCs w:val="0"/>
               <w:noProof/>
             </w:rPr>
           </w:pPr>
-          <w:hyperlink w:anchor="_Toc243817126" w:history="1">
+          <w:ins w:id="48" w:author="MatheuS Santos" w:date="2026-11-01T23:47:00Z" w16du:dateUtc="2026-11-01T23:47:00Z">
+            <w:r>
+              <w:rPr>
+                <w:rStyle w:val="Hyperlink"/>
+                <w:noProof/>
+              </w:rPr>
+              <w:fldChar w:fldCharType="begin"/>
+            </w:r>
+            <w:r>
+              <w:rPr>
+                <w:rStyle w:val="Hyperlink"/>
+                <w:noProof/>
+              </w:rPr>
+              <w:instrText xml:space="preserve"> </w:instrText>
+            </w:r>
+            <w:r>
+              <w:rPr>
+                <w:noProof/>
+              </w:rPr>
+              <w:instrText>HYPERLINK \l "_Toc244469296"</w:instrText>
+            </w:r>
+            <w:r>
+              <w:rPr>
+                <w:rStyle w:val="Hyperlink"/>
+                <w:noProof/>
+              </w:rPr>
+              <w:instrText xml:space="preserve"> </w:instrText>
+            </w:r>
+            <w:r>
+              <w:rPr>
+                <w:rStyle w:val="Hyperlink"/>
+                <w:noProof/>
+              </w:rPr>
+            </w:r>
+            <w:r>
+              <w:rPr>
+                <w:rStyle w:val="Hyperlink"/>
+                <w:noProof/>
+              </w:rPr>
+              <w:fldChar w:fldCharType="separate"/>
+            </w:r>
             <w:r>
               <w:rPr>
                 <w:rStyle w:val="Hyperlink"/>
@@ -1760,14 +2997,16 @@
                 <w:noProof/>
                 <w:webHidden/>
               </w:rPr>
-              <w:instrText xml:space="preserve"> PAGEREF _Toc243817126 \h </w:instrText>
-            </w:r>
-            <w:r>
-              <w:rPr>
-                <w:noProof/>
-                <w:webHidden/>
-              </w:rPr>
-            </w:r>
+              <w:instrText xml:space="preserve"> PAGEREF _Toc244469296 \h </w:instrText>
+            </w:r>
+          </w:ins>
+          <w:r>
+            <w:rPr>
+              <w:noProof/>
+              <w:webHidden/>
+            </w:rPr>
+          </w:r>
+          <w:ins w:id="49" w:author="MatheuS Santos" w:date="2026-11-01T23:47:00Z" w16du:dateUtc="2026-11-01T23:47:00Z">
             <w:r>
               <w:rPr>
                 <w:noProof/>
@@ -1780,7 +3019,7 @@
                 <w:noProof/>
                 <w:webHidden/>
               </w:rPr>
-              <w:t>4</w:t>
+              <w:t>17</w:t>
             </w:r>
             <w:r>
               <w:rPr>
@@ -1789,7 +3028,14 @@
               </w:rPr>
               <w:fldChar w:fldCharType="end"/>
             </w:r>
-          </w:hyperlink>
+            <w:r>
+              <w:rPr>
+                <w:rStyle w:val="Hyperlink"/>
+                <w:noProof/>
+              </w:rPr>
+              <w:fldChar w:fldCharType="end"/>
+            </w:r>
+          </w:ins>
         </w:p>
         <w:p>
           <w:pPr>
@@ -1798,10 +3044,56 @@
               <w:tab w:val="right" w:leader="dot" w:pos="9350"/>
             </w:tabs>
             <w:rPr>
+              <w:ins w:id="50" w:author="MatheuS Santos" w:date="2026-11-01T23:47:00Z" w16du:dateUtc="2026-11-01T23:47:00Z"/>
+              <w:rFonts w:eastAsiaTheme="minorEastAsia"/>
+              <w:b w:val="0"/>
+              <w:bCs w:val="0"/>
+              <w:i w:val="0"/>
+              <w:iCs w:val="0"/>
               <w:noProof/>
             </w:rPr>
           </w:pPr>
-          <w:hyperlink w:anchor="_Toc243817127" w:history="1">
+          <w:ins w:id="51" w:author="MatheuS Santos" w:date="2026-11-01T23:47:00Z" w16du:dateUtc="2026-11-01T23:47:00Z">
+            <w:r>
+              <w:rPr>
+                <w:rStyle w:val="Hyperlink"/>
+                <w:noProof/>
+              </w:rPr>
+              <w:fldChar w:fldCharType="begin"/>
+            </w:r>
+            <w:r>
+              <w:rPr>
+                <w:rStyle w:val="Hyperlink"/>
+                <w:noProof/>
+              </w:rPr>
+              <w:instrText xml:space="preserve"> </w:instrText>
+            </w:r>
+            <w:r>
+              <w:rPr>
+                <w:noProof/>
+              </w:rPr>
+              <w:instrText>HYPERLINK \l "_Toc244469297"</w:instrText>
+            </w:r>
+            <w:r>
+              <w:rPr>
+                <w:rStyle w:val="Hyperlink"/>
+                <w:noProof/>
+              </w:rPr>
+              <w:instrText xml:space="preserve"> </w:instrText>
+            </w:r>
+            <w:r>
+              <w:rPr>
+                <w:rStyle w:val="Hyperlink"/>
+                <w:noProof/>
+              </w:rPr>
+            </w:r>
+            <w:r>
+              <w:rPr>
+                <w:rStyle w:val="Hyperlink"/>
+                <w:noProof/>
+              </w:rPr>
+              <w:fldChar w:fldCharType="separate"/>
+            </w:r>
             <w:r>
               <w:rPr>
                 <w:rStyle w:val="Hyperlink"/>
@@ -1828,14 +3120,16 @@
                 <w:noProof/>
                 <w:webHidden/>
               </w:rPr>
-              <w:instrText xml:space="preserve"> PAGEREF _Toc243817127 \h </w:instrText>
-            </w:r>
-            <w:r>
-              <w:rPr>
-                <w:noProof/>
-                <w:webHidden/>
-              </w:rPr>
-            </w:r>
+              <w:instrText xml:space="preserve"> PAGEREF _Toc244469297 \h </w:instrText>
+            </w:r>
+          </w:ins>
+          <w:r>
+            <w:rPr>
+              <w:noProof/>
+              <w:webHidden/>
+            </w:rPr>
+          </w:r>
+          <w:ins w:id="52" w:author="MatheuS Santos" w:date="2026-11-01T23:47:00Z" w16du:dateUtc="2026-11-01T23:47:00Z">
             <w:r>
               <w:rPr>
                 <w:noProof/>
@@ -1848,7 +3142,7 @@
                 <w:noProof/>
                 <w:webHidden/>
               </w:rPr>
-              <w:t>4</w:t>
+              <w:t>19</w:t>
             </w:r>
             <w:r>
               <w:rPr>
@@ -1857,15 +3151,1141 @@
               </w:rPr>
               <w:fldChar w:fldCharType="end"/>
             </w:r>
-          </w:hyperlink>
+            <w:r>
+              <w:rPr>
+                <w:rStyle w:val="Hyperlink"/>
+                <w:noProof/>
+              </w:rPr>
+              <w:fldChar w:fldCharType="end"/>
+            </w:r>
+          </w:ins>
+        </w:p>
+        <w:p>
+          <w:pPr>
+            <w:pStyle w:val="TOC2"/>
+            <w:tabs>
+              <w:tab w:val="right" w:leader="dot" w:pos="9350"/>
+            </w:tabs>
+            <w:rPr>
+              <w:ins w:id="53" w:author="MatheuS Santos" w:date="2026-11-01T23:47:00Z" w16du:dateUtc="2026-11-01T23:47:00Z"/>
+              <w:rFonts w:eastAsiaTheme="minorEastAsia"/>
+              <w:b w:val="0"/>
+              <w:bCs w:val="0"/>
+              <w:noProof/>
+              <w:sz w:val="24"/>
+              <w:szCs w:val="24"/>
+            </w:rPr>
+          </w:pPr>
+          <w:ins w:id="54" w:author="MatheuS Santos" w:date="2026-11-01T23:47:00Z" w16du:dateUtc="2026-11-01T23:47:00Z">
+            <w:r>
+              <w:rPr>
+                <w:rStyle w:val="Hyperlink"/>
+                <w:noProof/>
+              </w:rPr>
+              <w:fldChar w:fldCharType="begin"/>
+            </w:r>
+            <w:r>
+              <w:rPr>
+                <w:rStyle w:val="Hyperlink"/>
+                <w:noProof/>
+              </w:rPr>
+              <w:instrText xml:space="preserve"> </w:instrText>
+            </w:r>
+            <w:r>
+              <w:rPr>
+                <w:noProof/>
+              </w:rPr>
+              <w:instrText>HYPERLINK \l "_Toc244469298"</w:instrText>
+            </w:r>
+            <w:r>
+              <w:rPr>
+                <w:rStyle w:val="Hyperlink"/>
+                <w:noProof/>
+              </w:rPr>
+              <w:instrText xml:space="preserve"> </w:instrText>
+            </w:r>
+            <w:r>
+              <w:rPr>
+                <w:rStyle w:val="Hyperlink"/>
+                <w:noProof/>
+              </w:rPr>
+            </w:r>
+            <w:r>
+              <w:rPr>
+                <w:rStyle w:val="Hyperlink"/>
+                <w:noProof/>
+              </w:rPr>
+              <w:fldChar w:fldCharType="separate"/>
+            </w:r>
+            <w:r>
+              <w:rPr>
+                <w:rStyle w:val="Hyperlink"/>
+                <w:noProof/>
+              </w:rPr>
+              <w:t>A.1 AI Tools Used</w:t>
+            </w:r>
+            <w:r>
+              <w:rPr>
+                <w:noProof/>
+                <w:webHidden/>
+              </w:rPr>
+              <w:tab/>
+            </w:r>
+            <w:r>
+              <w:rPr>
+                <w:noProof/>
+                <w:webHidden/>
+              </w:rPr>
+              <w:fldChar w:fldCharType="begin"/>
+            </w:r>
+            <w:r>
+              <w:rPr>
+                <w:noProof/>
+                <w:webHidden/>
+              </w:rPr>
+              <w:instrText xml:space="preserve"> PAGEREF _Toc244469298 \h </w:instrText>
+            </w:r>
+          </w:ins>
+          <w:r>
+            <w:rPr>
+              <w:noProof/>
+              <w:webHidden/>
+            </w:rPr>
+          </w:r>
+          <w:ins w:id="55" w:author="MatheuS Santos" w:date="2026-11-01T23:47:00Z" w16du:dateUtc="2026-11-01T23:47:00Z">
+            <w:r>
+              <w:rPr>
+                <w:noProof/>
+                <w:webHidden/>
+              </w:rPr>
+              <w:fldChar w:fldCharType="separate"/>
+            </w:r>
+            <w:r>
+              <w:rPr>
+                <w:noProof/>
+                <w:webHidden/>
+              </w:rPr>
+              <w:t>19</w:t>
+            </w:r>
+            <w:r>
+              <w:rPr>
+                <w:noProof/>
+                <w:webHidden/>
+              </w:rPr>
+              <w:fldChar w:fldCharType="end"/>
+            </w:r>
+            <w:r>
+              <w:rPr>
+                <w:rStyle w:val="Hyperlink"/>
+                <w:noProof/>
+              </w:rPr>
+              <w:fldChar w:fldCharType="end"/>
+            </w:r>
+          </w:ins>
+        </w:p>
+        <w:p>
+          <w:pPr>
+            <w:pStyle w:val="TOC2"/>
+            <w:tabs>
+              <w:tab w:val="right" w:leader="dot" w:pos="9350"/>
+            </w:tabs>
+            <w:rPr>
+              <w:ins w:id="56" w:author="MatheuS Santos" w:date="2026-11-01T23:47:00Z" w16du:dateUtc="2026-11-01T23:47:00Z"/>
+              <w:rFonts w:eastAsiaTheme="minorEastAsia"/>
+              <w:b w:val="0"/>
+              <w:bCs w:val="0"/>
+              <w:noProof/>
+              <w:sz w:val="24"/>
+              <w:szCs w:val="24"/>
+            </w:rPr>
+          </w:pPr>
+          <w:ins w:id="57" w:author="MatheuS Santos" w:date="2026-11-01T23:47:00Z" w16du:dateUtc="2026-11-01T23:47:00Z">
+            <w:r>
+              <w:rPr>
+                <w:rStyle w:val="Hyperlink"/>
+                <w:noProof/>
+              </w:rPr>
+              <w:fldChar w:fldCharType="begin"/>
+            </w:r>
+            <w:r>
+              <w:rPr>
+                <w:rStyle w:val="Hyperlink"/>
+                <w:noProof/>
+              </w:rPr>
+              <w:instrText xml:space="preserve"> </w:instrText>
+            </w:r>
+            <w:r>
+              <w:rPr>
+                <w:noProof/>
+              </w:rPr>
+              <w:instrText>HYPERLINK \l "_Toc244469299"</w:instrText>
+            </w:r>
+            <w:r>
+              <w:rPr>
+                <w:rStyle w:val="Hyperlink"/>
+                <w:noProof/>
+              </w:rPr>
+              <w:instrText xml:space="preserve"> </w:instrText>
+            </w:r>
+            <w:r>
+              <w:rPr>
+                <w:rStyle w:val="Hyperlink"/>
+                <w:noProof/>
+              </w:rPr>
+            </w:r>
+            <w:r>
+              <w:rPr>
+                <w:rStyle w:val="Hyperlink"/>
+                <w:noProof/>
+              </w:rPr>
+              <w:fldChar w:fldCharType="separate"/>
+            </w:r>
+            <w:r>
+              <w:rPr>
+                <w:rStyle w:val="Hyperlink"/>
+                <w:noProof/>
+              </w:rPr>
+              <w:t>A.2 AI Fluency Framework</w:t>
+            </w:r>
+            <w:r>
+              <w:rPr>
+                <w:noProof/>
+                <w:webHidden/>
+              </w:rPr>
+              <w:tab/>
+            </w:r>
+            <w:r>
+              <w:rPr>
+                <w:noProof/>
+                <w:webHidden/>
+              </w:rPr>
+              <w:fldChar w:fldCharType="begin"/>
+            </w:r>
+            <w:r>
+              <w:rPr>
+                <w:noProof/>
+                <w:webHidden/>
+              </w:rPr>
+              <w:instrText xml:space="preserve"> PAGEREF _Toc244469299 \h </w:instrText>
+            </w:r>
+          </w:ins>
+          <w:r>
+            <w:rPr>
+              <w:noProof/>
+              <w:webHidden/>
+            </w:rPr>
+          </w:r>
+          <w:ins w:id="58" w:author="MatheuS Santos" w:date="2026-11-01T23:47:00Z" w16du:dateUtc="2026-11-01T23:47:00Z">
+            <w:r>
+              <w:rPr>
+                <w:noProof/>
+                <w:webHidden/>
+              </w:rPr>
+              <w:fldChar w:fldCharType="separate"/>
+            </w:r>
+            <w:r>
+              <w:rPr>
+                <w:noProof/>
+                <w:webHidden/>
+              </w:rPr>
+              <w:t>19</w:t>
+            </w:r>
+            <w:r>
+              <w:rPr>
+                <w:noProof/>
+                <w:webHidden/>
+              </w:rPr>
+              <w:fldChar w:fldCharType="end"/>
+            </w:r>
+            <w:r>
+              <w:rPr>
+                <w:rStyle w:val="Hyperlink"/>
+                <w:noProof/>
+              </w:rPr>
+              <w:fldChar w:fldCharType="end"/>
+            </w:r>
+          </w:ins>
+        </w:p>
+        <w:p>
+          <w:pPr>
+            <w:pStyle w:val="TOC3"/>
+            <w:tabs>
+              <w:tab w:val="right" w:leader="dot" w:pos="9350"/>
+            </w:tabs>
+            <w:rPr>
+              <w:ins w:id="59" w:author="MatheuS Santos" w:date="2026-11-01T23:47:00Z" w16du:dateUtc="2026-11-01T23:47:00Z"/>
+              <w:rFonts w:eastAsiaTheme="minorEastAsia"/>
+              <w:noProof/>
+              <w:sz w:val="24"/>
+              <w:szCs w:val="24"/>
+            </w:rPr>
+          </w:pPr>
+          <w:ins w:id="60" w:author="MatheuS Santos" w:date="2026-11-01T23:47:00Z" w16du:dateUtc="2026-11-01T23:47:00Z">
+            <w:r>
+              <w:rPr>
+                <w:rStyle w:val="Hyperlink"/>
+                <w:noProof/>
+              </w:rPr>
+              <w:fldChar w:fldCharType="begin"/>
+            </w:r>
+            <w:r>
+              <w:rPr>
+                <w:rStyle w:val="Hyperlink"/>
+                <w:noProof/>
+              </w:rPr>
+              <w:instrText xml:space="preserve"> </w:instrText>
+            </w:r>
+            <w:r>
+              <w:rPr>
+                <w:noProof/>
+              </w:rPr>
+              <w:instrText>HYPERLINK \l "_Toc244469300"</w:instrText>
+            </w:r>
+            <w:r>
+              <w:rPr>
+                <w:rStyle w:val="Hyperlink"/>
+                <w:noProof/>
+              </w:rPr>
+              <w:instrText xml:space="preserve"> </w:instrText>
+            </w:r>
+            <w:r>
+              <w:rPr>
+                <w:rStyle w:val="Hyperlink"/>
+                <w:noProof/>
+              </w:rPr>
+            </w:r>
+            <w:r>
+              <w:rPr>
+                <w:rStyle w:val="Hyperlink"/>
+                <w:noProof/>
+              </w:rPr>
+              <w:fldChar w:fldCharType="separate"/>
+            </w:r>
+            <w:r>
+              <w:rPr>
+                <w:rStyle w:val="Hyperlink"/>
+                <w:noProof/>
+              </w:rPr>
+              <w:t>1. Delegation – Deciding When and Why to Use AI</w:t>
+            </w:r>
+            <w:r>
+              <w:rPr>
+                <w:noProof/>
+                <w:webHidden/>
+              </w:rPr>
+              <w:tab/>
+            </w:r>
+            <w:r>
+              <w:rPr>
+                <w:noProof/>
+                <w:webHidden/>
+              </w:rPr>
+              <w:fldChar w:fldCharType="begin"/>
+            </w:r>
+            <w:r>
+              <w:rPr>
+                <w:noProof/>
+                <w:webHidden/>
+              </w:rPr>
+              <w:instrText xml:space="preserve"> PAGEREF _Toc244469300 \h </w:instrText>
+            </w:r>
+          </w:ins>
+          <w:r>
+            <w:rPr>
+              <w:noProof/>
+              <w:webHidden/>
+            </w:rPr>
+          </w:r>
+          <w:ins w:id="61" w:author="MatheuS Santos" w:date="2026-11-01T23:47:00Z" w16du:dateUtc="2026-11-01T23:47:00Z">
+            <w:r>
+              <w:rPr>
+                <w:noProof/>
+                <w:webHidden/>
+              </w:rPr>
+              <w:fldChar w:fldCharType="separate"/>
+            </w:r>
+            <w:r>
+              <w:rPr>
+                <w:noProof/>
+                <w:webHidden/>
+              </w:rPr>
+              <w:t>19</w:t>
+            </w:r>
+            <w:r>
+              <w:rPr>
+                <w:noProof/>
+                <w:webHidden/>
+              </w:rPr>
+              <w:fldChar w:fldCharType="end"/>
+            </w:r>
+            <w:r>
+              <w:rPr>
+                <w:rStyle w:val="Hyperlink"/>
+                <w:noProof/>
+              </w:rPr>
+              <w:fldChar w:fldCharType="end"/>
+            </w:r>
+          </w:ins>
+        </w:p>
+        <w:p>
+          <w:pPr>
+            <w:pStyle w:val="TOC3"/>
+            <w:tabs>
+              <w:tab w:val="right" w:leader="dot" w:pos="9350"/>
+            </w:tabs>
+            <w:rPr>
+              <w:ins w:id="62" w:author="MatheuS Santos" w:date="2026-11-01T23:47:00Z" w16du:dateUtc="2026-11-01T23:47:00Z"/>
+              <w:rFonts w:eastAsiaTheme="minorEastAsia"/>
+              <w:noProof/>
+              <w:sz w:val="24"/>
+              <w:szCs w:val="24"/>
+            </w:rPr>
+          </w:pPr>
+          <w:ins w:id="63" w:author="MatheuS Santos" w:date="2026-11-01T23:47:00Z" w16du:dateUtc="2026-11-01T23:47:00Z">
+            <w:r>
+              <w:rPr>
+                <w:rStyle w:val="Hyperlink"/>
+                <w:noProof/>
+              </w:rPr>
+              <w:fldChar w:fldCharType="begin"/>
+            </w:r>
+            <w:r>
+              <w:rPr>
+                <w:rStyle w:val="Hyperlink"/>
+                <w:noProof/>
+              </w:rPr>
+              <w:instrText xml:space="preserve"> </w:instrText>
+            </w:r>
+            <w:r>
+              <w:rPr>
+                <w:noProof/>
+              </w:rPr>
+              <w:instrText>HYPERLINK \l "_Toc244469301"</w:instrText>
+            </w:r>
+            <w:r>
+              <w:rPr>
+                <w:rStyle w:val="Hyperlink"/>
+                <w:noProof/>
+              </w:rPr>
+              <w:instrText xml:space="preserve"> </w:instrText>
+            </w:r>
+            <w:r>
+              <w:rPr>
+                <w:rStyle w:val="Hyperlink"/>
+                <w:noProof/>
+              </w:rPr>
+            </w:r>
+            <w:r>
+              <w:rPr>
+                <w:rStyle w:val="Hyperlink"/>
+                <w:noProof/>
+              </w:rPr>
+              <w:fldChar w:fldCharType="separate"/>
+            </w:r>
+            <w:r>
+              <w:rPr>
+                <w:rStyle w:val="Hyperlink"/>
+                <w:noProof/>
+              </w:rPr>
+              <w:t>2. Description – How I Prompted the AI</w:t>
+            </w:r>
+            <w:r>
+              <w:rPr>
+                <w:noProof/>
+                <w:webHidden/>
+              </w:rPr>
+              <w:tab/>
+            </w:r>
+            <w:r>
+              <w:rPr>
+                <w:noProof/>
+                <w:webHidden/>
+              </w:rPr>
+              <w:fldChar w:fldCharType="begin"/>
+            </w:r>
+            <w:r>
+              <w:rPr>
+                <w:noProof/>
+                <w:webHidden/>
+              </w:rPr>
+              <w:instrText xml:space="preserve"> PAGEREF _Toc244469301 \h </w:instrText>
+            </w:r>
+          </w:ins>
+          <w:r>
+            <w:rPr>
+              <w:noProof/>
+              <w:webHidden/>
+            </w:rPr>
+          </w:r>
+          <w:ins w:id="64" w:author="MatheuS Santos" w:date="2026-11-01T23:47:00Z" w16du:dateUtc="2026-11-01T23:47:00Z">
+            <w:r>
+              <w:rPr>
+                <w:noProof/>
+                <w:webHidden/>
+              </w:rPr>
+              <w:fldChar w:fldCharType="separate"/>
+            </w:r>
+            <w:r>
+              <w:rPr>
+                <w:noProof/>
+                <w:webHidden/>
+              </w:rPr>
+              <w:t>19</w:t>
+            </w:r>
+            <w:r>
+              <w:rPr>
+                <w:noProof/>
+                <w:webHidden/>
+              </w:rPr>
+              <w:fldChar w:fldCharType="end"/>
+            </w:r>
+            <w:r>
+              <w:rPr>
+                <w:rStyle w:val="Hyperlink"/>
+                <w:noProof/>
+              </w:rPr>
+              <w:fldChar w:fldCharType="end"/>
+            </w:r>
+          </w:ins>
+        </w:p>
+        <w:p>
+          <w:pPr>
+            <w:pStyle w:val="TOC3"/>
+            <w:tabs>
+              <w:tab w:val="right" w:leader="dot" w:pos="9350"/>
+            </w:tabs>
+            <w:rPr>
+              <w:ins w:id="65" w:author="MatheuS Santos" w:date="2026-11-01T23:47:00Z" w16du:dateUtc="2026-11-01T23:47:00Z"/>
+              <w:rFonts w:eastAsiaTheme="minorEastAsia"/>
+              <w:noProof/>
+              <w:sz w:val="24"/>
+              <w:szCs w:val="24"/>
+            </w:rPr>
+          </w:pPr>
+          <w:ins w:id="66" w:author="MatheuS Santos" w:date="2026-11-01T23:47:00Z" w16du:dateUtc="2026-11-01T23:47:00Z">
+            <w:r>
+              <w:rPr>
+                <w:rStyle w:val="Hyperlink"/>
+                <w:noProof/>
+              </w:rPr>
+              <w:fldChar w:fldCharType="begin"/>
+            </w:r>
+            <w:r>
+              <w:rPr>
+                <w:rStyle w:val="Hyperlink"/>
+                <w:noProof/>
+              </w:rPr>
+              <w:instrText xml:space="preserve"> </w:instrText>
+            </w:r>
+            <w:r>
+              <w:rPr>
+                <w:noProof/>
+              </w:rPr>
+              <w:instrText>HYPERLINK \l "_Toc244469302"</w:instrText>
+            </w:r>
+            <w:r>
+              <w:rPr>
+                <w:rStyle w:val="Hyperlink"/>
+                <w:noProof/>
+              </w:rPr>
+              <w:instrText xml:space="preserve"> </w:instrText>
+            </w:r>
+            <w:r>
+              <w:rPr>
+                <w:rStyle w:val="Hyperlink"/>
+                <w:noProof/>
+              </w:rPr>
+            </w:r>
+            <w:r>
+              <w:rPr>
+                <w:rStyle w:val="Hyperlink"/>
+                <w:noProof/>
+              </w:rPr>
+              <w:fldChar w:fldCharType="separate"/>
+            </w:r>
+            <w:r>
+              <w:rPr>
+                <w:rStyle w:val="Hyperlink"/>
+                <w:noProof/>
+              </w:rPr>
+              <w:t>3. Discernment – Evaluating AI Outputs</w:t>
+            </w:r>
+            <w:r>
+              <w:rPr>
+                <w:noProof/>
+                <w:webHidden/>
+              </w:rPr>
+              <w:tab/>
+            </w:r>
+            <w:r>
+              <w:rPr>
+                <w:noProof/>
+                <w:webHidden/>
+              </w:rPr>
+              <w:fldChar w:fldCharType="begin"/>
+            </w:r>
+            <w:r>
+              <w:rPr>
+                <w:noProof/>
+                <w:webHidden/>
+              </w:rPr>
+              <w:instrText xml:space="preserve"> PAGEREF _Toc244469302 \h </w:instrText>
+            </w:r>
+          </w:ins>
+          <w:r>
+            <w:rPr>
+              <w:noProof/>
+              <w:webHidden/>
+            </w:rPr>
+          </w:r>
+          <w:ins w:id="67" w:author="MatheuS Santos" w:date="2026-11-01T23:47:00Z" w16du:dateUtc="2026-11-01T23:47:00Z">
+            <w:r>
+              <w:rPr>
+                <w:noProof/>
+                <w:webHidden/>
+              </w:rPr>
+              <w:fldChar w:fldCharType="separate"/>
+            </w:r>
+            <w:r>
+              <w:rPr>
+                <w:noProof/>
+                <w:webHidden/>
+              </w:rPr>
+              <w:t>20</w:t>
+            </w:r>
+            <w:r>
+              <w:rPr>
+                <w:noProof/>
+                <w:webHidden/>
+              </w:rPr>
+              <w:fldChar w:fldCharType="end"/>
+            </w:r>
+            <w:r>
+              <w:rPr>
+                <w:rStyle w:val="Hyperlink"/>
+                <w:noProof/>
+              </w:rPr>
+              <w:fldChar w:fldCharType="end"/>
+            </w:r>
+          </w:ins>
+        </w:p>
+        <w:p>
+          <w:pPr>
+            <w:pStyle w:val="TOC3"/>
+            <w:tabs>
+              <w:tab w:val="right" w:leader="dot" w:pos="9350"/>
+            </w:tabs>
+            <w:rPr>
+              <w:ins w:id="68" w:author="MatheuS Santos" w:date="2026-11-01T23:47:00Z" w16du:dateUtc="2026-11-01T23:47:00Z"/>
+              <w:rFonts w:eastAsiaTheme="minorEastAsia"/>
+              <w:noProof/>
+              <w:sz w:val="24"/>
+              <w:szCs w:val="24"/>
+            </w:rPr>
+          </w:pPr>
+          <w:ins w:id="69" w:author="MatheuS Santos" w:date="2026-11-01T23:47:00Z" w16du:dateUtc="2026-11-01T23:47:00Z">
+            <w:r>
+              <w:rPr>
+                <w:rStyle w:val="Hyperlink"/>
+                <w:noProof/>
+              </w:rPr>
+              <w:fldChar w:fldCharType="begin"/>
+            </w:r>
+            <w:r>
+              <w:rPr>
+                <w:rStyle w:val="Hyperlink"/>
+                <w:noProof/>
+              </w:rPr>
+              <w:instrText xml:space="preserve"> </w:instrText>
+            </w:r>
+            <w:r>
+              <w:rPr>
+                <w:noProof/>
+              </w:rPr>
+              <w:instrText>HYPERLINK \l "_Toc244469303"</w:instrText>
+            </w:r>
+            <w:r>
+              <w:rPr>
+                <w:rStyle w:val="Hyperlink"/>
+                <w:noProof/>
+              </w:rPr>
+              <w:instrText xml:space="preserve"> </w:instrText>
+            </w:r>
+            <w:r>
+              <w:rPr>
+                <w:rStyle w:val="Hyperlink"/>
+                <w:noProof/>
+              </w:rPr>
+            </w:r>
+            <w:r>
+              <w:rPr>
+                <w:rStyle w:val="Hyperlink"/>
+                <w:noProof/>
+              </w:rPr>
+              <w:fldChar w:fldCharType="separate"/>
+            </w:r>
+            <w:r>
+              <w:rPr>
+                <w:rStyle w:val="Hyperlink"/>
+                <w:noProof/>
+              </w:rPr>
+              <w:t>4. Diligence – Responsible Use of AI</w:t>
+            </w:r>
+            <w:r>
+              <w:rPr>
+                <w:noProof/>
+                <w:webHidden/>
+              </w:rPr>
+              <w:tab/>
+            </w:r>
+            <w:r>
+              <w:rPr>
+                <w:noProof/>
+                <w:webHidden/>
+              </w:rPr>
+              <w:fldChar w:fldCharType="begin"/>
+            </w:r>
+            <w:r>
+              <w:rPr>
+                <w:noProof/>
+                <w:webHidden/>
+              </w:rPr>
+              <w:instrText xml:space="preserve"> PAGEREF _Toc244469303 \h </w:instrText>
+            </w:r>
+          </w:ins>
+          <w:r>
+            <w:rPr>
+              <w:noProof/>
+              <w:webHidden/>
+            </w:rPr>
+          </w:r>
+          <w:ins w:id="70" w:author="MatheuS Santos" w:date="2026-11-01T23:47:00Z" w16du:dateUtc="2026-11-01T23:47:00Z">
+            <w:r>
+              <w:rPr>
+                <w:noProof/>
+                <w:webHidden/>
+              </w:rPr>
+              <w:fldChar w:fldCharType="separate"/>
+            </w:r>
+            <w:r>
+              <w:rPr>
+                <w:noProof/>
+                <w:webHidden/>
+              </w:rPr>
+              <w:t>20</w:t>
+            </w:r>
+            <w:r>
+              <w:rPr>
+                <w:noProof/>
+                <w:webHidden/>
+              </w:rPr>
+              <w:fldChar w:fldCharType="end"/>
+            </w:r>
+            <w:r>
+              <w:rPr>
+                <w:rStyle w:val="Hyperlink"/>
+                <w:noProof/>
+              </w:rPr>
+              <w:fldChar w:fldCharType="end"/>
+            </w:r>
+          </w:ins>
+        </w:p>
+        <w:p>
+          <w:pPr>
+            <w:pStyle w:val="TOC2"/>
+            <w:tabs>
+              <w:tab w:val="right" w:leader="dot" w:pos="9350"/>
+            </w:tabs>
+            <w:rPr>
+              <w:ins w:id="71" w:author="MatheuS Santos" w:date="2026-11-01T23:47:00Z" w16du:dateUtc="2026-11-01T23:47:00Z"/>
+              <w:rFonts w:eastAsiaTheme="minorEastAsia"/>
+              <w:b w:val="0"/>
+              <w:bCs w:val="0"/>
+              <w:noProof/>
+              <w:sz w:val="24"/>
+              <w:szCs w:val="24"/>
+            </w:rPr>
+          </w:pPr>
+          <w:ins w:id="72" w:author="MatheuS Santos" w:date="2026-11-01T23:47:00Z" w16du:dateUtc="2026-11-01T23:47:00Z">
+            <w:r>
+              <w:rPr>
+                <w:rStyle w:val="Hyperlink"/>
+                <w:noProof/>
+              </w:rPr>
+              <w:fldChar w:fldCharType="begin"/>
+            </w:r>
+            <w:r>
+              <w:rPr>
+                <w:rStyle w:val="Hyperlink"/>
+                <w:noProof/>
+              </w:rPr>
+              <w:instrText xml:space="preserve"> </w:instrText>
+            </w:r>
+            <w:r>
+              <w:rPr>
+                <w:noProof/>
+              </w:rPr>
+              <w:instrText>HYPERLINK \l "_Toc244469304"</w:instrText>
+            </w:r>
+            <w:r>
+              <w:rPr>
+                <w:rStyle w:val="Hyperlink"/>
+                <w:noProof/>
+              </w:rPr>
+              <w:instrText xml:space="preserve"> </w:instrText>
+            </w:r>
+            <w:r>
+              <w:rPr>
+                <w:rStyle w:val="Hyperlink"/>
+                <w:noProof/>
+              </w:rPr>
+            </w:r>
+            <w:r>
+              <w:rPr>
+                <w:rStyle w:val="Hyperlink"/>
+                <w:noProof/>
+              </w:rPr>
+              <w:fldChar w:fldCharType="separate"/>
+            </w:r>
+            <w:r>
+              <w:rPr>
+                <w:rStyle w:val="Hyperlink"/>
+                <w:noProof/>
+              </w:rPr>
+              <w:t>A.3 Summary of AI Contributions</w:t>
+            </w:r>
+            <w:r>
+              <w:rPr>
+                <w:noProof/>
+                <w:webHidden/>
+              </w:rPr>
+              <w:tab/>
+            </w:r>
+            <w:r>
+              <w:rPr>
+                <w:noProof/>
+                <w:webHidden/>
+              </w:rPr>
+              <w:fldChar w:fldCharType="begin"/>
+            </w:r>
+            <w:r>
+              <w:rPr>
+                <w:noProof/>
+                <w:webHidden/>
+              </w:rPr>
+              <w:instrText xml:space="preserve"> PAGEREF _Toc244469304 \h </w:instrText>
+            </w:r>
+          </w:ins>
+          <w:r>
+            <w:rPr>
+              <w:noProof/>
+              <w:webHidden/>
+            </w:rPr>
+          </w:r>
+          <w:ins w:id="73" w:author="MatheuS Santos" w:date="2026-11-01T23:47:00Z" w16du:dateUtc="2026-11-01T23:47:00Z">
+            <w:r>
+              <w:rPr>
+                <w:noProof/>
+                <w:webHidden/>
+              </w:rPr>
+              <w:fldChar w:fldCharType="separate"/>
+            </w:r>
+            <w:r>
+              <w:rPr>
+                <w:noProof/>
+                <w:webHidden/>
+              </w:rPr>
+              <w:t>20</w:t>
+            </w:r>
+            <w:r>
+              <w:rPr>
+                <w:noProof/>
+                <w:webHidden/>
+              </w:rPr>
+              <w:fldChar w:fldCharType="end"/>
+            </w:r>
+            <w:r>
+              <w:rPr>
+                <w:rStyle w:val="Hyperlink"/>
+                <w:noProof/>
+              </w:rPr>
+              <w:fldChar w:fldCharType="end"/>
+            </w:r>
+          </w:ins>
+        </w:p>
+        <w:p>
+          <w:pPr>
+            <w:pStyle w:val="TOC1"/>
+            <w:tabs>
+              <w:tab w:val="right" w:leader="dot" w:pos="9350"/>
+            </w:tabs>
+            <w:rPr>
+              <w:del w:id="74" w:author="MatheuS Santos" w:date="2026-11-01T21:53:00Z" w16du:dateUtc="2026-11-01T21:53:00Z"/>
+              <w:noProof/>
+            </w:rPr>
+          </w:pPr>
+          <w:del w:id="75" w:author="MatheuS Santos" w:date="2026-11-01T21:53:00Z" w16du:dateUtc="2026-11-01T21:53:00Z">
+            <w:r>
+              <w:rPr>
+                <w:rPrChange w:id="76" w:author="MatheuS Santos" w:date="2026-11-01T21:53:00Z" w16du:dateUtc="2026-11-01T21:53:00Z">
+                  <w:rPr>
+                    <w:rStyle w:val="Hyperlink"/>
+                    <w:b w:val="0"/>
+                    <w:bCs w:val="0"/>
+                    <w:i w:val="0"/>
+                    <w:iCs w:val="0"/>
+                    <w:noProof/>
+                  </w:rPr>
+                </w:rPrChange>
+              </w:rPr>
+              <w:lastRenderedPageBreak/>
+              <w:delText>1.      Summarize your dataset clearly, using relevant descriptive statistics and appropriate plots. These should be carefully motivated and justified and clearly presented. You should critically analyse your findings, in addition to including the necessary Python code, output and plots in the report. You are required to plot at least three graphs. [0-35].</w:delText>
+            </w:r>
+            <w:r>
+              <w:rPr>
+                <w:noProof/>
+                <w:webHidden/>
+              </w:rPr>
+              <w:tab/>
+            </w:r>
+            <w:r>
+              <w:rPr>
+                <w:noProof/>
+                <w:webHidden/>
+              </w:rPr>
+              <w:delText>4</w:delText>
+            </w:r>
+          </w:del>
+        </w:p>
+        <w:p>
+          <w:pPr>
+            <w:pStyle w:val="TOC1"/>
+            <w:tabs>
+              <w:tab w:val="right" w:leader="dot" w:pos="9350"/>
+            </w:tabs>
+            <w:rPr>
+              <w:del w:id="77" w:author="MatheuS Santos" w:date="2026-11-01T21:53:00Z" w16du:dateUtc="2026-11-01T21:53:00Z"/>
+              <w:noProof/>
+            </w:rPr>
+          </w:pPr>
+          <w:del w:id="78" w:author="MatheuS Santos" w:date="2026-11-01T21:53:00Z" w16du:dateUtc="2026-11-01T21:53:00Z">
+            <w:r>
+              <w:rPr>
+                <w:rPrChange w:id="79" w:author="MatheuS Santos" w:date="2026-11-01T21:53:00Z" w16du:dateUtc="2026-11-01T21:53:00Z">
+                  <w:rPr>
+                    <w:rStyle w:val="Hyperlink"/>
+                    <w:b w:val="0"/>
+                    <w:bCs w:val="0"/>
+                    <w:i w:val="0"/>
+                    <w:iCs w:val="0"/>
+                    <w:noProof/>
+                  </w:rPr>
+                </w:rPrChange>
+              </w:rPr>
+              <w:delText>2.      Use two discrete distributions (Binomial and Poisson) to explain and identify some information about your dataset. You must explain your reasoning and the techniques you have used. Visualize your data and explain what happens with the large samples in these cases. You must work with Python, and your mathematical reasoning must be documented in your report. [0-30].</w:delText>
+            </w:r>
+            <w:r>
+              <w:rPr>
+                <w:noProof/>
+                <w:webHidden/>
+              </w:rPr>
+              <w:tab/>
+              <w:delText>4</w:delText>
+            </w:r>
+          </w:del>
+        </w:p>
+        <w:p>
+          <w:pPr>
+            <w:pStyle w:val="TOC1"/>
+            <w:tabs>
+              <w:tab w:val="right" w:leader="dot" w:pos="9350"/>
+            </w:tabs>
+            <w:rPr>
+              <w:del w:id="80" w:author="MatheuS Santos" w:date="2026-11-01T21:53:00Z" w16du:dateUtc="2026-11-01T21:53:00Z"/>
+              <w:noProof/>
+            </w:rPr>
+          </w:pPr>
+          <w:del w:id="81" w:author="MatheuS Santos" w:date="2026-11-01T21:53:00Z" w16du:dateUtc="2026-11-01T21:53:00Z">
+            <w:r>
+              <w:rPr>
+                <w:rPrChange w:id="82" w:author="MatheuS Santos" w:date="2026-11-01T21:53:00Z" w16du:dateUtc="2026-11-01T21:53:00Z">
+                  <w:rPr>
+                    <w:rStyle w:val="Hyperlink"/>
+                    <w:b w:val="0"/>
+                    <w:bCs w:val="0"/>
+                    <w:i w:val="0"/>
+                    <w:iCs w:val="0"/>
+                    <w:noProof/>
+                  </w:rPr>
+                </w:rPrChange>
+              </w:rPr>
+              <w:delText>3.       Use Normal distribution to explain/ identify some information about your dataset. [0-20].</w:delText>
+            </w:r>
+            <w:r>
+              <w:rPr>
+                <w:noProof/>
+                <w:webHidden/>
+              </w:rPr>
+              <w:tab/>
+              <w:delText>4</w:delText>
+            </w:r>
+          </w:del>
+        </w:p>
+        <w:p>
+          <w:pPr>
+            <w:pStyle w:val="TOC1"/>
+            <w:tabs>
+              <w:tab w:val="right" w:leader="dot" w:pos="9350"/>
+            </w:tabs>
+            <w:rPr>
+              <w:del w:id="83" w:author="MatheuS Santos" w:date="2026-11-01T21:53:00Z" w16du:dateUtc="2026-11-01T21:53:00Z"/>
+              <w:noProof/>
+            </w:rPr>
+          </w:pPr>
+          <w:del w:id="84" w:author="MatheuS Santos" w:date="2026-11-01T21:53:00Z" w16du:dateUtc="2026-11-01T21:53:00Z">
+            <w:r>
+              <w:rPr>
+                <w:rPrChange w:id="85" w:author="MatheuS Santos" w:date="2026-11-01T21:53:00Z" w16du:dateUtc="2026-11-01T21:53:00Z">
+                  <w:rPr>
+                    <w:rStyle w:val="Hyperlink"/>
+                    <w:b w:val="0"/>
+                    <w:bCs w:val="0"/>
+                    <w:i w:val="0"/>
+                    <w:iCs w:val="0"/>
+                    <w:noProof/>
+                  </w:rPr>
+                </w:rPrChange>
+              </w:rPr>
+              <w:delText>4.       Explain the importance of the distributions used in point 3 and 4 in your analysis. Justify the choice of the variables and explain if the variables used for the discrete distributions could be used as normal distribution in this case. [0-15].</w:delText>
+            </w:r>
+            <w:r>
+              <w:rPr>
+                <w:noProof/>
+                <w:webHidden/>
+              </w:rPr>
+              <w:tab/>
+              <w:delText>4</w:delText>
+            </w:r>
+          </w:del>
+        </w:p>
+        <w:p>
+          <w:pPr>
+            <w:pStyle w:val="TOC1"/>
+            <w:tabs>
+              <w:tab w:val="right" w:leader="dot" w:pos="9350"/>
+            </w:tabs>
+            <w:rPr>
+              <w:del w:id="86" w:author="MatheuS Santos" w:date="2026-11-01T21:53:00Z" w16du:dateUtc="2026-11-01T21:53:00Z"/>
+              <w:noProof/>
+            </w:rPr>
+          </w:pPr>
+          <w:del w:id="87" w:author="MatheuS Santos" w:date="2026-11-01T21:53:00Z" w16du:dateUtc="2026-11-01T21:53:00Z">
+            <w:r>
+              <w:rPr>
+                <w:rPrChange w:id="88" w:author="MatheuS Santos" w:date="2026-11-01T21:53:00Z" w16du:dateUtc="2026-11-01T21:53:00Z">
+                  <w:rPr>
+                    <w:rStyle w:val="Hyperlink"/>
+                    <w:b w:val="0"/>
+                    <w:bCs w:val="0"/>
+                    <w:i w:val="0"/>
+                    <w:iCs w:val="0"/>
+                    <w:noProof/>
+                  </w:rPr>
+                </w:rPrChange>
+              </w:rPr>
+              <w:delText>5. Conclusions.</w:delText>
+            </w:r>
+            <w:r>
+              <w:rPr>
+                <w:noProof/>
+                <w:webHidden/>
+              </w:rPr>
+              <w:tab/>
+              <w:delText>4</w:delText>
+            </w:r>
+          </w:del>
+        </w:p>
+        <w:p>
+          <w:pPr>
+            <w:pStyle w:val="TOC1"/>
+            <w:tabs>
+              <w:tab w:val="right" w:leader="dot" w:pos="9350"/>
+            </w:tabs>
+            <w:rPr>
+              <w:del w:id="89" w:author="MatheuS Santos" w:date="2026-11-01T21:53:00Z" w16du:dateUtc="2026-11-01T21:53:00Z"/>
+              <w:noProof/>
+            </w:rPr>
+          </w:pPr>
+          <w:del w:id="90" w:author="MatheuS Santos" w:date="2026-11-01T21:53:00Z" w16du:dateUtc="2026-11-01T21:53:00Z">
+            <w:r>
+              <w:rPr>
+                <w:rPrChange w:id="91" w:author="MatheuS Santos" w:date="2026-11-01T21:53:00Z" w16du:dateUtc="2026-11-01T21:53:00Z">
+                  <w:rPr>
+                    <w:rStyle w:val="Hyperlink"/>
+                    <w:b w:val="0"/>
+                    <w:bCs w:val="0"/>
+                    <w:i w:val="0"/>
+                    <w:iCs w:val="0"/>
+                    <w:noProof/>
+                  </w:rPr>
+                </w:rPrChange>
+              </w:rPr>
+              <w:delText>6. References.</w:delText>
+            </w:r>
+            <w:r>
+              <w:rPr>
+                <w:noProof/>
+                <w:webHidden/>
+              </w:rPr>
+              <w:tab/>
+              <w:delText>4</w:delText>
+            </w:r>
+          </w:del>
+        </w:p>
+        <w:p>
+          <w:pPr>
+            <w:pStyle w:val="TOC1"/>
+            <w:tabs>
+              <w:tab w:val="right" w:leader="dot" w:pos="9350"/>
+            </w:tabs>
+            <w:rPr>
+              <w:del w:id="92" w:author="MatheuS Santos" w:date="2026-11-01T21:53:00Z" w16du:dateUtc="2026-11-01T21:53:00Z"/>
+              <w:noProof/>
+            </w:rPr>
+          </w:pPr>
+          <w:del w:id="93" w:author="MatheuS Santos" w:date="2026-11-01T21:53:00Z" w16du:dateUtc="2026-11-01T21:53:00Z">
+            <w:r>
+              <w:rPr>
+                <w:rPrChange w:id="94" w:author="MatheuS Santos" w:date="2026-11-01T21:53:00Z" w16du:dateUtc="2026-11-01T21:53:00Z">
+                  <w:rPr>
+                    <w:rStyle w:val="Hyperlink"/>
+                    <w:b w:val="0"/>
+                    <w:bCs w:val="0"/>
+                    <w:i w:val="0"/>
+                    <w:iCs w:val="0"/>
+                    <w:noProof/>
+                  </w:rPr>
+                </w:rPrChange>
+              </w:rPr>
+              <w:delText>7. Appendix.</w:delText>
+            </w:r>
+            <w:r>
+              <w:rPr>
+                <w:noProof/>
+                <w:webHidden/>
+              </w:rPr>
+              <w:tab/>
+              <w:delText>4</w:delText>
+            </w:r>
+          </w:del>
         </w:p>
         <w:p>
           <w:pPr>
             <w:rPr>
-              <w:ins w:id="6" w:author="MatheuS Santos" w:date="2026-10-25T10:38:00Z" w16du:dateUtc="2026-10-25T10:38:00Z"/>
+              <w:ins w:id="95" w:author="MatheuS Santos" w:date="2026-10-25T10:38:00Z" w16du:dateUtc="2026-10-25T10:38:00Z"/>
             </w:rPr>
           </w:pPr>
-          <w:ins w:id="7" w:author="MatheuS Santos" w:date="2026-10-25T10:38:00Z" w16du:dateUtc="2026-10-25T10:38:00Z">
+          <w:ins w:id="96" w:author="MatheuS Santos" w:date="2026-10-25T10:38:00Z" w16du:dateUtc="2026-10-25T10:38:00Z">
             <w:r>
               <w:rPr>
                 <w:b/>
@@ -1876,22 +4296,21 @@
             </w:r>
           </w:ins>
         </w:p>
-        <w:customXmlInsRangeStart w:id="8" w:author="MatheuS Santos" w:date="2026-10-25T10:38:00Z"/>
+        <w:customXmlInsRangeStart w:id="97" w:author="MatheuS Santos" w:date="2026-10-25T10:38:00Z"/>
       </w:sdtContent>
     </w:sdt>
-    <w:customXmlInsRangeEnd w:id="8"/>
-    <w:p>
-      <w:pPr>
-        <w:rPr>
-          <w:ins w:id="9" w:author="MatheuS Santos" w:date="2026-10-25T10:40:00Z" w16du:dateUtc="2026-10-25T10:40:00Z"/>
+    <w:customXmlInsRangeEnd w:id="97"/>
+    <w:p>
+      <w:pPr>
+        <w:rPr>
+          <w:ins w:id="98" w:author="MatheuS Santos" w:date="2026-10-25T10:40:00Z" w16du:dateUtc="2026-10-25T10:40:00Z"/>
           <w:rFonts w:ascii="Calibri" w:eastAsiaTheme="majorEastAsia" w:hAnsi="Calibri" w:cstheme="majorBidi"/>
           <w:color w:val="0F4761" w:themeColor="accent1" w:themeShade="BF"/>
           <w:sz w:val="32"/>
           <w:szCs w:val="40"/>
         </w:rPr>
       </w:pPr>
-      <w:bookmarkStart w:id="10" w:name="_Toc243817121"/>
-      <w:ins w:id="11" w:author="MatheuS Santos" w:date="2026-10-25T10:40:00Z" w16du:dateUtc="2026-10-25T10:40:00Z">
+      <w:ins w:id="99" w:author="MatheuS Santos" w:date="2026-10-25T10:40:00Z" w16du:dateUtc="2026-10-25T10:40:00Z">
         <w:r>
           <w:br w:type="page"/>
         </w:r>
@@ -1902,19 +4321,20 @@
         <w:pStyle w:val="Heading1"/>
         <w:jc w:val="both"/>
         <w:rPr>
-          <w:b/>
-        </w:rPr>
-      </w:pPr>
+          <w:ins w:id="100" w:author="MatheuS Santos" w:date="2026-11-01T21:32:00Z" w16du:dateUtc="2026-11-01T21:32:00Z"/>
+        </w:rPr>
+      </w:pPr>
+      <w:bookmarkStart w:id="101" w:name="_Toc244469284"/>
       <w:r>
         <w:lastRenderedPageBreak/>
         <w:t xml:space="preserve">1.      Summarize your dataset clearly, using relevant descriptive statistics and appropriate plots. These should be carefully motivated and justified and clearly presented. You should critically </w:t>
       </w:r>
-      <w:del w:id="12" w:author="MatheuS Santos" w:date="2026-10-25T10:40:00Z" w16du:dateUtc="2026-10-25T10:40:00Z">
+      <w:del w:id="102" w:author="MatheuS Santos" w:date="2026-10-25T10:40:00Z" w16du:dateUtc="2026-10-25T10:40:00Z">
         <w:r>
           <w:delText>analyse</w:delText>
         </w:r>
       </w:del>
-      <w:ins w:id="13" w:author="MatheuS Santos" w:date="2026-10-25T10:40:00Z" w16du:dateUtc="2026-10-25T10:40:00Z">
+      <w:ins w:id="103" w:author="MatheuS Santos" w:date="2026-10-25T10:40:00Z" w16du:dateUtc="2026-10-25T10:40:00Z">
         <w:r>
           <w:t>analyze</w:t>
         </w:r>
@@ -1925,20 +4345,1280 @@
       <w:r>
         <w:t>.</w:t>
       </w:r>
-      <w:bookmarkEnd w:id="10"/>
-    </w:p>
-    <w:p>
-      <w:pPr>
-        <w:rPr>
-          <w:ins w:id="14" w:author="MatheuS Santos" w:date="2026-10-25T10:40:00Z" w16du:dateUtc="2026-10-25T10:40:00Z"/>
+      <w:bookmarkEnd w:id="101"/>
+    </w:p>
+    <w:p>
+      <w:pPr>
+        <w:rPr>
+          <w:ins w:id="104" w:author="MatheuS Santos" w:date="2026-11-01T21:04:00Z" w16du:dateUtc="2026-11-01T21:04:00Z"/>
+        </w:rPr>
+      </w:pPr>
+    </w:p>
+    <w:p>
+      <w:pPr>
+        <w:jc w:val="both"/>
+        <w:rPr>
+          <w:ins w:id="105" w:author="MatheuS Santos" w:date="2026-11-01T21:21:00Z" w16du:dateUtc="2026-11-01T21:21:00Z"/>
+          <w:rFonts w:ascii="Calibri" w:hAnsi="Calibri" w:cs="Calibri"/>
+        </w:rPr>
+      </w:pPr>
+      <w:ins w:id="106" w:author="MatheuS Santos" w:date="2026-11-01T21:04:00Z" w16du:dateUtc="2026-11-01T21:04:00Z">
+        <w:r>
+          <w:rPr>
+            <w:rFonts w:ascii="Calibri" w:hAnsi="Calibri" w:cs="Calibri"/>
+            <w:rPrChange w:id="107" w:author="MatheuS Santos" w:date="2026-11-01T21:15:00Z" w16du:dateUtc="2026-11-01T21:15:00Z">
+              <w:rPr/>
+            </w:rPrChange>
+          </w:rPr>
+          <w:t>The Credit Card Fraud Detection dataset was selected to investigate the statistical characteristics of credi</w:t>
+        </w:r>
+      </w:ins>
+      <w:ins w:id="108" w:author="MatheuS Santos" w:date="2026-11-01T21:05:00Z" w16du:dateUtc="2026-11-01T21:05:00Z">
+        <w:r>
+          <w:rPr>
+            <w:rFonts w:ascii="Calibri" w:hAnsi="Calibri" w:cs="Calibri"/>
+            <w:rPrChange w:id="109" w:author="MatheuS Santos" w:date="2026-11-01T21:15:00Z" w16du:dateUtc="2026-11-01T21:15:00Z">
+              <w:rPr/>
+            </w:rPrChange>
+          </w:rPr>
+          <w:t>t card transactions and identify patterns associated with fraudulent activities.</w:t>
+        </w:r>
+      </w:ins>
+      <w:ins w:id="110" w:author="MatheuS Santos" w:date="2026-11-01T21:15:00Z" w16du:dateUtc="2026-11-01T21:15:00Z">
+        <w:r>
+          <w:rPr>
+            <w:rFonts w:ascii="Calibri" w:hAnsi="Calibri" w:cs="Calibri"/>
+            <w:rPrChange w:id="111" w:author="MatheuS Santos" w:date="2026-11-01T21:15:00Z" w16du:dateUtc="2026-11-01T21:15:00Z">
+              <w:rPr/>
+            </w:rPrChange>
+          </w:rPr>
+          <w:t xml:space="preserve"> The dataset contains </w:t>
+        </w:r>
+        <w:r>
+          <w:rPr>
+            <w:rFonts w:ascii="Calibri" w:hAnsi="Calibri" w:cs="Calibri"/>
+            <w:b/>
+            <w:bCs/>
+            <w:rPrChange w:id="112" w:author="MatheuS Santos" w:date="2026-11-01T21:15:00Z" w16du:dateUtc="2026-11-01T21:15:00Z">
+              <w:rPr/>
+            </w:rPrChange>
+          </w:rPr>
+          <w:t>284,8</w:t>
+        </w:r>
+      </w:ins>
+      <w:ins w:id="113" w:author="MatheuS Santos" w:date="2026-11-01T23:56:00Z" w16du:dateUtc="2026-11-01T23:56:00Z">
+        <w:r>
+          <w:rPr>
+            <w:rFonts w:ascii="Calibri" w:hAnsi="Calibri" w:cs="Calibri"/>
+            <w:b/>
+            <w:bCs/>
+          </w:rPr>
+          <w:t>07</w:t>
+        </w:r>
+      </w:ins>
+      <w:ins w:id="114" w:author="MatheuS Santos" w:date="2026-11-01T21:15:00Z" w16du:dateUtc="2026-11-01T21:15:00Z">
+        <w:r>
+          <w:rPr>
+            <w:rFonts w:ascii="Calibri" w:hAnsi="Calibri" w:cs="Calibri"/>
+            <w:b/>
+            <w:bCs/>
+          </w:rPr>
+          <w:t xml:space="preserve"> </w:t>
+        </w:r>
+      </w:ins>
+      <w:ins w:id="115" w:author="MatheuS Santos" w:date="2026-11-01T21:16:00Z" w16du:dateUtc="2026-11-01T21:16:00Z">
+        <w:r>
+          <w:rPr>
+            <w:rFonts w:ascii="Calibri" w:hAnsi="Calibri" w:cs="Calibri"/>
+          </w:rPr>
+          <w:t xml:space="preserve">observations and 31 columns, including 30 numerica features and one binary target [ </w:t>
+        </w:r>
+      </w:ins>
+      <w:ins w:id="116" w:author="MatheuS Santos" w:date="2026-11-01T21:20:00Z" w16du:dateUtc="2026-11-01T21:20:00Z">
+        <w:r>
+          <w:rPr>
+            <w:rFonts w:ascii="Calibri" w:hAnsi="Calibri" w:cs="Calibri"/>
+          </w:rPr>
+          <w:t>Class]</w:t>
+        </w:r>
+      </w:ins>
+      <w:ins w:id="117" w:author="MatheuS Santos" w:date="2026-11-01T21:17:00Z" w16du:dateUtc="2026-11-01T21:17:00Z">
+        <w:r>
+          <w:rPr>
+            <w:rFonts w:ascii="Calibri" w:hAnsi="Calibri" w:cs="Calibri"/>
+          </w:rPr>
+          <w:t xml:space="preserve">. The features include Time, Amount and 28 anonymos PCA </w:t>
+        </w:r>
+      </w:ins>
+      <w:ins w:id="118" w:author="MatheuS Santos" w:date="2026-11-01T21:18:00Z" w16du:dateUtc="2026-11-01T21:18:00Z">
+        <w:r>
+          <w:rPr>
+            <w:rFonts w:ascii="Calibri" w:hAnsi="Calibri" w:cs="Calibri"/>
+          </w:rPr>
+          <w:t xml:space="preserve">components (V1 ~ V28 ). </w:t>
+        </w:r>
+      </w:ins>
+      <w:ins w:id="119" w:author="MatheuS Santos" w:date="2026-11-01T21:16:00Z" w16du:dateUtc="2026-11-01T21:16:00Z">
+        <w:r>
+          <w:rPr>
+            <w:rFonts w:ascii="Calibri" w:hAnsi="Calibri" w:cs="Calibri"/>
+          </w:rPr>
+          <w:t xml:space="preserve"> </w:t>
+        </w:r>
+      </w:ins>
+      <w:ins w:id="120" w:author="MatheuS Santos" w:date="2026-11-01T21:18:00Z" w16du:dateUtc="2026-11-01T21:18:00Z">
+        <w:r>
+          <w:rPr>
+            <w:rFonts w:ascii="Calibri" w:hAnsi="Calibri" w:cs="Calibri"/>
+          </w:rPr>
+          <w:t xml:space="preserve">Time </w:t>
+        </w:r>
+        <w:r>
+          <w:rPr>
+            <w:rFonts w:ascii="Calibri" w:hAnsi="Calibri" w:cs="Calibri"/>
+          </w:rPr>
+          <w:t>represents the seconds e</w:t>
+        </w:r>
+      </w:ins>
+      <w:ins w:id="121" w:author="MatheuS Santos" w:date="2026-11-01T21:19:00Z" w16du:dateUtc="2026-11-01T21:19:00Z">
+        <w:r>
+          <w:rPr>
+            <w:rFonts w:ascii="Calibri" w:hAnsi="Calibri" w:cs="Calibri"/>
+          </w:rPr>
+          <w:t>lapsed since the first transaction, while Class identifies fraudulent [</w:t>
+        </w:r>
+      </w:ins>
+      <w:ins w:id="122" w:author="MatheuS Santos" w:date="2026-11-01T21:21:00Z" w16du:dateUtc="2026-11-01T21:21:00Z">
+        <w:r>
+          <w:rPr>
+            <w:rFonts w:ascii="Calibri" w:hAnsi="Calibri" w:cs="Calibri"/>
+          </w:rPr>
+          <w:t>1</w:t>
+        </w:r>
+      </w:ins>
+      <w:ins w:id="123" w:author="MatheuS Santos" w:date="2026-11-01T21:20:00Z" w16du:dateUtc="2026-11-01T21:20:00Z">
+        <w:r>
+          <w:rPr>
+            <w:rFonts w:ascii="Calibri" w:hAnsi="Calibri" w:cs="Calibri"/>
+          </w:rPr>
+          <w:t>]</w:t>
+        </w:r>
+      </w:ins>
+      <w:ins w:id="124" w:author="MatheuS Santos" w:date="2026-11-01T21:19:00Z" w16du:dateUtc="2026-11-01T21:19:00Z">
+        <w:r>
+          <w:rPr>
+            <w:rFonts w:ascii="Calibri" w:hAnsi="Calibri" w:cs="Calibri"/>
+          </w:rPr>
+          <w:t xml:space="preserve"> and </w:t>
+        </w:r>
+      </w:ins>
+      <w:ins w:id="125" w:author="MatheuS Santos" w:date="2026-11-01T21:20:00Z" w16du:dateUtc="2026-11-01T21:20:00Z">
+        <w:r>
+          <w:rPr>
+            <w:rFonts w:ascii="Calibri" w:hAnsi="Calibri" w:cs="Calibri"/>
+          </w:rPr>
+          <w:t>legitimate [</w:t>
+        </w:r>
+      </w:ins>
+      <w:ins w:id="126" w:author="MatheuS Santos" w:date="2026-11-01T21:19:00Z" w16du:dateUtc="2026-11-01T21:19:00Z">
+        <w:r>
+          <w:rPr>
+            <w:rFonts w:ascii="Calibri" w:hAnsi="Calibri" w:cs="Calibri"/>
+          </w:rPr>
+          <w:t>0</w:t>
+        </w:r>
+      </w:ins>
+      <w:ins w:id="127" w:author="MatheuS Santos" w:date="2026-11-01T21:20:00Z" w16du:dateUtc="2026-11-01T21:20:00Z">
+        <w:r>
+          <w:rPr>
+            <w:rFonts w:ascii="Calibri" w:hAnsi="Calibri" w:cs="Calibri"/>
+          </w:rPr>
+          <w:t>]</w:t>
+        </w:r>
+      </w:ins>
+      <w:ins w:id="128" w:author="MatheuS Santos" w:date="2026-11-01T21:19:00Z" w16du:dateUtc="2026-11-01T21:19:00Z">
+        <w:r>
+          <w:rPr>
+            <w:rFonts w:ascii="Calibri" w:hAnsi="Calibri" w:cs="Calibri"/>
+          </w:rPr>
+          <w:t xml:space="preserve"> transactions </w:t>
+        </w:r>
+      </w:ins>
+      <w:ins w:id="129" w:author="MatheuS Santos" w:date="2026-11-01T21:20:00Z" w16du:dateUtc="2026-11-01T21:20:00Z">
+        <w:r>
+          <w:rPr>
+            <w:rFonts w:ascii="Calibri" w:hAnsi="Calibri" w:cs="Calibri"/>
+          </w:rPr>
+          <w:t>(Machine Learning Group – ULB, n.d.).</w:t>
+        </w:r>
+      </w:ins>
+    </w:p>
+    <w:p>
+      <w:pPr>
+        <w:jc w:val="both"/>
+        <w:rPr>
+          <w:ins w:id="130" w:author="MatheuS Santos" w:date="2026-11-01T21:24:00Z" w16du:dateUtc="2026-11-01T21:24:00Z"/>
+          <w:rFonts w:ascii="Calibri" w:hAnsi="Calibri" w:cs="Calibri"/>
+        </w:rPr>
+      </w:pPr>
+      <w:ins w:id="131" w:author="MatheuS Santos" w:date="2026-11-01T21:21:00Z" w16du:dateUtc="2026-11-01T21:21:00Z">
+        <w:r>
+          <w:rPr>
+            <w:rFonts w:ascii="Calibri" w:hAnsi="Calibri" w:cs="Calibri"/>
+          </w:rPr>
+          <w:t>The initial data quality assessement identified no missing values. Ho</w:t>
+        </w:r>
+      </w:ins>
+      <w:ins w:id="132" w:author="MatheuS Santos" w:date="2026-11-01T21:22:00Z" w16du:dateUtc="2026-11-01T21:22:00Z">
+        <w:r>
+          <w:rPr>
+            <w:rFonts w:ascii="Calibri" w:hAnsi="Calibri" w:cs="Calibri"/>
+          </w:rPr>
+          <w:t xml:space="preserve">wever, </w:t>
+        </w:r>
+        <w:r>
+          <w:rPr>
+            <w:rFonts w:ascii="Calibri" w:hAnsi="Calibri" w:cs="Calibri"/>
+            <w:b/>
+            <w:bCs/>
+            <w:rPrChange w:id="133" w:author="MatheuS Santos" w:date="2026-11-01T21:23:00Z" w16du:dateUtc="2026-11-01T21:23:00Z">
+              <w:rPr>
+                <w:rFonts w:ascii="Calibri" w:hAnsi="Calibri" w:cs="Calibri"/>
+              </w:rPr>
+            </w:rPrChange>
+          </w:rPr>
+          <w:t>1,081</w:t>
+        </w:r>
+        <w:r>
+          <w:rPr>
+            <w:rFonts w:ascii="Calibri" w:hAnsi="Calibri" w:cs="Calibri"/>
+          </w:rPr>
+          <w:t xml:space="preserve"> duplicate records </w:t>
+        </w:r>
+        <w:r>
+          <w:rPr>
+            <w:rFonts w:ascii="Calibri" w:hAnsi="Calibri" w:cs="Calibri"/>
+            <w:b/>
+            <w:bCs/>
+            <w:rPrChange w:id="134" w:author="MatheuS Santos" w:date="2026-11-01T21:24:00Z" w16du:dateUtc="2026-11-01T21:24:00Z">
+              <w:rPr>
+                <w:rFonts w:ascii="Calibri" w:hAnsi="Calibri" w:cs="Calibri"/>
+              </w:rPr>
+            </w:rPrChange>
+          </w:rPr>
+          <w:t>(0.38%)</w:t>
+        </w:r>
+        <w:r>
+          <w:rPr>
+            <w:rFonts w:ascii="Calibri" w:hAnsi="Calibri" w:cs="Calibri"/>
+          </w:rPr>
+          <w:t xml:space="preserve"> were detected. These included 1,062 </w:t>
+        </w:r>
+      </w:ins>
+      <w:ins w:id="135" w:author="MatheuS Santos" w:date="2026-11-01T21:23:00Z" w16du:dateUtc="2026-11-01T21:23:00Z">
+        <w:r>
+          <w:rPr>
+            <w:rFonts w:ascii="Calibri" w:hAnsi="Calibri" w:cs="Calibri"/>
+          </w:rPr>
+          <w:t>legitimate</w:t>
+        </w:r>
+      </w:ins>
+      <w:ins w:id="136" w:author="MatheuS Santos" w:date="2026-11-01T21:22:00Z" w16du:dateUtc="2026-11-01T21:22:00Z">
+        <w:r>
+          <w:rPr>
+            <w:rFonts w:ascii="Calibri" w:hAnsi="Calibri" w:cs="Calibri"/>
+          </w:rPr>
+          <w:t xml:space="preserve"> and 19 fraudulent transactions</w:t>
+        </w:r>
+      </w:ins>
+      <w:ins w:id="137" w:author="MatheuS Santos" w:date="2026-11-01T21:23:00Z" w16du:dateUtc="2026-11-01T21:23:00Z">
+        <w:r>
+          <w:rPr>
+            <w:rFonts w:ascii="Calibri" w:hAnsi="Calibri" w:cs="Calibri"/>
+          </w:rPr>
+          <w:t xml:space="preserve">. After removing duplicates, the dataset contained </w:t>
+        </w:r>
+        <w:r>
+          <w:rPr>
+            <w:rFonts w:ascii="Calibri" w:hAnsi="Calibri" w:cs="Calibri"/>
+            <w:b/>
+            <w:bCs/>
+            <w:rPrChange w:id="138" w:author="MatheuS Santos" w:date="2026-11-01T21:23:00Z" w16du:dateUtc="2026-11-01T21:23:00Z">
+              <w:rPr>
+                <w:rFonts w:ascii="Calibri" w:hAnsi="Calibri" w:cs="Calibri"/>
+              </w:rPr>
+            </w:rPrChange>
+          </w:rPr>
+          <w:t>283,726</w:t>
+        </w:r>
+        <w:r>
+          <w:rPr>
+            <w:rFonts w:ascii="Calibri" w:hAnsi="Calibri" w:cs="Calibri"/>
+          </w:rPr>
+          <w:t xml:space="preserve"> observations, including 473 fraudulent transactions.</w:t>
+        </w:r>
+      </w:ins>
+    </w:p>
+    <w:p>
+      <w:pPr>
+        <w:pStyle w:val="Heading2"/>
+        <w:numPr>
+          <w:ilvl w:val="1"/>
+          <w:numId w:val="4"/>
+        </w:numPr>
+        <w:rPr>
+          <w:ins w:id="139" w:author="MatheuS Santos" w:date="2026-11-01T21:25:00Z" w16du:dateUtc="2026-11-01T21:25:00Z"/>
+        </w:rPr>
+      </w:pPr>
+      <w:bookmarkStart w:id="140" w:name="_Toc244469285"/>
+      <w:ins w:id="141" w:author="MatheuS Santos" w:date="2026-11-01T21:24:00Z" w16du:dateUtc="2026-11-01T21:24:00Z">
+        <w:r>
+          <w:t>Target Variable Distribution</w:t>
+        </w:r>
+      </w:ins>
+      <w:bookmarkEnd w:id="140"/>
+    </w:p>
+    <w:p>
+      <w:pPr>
+        <w:rPr>
+          <w:ins w:id="142" w:author="MatheuS Santos" w:date="2026-11-01T21:29:00Z" w16du:dateUtc="2026-11-01T21:29:00Z"/>
+          <w:rFonts w:ascii="Calibri" w:hAnsi="Calibri" w:cs="Calibri"/>
+        </w:rPr>
+      </w:pPr>
+      <w:ins w:id="143" w:author="MatheuS Santos" w:date="2026-11-01T21:26:00Z" w16du:dateUtc="2026-11-01T21:26:00Z">
+        <w:r>
+          <w:rPr>
+            <w:rFonts w:ascii="Calibri" w:hAnsi="Calibri" w:cs="Calibri"/>
+            <w:rPrChange w:id="144" w:author="MatheuS Santos" w:date="2026-11-01T21:28:00Z" w16du:dateUtc="2026-11-01T21:28:00Z">
+              <w:rPr/>
+            </w:rPrChange>
+          </w:rPr>
+          <w:t xml:space="preserve">The original dataset contained </w:t>
+        </w:r>
+        <w:r>
+          <w:rPr>
+            <w:rFonts w:ascii="Calibri" w:hAnsi="Calibri" w:cs="Calibri"/>
+            <w:b/>
+            <w:bCs/>
+            <w:rPrChange w:id="145" w:author="MatheuS Santos" w:date="2026-11-01T21:28:00Z" w16du:dateUtc="2026-11-01T21:28:00Z">
+              <w:rPr/>
+            </w:rPrChange>
+          </w:rPr>
+          <w:t>284,315</w:t>
+        </w:r>
+        <w:r>
+          <w:rPr>
+            <w:rFonts w:ascii="Calibri" w:hAnsi="Calibri" w:cs="Calibri"/>
+            <w:rPrChange w:id="146" w:author="MatheuS Santos" w:date="2026-11-01T21:28:00Z" w16du:dateUtc="2026-11-01T21:28:00Z">
+              <w:rPr/>
+            </w:rPrChange>
+          </w:rPr>
+          <w:t xml:space="preserve"> legitimate transactions and </w:t>
+        </w:r>
+        <w:r>
+          <w:rPr>
+            <w:rFonts w:ascii="Calibri" w:hAnsi="Calibri" w:cs="Calibri"/>
+            <w:b/>
+            <w:bCs/>
+            <w:rPrChange w:id="147" w:author="MatheuS Santos" w:date="2026-11-01T21:28:00Z" w16du:dateUtc="2026-11-01T21:28:00Z">
+              <w:rPr/>
+            </w:rPrChange>
+          </w:rPr>
+          <w:t>492</w:t>
+        </w:r>
+        <w:r>
+          <w:rPr>
+            <w:rFonts w:ascii="Calibri" w:hAnsi="Calibri" w:cs="Calibri"/>
+            <w:rPrChange w:id="148" w:author="MatheuS Santos" w:date="2026-11-01T21:28:00Z" w16du:dateUtc="2026-11-01T21:28:00Z">
+              <w:rPr/>
+            </w:rPrChange>
+          </w:rPr>
+          <w:t xml:space="preserve"> fraud</w:t>
+        </w:r>
+      </w:ins>
+      <w:ins w:id="149" w:author="MatheuS Santos" w:date="2026-11-01T21:27:00Z" w16du:dateUtc="2026-11-01T21:27:00Z">
+        <w:r>
+          <w:rPr>
+            <w:rFonts w:ascii="Calibri" w:hAnsi="Calibri" w:cs="Calibri"/>
+            <w:rPrChange w:id="150" w:author="MatheuS Santos" w:date="2026-11-01T21:28:00Z" w16du:dateUtc="2026-11-01T21:28:00Z">
+              <w:rPr/>
+            </w:rPrChange>
+          </w:rPr>
+          <w:t xml:space="preserve">ulent transactions. Therefore, fraudulent transactions represented only </w:t>
+        </w:r>
+        <w:r>
+          <w:rPr>
+            <w:rFonts w:ascii="Calibri" w:hAnsi="Calibri" w:cs="Calibri"/>
+            <w:b/>
+            <w:bCs/>
+            <w:rPrChange w:id="151" w:author="MatheuS Santos" w:date="2026-11-01T21:28:00Z" w16du:dateUtc="2026-11-01T21:28:00Z">
+              <w:rPr/>
+            </w:rPrChange>
+          </w:rPr>
+          <w:t>0.1727%</w:t>
+        </w:r>
+        <w:r>
+          <w:rPr>
+            <w:rFonts w:ascii="Calibri" w:hAnsi="Calibri" w:cs="Calibri"/>
+            <w:rPrChange w:id="152" w:author="MatheuS Santos" w:date="2026-11-01T21:28:00Z" w16du:dateUtc="2026-11-01T21:28:00Z">
+              <w:rPr/>
+            </w:rPrChange>
+          </w:rPr>
+          <w:t xml:space="preserve"> of the observations, demonstrating a substan</w:t>
+        </w:r>
+      </w:ins>
+      <w:ins w:id="153" w:author="MatheuS Santos" w:date="2026-11-01T21:28:00Z" w16du:dateUtc="2026-11-01T21:28:00Z">
+        <w:r>
+          <w:rPr>
+            <w:rFonts w:ascii="Calibri" w:hAnsi="Calibri" w:cs="Calibri"/>
+            <w:rPrChange w:id="154" w:author="MatheuS Santos" w:date="2026-11-01T21:28:00Z" w16du:dateUtc="2026-11-01T21:28:00Z">
+              <w:rPr/>
+            </w:rPrChange>
+          </w:rPr>
+          <w:t xml:space="preserve">tial class imbalance. </w:t>
+        </w:r>
+      </w:ins>
+    </w:p>
+    <w:p>
+      <w:pPr>
+        <w:rPr>
+          <w:ins w:id="155" w:author="MatheuS Santos" w:date="2026-11-01T21:31:00Z" w16du:dateUtc="2026-11-01T21:31:00Z"/>
+          <w:rFonts w:ascii="Calibri" w:hAnsi="Calibri" w:cs="Calibri"/>
+        </w:rPr>
+      </w:pPr>
+      <w:ins w:id="156" w:author="MatheuS Santos" w:date="2026-11-01T21:29:00Z" w16du:dateUtc="2026-11-01T21:29:00Z">
+        <w:r>
+          <w:rPr>
+            <w:rFonts w:ascii="Calibri" w:hAnsi="Calibri" w:cs="Calibri"/>
+            <w:noProof/>
+          </w:rPr>
+          <w:drawing>
+            <wp:inline distT="0" distB="0" distL="0" distR="0" wp14:anchorId="6AD9C093" wp14:editId="4C68F93F">
+              <wp:extent cx="5943600" cy="2723515"/>
+              <wp:effectExtent l="0" t="0" r="0" b="0"/>
+              <wp:docPr id="857896625" name="Picture 1"/>
+              <wp:cNvGraphicFramePr>
+                <a:graphicFrameLocks xmlns:a="http://schemas.openxmlformats.org/drawingml/2006/main" noChangeAspect="1"/>
+              </wp:cNvGraphicFramePr>
+              <a:graphic xmlns:a="http://schemas.openxmlformats.org/drawingml/2006/main">
+                <a:graphicData uri="http://schemas.openxmlformats.org/drawingml/2006/picture">
+                  <pic:pic xmlns:pic="http://schemas.openxmlformats.org/drawingml/2006/picture">
+                    <pic:nvPicPr>
+                      <pic:cNvPr id="857896625" name=""/>
+                      <pic:cNvPicPr/>
+                    </pic:nvPicPr>
+                    <pic:blipFill>
+                      <a:blip r:embed="rId11"/>
+                      <a:stretch>
+                        <a:fillRect/>
+                      </a:stretch>
+                    </pic:blipFill>
+                    <pic:spPr>
+                      <a:xfrm>
+                        <a:off x="0" y="0"/>
+                        <a:ext cx="5943600" cy="2723515"/>
+                      </a:xfrm>
+                      <a:prstGeom prst="rect">
+                        <a:avLst/>
+                      </a:prstGeom>
+                    </pic:spPr>
+                  </pic:pic>
+                </a:graphicData>
+              </a:graphic>
+            </wp:inline>
+          </w:drawing>
+        </w:r>
+      </w:ins>
+    </w:p>
+    <w:p>
+      <w:pPr>
+        <w:rPr>
+          <w:ins w:id="157" w:author="MatheuS Santos" w:date="2026-11-01T21:33:00Z" w16du:dateUtc="2026-11-01T21:33:00Z"/>
+          <w:rFonts w:ascii="Calibri" w:hAnsi="Calibri" w:cs="Calibri"/>
+        </w:rPr>
+      </w:pPr>
+      <w:ins w:id="158" w:author="MatheuS Santos" w:date="2026-11-01T21:33:00Z" w16du:dateUtc="2026-11-01T21:33:00Z">
+        <w:r>
+          <w:rPr>
+            <w:rFonts w:ascii="Calibri" w:hAnsi="Calibri" w:cs="Calibri"/>
+          </w:rPr>
+          <w:lastRenderedPageBreak/>
+          <w:t>Figure 1: Distribution of Legitimate and Fraudulent Transactions. Source: Author’s own analysis.</w:t>
+        </w:r>
+      </w:ins>
+    </w:p>
+    <w:p>
+      <w:pPr>
+        <w:rPr>
+          <w:ins w:id="159" w:author="MatheuS Santos" w:date="2026-11-01T21:33:00Z" w16du:dateUtc="2026-11-01T21:33:00Z"/>
+          <w:rFonts w:ascii="Calibri" w:hAnsi="Calibri" w:cs="Calibri"/>
+        </w:rPr>
+      </w:pPr>
+      <w:ins w:id="160" w:author="MatheuS Santos" w:date="2026-11-01T21:33:00Z" w16du:dateUtc="2026-11-01T21:33:00Z">
+        <w:r>
+          <w:rPr>
+            <w:rFonts w:ascii="Calibri" w:hAnsi="Calibri" w:cs="Calibri"/>
+          </w:rPr>
+          <w:t>This imbalance</w:t>
+        </w:r>
+      </w:ins>
+      <w:ins w:id="161" w:author="MatheuS Santos" w:date="2026-11-01T21:30:00Z" w16du:dateUtc="2026-11-01T21:30:00Z">
+        <w:r>
+          <w:rPr>
+            <w:rFonts w:ascii="Calibri" w:hAnsi="Calibri" w:cs="Calibri"/>
+          </w:rPr>
+          <w:t xml:space="preserve"> highlights the rarity of fraudulent transactions and the importance of investigating their probability</w:t>
+        </w:r>
+      </w:ins>
+      <w:ins w:id="162" w:author="MatheuS Santos" w:date="2026-11-01T21:31:00Z" w16du:dateUtc="2026-11-01T21:31:00Z">
+        <w:r>
+          <w:rPr>
+            <w:rFonts w:ascii="Calibri" w:hAnsi="Calibri" w:cs="Calibri"/>
+          </w:rPr>
+          <w:t xml:space="preserve"> on subsequent statistical analyses.</w:t>
+        </w:r>
+      </w:ins>
+    </w:p>
+    <w:p>
+      <w:pPr>
+        <w:rPr>
+          <w:ins w:id="163" w:author="MatheuS Santos" w:date="2026-11-01T21:33:00Z" w16du:dateUtc="2026-11-01T21:33:00Z"/>
+          <w:rFonts w:ascii="Calibri" w:hAnsi="Calibri" w:cs="Calibri"/>
+        </w:rPr>
+      </w:pPr>
+    </w:p>
+    <w:p>
+      <w:pPr>
+        <w:pStyle w:val="Heading2"/>
+        <w:rPr>
+          <w:ins w:id="164" w:author="MatheuS Santos" w:date="2026-11-01T21:33:00Z" w16du:dateUtc="2026-11-01T21:33:00Z"/>
+        </w:rPr>
+        <w:pPrChange w:id="165" w:author="MatheuS Santos" w:date="2026-11-01T21:35:00Z" w16du:dateUtc="2026-11-01T21:35:00Z">
+          <w:pPr/>
+        </w:pPrChange>
+      </w:pPr>
+      <w:bookmarkStart w:id="166" w:name="_Toc244469286"/>
+      <w:ins w:id="167" w:author="MatheuS Santos" w:date="2026-11-01T21:35:00Z" w16du:dateUtc="2026-11-01T21:35:00Z">
+        <w:r>
+          <w:t xml:space="preserve">1.2 </w:t>
+        </w:r>
+      </w:ins>
+      <w:ins w:id="168" w:author="MatheuS Santos" w:date="2026-11-01T21:33:00Z" w16du:dateUtc="2026-11-01T21:33:00Z">
+        <w:r>
+          <w:t>Transaction Amount Analysis</w:t>
+        </w:r>
+        <w:bookmarkEnd w:id="166"/>
+      </w:ins>
+    </w:p>
+    <w:p>
+      <w:pPr>
+        <w:jc w:val="both"/>
+        <w:rPr>
+          <w:ins w:id="169" w:author="MatheuS Santos" w:date="2026-11-01T21:36:00Z" w16du:dateUtc="2026-11-01T21:36:00Z"/>
+          <w:rFonts w:ascii="Calibri" w:hAnsi="Calibri" w:cs="Calibri"/>
+        </w:rPr>
+        <w:pPrChange w:id="170" w:author="MatheuS Santos" w:date="2026-11-01T21:41:00Z" w16du:dateUtc="2026-11-01T21:41:00Z">
+          <w:pPr/>
+        </w:pPrChange>
+      </w:pPr>
+      <w:ins w:id="171" w:author="MatheuS Santos" w:date="2026-11-01T21:34:00Z" w16du:dateUtc="2026-11-01T21:34:00Z">
+        <w:r>
+          <w:rPr>
+            <w:rFonts w:ascii="Calibri" w:hAnsi="Calibri" w:cs="Calibri"/>
+          </w:rPr>
+          <w:t xml:space="preserve">The Amount variable presented a mean of </w:t>
+        </w:r>
+        <w:r>
+          <w:rPr>
+            <w:rFonts w:ascii="Calibri" w:hAnsi="Calibri" w:cs="Calibri"/>
+            <w:b/>
+            <w:bCs/>
+            <w:rPrChange w:id="172" w:author="MatheuS Santos" w:date="2026-11-01T21:35:00Z" w16du:dateUtc="2026-11-01T21:35:00Z">
+              <w:rPr>
+                <w:rFonts w:ascii="Calibri" w:hAnsi="Calibri" w:cs="Calibri"/>
+              </w:rPr>
+            </w:rPrChange>
+          </w:rPr>
+          <w:t>88.35</w:t>
+        </w:r>
+        <w:r>
+          <w:rPr>
+            <w:rFonts w:ascii="Calibri" w:hAnsi="Calibri" w:cs="Calibri"/>
+          </w:rPr>
+          <w:t xml:space="preserve"> and median of </w:t>
+        </w:r>
+        <w:r>
+          <w:rPr>
+            <w:rFonts w:ascii="Calibri" w:hAnsi="Calibri" w:cs="Calibri"/>
+            <w:b/>
+            <w:bCs/>
+            <w:rPrChange w:id="173" w:author="MatheuS Santos" w:date="2026-11-01T21:35:00Z" w16du:dateUtc="2026-11-01T21:35:00Z">
+              <w:rPr>
+                <w:rFonts w:ascii="Calibri" w:hAnsi="Calibri" w:cs="Calibri"/>
+              </w:rPr>
+            </w:rPrChange>
+          </w:rPr>
+          <w:t>22.00.</w:t>
+        </w:r>
+        <w:r>
+          <w:rPr>
+            <w:rFonts w:ascii="Calibri" w:hAnsi="Calibri" w:cs="Calibri"/>
+          </w:rPr>
+          <w:t xml:space="preserve"> Its positive skewness </w:t>
+        </w:r>
+        <w:r>
+          <w:rPr>
+            <w:rFonts w:ascii="Calibri" w:hAnsi="Calibri" w:cs="Calibri"/>
+            <w:b/>
+            <w:bCs/>
+            <w:rPrChange w:id="174" w:author="MatheuS Santos" w:date="2026-11-01T21:35:00Z" w16du:dateUtc="2026-11-01T21:35:00Z">
+              <w:rPr>
+                <w:rFonts w:ascii="Calibri" w:hAnsi="Calibri" w:cs="Calibri"/>
+              </w:rPr>
+            </w:rPrChange>
+          </w:rPr>
+          <w:t>(16.98)</w:t>
+        </w:r>
+        <w:r>
+          <w:rPr>
+            <w:rFonts w:ascii="Calibri" w:hAnsi="Calibri" w:cs="Calibri"/>
+          </w:rPr>
+          <w:t xml:space="preserve"> and kurtosis</w:t>
+        </w:r>
+      </w:ins>
+      <w:ins w:id="175" w:author="MatheuS Santos" w:date="2026-11-01T21:35:00Z" w16du:dateUtc="2026-11-01T21:35:00Z">
+        <w:r>
+          <w:rPr>
+            <w:rFonts w:ascii="Calibri" w:hAnsi="Calibri" w:cs="Calibri"/>
+          </w:rPr>
+          <w:t xml:space="preserve"> </w:t>
+        </w:r>
+        <w:r>
+          <w:rPr>
+            <w:rFonts w:ascii="Calibri" w:hAnsi="Calibri" w:cs="Calibri"/>
+            <w:b/>
+            <w:bCs/>
+            <w:rPrChange w:id="176" w:author="MatheuS Santos" w:date="2026-11-01T21:35:00Z" w16du:dateUtc="2026-11-01T21:35:00Z">
+              <w:rPr>
+                <w:rFonts w:ascii="Calibri" w:hAnsi="Calibri" w:cs="Calibri"/>
+              </w:rPr>
+            </w:rPrChange>
+          </w:rPr>
+          <w:t>(845.09)</w:t>
+        </w:r>
+        <w:r>
+          <w:rPr>
+            <w:rFonts w:ascii="Calibri" w:hAnsi="Calibri" w:cs="Calibri"/>
+          </w:rPr>
+          <w:t xml:space="preserve"> indicate substantial asymmetry and extreme values</w:t>
+        </w:r>
+      </w:ins>
+      <w:ins w:id="177" w:author="MatheuS Santos" w:date="2026-11-01T21:36:00Z" w16du:dateUtc="2026-11-01T21:36:00Z">
+        <w:r>
+          <w:rPr>
+            <w:rFonts w:ascii="Calibri" w:hAnsi="Calibri" w:cs="Calibri"/>
+          </w:rPr>
+          <w:t>.</w:t>
+        </w:r>
+      </w:ins>
+    </w:p>
+    <w:p>
+      <w:pPr>
+        <w:rPr>
+          <w:ins w:id="178" w:author="MatheuS Santos" w:date="2026-11-01T21:38:00Z" w16du:dateUtc="2026-11-01T21:38:00Z"/>
+          <w:rFonts w:ascii="Calibri" w:hAnsi="Calibri" w:cs="Calibri"/>
+        </w:rPr>
+      </w:pPr>
+      <w:ins w:id="179" w:author="MatheuS Santos" w:date="2026-11-01T21:38:00Z" w16du:dateUtc="2026-11-01T21:38:00Z">
+        <w:r>
+          <w:rPr>
+            <w:rFonts w:ascii="Calibri" w:hAnsi="Calibri" w:cs="Calibri"/>
+            <w:noProof/>
+          </w:rPr>
+          <w:drawing>
+            <wp:inline distT="0" distB="0" distL="0" distR="0" wp14:anchorId="35ED457C" wp14:editId="4F87A255">
+              <wp:extent cx="5943600" cy="4358005"/>
+              <wp:effectExtent l="0" t="0" r="0" b="0"/>
+              <wp:docPr id="1559508359" name="Picture 1"/>
+              <wp:cNvGraphicFramePr>
+                <a:graphicFrameLocks xmlns:a="http://schemas.openxmlformats.org/drawingml/2006/main" noChangeAspect="1"/>
+              </wp:cNvGraphicFramePr>
+              <a:graphic xmlns:a="http://schemas.openxmlformats.org/drawingml/2006/main">
+                <a:graphicData uri="http://schemas.openxmlformats.org/drawingml/2006/picture">
+                  <pic:pic xmlns:pic="http://schemas.openxmlformats.org/drawingml/2006/picture">
+                    <pic:nvPicPr>
+                      <pic:cNvPr id="1559508359" name=""/>
+                      <pic:cNvPicPr/>
+                    </pic:nvPicPr>
+                    <pic:blipFill>
+                      <a:blip r:embed="rId12"/>
+                      <a:stretch>
+                        <a:fillRect/>
+                      </a:stretch>
+                    </pic:blipFill>
+                    <pic:spPr>
+                      <a:xfrm>
+                        <a:off x="0" y="0"/>
+                        <a:ext cx="5943600" cy="4358005"/>
+                      </a:xfrm>
+                      <a:prstGeom prst="rect">
+                        <a:avLst/>
+                      </a:prstGeom>
+                    </pic:spPr>
+                  </pic:pic>
+                </a:graphicData>
+              </a:graphic>
+            </wp:inline>
+          </w:drawing>
+        </w:r>
+      </w:ins>
+    </w:p>
+    <w:p>
+      <w:pPr>
+        <w:jc w:val="both"/>
+        <w:rPr>
+          <w:ins w:id="180" w:author="MatheuS Santos" w:date="2026-11-01T21:38:00Z" w16du:dateUtc="2026-11-01T21:38:00Z"/>
+          <w:rFonts w:ascii="Calibri" w:hAnsi="Calibri" w:cs="Calibri"/>
+        </w:rPr>
+        <w:pPrChange w:id="181" w:author="MatheuS Santos" w:date="2026-11-01T21:41:00Z" w16du:dateUtc="2026-11-01T21:41:00Z">
+          <w:pPr/>
+        </w:pPrChange>
+      </w:pPr>
+      <w:ins w:id="182" w:author="MatheuS Santos" w:date="2026-11-01T21:38:00Z" w16du:dateUtc="2026-11-01T21:38:00Z">
+        <w:r>
+          <w:rPr>
+            <w:rFonts w:ascii="Calibri" w:hAnsi="Calibri" w:cs="Calibri"/>
+          </w:rPr>
+          <w:t>Figure 2: Transaction Amount Distribution and Potential Outliers. Source: Author's own analysis.</w:t>
+        </w:r>
+      </w:ins>
+    </w:p>
+    <w:p>
+      <w:pPr>
+        <w:jc w:val="both"/>
+        <w:rPr>
+          <w:ins w:id="183" w:author="MatheuS Santos" w:date="2026-11-01T21:41:00Z" w16du:dateUtc="2026-11-01T21:41:00Z"/>
+          <w:rFonts w:ascii="Calibri" w:hAnsi="Calibri" w:cs="Calibri"/>
+        </w:rPr>
+      </w:pPr>
+      <w:ins w:id="184" w:author="MatheuS Santos" w:date="2026-11-01T21:39:00Z" w16du:dateUtc="2026-11-01T21:39:00Z">
+        <w:r>
+          <w:rPr>
+            <w:rFonts w:ascii="Calibri" w:hAnsi="Calibri" w:cs="Calibri"/>
+          </w:rPr>
+          <w:t xml:space="preserve">The Interquartile Range (IQR) method identified </w:t>
+        </w:r>
+        <w:r>
+          <w:rPr>
+            <w:rFonts w:ascii="Calibri" w:hAnsi="Calibri" w:cs="Calibri"/>
+            <w:b/>
+            <w:bCs/>
+            <w:rPrChange w:id="185" w:author="MatheuS Santos" w:date="2026-11-01T21:41:00Z" w16du:dateUtc="2026-11-01T21:41:00Z">
+              <w:rPr>
+                <w:rFonts w:ascii="Calibri" w:hAnsi="Calibri" w:cs="Calibri"/>
+              </w:rPr>
+            </w:rPrChange>
+          </w:rPr>
+          <w:t>31,904</w:t>
+        </w:r>
+        <w:r>
+          <w:rPr>
+            <w:rFonts w:ascii="Calibri" w:hAnsi="Calibri" w:cs="Calibri"/>
+          </w:rPr>
+          <w:t xml:space="preserve"> potential outlie</w:t>
+        </w:r>
+      </w:ins>
+      <w:ins w:id="186" w:author="MatheuS Santos" w:date="2026-11-01T21:40:00Z" w16du:dateUtc="2026-11-01T21:40:00Z">
+        <w:r>
+          <w:rPr>
+            <w:rFonts w:ascii="Calibri" w:hAnsi="Calibri" w:cs="Calibri"/>
+          </w:rPr>
+          <w:t>rs (</w:t>
+        </w:r>
+        <w:r>
+          <w:rPr>
+            <w:rFonts w:ascii="Calibri" w:hAnsi="Calibri" w:cs="Calibri"/>
+            <w:b/>
+            <w:bCs/>
+            <w:rPrChange w:id="187" w:author="MatheuS Santos" w:date="2026-11-01T21:41:00Z" w16du:dateUtc="2026-11-01T21:41:00Z">
+              <w:rPr>
+                <w:rFonts w:ascii="Calibri" w:hAnsi="Calibri" w:cs="Calibri"/>
+              </w:rPr>
+            </w:rPrChange>
+          </w:rPr>
+          <w:t>11,20%)</w:t>
+        </w:r>
+        <w:r>
+          <w:rPr>
+            <w:rFonts w:ascii="Calibri" w:hAnsi="Calibri" w:cs="Calibri"/>
+          </w:rPr>
+          <w:t xml:space="preserve">, using an upper boundary of </w:t>
+        </w:r>
+        <w:r>
+          <w:rPr>
+            <w:rFonts w:ascii="Calibri" w:hAnsi="Calibri" w:cs="Calibri"/>
+            <w:b/>
+            <w:bCs/>
+            <w:rPrChange w:id="188" w:author="MatheuS Santos" w:date="2026-11-01T21:41:00Z" w16du:dateUtc="2026-11-01T21:41:00Z">
+              <w:rPr>
+                <w:rFonts w:ascii="Calibri" w:hAnsi="Calibri" w:cs="Calibri"/>
+              </w:rPr>
+            </w:rPrChange>
+          </w:rPr>
+          <w:t>184.5125</w:t>
+        </w:r>
+      </w:ins>
+      <w:ins w:id="189" w:author="MatheuS Santos" w:date="2026-11-01T23:57:00Z" w16du:dateUtc="2026-11-01T23:57:00Z">
+        <w:r>
+          <w:rPr>
+            <w:rFonts w:ascii="Calibri" w:hAnsi="Calibri" w:cs="Calibri"/>
+          </w:rPr>
+          <w:t xml:space="preserve">. </w:t>
+        </w:r>
+      </w:ins>
+      <w:ins w:id="190" w:author="MatheuS Santos" w:date="2026-11-01T21:40:00Z" w16du:dateUtc="2026-11-01T21:40:00Z">
+        <w:r>
+          <w:rPr>
+            <w:rFonts w:ascii="Calibri" w:hAnsi="Calibri" w:cs="Calibri"/>
+          </w:rPr>
+          <w:t xml:space="preserve">These findings demonstrate that the mean </w:t>
+        </w:r>
+      </w:ins>
+      <w:ins w:id="191" w:author="MatheuS Santos" w:date="2026-11-01T21:41:00Z" w16du:dateUtc="2026-11-01T21:41:00Z">
+        <w:r>
+          <w:rPr>
+            <w:rFonts w:ascii="Calibri" w:hAnsi="Calibri" w:cs="Calibri"/>
+          </w:rPr>
+          <w:t>alone does not adequately represent typical transaction values.</w:t>
+        </w:r>
+      </w:ins>
+    </w:p>
+    <w:p>
+      <w:pPr>
+        <w:rPr>
+          <w:ins w:id="192" w:author="MatheuS Santos" w:date="2026-11-01T21:41:00Z" w16du:dateUtc="2026-11-01T21:41:00Z"/>
+          <w:rFonts w:ascii="Calibri" w:hAnsi="Calibri" w:cs="Calibri"/>
+        </w:rPr>
+      </w:pPr>
+      <w:ins w:id="193" w:author="MatheuS Santos" w:date="2026-11-01T21:41:00Z" w16du:dateUtc="2026-11-01T21:41:00Z">
+        <w:r>
+          <w:rPr>
+            <w:rFonts w:ascii="Calibri" w:hAnsi="Calibri" w:cs="Calibri"/>
+          </w:rPr>
+          <w:br w:type="page"/>
+        </w:r>
+      </w:ins>
+    </w:p>
+    <w:p>
+      <w:pPr>
+        <w:pStyle w:val="Heading2"/>
+        <w:rPr>
+          <w:ins w:id="194" w:author="MatheuS Santos" w:date="2026-11-01T21:42:00Z" w16du:dateUtc="2026-11-01T21:42:00Z"/>
+        </w:rPr>
+      </w:pPr>
+      <w:bookmarkStart w:id="195" w:name="_Toc244469287"/>
+      <w:ins w:id="196" w:author="MatheuS Santos" w:date="2026-11-01T21:42:00Z" w16du:dateUtc="2026-11-01T21:42:00Z">
+        <w:r>
+          <w:lastRenderedPageBreak/>
+          <w:t xml:space="preserve">1.3 </w:t>
+        </w:r>
+      </w:ins>
+      <w:ins w:id="197" w:author="MatheuS Santos" w:date="2026-11-01T21:41:00Z" w16du:dateUtc="2026-11-01T21:41:00Z">
+        <w:r>
+          <w:t>Transaction Time Analysis</w:t>
+        </w:r>
+      </w:ins>
+      <w:bookmarkEnd w:id="195"/>
+    </w:p>
+    <w:p>
+      <w:pPr>
+        <w:jc w:val="both"/>
+        <w:rPr>
+          <w:ins w:id="198" w:author="MatheuS Santos" w:date="2026-11-01T21:44:00Z" w16du:dateUtc="2026-11-01T21:44:00Z"/>
+          <w:rFonts w:ascii="Calibri" w:hAnsi="Calibri" w:cs="Calibri"/>
+          <w:rPrChange w:id="199" w:author="MatheuS Santos" w:date="2026-11-01T21:44:00Z" w16du:dateUtc="2026-11-01T21:44:00Z">
+            <w:rPr>
+              <w:ins w:id="200" w:author="MatheuS Santos" w:date="2026-11-01T21:44:00Z" w16du:dateUtc="2026-11-01T21:44:00Z"/>
+            </w:rPr>
+          </w:rPrChange>
+        </w:rPr>
+        <w:pPrChange w:id="201" w:author="MatheuS Santos" w:date="2026-11-01T21:44:00Z" w16du:dateUtc="2026-11-01T21:44:00Z">
+          <w:pPr/>
+        </w:pPrChange>
+      </w:pPr>
+      <w:ins w:id="202" w:author="MatheuS Santos" w:date="2026-11-01T21:42:00Z" w16du:dateUtc="2026-11-01T21:42:00Z">
+        <w:r>
+          <w:rPr>
+            <w:rFonts w:ascii="Calibri" w:hAnsi="Calibri" w:cs="Calibri"/>
+            <w:rPrChange w:id="203" w:author="MatheuS Santos" w:date="2026-11-01T21:44:00Z" w16du:dateUtc="2026-11-01T21:44:00Z">
+              <w:rPr/>
+            </w:rPrChange>
+          </w:rPr>
+          <w:t>The time variable presented a mean of 94,813.86 seconds and skewness of -0.0356, sugges</w:t>
+        </w:r>
+      </w:ins>
+      <w:ins w:id="204" w:author="MatheuS Santos" w:date="2026-11-01T21:43:00Z" w16du:dateUtc="2026-11-01T21:43:00Z">
+        <w:r>
+          <w:rPr>
+            <w:rFonts w:ascii="Calibri" w:hAnsi="Calibri" w:cs="Calibri"/>
+            <w:rPrChange w:id="205" w:author="MatheuS Santos" w:date="2026-11-01T21:44:00Z" w16du:dateUtc="2026-11-01T21:44:00Z">
+              <w:rPr/>
+            </w:rPrChange>
+          </w:rPr>
+          <w:t xml:space="preserve">ting approximate symmetry. Transaction </w:t>
+        </w:r>
+      </w:ins>
+      <w:ins w:id="206" w:author="MatheuS Santos" w:date="2026-11-01T21:44:00Z" w16du:dateUtc="2026-11-01T21:44:00Z">
+        <w:r>
+          <w:rPr>
+            <w:rFonts w:ascii="Calibri" w:hAnsi="Calibri" w:cs="Calibri"/>
+          </w:rPr>
+          <w:t>was</w:t>
+        </w:r>
+      </w:ins>
+      <w:ins w:id="207" w:author="MatheuS Santos" w:date="2026-11-01T21:43:00Z" w16du:dateUtc="2026-11-01T21:43:00Z">
+        <w:r>
+          <w:rPr>
+            <w:rFonts w:ascii="Calibri" w:hAnsi="Calibri" w:cs="Calibri"/>
+            <w:rPrChange w:id="208" w:author="MatheuS Santos" w:date="2026-11-01T21:44:00Z" w16du:dateUtc="2026-11-01T21:44:00Z">
+              <w:rPr/>
+            </w:rPrChange>
+          </w:rPr>
+          <w:t xml:space="preserve"> grouped into 48 elapsed-time intervals to investigate activity patterns.</w:t>
+        </w:r>
+      </w:ins>
+    </w:p>
+    <w:p>
+      <w:pPr>
+        <w:rPr>
+          <w:ins w:id="209" w:author="MatheuS Santos" w:date="2026-11-01T21:25:00Z" w16du:dateUtc="2026-11-01T21:25:00Z"/>
+        </w:rPr>
+        <w:pPrChange w:id="210" w:author="MatheuS Santos" w:date="2026-11-01T21:42:00Z" w16du:dateUtc="2026-11-01T21:42:00Z">
+          <w:pPr>
+            <w:pStyle w:val="Heading2"/>
+          </w:pPr>
+        </w:pPrChange>
+      </w:pPr>
+      <w:ins w:id="211" w:author="MatheuS Santos" w:date="2026-11-01T21:44:00Z" w16du:dateUtc="2026-11-01T21:44:00Z">
+        <w:r>
+          <w:rPr>
+            <w:noProof/>
+          </w:rPr>
+          <w:drawing>
+            <wp:inline distT="0" distB="0" distL="0" distR="0" wp14:anchorId="07E3E27E" wp14:editId="53943663">
+              <wp:extent cx="5943600" cy="2468245"/>
+              <wp:effectExtent l="0" t="0" r="0" b="0"/>
+              <wp:docPr id="1983788444" name="Picture 1"/>
+              <wp:cNvGraphicFramePr>
+                <a:graphicFrameLocks xmlns:a="http://schemas.openxmlformats.org/drawingml/2006/main" noChangeAspect="1"/>
+              </wp:cNvGraphicFramePr>
+              <a:graphic xmlns:a="http://schemas.openxmlformats.org/drawingml/2006/main">
+                <a:graphicData uri="http://schemas.openxmlformats.org/drawingml/2006/picture">
+                  <pic:pic xmlns:pic="http://schemas.openxmlformats.org/drawingml/2006/picture">
+                    <pic:nvPicPr>
+                      <pic:cNvPr id="1983788444" name=""/>
+                      <pic:cNvPicPr/>
+                    </pic:nvPicPr>
+                    <pic:blipFill>
+                      <a:blip r:embed="rId13"/>
+                      <a:stretch>
+                        <a:fillRect/>
+                      </a:stretch>
+                    </pic:blipFill>
+                    <pic:spPr>
+                      <a:xfrm>
+                        <a:off x="0" y="0"/>
+                        <a:ext cx="5943600" cy="2468245"/>
+                      </a:xfrm>
+                      <a:prstGeom prst="rect">
+                        <a:avLst/>
+                      </a:prstGeom>
+                    </pic:spPr>
+                  </pic:pic>
+                </a:graphicData>
+              </a:graphic>
+            </wp:inline>
+          </w:drawing>
+        </w:r>
+      </w:ins>
+    </w:p>
+    <w:p>
+      <w:pPr>
+        <w:jc w:val="both"/>
+        <w:rPr>
+          <w:ins w:id="212" w:author="MatheuS Santos" w:date="2026-11-01T21:44:00Z" w16du:dateUtc="2026-11-01T21:44:00Z"/>
+          <w:rFonts w:ascii="Calibri" w:hAnsi="Calibri" w:cs="Calibri"/>
+        </w:rPr>
+      </w:pPr>
+      <w:ins w:id="213" w:author="MatheuS Santos" w:date="2026-11-01T21:44:00Z" w16du:dateUtc="2026-11-01T21:44:00Z">
+        <w:r>
+          <w:rPr>
+            <w:rFonts w:ascii="Calibri" w:hAnsi="Calibri" w:cs="Calibri"/>
+          </w:rPr>
+          <w:t>Figure 3: Transaction Frequency Across 48 Elapsed-Time Intervals. Source: Author's own analysis.</w:t>
+        </w:r>
+      </w:ins>
+    </w:p>
+    <w:p>
+      <w:pPr>
+        <w:jc w:val="both"/>
+        <w:rPr>
+          <w:ins w:id="214" w:author="MatheuS Santos" w:date="2026-11-01T21:46:00Z" w16du:dateUtc="2026-11-01T21:46:00Z"/>
+          <w:rFonts w:ascii="Calibri" w:hAnsi="Calibri" w:cs="Calibri"/>
+        </w:rPr>
+      </w:pPr>
+      <w:ins w:id="215" w:author="MatheuS Santos" w:date="2026-11-01T21:44:00Z" w16du:dateUtc="2026-11-01T21:44:00Z">
+        <w:r>
+          <w:rPr>
+            <w:rFonts w:ascii="Calibri" w:hAnsi="Calibri" w:cs="Calibri"/>
+          </w:rPr>
+          <w:t>The highest</w:t>
+        </w:r>
+      </w:ins>
+      <w:ins w:id="216" w:author="MatheuS Santos" w:date="2026-11-01T21:45:00Z" w16du:dateUtc="2026-11-01T21:45:00Z">
+        <w:r>
+          <w:rPr>
+            <w:rFonts w:ascii="Calibri" w:hAnsi="Calibri" w:cs="Calibri"/>
+          </w:rPr>
+          <w:t xml:space="preserve"> activity occurred in interval 21 (9,895 transactions), while interval 4 recorded the lowest activity (1,082 tr</w:t>
+        </w:r>
+      </w:ins>
+      <w:ins w:id="217" w:author="MatheuS Santos" w:date="2026-11-01T21:46:00Z" w16du:dateUtc="2026-11-01T21:46:00Z">
+        <w:r>
+          <w:rPr>
+            <w:rFonts w:ascii="Calibri" w:hAnsi="Calibri" w:cs="Calibri"/>
+          </w:rPr>
+          <w:t>ansactions).</w:t>
+        </w:r>
+      </w:ins>
+    </w:p>
+    <w:p>
+      <w:pPr>
+        <w:jc w:val="both"/>
+        <w:rPr>
+          <w:ins w:id="218" w:author="MatheuS Santos" w:date="2026-11-01T21:46:00Z" w16du:dateUtc="2026-11-01T21:46:00Z"/>
+          <w:rFonts w:ascii="Calibri" w:hAnsi="Calibri" w:cs="Calibri"/>
+        </w:rPr>
+      </w:pPr>
+    </w:p>
+    <w:p>
+      <w:pPr>
+        <w:pStyle w:val="Heading2"/>
+        <w:rPr>
+          <w:ins w:id="219" w:author="MatheuS Santos" w:date="2026-11-01T21:47:00Z" w16du:dateUtc="2026-11-01T21:47:00Z"/>
+        </w:rPr>
+      </w:pPr>
+      <w:bookmarkStart w:id="220" w:name="_Toc244469288"/>
+      <w:ins w:id="221" w:author="MatheuS Santos" w:date="2026-11-01T21:47:00Z" w16du:dateUtc="2026-11-01T21:47:00Z">
+        <w:r>
+          <w:t xml:space="preserve">1.4 </w:t>
+        </w:r>
+      </w:ins>
+      <w:ins w:id="222" w:author="MatheuS Santos" w:date="2026-11-01T21:46:00Z" w16du:dateUtc="2026-11-01T21:46:00Z">
+        <w:r>
+          <w:t>PCA Feature Analysis</w:t>
+        </w:r>
+      </w:ins>
+      <w:bookmarkEnd w:id="220"/>
+    </w:p>
+    <w:p>
+      <w:pPr>
+        <w:rPr>
+          <w:ins w:id="223" w:author="MatheuS Santos" w:date="2026-11-01T21:49:00Z" w16du:dateUtc="2026-11-01T21:49:00Z"/>
+        </w:rPr>
+      </w:pPr>
+      <w:ins w:id="224" w:author="MatheuS Santos" w:date="2026-11-01T21:47:00Z" w16du:dateUtc="2026-11-01T21:47:00Z">
+        <w:r>
+          <w:t xml:space="preserve">The 28 PCA components were compared between legitimate and fraudulent transactions using the </w:t>
+        </w:r>
+      </w:ins>
+      <w:ins w:id="225" w:author="MatheuS Santos" w:date="2026-11-01T21:48:00Z" w16du:dateUtc="2026-11-01T21:48:00Z">
+        <w:r>
+          <w:t>Mann–Whitney U test (SciPy, n.d.).</w:t>
+        </w:r>
+        <w:r>
+          <w:t xml:space="preserve"> The </w:t>
+        </w:r>
+        <w:r>
+          <w:t>Benjamini–Hochberg</w:t>
+        </w:r>
+        <w:r>
+          <w:t xml:space="preserve"> correction was applied to control the false discovery rate (</w:t>
+        </w:r>
+        <w:r>
+          <w:t>Benjamini</w:t>
+        </w:r>
+        <w:r>
+          <w:t xml:space="preserve"> and </w:t>
+        </w:r>
+        <w:r>
+          <w:t>Hochberg</w:t>
+        </w:r>
+      </w:ins>
+      <w:ins w:id="226" w:author="MatheuS Santos" w:date="2026-11-01T21:49:00Z" w16du:dateUtc="2026-11-01T21:49:00Z">
+        <w:r>
+          <w:t>, 1995)</w:t>
+        </w:r>
+        <w:r>
+          <w:t>.</w:t>
+        </w:r>
+      </w:ins>
+    </w:p>
+    <w:p>
+      <w:pPr>
+        <w:rPr>
+          <w:ins w:id="227" w:author="MatheuS Santos" w:date="2026-11-01T21:50:00Z" w16du:dateUtc="2026-11-01T21:50:00Z"/>
+        </w:rPr>
+      </w:pPr>
+      <w:ins w:id="228" w:author="MatheuS Santos" w:date="2026-11-01T21:49:00Z" w16du:dateUtc="2026-11-01T21:49:00Z">
+        <w:r>
+          <w:t>The result identified statistically significant differences in 25 of the 28 components.</w:t>
+        </w:r>
+      </w:ins>
+      <w:ins w:id="229" w:author="MatheuS Santos" w:date="2026-11-01T21:50:00Z" w16du:dateUtc="2026-11-01T21:50:00Z">
+        <w:r>
+          <w:t xml:space="preserve"> V14, V4, V12, V11 and V10 presented the strongest effect sizes.</w:t>
+        </w:r>
+      </w:ins>
+    </w:p>
+    <w:p>
+      <w:pPr>
+        <w:rPr>
+          <w:ins w:id="230" w:author="MatheuS Santos" w:date="2026-11-01T21:51:00Z" w16du:dateUtc="2026-11-01T21:51:00Z"/>
+        </w:rPr>
+      </w:pPr>
+      <w:ins w:id="231" w:author="MatheuS Santos" w:date="2026-11-01T21:50:00Z" w16du:dateUtc="2026-11-01T21:50:00Z">
+        <w:r>
+          <w:rPr>
+            <w:noProof/>
+          </w:rPr>
+          <w:lastRenderedPageBreak/>
+          <w:drawing>
+            <wp:inline distT="0" distB="0" distL="0" distR="0" wp14:anchorId="259665DC" wp14:editId="4BCC6ABE">
+              <wp:extent cx="5943600" cy="3820160"/>
+              <wp:effectExtent l="0" t="0" r="0" b="2540"/>
+              <wp:docPr id="932107010" name="Picture 1"/>
+              <wp:cNvGraphicFramePr>
+                <a:graphicFrameLocks xmlns:a="http://schemas.openxmlformats.org/drawingml/2006/main" noChangeAspect="1"/>
+              </wp:cNvGraphicFramePr>
+              <a:graphic xmlns:a="http://schemas.openxmlformats.org/drawingml/2006/main">
+                <a:graphicData uri="http://schemas.openxmlformats.org/drawingml/2006/picture">
+                  <pic:pic xmlns:pic="http://schemas.openxmlformats.org/drawingml/2006/picture">
+                    <pic:nvPicPr>
+                      <pic:cNvPr id="932107010" name=""/>
+                      <pic:cNvPicPr/>
+                    </pic:nvPicPr>
+                    <pic:blipFill>
+                      <a:blip r:embed="rId14"/>
+                      <a:stretch>
+                        <a:fillRect/>
+                      </a:stretch>
+                    </pic:blipFill>
+                    <pic:spPr>
+                      <a:xfrm>
+                        <a:off x="0" y="0"/>
+                        <a:ext cx="5943600" cy="3820160"/>
+                      </a:xfrm>
+                      <a:prstGeom prst="rect">
+                        <a:avLst/>
+                      </a:prstGeom>
+                    </pic:spPr>
+                  </pic:pic>
+                </a:graphicData>
+              </a:graphic>
+            </wp:inline>
+          </w:drawing>
+        </w:r>
+      </w:ins>
+    </w:p>
+    <w:p>
+      <w:pPr>
+        <w:rPr>
+          <w:ins w:id="232" w:author="MatheuS Santos" w:date="2026-11-01T21:51:00Z" w16du:dateUtc="2026-11-01T21:51:00Z"/>
+          <w:rFonts w:ascii="Calibri" w:hAnsi="Calibri" w:cs="Calibri"/>
+          <w:rPrChange w:id="233" w:author="MatheuS Santos" w:date="2026-11-01T21:52:00Z" w16du:dateUtc="2026-11-01T21:52:00Z">
+            <w:rPr>
+              <w:ins w:id="234" w:author="MatheuS Santos" w:date="2026-11-01T21:51:00Z" w16du:dateUtc="2026-11-01T21:51:00Z"/>
+            </w:rPr>
+          </w:rPrChange>
+        </w:rPr>
+      </w:pPr>
+      <w:ins w:id="235" w:author="MatheuS Santos" w:date="2026-11-01T21:51:00Z" w16du:dateUtc="2026-11-01T21:51:00Z">
+        <w:r>
+          <w:rPr>
+            <w:rFonts w:ascii="Calibri" w:hAnsi="Calibri" w:cs="Calibri"/>
+            <w:rPrChange w:id="236" w:author="MatheuS Santos" w:date="2026-11-01T21:52:00Z" w16du:dateUtc="2026-11-01T21:52:00Z">
+              <w:rPr/>
+            </w:rPrChange>
+          </w:rPr>
+          <w:t>Figure 4: Effect Size Comparison Across PCA Components. Source: Author's own analysis.</w:t>
+        </w:r>
+      </w:ins>
+    </w:p>
+    <w:p>
+      <w:pPr>
+        <w:jc w:val="both"/>
+        <w:rPr>
+          <w:ins w:id="237" w:author="MatheuS Santos" w:date="2026-11-01T21:47:00Z" w16du:dateUtc="2026-11-01T21:47:00Z"/>
+          <w:rFonts w:cs="Calibri"/>
+        </w:rPr>
+        <w:pPrChange w:id="238" w:author="MatheuS Santos" w:date="2026-11-01T21:52:00Z" w16du:dateUtc="2026-11-01T21:52:00Z">
+          <w:pPr>
+            <w:pStyle w:val="Heading2"/>
+          </w:pPr>
+        </w:pPrChange>
+      </w:pPr>
+      <w:ins w:id="239" w:author="MatheuS Santos" w:date="2026-11-01T21:51:00Z" w16du:dateUtc="2026-11-01T21:51:00Z">
+        <w:r>
+          <w:rPr>
+            <w:rFonts w:ascii="Calibri" w:hAnsi="Calibri" w:cs="Calibri"/>
+            <w:rPrChange w:id="240" w:author="MatheuS Santos" w:date="2026-11-01T21:52:00Z" w16du:dateUtc="2026-11-01T21:52:00Z">
+              <w:rPr/>
+            </w:rPrChange>
+          </w:rPr>
+          <w:t>Overall, the EDA revealed class imbalance, highly skewed transaction amount and significant differences between transact</w:t>
+        </w:r>
+      </w:ins>
+      <w:ins w:id="241" w:author="MatheuS Santos" w:date="2026-11-01T21:52:00Z" w16du:dateUtc="2026-11-01T21:52:00Z">
+        <w:r>
+          <w:rPr>
+            <w:rFonts w:ascii="Calibri" w:hAnsi="Calibri" w:cs="Calibri"/>
+            <w:rPrChange w:id="242" w:author="MatheuS Santos" w:date="2026-11-01T21:52:00Z" w16du:dateUtc="2026-11-01T21:52:00Z">
+              <w:rPr/>
+            </w:rPrChange>
+          </w:rPr>
+          <w:t>ion classes, providing a foundation for the subsequent probability distribution analysis.</w:t>
+        </w:r>
+      </w:ins>
+    </w:p>
+    <w:p>
+      <w:pPr>
+        <w:rPr>
+          <w:rPrChange w:id="243" w:author="MatheuS Santos" w:date="2026-11-01T21:47:00Z" w16du:dateUtc="2026-11-01T21:47:00Z">
+            <w:rPr>
+              <w:b/>
+            </w:rPr>
+          </w:rPrChange>
+        </w:rPr>
+        <w:pPrChange w:id="244" w:author="MatheuS Santos" w:date="2026-11-01T21:47:00Z" w16du:dateUtc="2026-11-01T21:47:00Z">
+          <w:pPr>
+            <w:pStyle w:val="Heading1"/>
+            <w:jc w:val="both"/>
+          </w:pPr>
+        </w:pPrChange>
+      </w:pPr>
+    </w:p>
+    <w:p>
+      <w:pPr>
+        <w:rPr>
+          <w:ins w:id="245" w:author="MatheuS Santos" w:date="2026-10-25T10:40:00Z" w16du:dateUtc="2026-10-25T10:40:00Z"/>
           <w:rFonts w:ascii="Calibri" w:eastAsiaTheme="majorEastAsia" w:hAnsi="Calibri" w:cstheme="majorBidi"/>
           <w:color w:val="0F4761" w:themeColor="accent1" w:themeShade="BF"/>
           <w:sz w:val="32"/>
           <w:szCs w:val="40"/>
         </w:rPr>
       </w:pPr>
-      <w:bookmarkStart w:id="15" w:name="_Toc243817122"/>
-      <w:ins w:id="16" w:author="MatheuS Santos" w:date="2026-10-25T10:40:00Z" w16du:dateUtc="2026-10-25T10:40:00Z">
+      <w:ins w:id="246" w:author="MatheuS Santos" w:date="2026-10-25T10:40:00Z" w16du:dateUtc="2026-10-25T10:40:00Z">
         <w:r>
           <w:br w:type="page"/>
         </w:r>
@@ -1949,9 +5629,10 @@
         <w:pStyle w:val="Heading1"/>
         <w:jc w:val="both"/>
         <w:rPr>
-          <w:b/>
-        </w:rPr>
-      </w:pPr>
+          <w:ins w:id="247" w:author="MatheuS Santos" w:date="2026-11-01T22:52:00Z" w16du:dateUtc="2026-11-01T22:52:00Z"/>
+        </w:rPr>
+      </w:pPr>
+      <w:bookmarkStart w:id="248" w:name="_Toc244469289"/>
       <w:r>
         <w:lastRenderedPageBreak/>
         <w:t>2.      Use two discrete distributions (Binomial and Poisson) to explain</w:t>
@@ -1965,20 +5646,651 @@
       <w:r>
         <w:t>.</w:t>
       </w:r>
-      <w:bookmarkEnd w:id="15"/>
-    </w:p>
-    <w:p>
-      <w:pPr>
-        <w:rPr>
-          <w:ins w:id="17" w:author="MatheuS Santos" w:date="2026-10-25T10:40:00Z" w16du:dateUtc="2026-10-25T10:40:00Z"/>
+      <w:bookmarkEnd w:id="248"/>
+    </w:p>
+    <w:p>
+      <w:pPr>
+        <w:pStyle w:val="Heading2"/>
+        <w:rPr>
+          <w:ins w:id="249" w:author="MatheuS Santos" w:date="2026-11-01T22:53:00Z" w16du:dateUtc="2026-11-01T22:53:00Z"/>
+        </w:rPr>
+      </w:pPr>
+      <w:bookmarkStart w:id="250" w:name="_Toc244469290"/>
+      <w:ins w:id="251" w:author="MatheuS Santos" w:date="2026-11-01T22:53:00Z" w16du:dateUtc="2026-11-01T22:53:00Z">
+        <w:r>
+          <w:t>2.</w:t>
+        </w:r>
+      </w:ins>
+      <w:ins w:id="252" w:author="MatheuS Santos" w:date="2026-11-01T22:58:00Z" w16du:dateUtc="2026-11-01T22:58:00Z">
+        <w:r>
+          <w:t>1</w:t>
+        </w:r>
+      </w:ins>
+      <w:ins w:id="253" w:author="MatheuS Santos" w:date="2026-11-01T22:53:00Z" w16du:dateUtc="2026-11-01T22:53:00Z">
+        <w:r>
+          <w:t xml:space="preserve"> </w:t>
+        </w:r>
+      </w:ins>
+      <w:ins w:id="254" w:author="MatheuS Santos" w:date="2026-11-01T22:52:00Z" w16du:dateUtc="2026-11-01T22:52:00Z">
+        <w:r>
+          <w:t>Bin</w:t>
+        </w:r>
+      </w:ins>
+      <w:ins w:id="255" w:author="MatheuS Santos" w:date="2026-11-01T22:53:00Z" w16du:dateUtc="2026-11-01T22:53:00Z">
+        <w:r>
+          <w:t>omial Distribution</w:t>
+        </w:r>
+        <w:bookmarkEnd w:id="250"/>
+      </w:ins>
+    </w:p>
+    <w:p>
+      <w:pPr>
+        <w:jc w:val="both"/>
+        <w:rPr>
+          <w:ins w:id="256" w:author="MatheuS Santos" w:date="2026-11-01T22:55:00Z" w16du:dateUtc="2026-11-01T22:55:00Z"/>
+          <w:rFonts w:ascii="Calibri" w:hAnsi="Calibri" w:cs="Calibri"/>
+        </w:rPr>
+      </w:pPr>
+      <w:ins w:id="257" w:author="MatheuS Santos" w:date="2026-11-01T22:53:00Z" w16du:dateUtc="2026-11-01T22:53:00Z">
+        <w:r>
+          <w:rPr>
+            <w:rFonts w:ascii="Calibri" w:hAnsi="Calibri" w:cs="Calibri"/>
+            <w:rPrChange w:id="258" w:author="MatheuS Santos" w:date="2026-11-01T22:55:00Z" w16du:dateUtc="2026-11-01T22:55:00Z">
+              <w:rPr/>
+            </w:rPrChange>
+          </w:rPr>
+          <w:t xml:space="preserve">The Binomial Distribution was selected to model fraudulent </w:t>
+        </w:r>
+      </w:ins>
+      <w:ins w:id="259" w:author="MatheuS Santos" w:date="2026-11-01T22:57:00Z" w16du:dateUtc="2026-11-01T22:57:00Z">
+        <w:r>
+          <w:rPr>
+            <w:rFonts w:ascii="Calibri" w:hAnsi="Calibri" w:cs="Calibri"/>
+          </w:rPr>
+          <w:t>transactions</w:t>
+        </w:r>
+      </w:ins>
+      <w:ins w:id="260" w:author="MatheuS Santos" w:date="2026-11-01T22:53:00Z" w16du:dateUtc="2026-11-01T22:53:00Z">
+        <w:r>
+          <w:rPr>
+            <w:rFonts w:ascii="Calibri" w:hAnsi="Calibri" w:cs="Calibri"/>
+            <w:rPrChange w:id="261" w:author="MatheuS Santos" w:date="2026-11-01T22:55:00Z" w16du:dateUtc="2026-11-01T22:55:00Z">
+              <w:rPr/>
+            </w:rPrChange>
+          </w:rPr>
+          <w:t xml:space="preserve"> within a fixed sample of </w:t>
+        </w:r>
+      </w:ins>
+      <w:ins w:id="262" w:author="MatheuS Santos" w:date="2026-11-01T22:54:00Z" w16du:dateUtc="2026-11-01T22:54:00Z">
+        <w:r>
+          <w:rPr>
+            <w:rFonts w:ascii="Calibri" w:hAnsi="Calibri" w:cs="Calibri"/>
+            <w:rPrChange w:id="263" w:author="MatheuS Santos" w:date="2026-11-01T22:55:00Z" w16du:dateUtc="2026-11-01T22:55:00Z">
+              <w:rPr/>
+            </w:rPrChange>
+          </w:rPr>
+          <w:t>25,000 credit card operations. Each transaction has two possible outcomes: fraudulent or legitimate. The estimated fraud probability, obtained from the complete c</w:t>
+        </w:r>
+      </w:ins>
+      <w:ins w:id="264" w:author="MatheuS Santos" w:date="2026-11-01T22:55:00Z" w16du:dateUtc="2026-11-01T22:55:00Z">
+        <w:r>
+          <w:rPr>
+            <w:rFonts w:ascii="Calibri" w:hAnsi="Calibri" w:cs="Calibri"/>
+            <w:rPrChange w:id="265" w:author="MatheuS Santos" w:date="2026-11-01T22:55:00Z" w16du:dateUtc="2026-11-01T22:55:00Z">
+              <w:rPr/>
+            </w:rPrChange>
+          </w:rPr>
+          <w:t>leaned dataset, was 0.0016671 (0.1667%).</w:t>
+        </w:r>
+      </w:ins>
+    </w:p>
+    <w:p>
+      <w:pPr>
+        <w:jc w:val="both"/>
+        <w:rPr>
+          <w:ins w:id="266" w:author="MatheuS Santos" w:date="2026-11-01T22:57:00Z" w16du:dateUtc="2026-11-01T22:57:00Z"/>
+          <w:rFonts w:ascii="Calibri" w:hAnsi="Calibri" w:cs="Calibri"/>
+        </w:rPr>
+      </w:pPr>
+      <w:ins w:id="267" w:author="MatheuS Santos" w:date="2026-11-01T22:55:00Z" w16du:dateUtc="2026-11-01T22:55:00Z">
+        <w:r>
+          <w:rPr>
+            <w:rFonts w:ascii="Calibri" w:hAnsi="Calibri" w:cs="Calibri"/>
+          </w:rPr>
+          <w:t>The expected number of fraudulent transactions was calculated using  (E(X)=np)</w:t>
+        </w:r>
+      </w:ins>
+      <w:ins w:id="268" w:author="MatheuS Santos" w:date="2026-11-01T22:56:00Z" w16du:dateUtc="2026-11-01T22:56:00Z">
+        <w:r>
+          <w:rPr>
+            <w:rFonts w:ascii="Calibri" w:hAnsi="Calibri" w:cs="Calibri"/>
+          </w:rPr>
+          <w:t xml:space="preserve">, resulting in 41.6775. The variance was 41.6081, and the standard deviation was 6.4504. The most likely outcome was </w:t>
+        </w:r>
+      </w:ins>
+      <w:ins w:id="269" w:author="MatheuS Santos" w:date="2026-11-01T22:57:00Z" w16du:dateUtc="2026-11-01T22:57:00Z">
+        <w:r>
+          <w:rPr>
+            <w:rFonts w:ascii="Calibri" w:hAnsi="Calibri" w:cs="Calibri"/>
+          </w:rPr>
+          <w:t>41 fraudulent transactions, with an approximate probability of 6.19%</w:t>
+        </w:r>
+      </w:ins>
+    </w:p>
+    <w:p>
+      <w:pPr>
+        <w:jc w:val="both"/>
+        <w:rPr>
+          <w:ins w:id="270" w:author="MatheuS Santos" w:date="2026-11-01T23:09:00Z" w16du:dateUtc="2026-11-01T23:09:00Z"/>
+          <w:rFonts w:ascii="Calibri" w:hAnsi="Calibri" w:cs="Calibri"/>
+        </w:rPr>
+      </w:pPr>
+      <w:ins w:id="271" w:author="MatheuS Santos" w:date="2026-11-01T22:58:00Z" w16du:dateUtc="2026-11-01T22:58:00Z">
+        <w:r>
+          <w:rPr>
+            <w:rFonts w:ascii="Calibri" w:hAnsi="Calibri" w:cs="Calibri"/>
+            <w:noProof/>
+          </w:rPr>
+          <w:drawing>
+            <wp:inline distT="0" distB="0" distL="0" distR="0" wp14:anchorId="144BC317" wp14:editId="4DD2A42E">
+              <wp:extent cx="5943600" cy="2361565"/>
+              <wp:effectExtent l="0" t="0" r="0" b="635"/>
+              <wp:docPr id="1320895058" name="Picture 1"/>
+              <wp:cNvGraphicFramePr>
+                <a:graphicFrameLocks xmlns:a="http://schemas.openxmlformats.org/drawingml/2006/main" noChangeAspect="1"/>
+              </wp:cNvGraphicFramePr>
+              <a:graphic xmlns:a="http://schemas.openxmlformats.org/drawingml/2006/main">
+                <a:graphicData uri="http://schemas.openxmlformats.org/drawingml/2006/picture">
+                  <pic:pic xmlns:pic="http://schemas.openxmlformats.org/drawingml/2006/picture">
+                    <pic:nvPicPr>
+                      <pic:cNvPr id="1320895058" name=""/>
+                      <pic:cNvPicPr/>
+                    </pic:nvPicPr>
+                    <pic:blipFill>
+                      <a:blip r:embed="rId15"/>
+                      <a:stretch>
+                        <a:fillRect/>
+                      </a:stretch>
+                    </pic:blipFill>
+                    <pic:spPr>
+                      <a:xfrm>
+                        <a:off x="0" y="0"/>
+                        <a:ext cx="5943600" cy="2361565"/>
+                      </a:xfrm>
+                      <a:prstGeom prst="rect">
+                        <a:avLst/>
+                      </a:prstGeom>
+                    </pic:spPr>
+                  </pic:pic>
+                </a:graphicData>
+              </a:graphic>
+            </wp:inline>
+          </w:drawing>
+        </w:r>
+      </w:ins>
+    </w:p>
+    <w:p>
+      <w:pPr>
+        <w:rPr>
+          <w:ins w:id="272" w:author="MatheuS Santos" w:date="2026-11-01T23:09:00Z" w16du:dateUtc="2026-11-01T23:09:00Z"/>
+          <w:rFonts w:ascii="Calibri" w:hAnsi="Calibri" w:cs="Calibri"/>
+        </w:rPr>
+      </w:pPr>
+      <w:ins w:id="273" w:author="MatheuS Santos" w:date="2026-11-01T23:09:00Z" w16du:dateUtc="2026-11-01T23:09:00Z">
+        <w:r>
+          <w:rPr>
+            <w:rFonts w:ascii="Calibri" w:hAnsi="Calibri" w:cs="Calibri"/>
+          </w:rPr>
+          <w:t xml:space="preserve">Figure </w:t>
+        </w:r>
+        <w:r>
+          <w:rPr>
+            <w:rFonts w:ascii="Calibri" w:hAnsi="Calibri" w:cs="Calibri"/>
+          </w:rPr>
+          <w:t>5</w:t>
+        </w:r>
+        <w:r>
+          <w:rPr>
+            <w:rFonts w:ascii="Calibri" w:hAnsi="Calibri" w:cs="Calibri"/>
+          </w:rPr>
+          <w:t xml:space="preserve">: </w:t>
+        </w:r>
+        <w:r>
+          <w:rPr>
+            <w:rFonts w:ascii="Calibri" w:hAnsi="Calibri" w:cs="Calibri"/>
+          </w:rPr>
+          <w:t>Binomial Probability Distribution of Fraudulent Transactions.</w:t>
+        </w:r>
+        <w:r>
+          <w:rPr>
+            <w:rFonts w:ascii="Calibri" w:hAnsi="Calibri" w:cs="Calibri"/>
+          </w:rPr>
+          <w:t>: Author's own analysis.</w:t>
+        </w:r>
+      </w:ins>
+    </w:p>
+    <w:p>
+      <w:pPr>
+        <w:jc w:val="both"/>
+        <w:rPr>
+          <w:ins w:id="274" w:author="MatheuS Santos" w:date="2026-11-01T22:58:00Z" w16du:dateUtc="2026-11-01T22:58:00Z"/>
+          <w:rFonts w:ascii="Calibri" w:hAnsi="Calibri" w:cs="Calibri"/>
+        </w:rPr>
+      </w:pPr>
+    </w:p>
+    <w:p>
+      <w:pPr>
+        <w:rPr>
+          <w:ins w:id="275" w:author="MatheuS Santos" w:date="2026-11-01T23:02:00Z" w16du:dateUtc="2026-11-01T23:02:00Z"/>
+          <w:rFonts w:ascii="Calibri" w:eastAsiaTheme="majorEastAsia" w:hAnsi="Calibri" w:cstheme="majorBidi"/>
+          <w:color w:val="0F4761" w:themeColor="accent1" w:themeShade="BF"/>
+          <w:sz w:val="28"/>
+          <w:szCs w:val="32"/>
+        </w:rPr>
+      </w:pPr>
+      <w:ins w:id="276" w:author="MatheuS Santos" w:date="2026-11-01T23:02:00Z" w16du:dateUtc="2026-11-01T23:02:00Z">
+        <w:r>
+          <w:br w:type="page"/>
+        </w:r>
+      </w:ins>
+    </w:p>
+    <w:p>
+      <w:pPr>
+        <w:pStyle w:val="Heading2"/>
+        <w:rPr>
+          <w:ins w:id="277" w:author="MatheuS Santos" w:date="2026-11-01T22:58:00Z" w16du:dateUtc="2026-11-01T22:58:00Z"/>
+        </w:rPr>
+      </w:pPr>
+      <w:bookmarkStart w:id="278" w:name="_Toc244469291"/>
+      <w:ins w:id="279" w:author="MatheuS Santos" w:date="2026-11-01T22:58:00Z" w16du:dateUtc="2026-11-01T22:58:00Z">
+        <w:r>
+          <w:lastRenderedPageBreak/>
+          <w:t>2.2 Poisson Distribution</w:t>
+        </w:r>
+        <w:bookmarkEnd w:id="278"/>
+      </w:ins>
+    </w:p>
+    <w:p>
+      <w:pPr>
+        <w:jc w:val="both"/>
+        <w:rPr>
+          <w:ins w:id="280" w:author="MatheuS Santos" w:date="2026-11-01T23:02:00Z" w16du:dateUtc="2026-11-01T23:02:00Z"/>
+        </w:rPr>
+        <w:pPrChange w:id="281" w:author="MatheuS Santos" w:date="2026-11-01T23:03:00Z" w16du:dateUtc="2026-11-01T23:03:00Z">
+          <w:pPr/>
+        </w:pPrChange>
+      </w:pPr>
+      <w:ins w:id="282" w:author="MatheuS Santos" w:date="2026-11-01T22:58:00Z" w16du:dateUtc="2026-11-01T22:58:00Z">
+        <w:r>
+          <w:t>The Poisson</w:t>
+        </w:r>
+      </w:ins>
+      <w:ins w:id="283" w:author="MatheuS Santos" w:date="2026-11-01T22:59:00Z" w16du:dateUtc="2026-11-01T22:59:00Z">
+        <w:r>
+          <w:t xml:space="preserve"> Distribution was used to approximate the Binomial model because the sample size was large and the individual probability of fraud was small. Its</w:t>
+        </w:r>
+      </w:ins>
+      <w:ins w:id="284" w:author="MatheuS Santos" w:date="2026-11-01T23:00:00Z" w16du:dateUtc="2026-11-01T23:00:00Z">
+        <w:r>
+          <w:t xml:space="preserve"> parameter was calculated as </w:t>
+        </w:r>
+        <w:r>
+          <w:t>(lambda=np=41.6775).</w:t>
+        </w:r>
+        <w:r>
+          <w:t xml:space="preserve"> The </w:t>
+        </w:r>
+      </w:ins>
+      <w:ins w:id="285" w:author="MatheuS Santos" w:date="2026-11-01T23:01:00Z" w16du:dateUtc="2026-11-01T23:01:00Z">
+        <w:r>
+          <w:t>expected</w:t>
+        </w:r>
+      </w:ins>
+      <w:ins w:id="286" w:author="MatheuS Santos" w:date="2026-11-01T23:00:00Z" w16du:dateUtc="2026-11-01T23:00:00Z">
+        <w:r>
+          <w:t xml:space="preserve"> value and variance were both 41.6775, with a standard deviation of</w:t>
+        </w:r>
+      </w:ins>
+      <w:ins w:id="287" w:author="MatheuS Santos" w:date="2026-11-01T23:01:00Z" w16du:dateUtc="2026-11-01T23:01:00Z">
+        <w:r>
+          <w:t xml:space="preserve"> 6.4558. The most likely outcome was also 41 fraudulent transactions, with an approximate probability of 6,18%</w:t>
+        </w:r>
+      </w:ins>
+    </w:p>
+    <w:p>
+      <w:pPr>
+        <w:rPr>
+          <w:ins w:id="288" w:author="MatheuS Santos" w:date="2026-11-01T23:09:00Z" w16du:dateUtc="2026-11-01T23:09:00Z"/>
+        </w:rPr>
+      </w:pPr>
+      <w:ins w:id="289" w:author="MatheuS Santos" w:date="2026-11-01T23:02:00Z" w16du:dateUtc="2026-11-01T23:02:00Z">
+        <w:r>
+          <w:rPr>
+            <w:noProof/>
+          </w:rPr>
+          <w:drawing>
+            <wp:inline distT="0" distB="0" distL="0" distR="0" wp14:anchorId="5B1C256A" wp14:editId="4B761BE0">
+              <wp:extent cx="5943600" cy="1695450"/>
+              <wp:effectExtent l="0" t="0" r="0" b="6350"/>
+              <wp:docPr id="2054156825" name="Picture 1"/>
+              <wp:cNvGraphicFramePr>
+                <a:graphicFrameLocks xmlns:a="http://schemas.openxmlformats.org/drawingml/2006/main" noChangeAspect="1"/>
+              </wp:cNvGraphicFramePr>
+              <a:graphic xmlns:a="http://schemas.openxmlformats.org/drawingml/2006/main">
+                <a:graphicData uri="http://schemas.openxmlformats.org/drawingml/2006/picture">
+                  <pic:pic xmlns:pic="http://schemas.openxmlformats.org/drawingml/2006/picture">
+                    <pic:nvPicPr>
+                      <pic:cNvPr id="2054156825" name=""/>
+                      <pic:cNvPicPr/>
+                    </pic:nvPicPr>
+                    <pic:blipFill>
+                      <a:blip r:embed="rId16"/>
+                      <a:stretch>
+                        <a:fillRect/>
+                      </a:stretch>
+                    </pic:blipFill>
+                    <pic:spPr>
+                      <a:xfrm>
+                        <a:off x="0" y="0"/>
+                        <a:ext cx="5943600" cy="1695450"/>
+                      </a:xfrm>
+                      <a:prstGeom prst="rect">
+                        <a:avLst/>
+                      </a:prstGeom>
+                    </pic:spPr>
+                  </pic:pic>
+                </a:graphicData>
+              </a:graphic>
+            </wp:inline>
+          </w:drawing>
+        </w:r>
+      </w:ins>
+    </w:p>
+    <w:p>
+      <w:pPr>
+        <w:rPr>
+          <w:ins w:id="290" w:author="MatheuS Santos" w:date="2026-11-01T23:09:00Z" w16du:dateUtc="2026-11-01T23:09:00Z"/>
+          <w:rFonts w:ascii="Calibri" w:hAnsi="Calibri" w:cs="Calibri"/>
+        </w:rPr>
+      </w:pPr>
+      <w:ins w:id="291" w:author="MatheuS Santos" w:date="2026-11-01T23:09:00Z" w16du:dateUtc="2026-11-01T23:09:00Z">
+        <w:r>
+          <w:rPr>
+            <w:rFonts w:ascii="Calibri" w:hAnsi="Calibri" w:cs="Calibri"/>
+          </w:rPr>
+          <w:t xml:space="preserve">Figure </w:t>
+        </w:r>
+        <w:r>
+          <w:rPr>
+            <w:rFonts w:ascii="Calibri" w:hAnsi="Calibri" w:cs="Calibri"/>
+          </w:rPr>
+          <w:t>6</w:t>
+        </w:r>
+        <w:r>
+          <w:rPr>
+            <w:rFonts w:ascii="Calibri" w:hAnsi="Calibri" w:cs="Calibri"/>
+          </w:rPr>
+          <w:t xml:space="preserve">: </w:t>
+        </w:r>
+        <w:r>
+          <w:rPr>
+            <w:rFonts w:ascii="Calibri" w:hAnsi="Calibri" w:cs="Calibri"/>
+          </w:rPr>
+          <w:t>Poisson Probability Distribution of Fraudulent Transactions</w:t>
+        </w:r>
+        <w:r>
+          <w:rPr>
+            <w:rFonts w:ascii="Calibri" w:hAnsi="Calibri" w:cs="Calibri"/>
+          </w:rPr>
+          <w:t>: Author's own analysis.</w:t>
+        </w:r>
+      </w:ins>
+    </w:p>
+    <w:p>
+      <w:pPr>
+        <w:rPr>
+          <w:ins w:id="292" w:author="MatheuS Santos" w:date="2026-11-01T23:02:00Z" w16du:dateUtc="2026-11-01T23:02:00Z"/>
+        </w:rPr>
+      </w:pPr>
+    </w:p>
+    <w:p>
+      <w:pPr>
+        <w:rPr>
+          <w:ins w:id="293" w:author="MatheuS Santos" w:date="2026-11-01T23:10:00Z" w16du:dateUtc="2026-11-01T23:10:00Z"/>
+          <w:rFonts w:ascii="Calibri" w:eastAsiaTheme="majorEastAsia" w:hAnsi="Calibri" w:cstheme="majorBidi"/>
+          <w:color w:val="0F4761" w:themeColor="accent1" w:themeShade="BF"/>
+          <w:sz w:val="28"/>
+          <w:szCs w:val="32"/>
+        </w:rPr>
+      </w:pPr>
+      <w:ins w:id="294" w:author="MatheuS Santos" w:date="2026-11-01T23:10:00Z" w16du:dateUtc="2026-11-01T23:10:00Z">
+        <w:r>
+          <w:br w:type="page"/>
+        </w:r>
+      </w:ins>
+    </w:p>
+    <w:p>
+      <w:pPr>
+        <w:pStyle w:val="Heading2"/>
+        <w:rPr>
+          <w:ins w:id="295" w:author="MatheuS Santos" w:date="2026-11-01T23:03:00Z" w16du:dateUtc="2026-11-01T23:03:00Z"/>
+        </w:rPr>
+      </w:pPr>
+      <w:bookmarkStart w:id="296" w:name="_Toc244469292"/>
+      <w:ins w:id="297" w:author="MatheuS Santos" w:date="2026-11-01T23:02:00Z" w16du:dateUtc="2026-11-01T23:02:00Z">
+        <w:r>
+          <w:lastRenderedPageBreak/>
+          <w:t>2</w:t>
+        </w:r>
+      </w:ins>
+      <w:ins w:id="298" w:author="MatheuS Santos" w:date="2026-11-01T23:03:00Z" w16du:dateUtc="2026-11-01T23:03:00Z">
+        <w:r>
+          <w:t xml:space="preserve">.3 </w:t>
+        </w:r>
+      </w:ins>
+      <w:ins w:id="299" w:author="MatheuS Santos" w:date="2026-11-01T23:02:00Z" w16du:dateUtc="2026-11-01T23:02:00Z">
+        <w:r>
+          <w:t>Comparison and Large – Sample Bahaviour</w:t>
+        </w:r>
+      </w:ins>
+      <w:bookmarkEnd w:id="296"/>
+    </w:p>
+    <w:p>
+      <w:pPr>
+        <w:jc w:val="both"/>
+        <w:rPr>
+          <w:ins w:id="300" w:author="MatheuS Santos" w:date="2026-11-01T23:05:00Z" w16du:dateUtc="2026-11-01T23:05:00Z"/>
+          <w:rFonts w:ascii="Calibri" w:hAnsi="Calibri" w:cs="Calibri"/>
+        </w:rPr>
+      </w:pPr>
+      <w:ins w:id="301" w:author="MatheuS Santos" w:date="2026-11-01T23:03:00Z" w16du:dateUtc="2026-11-01T23:03:00Z">
+        <w:r>
+          <w:rPr>
+            <w:rFonts w:ascii="Calibri" w:hAnsi="Calibri" w:cs="Calibri"/>
+            <w:rPrChange w:id="302" w:author="MatheuS Santos" w:date="2026-11-01T23:04:00Z" w16du:dateUtc="2026-11-01T23:04:00Z">
+              <w:rPr/>
+            </w:rPrChange>
+          </w:rPr>
+          <w:t xml:space="preserve">The comparison covered fraud counts from zero to 89. The maximus absolute probability difference was </w:t>
+        </w:r>
+      </w:ins>
+      <w:ins w:id="303" w:author="MatheuS Santos" w:date="2026-11-01T23:04:00Z" w16du:dateUtc="2026-11-01T23:04:00Z">
+        <w:r>
+          <w:rPr>
+            <w:rFonts w:ascii="Calibri" w:hAnsi="Calibri" w:cs="Calibri"/>
+            <w:rPrChange w:id="304" w:author="MatheuS Santos" w:date="2026-11-01T23:04:00Z" w16du:dateUtc="2026-11-01T23:04:00Z">
+              <w:rPr/>
+            </w:rPrChange>
+          </w:rPr>
+          <w:t>0.00005148, while the mean absolute difference was 0.00000899, demonstrating a close approximation between the distributions.</w:t>
+        </w:r>
+      </w:ins>
+    </w:p>
+    <w:p>
+      <w:pPr>
+        <w:jc w:val="both"/>
+        <w:rPr>
+          <w:ins w:id="305" w:author="MatheuS Santos" w:date="2026-11-01T23:06:00Z" w16du:dateUtc="2026-11-01T23:06:00Z"/>
+          <w:rFonts w:ascii="Calibri" w:hAnsi="Calibri" w:cs="Calibri"/>
+        </w:rPr>
+      </w:pPr>
+      <w:ins w:id="306" w:author="MatheuS Santos" w:date="2026-11-01T23:06:00Z" w16du:dateUtc="2026-11-01T23:06:00Z">
+        <w:r>
+          <w:rPr>
+            <w:rFonts w:ascii="Calibri" w:hAnsi="Calibri" w:cs="Calibri"/>
+            <w:noProof/>
+          </w:rPr>
+          <w:drawing>
+            <wp:inline distT="0" distB="0" distL="0" distR="0" wp14:anchorId="4CB1BA3D" wp14:editId="7835BB5D">
+              <wp:extent cx="5943600" cy="2546350"/>
+              <wp:effectExtent l="0" t="0" r="0" b="6350"/>
+              <wp:docPr id="1109489321" name="Picture 1"/>
+              <wp:cNvGraphicFramePr>
+                <a:graphicFrameLocks xmlns:a="http://schemas.openxmlformats.org/drawingml/2006/main" noChangeAspect="1"/>
+              </wp:cNvGraphicFramePr>
+              <a:graphic xmlns:a="http://schemas.openxmlformats.org/drawingml/2006/main">
+                <a:graphicData uri="http://schemas.openxmlformats.org/drawingml/2006/picture">
+                  <pic:pic xmlns:pic="http://schemas.openxmlformats.org/drawingml/2006/picture">
+                    <pic:nvPicPr>
+                      <pic:cNvPr id="1109489321" name=""/>
+                      <pic:cNvPicPr/>
+                    </pic:nvPicPr>
+                    <pic:blipFill>
+                      <a:blip r:embed="rId17"/>
+                      <a:stretch>
+                        <a:fillRect/>
+                      </a:stretch>
+                    </pic:blipFill>
+                    <pic:spPr>
+                      <a:xfrm>
+                        <a:off x="0" y="0"/>
+                        <a:ext cx="5943600" cy="2546350"/>
+                      </a:xfrm>
+                      <a:prstGeom prst="rect">
+                        <a:avLst/>
+                      </a:prstGeom>
+                    </pic:spPr>
+                  </pic:pic>
+                </a:graphicData>
+              </a:graphic>
+            </wp:inline>
+          </w:drawing>
+        </w:r>
+      </w:ins>
+    </w:p>
+    <w:p>
+      <w:pPr>
+        <w:jc w:val="both"/>
+        <w:rPr>
+          <w:ins w:id="307" w:author="MatheuS Santos" w:date="2026-11-01T23:10:00Z" w16du:dateUtc="2026-11-01T23:10:00Z"/>
+          <w:rFonts w:ascii="Calibri" w:hAnsi="Calibri" w:cs="Calibri"/>
+        </w:rPr>
+      </w:pPr>
+      <w:ins w:id="308" w:author="MatheuS Santos" w:date="2026-11-01T23:10:00Z" w16du:dateUtc="2026-11-01T23:10:00Z">
+        <w:r>
+          <w:rPr>
+            <w:rFonts w:ascii="Calibri" w:hAnsi="Calibri" w:cs="Calibri"/>
+          </w:rPr>
+          <w:t xml:space="preserve">Figure 7: </w:t>
+        </w:r>
+        <w:r>
+          <w:rPr>
+            <w:rFonts w:ascii="Calibri" w:hAnsi="Calibri" w:cs="Calibri"/>
+          </w:rPr>
+          <w:t>Comparison Between Binomial and Poisson Probabilities</w:t>
+        </w:r>
+        <w:r>
+          <w:rPr>
+            <w:rFonts w:ascii="Calibri" w:hAnsi="Calibri" w:cs="Calibri"/>
+          </w:rPr>
+          <w:t>: Author's own analysis.</w:t>
+        </w:r>
+      </w:ins>
+    </w:p>
+    <w:p>
+      <w:pPr>
+        <w:jc w:val="both"/>
+        <w:rPr>
+          <w:ins w:id="309" w:author="MatheuS Santos" w:date="2026-11-01T22:57:00Z" w16du:dateUtc="2026-11-01T22:57:00Z"/>
+          <w:rFonts w:ascii="Calibri" w:hAnsi="Calibri" w:cs="Calibri"/>
+          <w:rPrChange w:id="310" w:author="MatheuS Santos" w:date="2026-11-01T23:04:00Z" w16du:dateUtc="2026-11-01T23:04:00Z">
+            <w:rPr>
+              <w:ins w:id="311" w:author="MatheuS Santos" w:date="2026-11-01T22:57:00Z" w16du:dateUtc="2026-11-01T22:57:00Z"/>
+            </w:rPr>
+          </w:rPrChange>
+        </w:rPr>
+      </w:pPr>
+      <w:ins w:id="312" w:author="MatheuS Santos" w:date="2026-11-01T23:06:00Z" w16du:dateUtc="2026-11-01T23:06:00Z">
+        <w:r>
+          <w:rPr>
+            <w:rFonts w:ascii="Calibri" w:hAnsi="Calibri" w:cs="Calibri"/>
+          </w:rPr>
+          <w:t>As the sample size increases while the fraud probability remains constant, the expected fraud count increas</w:t>
+        </w:r>
+      </w:ins>
+      <w:ins w:id="313" w:author="MatheuS Santos" w:date="2026-11-01T23:07:00Z" w16du:dateUtc="2026-11-01T23:07:00Z">
+        <w:r>
+          <w:rPr>
+            <w:rFonts w:ascii="Calibri" w:hAnsi="Calibri" w:cs="Calibri"/>
+          </w:rPr>
+          <w:t xml:space="preserve">e. The Poisson approximation is approximation is suitable </w:t>
+        </w:r>
+      </w:ins>
+      <w:ins w:id="314" w:author="MatheuS Santos" w:date="2026-11-01T23:08:00Z" w16du:dateUtc="2026-11-01T23:08:00Z">
+        <w:r>
+          <w:rPr>
+            <w:rFonts w:ascii="Calibri" w:hAnsi="Calibri" w:cs="Calibri"/>
+          </w:rPr>
+          <w:t>when</w:t>
+        </w:r>
+      </w:ins>
+      <w:ins w:id="315" w:author="MatheuS Santos" w:date="2026-11-01T23:07:00Z" w16du:dateUtc="2026-11-01T23:07:00Z">
+        <w:r>
+          <w:rPr>
+            <w:rFonts w:ascii="Calibri" w:hAnsi="Calibri" w:cs="Calibri"/>
+          </w:rPr>
+          <w:t xml:space="preserve"> the number of trials is large and the individual event probability is small. However</w:t>
+        </w:r>
+      </w:ins>
+      <w:ins w:id="316" w:author="MatheuS Santos" w:date="2026-11-01T23:08:00Z" w16du:dateUtc="2026-11-01T23:08:00Z">
+        <w:r>
+          <w:rPr>
+            <w:rFonts w:ascii="Calibri" w:hAnsi="Calibri" w:cs="Calibri"/>
+          </w:rPr>
+          <w:t>, both models assume independent trials and constant probability, which may not fully reflect real financial transactions.</w:t>
+        </w:r>
+      </w:ins>
+    </w:p>
+    <w:p>
+      <w:pPr>
+        <w:jc w:val="both"/>
+        <w:rPr>
+          <w:rFonts w:cs="Calibri"/>
+          <w:rPrChange w:id="317" w:author="MatheuS Santos" w:date="2026-11-01T22:55:00Z" w16du:dateUtc="2026-11-01T22:55:00Z">
+            <w:rPr>
+              <w:b/>
+            </w:rPr>
+          </w:rPrChange>
+        </w:rPr>
+        <w:pPrChange w:id="318" w:author="MatheuS Santos" w:date="2026-11-01T22:55:00Z" w16du:dateUtc="2026-11-01T22:55:00Z">
+          <w:pPr>
+            <w:pStyle w:val="Heading1"/>
+            <w:jc w:val="both"/>
+          </w:pPr>
+        </w:pPrChange>
+      </w:pPr>
+    </w:p>
+    <w:p>
+      <w:pPr>
+        <w:rPr>
+          <w:ins w:id="319" w:author="MatheuS Santos" w:date="2026-10-25T10:40:00Z" w16du:dateUtc="2026-10-25T10:40:00Z"/>
           <w:rFonts w:ascii="Calibri" w:eastAsiaTheme="majorEastAsia" w:hAnsi="Calibri" w:cstheme="majorBidi"/>
           <w:color w:val="0F4761" w:themeColor="accent1" w:themeShade="BF"/>
           <w:sz w:val="32"/>
           <w:szCs w:val="40"/>
         </w:rPr>
       </w:pPr>
-      <w:bookmarkStart w:id="18" w:name="_Toc243817123"/>
-      <w:ins w:id="19" w:author="MatheuS Santos" w:date="2026-10-25T10:40:00Z" w16du:dateUtc="2026-10-25T10:40:00Z">
+      <w:ins w:id="320" w:author="MatheuS Santos" w:date="2026-10-25T10:40:00Z" w16du:dateUtc="2026-10-25T10:40:00Z">
         <w:r>
           <w:br w:type="page"/>
         </w:r>
@@ -1989,9 +6301,13 @@
         <w:pStyle w:val="Heading1"/>
         <w:jc w:val="both"/>
         <w:rPr>
-          <w:b/>
-        </w:rPr>
-      </w:pPr>
+          <w:ins w:id="321" w:author="MatheuS Santos" w:date="2026-11-01T23:12:00Z" w16du:dateUtc="2026-11-01T23:12:00Z"/>
+        </w:rPr>
+        <w:pPrChange w:id="322" w:author="MatheuS Santos" w:date="2026-11-01T23:14:00Z" w16du:dateUtc="2026-11-01T23:14:00Z">
+          <w:pPr/>
+        </w:pPrChange>
+      </w:pPr>
+      <w:bookmarkStart w:id="323" w:name="_Toc244469293"/>
       <w:r>
         <w:lastRenderedPageBreak/>
         <w:t>3.       Use Normal distribution to explain</w:t>
@@ -2005,20 +6321,500 @@
       <w:r>
         <w:t>.</w:t>
       </w:r>
-      <w:bookmarkEnd w:id="18"/>
-    </w:p>
-    <w:p>
-      <w:pPr>
-        <w:rPr>
-          <w:ins w:id="20" w:author="MatheuS Santos" w:date="2026-10-25T10:40:00Z" w16du:dateUtc="2026-10-25T10:40:00Z"/>
+      <w:bookmarkEnd w:id="323"/>
+    </w:p>
+    <w:p>
+      <w:pPr>
+        <w:jc w:val="both"/>
+        <w:rPr>
+          <w:ins w:id="324" w:author="MatheuS Santos" w:date="2026-11-01T23:14:00Z" w16du:dateUtc="2026-11-01T23:14:00Z"/>
+          <w:rFonts w:ascii="Calibri" w:hAnsi="Calibri" w:cs="Calibri"/>
+        </w:rPr>
+      </w:pPr>
+      <w:ins w:id="325" w:author="MatheuS Santos" w:date="2026-11-01T23:12:00Z" w16du:dateUtc="2026-11-01T23:12:00Z">
+        <w:r>
+          <w:rPr>
+            <w:rFonts w:ascii="Calibri" w:hAnsi="Calibri" w:cs="Calibri"/>
+            <w:rPrChange w:id="326" w:author="MatheuS Santos" w:date="2026-11-01T23:14:00Z" w16du:dateUtc="2026-11-01T23:14:00Z">
+              <w:rPr/>
+            </w:rPrChange>
+          </w:rPr>
+          <w:t>The Normal Distribution was used to investigate the shape and characteristics of five num</w:t>
+        </w:r>
+      </w:ins>
+      <w:ins w:id="327" w:author="MatheuS Santos" w:date="2026-11-01T23:13:00Z" w16du:dateUtc="2026-11-01T23:13:00Z">
+        <w:r>
+          <w:rPr>
+            <w:rFonts w:ascii="Calibri" w:hAnsi="Calibri" w:cs="Calibri"/>
+            <w:rPrChange w:id="328" w:author="MatheuS Santos" w:date="2026-11-01T23:14:00Z" w16du:dateUtc="2026-11-01T23:14:00Z">
+              <w:rPr/>
+            </w:rPrChange>
+          </w:rPr>
+          <w:t xml:space="preserve">erical features: Amount, Time, V14,  V4 and V12. Their distributions were evaluated using descriptive statistics, histograms, Q-Q plots and the </w:t>
+        </w:r>
+      </w:ins>
+      <w:ins w:id="329" w:author="MatheuS Santos" w:date="2026-11-01T23:14:00Z" w16du:dateUtc="2026-11-01T23:14:00Z">
+        <w:r>
+          <w:rPr>
+            <w:rFonts w:ascii="Calibri" w:hAnsi="Calibri" w:cs="Calibri"/>
+            <w:rPrChange w:id="330" w:author="MatheuS Santos" w:date="2026-11-01T23:14:00Z" w16du:dateUtc="2026-11-01T23:14:00Z">
+              <w:rPr/>
+            </w:rPrChange>
+          </w:rPr>
+          <w:t>D'Agostino-Pearson normality test (D'Agostino and Pearson, 1973).</w:t>
+        </w:r>
+      </w:ins>
+    </w:p>
+    <w:p>
+      <w:pPr>
+        <w:jc w:val="both"/>
+        <w:rPr>
+          <w:ins w:id="331" w:author="MatheuS Santos" w:date="2026-11-01T23:16:00Z" w16du:dateUtc="2026-11-01T23:16:00Z"/>
+          <w:rFonts w:ascii="Calibri" w:hAnsi="Calibri" w:cs="Calibri"/>
+        </w:rPr>
+      </w:pPr>
+      <w:ins w:id="332" w:author="MatheuS Santos" w:date="2026-11-01T23:14:00Z" w16du:dateUtc="2026-11-01T23:14:00Z">
+        <w:r>
+          <w:rPr>
+            <w:rFonts w:ascii="Calibri" w:hAnsi="Calibri" w:cs="Calibri"/>
+          </w:rPr>
+          <w:t xml:space="preserve">The amount variable presented strong positive skewness (10.9781) and </w:t>
+        </w:r>
+      </w:ins>
+      <w:ins w:id="333" w:author="MatheuS Santos" w:date="2026-11-01T23:15:00Z" w16du:dateUtc="2026-11-01T23:15:00Z">
+        <w:r>
+          <w:rPr>
+            <w:rFonts w:ascii="Calibri" w:hAnsi="Calibri" w:cs="Calibri"/>
+          </w:rPr>
+          <w:t xml:space="preserve">high kurtosis (193.7102), indicating a </w:t>
+        </w:r>
+      </w:ins>
+      <w:ins w:id="334" w:author="MatheuS Santos" w:date="2026-11-01T23:16:00Z" w16du:dateUtc="2026-11-01T23:16:00Z">
+        <w:r>
+          <w:rPr>
+            <w:rFonts w:ascii="Calibri" w:hAnsi="Calibri" w:cs="Calibri"/>
+          </w:rPr>
+          <w:t>concentration of</w:t>
+        </w:r>
+      </w:ins>
+      <w:ins w:id="335" w:author="MatheuS Santos" w:date="2026-11-01T23:15:00Z" w16du:dateUtc="2026-11-01T23:15:00Z">
+        <w:r>
+          <w:rPr>
+            <w:rFonts w:ascii="Calibri" w:hAnsi="Calibri" w:cs="Calibri"/>
+          </w:rPr>
+          <w:t xml:space="preserve"> low transactiton values and a long right tail. Time showed almost zero skewness(-0.0360); however, its h</w:t>
+        </w:r>
+      </w:ins>
+      <w:ins w:id="336" w:author="MatheuS Santos" w:date="2026-11-01T23:16:00Z" w16du:dateUtc="2026-11-01T23:16:00Z">
+        <w:r>
+          <w:rPr>
+            <w:rFonts w:ascii="Calibri" w:hAnsi="Calibri" w:cs="Calibri"/>
+          </w:rPr>
+          <w:t>istogram revealed a multimodal distribution rathen than a typical bell-shaped curve.</w:t>
+        </w:r>
+      </w:ins>
+    </w:p>
+    <w:p>
+      <w:pPr>
+        <w:jc w:val="both"/>
+        <w:rPr>
+          <w:ins w:id="337" w:author="MatheuS Santos" w:date="2026-11-01T23:17:00Z" w16du:dateUtc="2026-11-01T23:17:00Z"/>
+          <w:rFonts w:ascii="Calibri" w:hAnsi="Calibri" w:cs="Calibri"/>
+        </w:rPr>
+      </w:pPr>
+      <w:ins w:id="338" w:author="MatheuS Santos" w:date="2026-11-01T23:16:00Z" w16du:dateUtc="2026-11-01T23:16:00Z">
+        <w:r>
+          <w:rPr>
+            <w:rFonts w:ascii="Calibri" w:hAnsi="Calibri" w:cs="Calibri"/>
+          </w:rPr>
+          <w:t>The PCA components also displayed deviations from normality. V14 and V12 presented negative skewness (-1.7422 and -2.0415), while V4 showed positive skewness (0.7271). Their kurtosis values further indicated differences in distribution shape.</w:t>
+        </w:r>
+      </w:ins>
+    </w:p>
+    <w:p>
+      <w:pPr>
+        <w:jc w:val="both"/>
+        <w:rPr>
+          <w:ins w:id="339" w:author="MatheuS Santos" w:date="2026-11-01T23:21:00Z" w16du:dateUtc="2026-11-01T23:21:00Z"/>
+          <w:rFonts w:ascii="Calibri" w:hAnsi="Calibri" w:cs="Calibri"/>
+        </w:rPr>
+      </w:pPr>
+      <w:ins w:id="340" w:author="MatheuS Santos" w:date="2026-11-01T23:17:00Z" w16du:dateUtc="2026-11-01T23:17:00Z">
+        <w:r>
+          <w:rPr>
+            <w:rFonts w:ascii="Calibri" w:hAnsi="Calibri" w:cs="Calibri"/>
+            <w:noProof/>
+          </w:rPr>
+          <w:drawing>
+            <wp:inline distT="0" distB="0" distL="0" distR="0" wp14:anchorId="061BBC1A" wp14:editId="712F7063">
+              <wp:extent cx="5943600" cy="4781550"/>
+              <wp:effectExtent l="0" t="0" r="0" b="6350"/>
+              <wp:docPr id="1609087371" name="Picture 1"/>
+              <wp:cNvGraphicFramePr>
+                <a:graphicFrameLocks xmlns:a="http://schemas.openxmlformats.org/drawingml/2006/main" noChangeAspect="1"/>
+              </wp:cNvGraphicFramePr>
+              <a:graphic xmlns:a="http://schemas.openxmlformats.org/drawingml/2006/main">
+                <a:graphicData uri="http://schemas.openxmlformats.org/drawingml/2006/picture">
+                  <pic:pic xmlns:pic="http://schemas.openxmlformats.org/drawingml/2006/picture">
+                    <pic:nvPicPr>
+                      <pic:cNvPr id="1609087371" name=""/>
+                      <pic:cNvPicPr/>
+                    </pic:nvPicPr>
+                    <pic:blipFill>
+                      <a:blip r:embed="rId18"/>
+                      <a:stretch>
+                        <a:fillRect/>
+                      </a:stretch>
+                    </pic:blipFill>
+                    <pic:spPr>
+                      <a:xfrm>
+                        <a:off x="0" y="0"/>
+                        <a:ext cx="5943600" cy="4781550"/>
+                      </a:xfrm>
+                      <a:prstGeom prst="rect">
+                        <a:avLst/>
+                      </a:prstGeom>
+                    </pic:spPr>
+                  </pic:pic>
+                </a:graphicData>
+              </a:graphic>
+            </wp:inline>
+          </w:drawing>
+        </w:r>
+      </w:ins>
+    </w:p>
+    <w:p>
+      <w:pPr>
+        <w:jc w:val="both"/>
+        <w:rPr>
+          <w:ins w:id="341" w:author="MatheuS Santos" w:date="2026-11-01T23:21:00Z" w16du:dateUtc="2026-11-01T23:21:00Z"/>
+          <w:rFonts w:ascii="Calibri" w:hAnsi="Calibri" w:cs="Calibri"/>
+        </w:rPr>
+      </w:pPr>
+      <w:ins w:id="342" w:author="MatheuS Santos" w:date="2026-11-01T23:21:00Z" w16du:dateUtc="2026-11-01T23:21:00Z">
+        <w:r>
+          <w:rPr>
+            <w:rFonts w:ascii="Calibri" w:hAnsi="Calibri" w:cs="Calibri"/>
+          </w:rPr>
+          <w:lastRenderedPageBreak/>
+          <w:t xml:space="preserve">Figure 8: </w:t>
+        </w:r>
+      </w:ins>
+      <w:ins w:id="343" w:author="MatheuS Santos" w:date="2026-11-01T23:22:00Z" w16du:dateUtc="2026-11-01T23:22:00Z">
+        <w:r>
+          <w:rPr>
+            <w:rFonts w:ascii="Calibri" w:hAnsi="Calibri" w:cs="Calibri"/>
+          </w:rPr>
+          <w:t xml:space="preserve"> Numerical Feature Distributions</w:t>
+        </w:r>
+      </w:ins>
+      <w:ins w:id="344" w:author="MatheuS Santos" w:date="2026-11-01T23:21:00Z" w16du:dateUtc="2026-11-01T23:21:00Z">
+        <w:r>
+          <w:rPr>
+            <w:rFonts w:ascii="Calibri" w:hAnsi="Calibri" w:cs="Calibri"/>
+          </w:rPr>
+          <w:t>: Author's own analysis.</w:t>
+        </w:r>
+      </w:ins>
+    </w:p>
+    <w:p>
+      <w:pPr>
+        <w:jc w:val="both"/>
+        <w:rPr>
+          <w:ins w:id="345" w:author="MatheuS Santos" w:date="2026-11-01T23:17:00Z" w16du:dateUtc="2026-11-01T23:17:00Z"/>
+          <w:rFonts w:ascii="Calibri" w:hAnsi="Calibri" w:cs="Calibri"/>
+        </w:rPr>
+      </w:pPr>
+    </w:p>
+    <w:p>
+      <w:pPr>
+        <w:jc w:val="both"/>
+        <w:rPr>
+          <w:ins w:id="346" w:author="MatheuS Santos" w:date="2026-11-01T23:18:00Z" w16du:dateUtc="2026-11-01T23:18:00Z"/>
+          <w:rFonts w:ascii="Calibri" w:hAnsi="Calibri" w:cs="Calibri"/>
+        </w:rPr>
+      </w:pPr>
+      <w:ins w:id="347" w:author="MatheuS Santos" w:date="2026-11-01T23:17:00Z" w16du:dateUtc="2026-11-01T23:17:00Z">
+        <w:r>
+          <w:rPr>
+            <w:rFonts w:ascii="Calibri" w:hAnsi="Calibri" w:cs="Calibri"/>
+          </w:rPr>
+          <w:t>The Q-Q plots supported these observations, showing deviations from the theoretical Normal reference lines, particularly in the tails.</w:t>
+        </w:r>
+      </w:ins>
+    </w:p>
+    <w:p>
+      <w:pPr>
+        <w:jc w:val="both"/>
+        <w:rPr>
+          <w:ins w:id="348" w:author="MatheuS Santos" w:date="2026-11-01T23:22:00Z" w16du:dateUtc="2026-11-01T23:22:00Z"/>
+          <w:rFonts w:ascii="Calibri" w:hAnsi="Calibri" w:cs="Calibri"/>
+        </w:rPr>
+      </w:pPr>
+      <w:ins w:id="349" w:author="MatheuS Santos" w:date="2026-11-01T23:18:00Z" w16du:dateUtc="2026-11-01T23:18:00Z">
+        <w:r>
+          <w:rPr>
+            <w:rFonts w:ascii="Calibri" w:hAnsi="Calibri" w:cs="Calibri"/>
+            <w:noProof/>
+          </w:rPr>
+          <w:drawing>
+            <wp:inline distT="0" distB="0" distL="0" distR="0" wp14:anchorId="2A9C49DD" wp14:editId="553D5515">
+              <wp:extent cx="5943600" cy="5025390"/>
+              <wp:effectExtent l="0" t="0" r="0" b="3810"/>
+              <wp:docPr id="507644399" name="Picture 1"/>
+              <wp:cNvGraphicFramePr>
+                <a:graphicFrameLocks xmlns:a="http://schemas.openxmlformats.org/drawingml/2006/main" noChangeAspect="1"/>
+              </wp:cNvGraphicFramePr>
+              <a:graphic xmlns:a="http://schemas.openxmlformats.org/drawingml/2006/main">
+                <a:graphicData uri="http://schemas.openxmlformats.org/drawingml/2006/picture">
+                  <pic:pic xmlns:pic="http://schemas.openxmlformats.org/drawingml/2006/picture">
+                    <pic:nvPicPr>
+                      <pic:cNvPr id="507644399" name=""/>
+                      <pic:cNvPicPr/>
+                    </pic:nvPicPr>
+                    <pic:blipFill>
+                      <a:blip r:embed="rId19"/>
+                      <a:stretch>
+                        <a:fillRect/>
+                      </a:stretch>
+                    </pic:blipFill>
+                    <pic:spPr>
+                      <a:xfrm>
+                        <a:off x="0" y="0"/>
+                        <a:ext cx="5943600" cy="5025390"/>
+                      </a:xfrm>
+                      <a:prstGeom prst="rect">
+                        <a:avLst/>
+                      </a:prstGeom>
+                    </pic:spPr>
+                  </pic:pic>
+                </a:graphicData>
+              </a:graphic>
+            </wp:inline>
+          </w:drawing>
+        </w:r>
+      </w:ins>
+    </w:p>
+    <w:p>
+      <w:pPr>
+        <w:jc w:val="both"/>
+        <w:rPr>
+          <w:ins w:id="350" w:author="MatheuS Santos" w:date="2026-11-01T23:22:00Z" w16du:dateUtc="2026-11-01T23:22:00Z"/>
+          <w:rFonts w:ascii="Calibri" w:hAnsi="Calibri" w:cs="Calibri"/>
+        </w:rPr>
+      </w:pPr>
+      <w:ins w:id="351" w:author="MatheuS Santos" w:date="2026-11-01T23:22:00Z" w16du:dateUtc="2026-11-01T23:22:00Z">
+        <w:r>
+          <w:rPr>
+            <w:rFonts w:ascii="Calibri" w:hAnsi="Calibri" w:cs="Calibri"/>
+          </w:rPr>
+          <w:t xml:space="preserve">Figure 9:  </w:t>
+        </w:r>
+        <w:r>
+          <w:rPr>
+            <w:rFonts w:ascii="Calibri" w:hAnsi="Calibri" w:cs="Calibri"/>
+          </w:rPr>
+          <w:t>Normality Assessment Using Q-Q Plots</w:t>
+        </w:r>
+        <w:r>
+          <w:rPr>
+            <w:rFonts w:ascii="Calibri" w:hAnsi="Calibri" w:cs="Calibri"/>
+          </w:rPr>
+          <w:t>: Author's own analysis.</w:t>
+        </w:r>
+      </w:ins>
+    </w:p>
+    <w:p>
+      <w:pPr>
+        <w:jc w:val="both"/>
+        <w:rPr>
+          <w:ins w:id="352" w:author="MatheuS Santos" w:date="2026-11-01T23:19:00Z" w16du:dateUtc="2026-11-01T23:19:00Z"/>
+          <w:rFonts w:ascii="Calibri" w:hAnsi="Calibri" w:cs="Calibri"/>
+        </w:rPr>
+      </w:pPr>
+    </w:p>
+    <w:p>
+      <w:pPr>
+        <w:rPr>
+          <w:ins w:id="353" w:author="MatheuS Santos" w:date="2026-11-01T23:19:00Z" w16du:dateUtc="2026-11-01T23:19:00Z"/>
+          <w:rFonts w:ascii="Calibri" w:hAnsi="Calibri" w:cs="Calibri"/>
+        </w:rPr>
+      </w:pPr>
+      <w:ins w:id="354" w:author="MatheuS Santos" w:date="2026-11-01T23:19:00Z" w16du:dateUtc="2026-11-01T23:19:00Z">
+        <w:r>
+          <w:rPr>
+            <w:rFonts w:ascii="Calibri" w:hAnsi="Calibri" w:cs="Calibri"/>
+          </w:rPr>
+          <w:br w:type="page"/>
+        </w:r>
+      </w:ins>
+    </w:p>
+    <w:p>
+      <w:pPr>
+        <w:jc w:val="both"/>
+        <w:rPr>
+          <w:ins w:id="355" w:author="MatheuS Santos" w:date="2026-11-01T23:19:00Z" w16du:dateUtc="2026-11-01T23:19:00Z"/>
+          <w:rFonts w:ascii="Calibri" w:hAnsi="Calibri" w:cs="Calibri"/>
+        </w:rPr>
+      </w:pPr>
+      <w:ins w:id="356" w:author="MatheuS Santos" w:date="2026-11-01T23:19:00Z" w16du:dateUtc="2026-11-01T23:19:00Z">
+        <w:r>
+          <w:rPr>
+            <w:rFonts w:ascii="Calibri" w:hAnsi="Calibri" w:cs="Calibri"/>
+          </w:rPr>
+          <w:lastRenderedPageBreak/>
+          <w:t>The D'Agostino-Pearson test rejected the null hypothesis of normality for all five features at the 5% significance level. These results remained significant after Benjamini-Hochberg correction (SciPy, n.d.-c).</w:t>
+        </w:r>
+      </w:ins>
+    </w:p>
+    <w:p>
+      <w:pPr>
+        <w:jc w:val="both"/>
+        <w:rPr>
+          <w:ins w:id="357" w:author="MatheuS Santos" w:date="2026-11-01T23:20:00Z" w16du:dateUtc="2026-11-01T23:20:00Z"/>
+          <w:rFonts w:ascii="Calibri" w:hAnsi="Calibri" w:cs="Calibri"/>
+        </w:rPr>
+      </w:pPr>
+      <w:ins w:id="358" w:author="MatheuS Santos" w:date="2026-11-01T23:19:00Z" w16du:dateUtc="2026-11-01T23:19:00Z">
+        <w:r>
+          <w:rPr>
+            <w:rFonts w:ascii="Calibri" w:hAnsi="Calibri" w:cs="Calibri"/>
+          </w:rPr>
+          <w:t>Finally, applying a logarithmic transformation to Amount reduced its skewness from 10.9781 to 0.1843 and kurtosis from 193.7102 to -0.6058. Although this substantially improved its distributional symmetry, the transformed histogram retained irregularities and did not establish normality.</w:t>
+        </w:r>
+      </w:ins>
+    </w:p>
+    <w:p>
+      <w:pPr>
+        <w:jc w:val="both"/>
+        <w:rPr>
+          <w:ins w:id="359" w:author="MatheuS Santos" w:date="2026-11-01T23:22:00Z" w16du:dateUtc="2026-11-01T23:22:00Z"/>
+          <w:rFonts w:ascii="Calibri" w:hAnsi="Calibri" w:cs="Calibri"/>
+        </w:rPr>
+      </w:pPr>
+      <w:ins w:id="360" w:author="MatheuS Santos" w:date="2026-11-01T23:20:00Z" w16du:dateUtc="2026-11-01T23:20:00Z">
+        <w:r>
+          <w:rPr>
+            <w:rFonts w:ascii="Calibri" w:hAnsi="Calibri" w:cs="Calibri"/>
+            <w:noProof/>
+          </w:rPr>
+          <w:drawing>
+            <wp:inline distT="0" distB="0" distL="0" distR="0" wp14:anchorId="05E98041" wp14:editId="325767B6">
+              <wp:extent cx="5943600" cy="2002155"/>
+              <wp:effectExtent l="0" t="0" r="0" b="4445"/>
+              <wp:docPr id="1554291279" name="Picture 1"/>
+              <wp:cNvGraphicFramePr>
+                <a:graphicFrameLocks xmlns:a="http://schemas.openxmlformats.org/drawingml/2006/main" noChangeAspect="1"/>
+              </wp:cNvGraphicFramePr>
+              <a:graphic xmlns:a="http://schemas.openxmlformats.org/drawingml/2006/main">
+                <a:graphicData uri="http://schemas.openxmlformats.org/drawingml/2006/picture">
+                  <pic:pic xmlns:pic="http://schemas.openxmlformats.org/drawingml/2006/picture">
+                    <pic:nvPicPr>
+                      <pic:cNvPr id="1554291279" name=""/>
+                      <pic:cNvPicPr/>
+                    </pic:nvPicPr>
+                    <pic:blipFill>
+                      <a:blip r:embed="rId20"/>
+                      <a:stretch>
+                        <a:fillRect/>
+                      </a:stretch>
+                    </pic:blipFill>
+                    <pic:spPr>
+                      <a:xfrm>
+                        <a:off x="0" y="0"/>
+                        <a:ext cx="5943600" cy="2002155"/>
+                      </a:xfrm>
+                      <a:prstGeom prst="rect">
+                        <a:avLst/>
+                      </a:prstGeom>
+                    </pic:spPr>
+                  </pic:pic>
+                </a:graphicData>
+              </a:graphic>
+            </wp:inline>
+          </w:drawing>
+        </w:r>
+      </w:ins>
+    </w:p>
+    <w:p>
+      <w:pPr>
+        <w:jc w:val="both"/>
+        <w:rPr>
+          <w:ins w:id="361" w:author="MatheuS Santos" w:date="2026-11-01T23:22:00Z" w16du:dateUtc="2026-11-01T23:22:00Z"/>
+          <w:rFonts w:ascii="Calibri" w:hAnsi="Calibri" w:cs="Calibri"/>
+        </w:rPr>
+      </w:pPr>
+      <w:ins w:id="362" w:author="MatheuS Santos" w:date="2026-11-01T23:22:00Z" w16du:dateUtc="2026-11-01T23:22:00Z">
+        <w:r>
+          <w:rPr>
+            <w:rFonts w:ascii="Calibri" w:hAnsi="Calibri" w:cs="Calibri"/>
+          </w:rPr>
+          <w:t xml:space="preserve">Figure </w:t>
+        </w:r>
+      </w:ins>
+      <w:ins w:id="363" w:author="MatheuS Santos" w:date="2026-11-01T23:23:00Z" w16du:dateUtc="2026-11-01T23:23:00Z">
+        <w:r>
+          <w:rPr>
+            <w:rFonts w:ascii="Calibri" w:hAnsi="Calibri" w:cs="Calibri"/>
+          </w:rPr>
+          <w:t>10:</w:t>
+        </w:r>
+      </w:ins>
+      <w:ins w:id="364" w:author="MatheuS Santos" w:date="2026-11-01T23:22:00Z" w16du:dateUtc="2026-11-01T23:22:00Z">
+        <w:r>
+          <w:rPr>
+            <w:rFonts w:ascii="Calibri" w:hAnsi="Calibri" w:cs="Calibri"/>
+          </w:rPr>
+          <w:t xml:space="preserve">  </w:t>
+        </w:r>
+      </w:ins>
+      <w:ins w:id="365" w:author="MatheuS Santos" w:date="2026-11-01T23:23:00Z" w16du:dateUtc="2026-11-01T23:23:00Z">
+        <w:r>
+          <w:rPr>
+            <w:rFonts w:ascii="Calibri" w:hAnsi="Calibri" w:cs="Calibri"/>
+          </w:rPr>
+          <w:t>Comparison of Original and Log-Transformed Amount</w:t>
+        </w:r>
+      </w:ins>
+      <w:ins w:id="366" w:author="MatheuS Santos" w:date="2026-11-01T23:22:00Z" w16du:dateUtc="2026-11-01T23:22:00Z">
+        <w:r>
+          <w:rPr>
+            <w:rFonts w:ascii="Calibri" w:hAnsi="Calibri" w:cs="Calibri"/>
+          </w:rPr>
+          <w:t>: Author's own analysis.</w:t>
+        </w:r>
+      </w:ins>
+    </w:p>
+    <w:p>
+      <w:pPr>
+        <w:jc w:val="both"/>
+        <w:rPr>
+          <w:rFonts w:cs="Calibri"/>
+          <w:rPrChange w:id="367" w:author="MatheuS Santos" w:date="2026-11-01T23:14:00Z" w16du:dateUtc="2026-11-01T23:14:00Z">
+            <w:rPr>
+              <w:b/>
+            </w:rPr>
+          </w:rPrChange>
+        </w:rPr>
+        <w:pPrChange w:id="368" w:author="MatheuS Santos" w:date="2026-11-01T23:14:00Z" w16du:dateUtc="2026-11-01T23:14:00Z">
+          <w:pPr>
+            <w:pStyle w:val="Heading1"/>
+            <w:jc w:val="both"/>
+          </w:pPr>
+        </w:pPrChange>
+      </w:pPr>
+    </w:p>
+    <w:p>
+      <w:pPr>
+        <w:rPr>
+          <w:ins w:id="369" w:author="MatheuS Santos" w:date="2026-10-25T10:40:00Z" w16du:dateUtc="2026-10-25T10:40:00Z"/>
           <w:rFonts w:ascii="Calibri" w:eastAsiaTheme="majorEastAsia" w:hAnsi="Calibri" w:cstheme="majorBidi"/>
           <w:color w:val="0F4761" w:themeColor="accent1" w:themeShade="BF"/>
           <w:sz w:val="32"/>
           <w:szCs w:val="40"/>
         </w:rPr>
       </w:pPr>
-      <w:bookmarkStart w:id="21" w:name="_Toc243817124"/>
-      <w:ins w:id="22" w:author="MatheuS Santos" w:date="2026-10-25T10:40:00Z" w16du:dateUtc="2026-10-25T10:40:00Z">
+      <w:ins w:id="370" w:author="MatheuS Santos" w:date="2026-10-25T10:40:00Z" w16du:dateUtc="2026-10-25T10:40:00Z">
         <w:r>
           <w:br w:type="page"/>
         </w:r>
@@ -2028,7 +6824,11 @@
       <w:pPr>
         <w:pStyle w:val="Heading1"/>
         <w:jc w:val="both"/>
-      </w:pPr>
+        <w:rPr>
+          <w:ins w:id="371" w:author="MatheuS Santos" w:date="2026-11-01T23:24:00Z" w16du:dateUtc="2026-11-01T23:24:00Z"/>
+        </w:rPr>
+      </w:pPr>
+      <w:bookmarkStart w:id="372" w:name="_Toc244469294"/>
       <w:r>
         <w:lastRenderedPageBreak/>
         <w:t>4.       Explain the importance of the distributions used in point 3 and 4 in your analysis. Justify the choice of the variables and explain if the variables used for the discrete distributions could be used as normal distribution in this case. [0-15]</w:t>
@@ -2036,44 +6836,2587 @@
       <w:r>
         <w:t>.</w:t>
       </w:r>
-      <w:bookmarkEnd w:id="21"/>
+      <w:bookmarkEnd w:id="372"/>
+    </w:p>
+    <w:p>
+      <w:pPr>
+        <w:jc w:val="both"/>
+        <w:rPr>
+          <w:ins w:id="373" w:author="MatheuS Santos" w:date="2026-11-01T23:28:00Z" w16du:dateUtc="2026-11-01T23:28:00Z"/>
+          <w:rFonts w:ascii="Calibri" w:hAnsi="Calibri" w:cs="Calibri"/>
+        </w:rPr>
+      </w:pPr>
+      <w:ins w:id="374" w:author="MatheuS Santos" w:date="2026-11-01T23:24:00Z" w16du:dateUtc="2026-11-01T23:24:00Z">
+        <w:r>
+          <w:rPr>
+            <w:rFonts w:ascii="Calibri" w:hAnsi="Calibri" w:cs="Calibri"/>
+            <w:rPrChange w:id="375" w:author="MatheuS Santos" w:date="2026-11-01T23:26:00Z" w16du:dateUtc="2026-11-01T23:26:00Z">
+              <w:rPr/>
+            </w:rPrChange>
+          </w:rPr>
+          <w:t>The Binomial, Poisson and Normal distributions provide different perspecti</w:t>
+        </w:r>
+      </w:ins>
+      <w:ins w:id="376" w:author="MatheuS Santos" w:date="2026-11-01T23:25:00Z" w16du:dateUtc="2026-11-01T23:25:00Z">
+        <w:r>
+          <w:rPr>
+            <w:rFonts w:ascii="Calibri" w:hAnsi="Calibri" w:cs="Calibri"/>
+            <w:rPrChange w:id="377" w:author="MatheuS Santos" w:date="2026-11-01T23:26:00Z" w16du:dateUtc="2026-11-01T23:26:00Z">
+              <w:rPr/>
+            </w:rPrChange>
+          </w:rPr>
+          <w:t xml:space="preserve">ves on the credit card fraud dataset. The Binomial distribution was selectd to estimate the number of fraudulent transactions within a fixed sample </w:t>
+        </w:r>
+        <w:r>
+          <w:rPr>
+            <w:rFonts w:ascii="Calibri" w:hAnsi="Calibri" w:cs="Calibri"/>
+            <w:b/>
+            <w:bCs/>
+            <w:rPrChange w:id="378" w:author="MatheuS Santos" w:date="2026-11-01T23:26:00Z" w16du:dateUtc="2026-11-01T23:26:00Z">
+              <w:rPr/>
+            </w:rPrChange>
+          </w:rPr>
+          <w:t>25</w:t>
+        </w:r>
+      </w:ins>
+      <w:ins w:id="379" w:author="MatheuS Santos" w:date="2026-11-01T23:26:00Z" w16du:dateUtc="2026-11-01T23:26:00Z">
+        <w:r>
+          <w:rPr>
+            <w:rFonts w:ascii="Calibri" w:hAnsi="Calibri" w:cs="Calibri"/>
+            <w:b/>
+            <w:bCs/>
+            <w:rPrChange w:id="380" w:author="MatheuS Santos" w:date="2026-11-01T23:26:00Z" w16du:dateUtc="2026-11-01T23:26:00Z">
+              <w:rPr/>
+            </w:rPrChange>
+          </w:rPr>
+          <w:t>,000</w:t>
+        </w:r>
+        <w:r>
+          <w:rPr>
+            <w:rFonts w:ascii="Calibri" w:hAnsi="Calibri" w:cs="Calibri"/>
+            <w:b/>
+            <w:bCs/>
+          </w:rPr>
+          <w:t xml:space="preserve"> </w:t>
+        </w:r>
+        <w:r>
+          <w:rPr>
+            <w:rFonts w:ascii="Calibri" w:hAnsi="Calibri" w:cs="Calibri"/>
+          </w:rPr>
+          <w:t>transactions, co</w:t>
+        </w:r>
+        <w:r>
+          <w:rPr>
+            <w:rFonts w:ascii="Calibri" w:hAnsi="Calibri" w:cs="Calibri"/>
+          </w:rPr>
+          <w:t xml:space="preserve">nsidering two possible outcomes: legitimate </w:t>
+        </w:r>
+      </w:ins>
+      <w:ins w:id="381" w:author="MatheuS Santos" w:date="2026-11-01T23:27:00Z" w16du:dateUtc="2026-11-01T23:27:00Z">
+        <w:r>
+          <w:rPr>
+            <w:rFonts w:ascii="Calibri" w:hAnsi="Calibri" w:cs="Calibri"/>
+          </w:rPr>
+          <w:t xml:space="preserve">or fraudulent. The Poisson distribution was then used as an approximation because the probability of fraud is very low </w:t>
+        </w:r>
+        <w:r>
+          <w:rPr>
+            <w:rFonts w:ascii="Calibri" w:hAnsi="Calibri" w:cs="Calibri"/>
+          </w:rPr>
+          <w:t>(0.00166710)</w:t>
+        </w:r>
+        <w:r>
+          <w:rPr>
+            <w:rFonts w:ascii="Calibri" w:hAnsi="Calibri" w:cs="Calibri"/>
+          </w:rPr>
+          <w:t>, while the number of trials</w:t>
+        </w:r>
+      </w:ins>
+      <w:ins w:id="382" w:author="MatheuS Santos" w:date="2026-11-01T23:28:00Z" w16du:dateUtc="2026-11-01T23:28:00Z">
+        <w:r>
+          <w:rPr>
+            <w:rFonts w:ascii="Calibri" w:hAnsi="Calibri" w:cs="Calibri"/>
+          </w:rPr>
+          <w:t xml:space="preserve"> is large. Both distributions help estimate the expected frequency of fraudulent transactions and understand the likelihood of different outcomes.</w:t>
+        </w:r>
+      </w:ins>
+    </w:p>
+    <w:p>
+      <w:pPr>
+        <w:jc w:val="both"/>
+        <w:rPr>
+          <w:ins w:id="383" w:author="MatheuS Santos" w:date="2026-11-01T23:32:00Z" w16du:dateUtc="2026-11-01T23:32:00Z"/>
+          <w:rFonts w:ascii="Calibri" w:hAnsi="Calibri" w:cs="Calibri"/>
+        </w:rPr>
+      </w:pPr>
+      <w:ins w:id="384" w:author="MatheuS Santos" w:date="2026-11-01T23:28:00Z" w16du:dateUtc="2026-11-01T23:28:00Z">
+        <w:r>
+          <w:rPr>
+            <w:rFonts w:ascii="Calibri" w:hAnsi="Calibri" w:cs="Calibri"/>
+          </w:rPr>
+          <w:t>The Normal d</w:t>
+        </w:r>
+      </w:ins>
+      <w:ins w:id="385" w:author="MatheuS Santos" w:date="2026-11-01T23:29:00Z" w16du:dateUtc="2026-11-01T23:29:00Z">
+        <w:r>
+          <w:rPr>
+            <w:rFonts w:ascii="Calibri" w:hAnsi="Calibri" w:cs="Calibri"/>
+          </w:rPr>
+          <w:t xml:space="preserve">istribution was investigated </w:t>
+        </w:r>
+      </w:ins>
+      <w:ins w:id="386" w:author="MatheuS Santos" w:date="2026-11-01T23:30:00Z" w16du:dateUtc="2026-11-01T23:30:00Z">
+        <w:r>
+          <w:rPr>
+            <w:rFonts w:ascii="Calibri" w:hAnsi="Calibri" w:cs="Calibri"/>
+          </w:rPr>
+          <w:t>using five</w:t>
+        </w:r>
+      </w:ins>
+      <w:ins w:id="387" w:author="MatheuS Santos" w:date="2026-11-01T23:29:00Z" w16du:dateUtc="2026-11-01T23:29:00Z">
+        <w:r>
+          <w:rPr>
+            <w:rFonts w:ascii="Calibri" w:hAnsi="Calibri" w:cs="Calibri"/>
+          </w:rPr>
+          <w:t xml:space="preserve"> numerical </w:t>
+        </w:r>
+      </w:ins>
+      <w:ins w:id="388" w:author="MatheuS Santos" w:date="2026-11-01T23:30:00Z" w16du:dateUtc="2026-11-01T23:30:00Z">
+        <w:r>
+          <w:rPr>
+            <w:rFonts w:ascii="Calibri" w:hAnsi="Calibri" w:cs="Calibri"/>
+          </w:rPr>
+          <w:t>variables</w:t>
+        </w:r>
+      </w:ins>
+      <w:ins w:id="389" w:author="MatheuS Santos" w:date="2026-11-01T23:29:00Z" w16du:dateUtc="2026-11-01T23:29:00Z">
+        <w:r>
+          <w:rPr>
+            <w:rFonts w:ascii="Calibri" w:hAnsi="Calibri" w:cs="Calibri"/>
+          </w:rPr>
+          <w:t xml:space="preserve">: </w:t>
+        </w:r>
+        <w:r>
+          <w:rPr>
+            <w:rFonts w:ascii="Calibri" w:hAnsi="Calibri" w:cs="Calibri"/>
+          </w:rPr>
+          <w:t>Amount, Time, V14, V4</w:t>
+        </w:r>
+        <w:r>
+          <w:rPr>
+            <w:rFonts w:ascii="Calibri" w:hAnsi="Calibri" w:cs="Calibri"/>
+          </w:rPr>
+          <w:t xml:space="preserve"> and V12. These variables were </w:t>
+        </w:r>
+      </w:ins>
+      <w:ins w:id="390" w:author="MatheuS Santos" w:date="2026-11-01T23:30:00Z" w16du:dateUtc="2026-11-01T23:30:00Z">
+        <w:r>
+          <w:rPr>
+            <w:rFonts w:ascii="Calibri" w:hAnsi="Calibri" w:cs="Calibri"/>
+          </w:rPr>
+          <w:t xml:space="preserve">selected because they represent transaction characteristics and PCA-transformed features, allowing </w:t>
+        </w:r>
+      </w:ins>
+      <w:ins w:id="391" w:author="MatheuS Santos" w:date="2026-11-01T23:31:00Z" w16du:dateUtc="2026-11-01T23:31:00Z">
+        <w:r>
+          <w:rPr>
+            <w:rFonts w:ascii="Calibri" w:hAnsi="Calibri" w:cs="Calibri"/>
+          </w:rPr>
+          <w:t xml:space="preserve">different distribution shape to be examined </w:t>
+        </w:r>
+      </w:ins>
+      <w:ins w:id="392" w:author="MatheuS Santos" w:date="2026-11-01T23:32:00Z" w16du:dateUtc="2026-11-01T23:32:00Z">
+        <w:r>
+          <w:rPr>
+            <w:rFonts w:ascii="Calibri" w:hAnsi="Calibri" w:cs="Calibri"/>
+          </w:rPr>
+          <w:t>to be examined. Their statistical properties revealed substantial differences. Amount presented strong positive skewness, while V14 and V12 showed negative skewness and high kurtosis. Time had almost zero skewness but displayed a multimodal shape. V4 showed moderate positive skewness. These findings demonstrate that a variable with low skewness is not necessarily normally distributed. The histograms, Q-Q plots and normality tests provided further evidence of deviations from normality.</w:t>
+        </w:r>
+      </w:ins>
+    </w:p>
+    <w:p>
+      <w:pPr>
+        <w:jc w:val="both"/>
+        <w:rPr>
+          <w:ins w:id="393" w:author="MatheuS Santos" w:date="2026-11-01T23:33:00Z" w16du:dateUtc="2026-11-01T23:33:00Z"/>
+          <w:rFonts w:ascii="Calibri" w:hAnsi="Calibri" w:cs="Calibri"/>
+        </w:rPr>
+      </w:pPr>
+      <w:ins w:id="394" w:author="MatheuS Santos" w:date="2026-11-01T23:32:00Z" w16du:dateUtc="2026-11-01T23:32:00Z">
+        <w:r>
+          <w:rPr>
+            <w:rFonts w:ascii="Calibri" w:hAnsi="Calibri" w:cs="Calibri"/>
+          </w:rPr>
+          <w:t xml:space="preserve">Regarding the discrete variables, the individual Class values (0 and 1) cannot appropriately be treated as normally distributed because they represent binary outcomes. However, the total number of fraudulent transactions across a large number of independent trials can be approximated by a </w:t>
+        </w:r>
+      </w:ins>
+      <w:ins w:id="395" w:author="MatheuS Santos" w:date="2026-11-01T23:33:00Z" w16du:dateUtc="2026-11-01T23:33:00Z">
+        <w:r>
+          <w:rPr>
+            <w:rFonts w:ascii="Calibri" w:hAnsi="Calibri" w:cs="Calibri"/>
+          </w:rPr>
+          <w:t>normal</w:t>
+        </w:r>
+      </w:ins>
+      <w:ins w:id="396" w:author="MatheuS Santos" w:date="2026-11-01T23:32:00Z" w16du:dateUtc="2026-11-01T23:32:00Z">
+        <w:r>
+          <w:rPr>
+            <w:rFonts w:ascii="Calibri" w:hAnsi="Calibri" w:cs="Calibri"/>
+          </w:rPr>
+          <w:t xml:space="preserve"> distribution under suitable conditions. In this analysis, the Binomial distribution has a mean of 41.6775 and a variance of 41.6081. Since both the expected number of fraudulent and legitimate outcomes are sufficiently large, the Normal approximation is theoretically reasonable. Similarly, the Poisson distribution can be approximated by a </w:t>
+        </w:r>
+      </w:ins>
+      <w:ins w:id="397" w:author="MatheuS Santos" w:date="2026-11-01T23:33:00Z" w16du:dateUtc="2026-11-01T23:33:00Z">
+        <w:r>
+          <w:rPr>
+            <w:rFonts w:ascii="Calibri" w:hAnsi="Calibri" w:cs="Calibri"/>
+          </w:rPr>
+          <w:t>normal</w:t>
+        </w:r>
+      </w:ins>
+      <w:ins w:id="398" w:author="MatheuS Santos" w:date="2026-11-01T23:32:00Z" w16du:dateUtc="2026-11-01T23:32:00Z">
+        <w:r>
+          <w:rPr>
+            <w:rFonts w:ascii="Calibri" w:hAnsi="Calibri" w:cs="Calibri"/>
+          </w:rPr>
+          <w:t xml:space="preserve"> distribution when its rate parameter is sufficiently large.</w:t>
+        </w:r>
+      </w:ins>
+    </w:p>
+    <w:p>
+      <w:pPr>
+        <w:jc w:val="both"/>
+        <w:rPr>
+          <w:rFonts w:cs="Calibri"/>
+        </w:rPr>
+        <w:pPrChange w:id="399" w:author="MatheuS Santos" w:date="2026-11-01T23:26:00Z" w16du:dateUtc="2026-11-01T23:26:00Z">
+          <w:pPr>
+            <w:pStyle w:val="Heading1"/>
+            <w:jc w:val="both"/>
+          </w:pPr>
+        </w:pPrChange>
+      </w:pPr>
+      <w:ins w:id="400" w:author="MatheuS Santos" w:date="2026-11-01T23:32:00Z" w16du:dateUtc="2026-11-01T23:32:00Z">
+        <w:r>
+          <w:rPr>
+            <w:rFonts w:ascii="Calibri" w:hAnsi="Calibri" w:cs="Calibri"/>
+          </w:rPr>
+          <w:t xml:space="preserve">Therefore, the choice of distribution depends on the type of variable and the analytical objective. Discrete distributions are appropriate for modelling fraud counts, whereas the Normal distribution is useful for investigating continuous numerical features and assessing their statistical behaviour. However, a theoretical approximation does not mean that the original binary variable itself follows a </w:t>
+        </w:r>
+      </w:ins>
+      <w:ins w:id="401" w:author="MatheuS Santos" w:date="2026-11-01T23:33:00Z" w16du:dateUtc="2026-11-01T23:33:00Z">
+        <w:r>
+          <w:rPr>
+            <w:rFonts w:ascii="Calibri" w:hAnsi="Calibri" w:cs="Calibri"/>
+          </w:rPr>
+          <w:t>normal</w:t>
+        </w:r>
+      </w:ins>
+      <w:ins w:id="402" w:author="MatheuS Santos" w:date="2026-11-01T23:32:00Z" w16du:dateUtc="2026-11-01T23:32:00Z">
+        <w:r>
+          <w:rPr>
+            <w:rFonts w:ascii="Calibri" w:hAnsi="Calibri" w:cs="Calibri"/>
+          </w:rPr>
+          <w:t xml:space="preserve"> distribution.</w:t>
+        </w:r>
+      </w:ins>
+    </w:p>
+    <w:p>
+      <w:pPr>
+        <w:rPr>
+          <w:ins w:id="403" w:author="MatheuS Santos" w:date="2026-11-01T20:58:00Z" w16du:dateUtc="2026-11-01T20:58:00Z"/>
+          <w:rFonts w:ascii="Calibri" w:eastAsiaTheme="majorEastAsia" w:hAnsi="Calibri" w:cstheme="majorBidi"/>
+          <w:color w:val="0F4761" w:themeColor="accent1" w:themeShade="BF"/>
+          <w:sz w:val="32"/>
+          <w:szCs w:val="40"/>
+        </w:rPr>
+      </w:pPr>
+      <w:ins w:id="404" w:author="MatheuS Santos" w:date="2026-11-01T20:58:00Z" w16du:dateUtc="2026-11-01T20:58:00Z">
+        <w:r>
+          <w:br w:type="page"/>
+        </w:r>
+      </w:ins>
+    </w:p>
+    <w:p>
+      <w:pPr>
+        <w:pStyle w:val="Heading1"/>
+        <w:rPr>
+          <w:ins w:id="405" w:author="MatheuS Santos" w:date="2026-11-01T23:38:00Z" w16du:dateUtc="2026-11-01T23:38:00Z"/>
+        </w:rPr>
+      </w:pPr>
+      <w:bookmarkStart w:id="406" w:name="_Toc244469295"/>
+      <w:ins w:id="407" w:author="MatheuS Santos" w:date="2026-11-01T23:38:00Z" w16du:dateUtc="2026-11-01T23:38:00Z">
+        <w:r>
+          <w:lastRenderedPageBreak/>
+          <w:t>5 Conclusions</w:t>
+        </w:r>
+        <w:bookmarkEnd w:id="406"/>
+      </w:ins>
+    </w:p>
+    <w:p>
+      <w:pPr>
+        <w:jc w:val="both"/>
+        <w:rPr>
+          <w:ins w:id="408" w:author="MatheuS Santos" w:date="2026-11-01T23:38:00Z" w16du:dateUtc="2026-11-01T23:38:00Z"/>
+          <w:rFonts w:cs="Calibri"/>
+        </w:rPr>
+        <w:pPrChange w:id="409" w:author="MatheuS Santos" w:date="2026-11-01T23:44:00Z" w16du:dateUtc="2026-11-01T23:44:00Z">
+          <w:pPr>
+            <w:pStyle w:val="Heading1"/>
+            <w:jc w:val="both"/>
+          </w:pPr>
+        </w:pPrChange>
+      </w:pPr>
+      <w:ins w:id="410" w:author="MatheuS Santos" w:date="2026-11-01T23:41:00Z" w16du:dateUtc="2026-11-01T23:41:00Z">
+        <w:r>
+          <w:rPr>
+            <w:rFonts w:ascii="Calibri" w:hAnsi="Calibri" w:cs="Calibri"/>
+            <w:rPrChange w:id="411" w:author="MatheuS Santos" w:date="2026-11-01T23:44:00Z" w16du:dateUtc="2026-11-01T23:44:00Z">
+              <w:rPr/>
+            </w:rPrChange>
+          </w:rPr>
+          <w:t>This analysis explored the statistical characteristics of the Credit Card</w:t>
+        </w:r>
+      </w:ins>
+      <w:ins w:id="412" w:author="MatheuS Santos" w:date="2026-11-01T23:42:00Z" w16du:dateUtc="2026-11-01T23:42:00Z">
+        <w:r>
+          <w:rPr>
+            <w:rFonts w:ascii="Calibri" w:hAnsi="Calibri" w:cs="Calibri"/>
+            <w:rPrChange w:id="413" w:author="MatheuS Santos" w:date="2026-11-01T23:44:00Z" w16du:dateUtc="2026-11-01T23:44:00Z">
+              <w:rPr/>
+            </w:rPrChange>
+          </w:rPr>
+          <w:t xml:space="preserve"> Fraud Detection Dataset using descriptive statistics, exploratory data analysis and probability distributions. The initial </w:t>
+        </w:r>
+      </w:ins>
+      <w:ins w:id="414" w:author="MatheuS Santos" w:date="2026-11-01T23:43:00Z" w16du:dateUtc="2026-11-01T23:43:00Z">
+        <w:r>
+          <w:rPr>
+            <w:rFonts w:ascii="Calibri" w:hAnsi="Calibri" w:cs="Calibri"/>
+            <w:rPrChange w:id="415" w:author="MatheuS Santos" w:date="2026-11-01T23:44:00Z" w16du:dateUtc="2026-11-01T23:44:00Z">
+              <w:rPr/>
+            </w:rPrChange>
+          </w:rPr>
+          <w:t>identified a substantial class imbalance, with fraudulent transactions representing only a small proportion of the dataset. It also revealed significant differences in transaction amounts, elapsed time and PCA components.</w:t>
+        </w:r>
+      </w:ins>
+    </w:p>
+    <w:p>
+      <w:pPr>
+        <w:jc w:val="both"/>
+        <w:rPr>
+          <w:ins w:id="416" w:author="MatheuS Santos" w:date="2026-11-01T23:44:00Z" w16du:dateUtc="2026-11-01T23:44:00Z"/>
+          <w:rFonts w:ascii="Calibri" w:hAnsi="Calibri" w:cs="Calibri"/>
+          <w:rPrChange w:id="417" w:author="MatheuS Santos" w:date="2026-11-01T23:44:00Z" w16du:dateUtc="2026-11-01T23:44:00Z">
+            <w:rPr>
+              <w:ins w:id="418" w:author="MatheuS Santos" w:date="2026-11-01T23:44:00Z" w16du:dateUtc="2026-11-01T23:44:00Z"/>
+            </w:rPr>
+          </w:rPrChange>
+        </w:rPr>
+        <w:pPrChange w:id="419" w:author="MatheuS Santos" w:date="2026-11-01T23:44:00Z" w16du:dateUtc="2026-11-01T23:44:00Z">
+          <w:pPr/>
+        </w:pPrChange>
+      </w:pPr>
+      <w:ins w:id="420" w:author="MatheuS Santos" w:date="2026-11-01T23:43:00Z" w16du:dateUtc="2026-11-01T23:43:00Z">
+        <w:r>
+          <w:rPr>
+            <w:rFonts w:ascii="Calibri" w:hAnsi="Calibri" w:cs="Calibri"/>
+            <w:rPrChange w:id="421" w:author="MatheuS Santos" w:date="2026-11-01T23:44:00Z" w16du:dateUtc="2026-11-01T23:44:00Z">
+              <w:rPr/>
+            </w:rPrChange>
+          </w:rPr>
+          <w:t>The Binomial Distribution provided a suitable framework for estimating the number of fraudulent transactions within a fixed sample of 25,000 operations. The Poisson Distribution produced a very close approximation, demonstrating its usefulness when modelling relatively rare events. In contrast, the Normality analysis showed that none of the five selected numerical features followed a statistically normal distribution, even after applying a logarithmic transformation to transaction amounts.</w:t>
+        </w:r>
+      </w:ins>
+      <w:ins w:id="422" w:author="MatheuS Santos" w:date="2026-11-01T23:44:00Z" w16du:dateUtc="2026-11-01T23:44:00Z">
+        <w:r>
+          <w:rPr>
+            <w:rFonts w:ascii="Calibri" w:hAnsi="Calibri" w:cs="Calibri"/>
+            <w:rPrChange w:id="423" w:author="MatheuS Santos" w:date="2026-11-01T23:44:00Z" w16du:dateUtc="2026-11-01T23:44:00Z">
+              <w:rPr/>
+            </w:rPrChange>
+          </w:rPr>
+          <w:t xml:space="preserve"> </w:t>
+        </w:r>
+      </w:ins>
+    </w:p>
+    <w:p>
+      <w:pPr>
+        <w:jc w:val="both"/>
+        <w:rPr>
+          <w:ins w:id="424" w:author="MatheuS Santos" w:date="2026-11-01T23:44:00Z" w16du:dateUtc="2026-11-01T23:44:00Z"/>
+          <w:rFonts w:ascii="Calibri" w:hAnsi="Calibri" w:cs="Calibri"/>
+          <w:rPrChange w:id="425" w:author="MatheuS Santos" w:date="2026-11-01T23:44:00Z" w16du:dateUtc="2026-11-01T23:44:00Z">
+            <w:rPr>
+              <w:ins w:id="426" w:author="MatheuS Santos" w:date="2026-11-01T23:44:00Z" w16du:dateUtc="2026-11-01T23:44:00Z"/>
+            </w:rPr>
+          </w:rPrChange>
+        </w:rPr>
+        <w:pPrChange w:id="427" w:author="MatheuS Santos" w:date="2026-11-01T23:44:00Z" w16du:dateUtc="2026-11-01T23:44:00Z">
+          <w:pPr/>
+        </w:pPrChange>
+      </w:pPr>
+      <w:ins w:id="428" w:author="MatheuS Santos" w:date="2026-11-01T23:44:00Z" w16du:dateUtc="2026-11-01T23:44:00Z">
+        <w:r>
+          <w:rPr>
+            <w:rFonts w:ascii="Calibri" w:hAnsi="Calibri" w:cs="Calibri"/>
+            <w:rPrChange w:id="429" w:author="MatheuS Santos" w:date="2026-11-01T23:44:00Z" w16du:dateUtc="2026-11-01T23:44:00Z">
+              <w:rPr/>
+            </w:rPrChange>
+          </w:rPr>
+          <w:t>Overall, this project demonstrates the importance of selecting statistical methods according to variable characteristics and analytical objectives. The findings provide a foundation for further investigation and the development of machine learning approaches for credit card fraud detection.</w:t>
+        </w:r>
+      </w:ins>
+    </w:p>
+    <w:p>
+      <w:pPr>
+        <w:rPr>
+          <w:ins w:id="430" w:author="MatheuS Santos" w:date="2026-11-01T23:38:00Z" w16du:dateUtc="2026-11-01T23:38:00Z"/>
+          <w:rFonts w:ascii="Calibri" w:eastAsiaTheme="majorEastAsia" w:hAnsi="Calibri" w:cstheme="majorBidi"/>
+          <w:color w:val="0F4761" w:themeColor="accent1" w:themeShade="BF"/>
+          <w:sz w:val="32"/>
+          <w:szCs w:val="40"/>
+        </w:rPr>
+      </w:pPr>
+    </w:p>
+    <w:p>
+      <w:pPr>
+        <w:rPr>
+          <w:ins w:id="431" w:author="MatheuS Santos" w:date="2026-11-01T23:44:00Z" w16du:dateUtc="2026-11-01T23:44:00Z"/>
+          <w:rFonts w:ascii="Calibri" w:eastAsiaTheme="majorEastAsia" w:hAnsi="Calibri" w:cstheme="majorBidi"/>
+          <w:color w:val="0F4761" w:themeColor="accent1" w:themeShade="BF"/>
+          <w:sz w:val="32"/>
+          <w:szCs w:val="40"/>
+        </w:rPr>
+      </w:pPr>
+      <w:ins w:id="432" w:author="MatheuS Santos" w:date="2026-11-01T23:44:00Z" w16du:dateUtc="2026-11-01T23:44:00Z">
+        <w:r>
+          <w:br w:type="page"/>
+        </w:r>
+      </w:ins>
     </w:p>
     <w:p>
       <w:pPr>
         <w:pStyle w:val="Heading1"/>
         <w:jc w:val="both"/>
-      </w:pPr>
-      <w:bookmarkStart w:id="23" w:name="_Toc243817125"/>
-      <w:r>
-        <w:t>5. Conclusions.</w:t>
-      </w:r>
-      <w:bookmarkEnd w:id="23"/>
+        <w:rPr>
+          <w:del w:id="433" w:author="MatheuS Santos" w:date="2026-11-01T20:58:00Z" w16du:dateUtc="2026-11-01T20:58:00Z"/>
+        </w:rPr>
+      </w:pPr>
+      <w:del w:id="434" w:author="MatheuS Santos" w:date="2026-11-01T20:58:00Z" w16du:dateUtc="2026-11-01T20:58:00Z">
+        <w:r>
+          <w:lastRenderedPageBreak/>
+          <w:delText>5. Conclusions.</w:delText>
+        </w:r>
+      </w:del>
     </w:p>
     <w:p>
       <w:pPr>
         <w:pStyle w:val="Heading1"/>
         <w:jc w:val="both"/>
-      </w:pPr>
-      <w:bookmarkStart w:id="24" w:name="_Toc243817126"/>
+        <w:rPr>
+          <w:ins w:id="435" w:author="MatheuS Santos" w:date="2026-11-01T20:58:00Z" w16du:dateUtc="2026-11-01T20:58:00Z"/>
+        </w:rPr>
+        <w:pPrChange w:id="436" w:author="MatheuS Santos" w:date="2026-11-01T23:44:00Z" w16du:dateUtc="2026-11-01T23:44:00Z">
+          <w:pPr/>
+        </w:pPrChange>
+      </w:pPr>
+      <w:bookmarkStart w:id="437" w:name="_Toc244469296"/>
       <w:r>
         <w:t>6. References.</w:t>
       </w:r>
-      <w:bookmarkEnd w:id="24"/>
+      <w:bookmarkEnd w:id="437"/>
+    </w:p>
+    <w:p>
+      <w:pPr>
+        <w:spacing w:before="100" w:after="100" w:line="240" w:lineRule="auto"/>
+        <w:jc w:val="both"/>
+        <w:rPr>
+          <w:ins w:id="438" w:author="MatheuS Santos" w:date="2026-11-01T21:54:00Z" w16du:dateUtc="2026-11-01T21:54:00Z"/>
+          <w:rFonts w:ascii="Calibri" w:hAnsi="Calibri" w:cs="Calibri"/>
+        </w:rPr>
+      </w:pPr>
+      <w:ins w:id="439" w:author="MatheuS Santos" w:date="2026-11-01T20:58:00Z" w16du:dateUtc="2026-11-01T20:58:00Z">
+        <w:r>
+          <w:rPr>
+            <w:rFonts w:ascii="Calibri" w:hAnsi="Calibri" w:cs="Calibri"/>
+            <w:rPrChange w:id="440" w:author="MatheuS Santos" w:date="2026-11-01T20:59:00Z" w16du:dateUtc="2026-11-01T20:59:00Z">
+              <w:rPr/>
+            </w:rPrChange>
+          </w:rPr>
+          <w:t>D’Agostino, R. and Pearson, E.S. (1973) ‘Tests for departure from normality. Empirical results for the distributions of b² and √b¹’, *Biometrika*, 60(3), pp. 613–622. doi: 10.1093/biomet/60.3.613.</w:t>
+        </w:r>
+      </w:ins>
+    </w:p>
+    <w:p>
+      <w:pPr>
+        <w:pStyle w:val="NormalWeb"/>
+        <w:rPr>
+          <w:ins w:id="441" w:author="MatheuS Santos" w:date="2026-11-01T20:58:00Z" w16du:dateUtc="2026-11-01T20:58:00Z"/>
+        </w:rPr>
+        <w:pPrChange w:id="442" w:author="MatheuS Santos" w:date="2026-11-01T23:44:00Z" w16du:dateUtc="2026-11-01T23:44:00Z">
+          <w:pPr/>
+        </w:pPrChange>
+      </w:pPr>
+      <w:ins w:id="443" w:author="MatheuS Santos" w:date="2026-11-01T21:54:00Z" w16du:dateUtc="2026-11-01T21:54:00Z">
+        <w:r>
+          <w:t>Benjamini, Y. and Hochberg, Y. (1995) ‘Controlling the false discovery rate: a practical and powerful approach to multiple testing’, Journal of the Royal Statistical Society: Series B (Methodological), 57(1), pp. 289–300. doi: 10.1111/j.2517-6161.1995.tb02031.x.</w:t>
+        </w:r>
+      </w:ins>
+    </w:p>
+    <w:p>
+      <w:pPr>
+        <w:spacing w:before="100" w:after="100" w:line="240" w:lineRule="auto"/>
+        <w:jc w:val="both"/>
+        <w:rPr>
+          <w:ins w:id="444" w:author="MatheuS Santos" w:date="2026-11-01T23:44:00Z" w16du:dateUtc="2026-11-01T23:44:00Z"/>
+          <w:rFonts w:ascii="Calibri" w:hAnsi="Calibri" w:cs="Calibri"/>
+        </w:rPr>
+      </w:pPr>
+      <w:ins w:id="445" w:author="MatheuS Santos" w:date="2026-11-01T20:58:00Z" w16du:dateUtc="2026-11-01T20:58:00Z">
+        <w:r>
+          <w:rPr>
+            <w:rFonts w:ascii="Calibri" w:hAnsi="Calibri" w:cs="Calibri"/>
+            <w:rPrChange w:id="446" w:author="MatheuS Santos" w:date="2026-11-01T20:59:00Z" w16du:dateUtc="2026-11-01T20:59:00Z">
+              <w:rPr/>
+            </w:rPrChange>
+          </w:rPr>
+          <w:t xml:space="preserve">Harris, C.R., Millman, K.J., van der Walt, S.J. et al. (2020) ‘Array programming with NumPy’, Nature, 585, pp. 357–362. Available at: </w:t>
+        </w:r>
+      </w:ins>
+      <w:ins w:id="447" w:author="MatheuS Santos" w:date="2026-11-01T21:56:00Z" w16du:dateUtc="2026-11-01T21:56:00Z">
+        <w:r>
+          <w:rPr>
+            <w:rFonts w:ascii="Calibri" w:hAnsi="Calibri" w:cs="Calibri"/>
+          </w:rPr>
+          <w:fldChar w:fldCharType="begin"/>
+        </w:r>
+        <w:r>
+          <w:rPr>
+            <w:rFonts w:ascii="Calibri" w:hAnsi="Calibri" w:cs="Calibri"/>
+          </w:rPr>
+          <w:instrText>HYPERLINK "https://doi.org/10.1038/s41586-020-2649-2"</w:instrText>
+        </w:r>
+        <w:r>
+          <w:rPr>
+            <w:rFonts w:ascii="Calibri" w:hAnsi="Calibri" w:cs="Calibri"/>
+          </w:rPr>
+        </w:r>
+        <w:r>
+          <w:rPr>
+            <w:rFonts w:ascii="Calibri" w:hAnsi="Calibri" w:cs="Calibri"/>
+          </w:rPr>
+          <w:fldChar w:fldCharType="separate"/>
+        </w:r>
+        <w:r>
+          <w:rPr>
+            <w:rStyle w:val="Hyperlink"/>
+            <w:rFonts w:ascii="Calibri" w:hAnsi="Calibri" w:cs="Calibri"/>
+            <w:rPrChange w:id="448" w:author="MatheuS Santos" w:date="2026-11-01T20:59:00Z" w16du:dateUtc="2026-11-01T20:59:00Z">
+              <w:rPr/>
+            </w:rPrChange>
+          </w:rPr>
+          <w:t>https://doi.org/10.1038/s41586-020-2649-2</w:t>
+        </w:r>
+        <w:r>
+          <w:rPr>
+            <w:rFonts w:ascii="Calibri" w:hAnsi="Calibri" w:cs="Calibri"/>
+          </w:rPr>
+          <w:fldChar w:fldCharType="end"/>
+        </w:r>
+      </w:ins>
+      <w:ins w:id="449" w:author="MatheuS Santos" w:date="2026-11-01T20:58:00Z" w16du:dateUtc="2026-11-01T20:58:00Z">
+        <w:r>
+          <w:rPr>
+            <w:rFonts w:ascii="Calibri" w:hAnsi="Calibri" w:cs="Calibri"/>
+            <w:rPrChange w:id="450" w:author="MatheuS Santos" w:date="2026-11-01T20:59:00Z" w16du:dateUtc="2026-11-01T20:59:00Z">
+              <w:rPr/>
+            </w:rPrChange>
+          </w:rPr>
+          <w:t xml:space="preserve"> (Accessed: 1 November 2026).</w:t>
+        </w:r>
+      </w:ins>
+    </w:p>
+    <w:p>
+      <w:pPr>
+        <w:spacing w:before="100" w:after="100" w:line="240" w:lineRule="auto"/>
+        <w:jc w:val="both"/>
+        <w:rPr>
+          <w:ins w:id="451" w:author="MatheuS Santos" w:date="2026-11-01T20:58:00Z" w16du:dateUtc="2026-11-01T20:58:00Z"/>
+          <w:rFonts w:ascii="Calibri" w:hAnsi="Calibri" w:cs="Calibri"/>
+          <w:rPrChange w:id="452" w:author="MatheuS Santos" w:date="2026-11-01T20:59:00Z" w16du:dateUtc="2026-11-01T20:59:00Z">
+            <w:rPr>
+              <w:ins w:id="453" w:author="MatheuS Santos" w:date="2026-11-01T20:58:00Z" w16du:dateUtc="2026-11-01T20:58:00Z"/>
+            </w:rPr>
+          </w:rPrChange>
+        </w:rPr>
+        <w:pPrChange w:id="454" w:author="MatheuS Santos" w:date="2026-11-01T21:01:00Z" w16du:dateUtc="2026-11-01T21:01:00Z">
+          <w:pPr/>
+        </w:pPrChange>
+      </w:pPr>
+    </w:p>
+    <w:p>
+      <w:pPr>
+        <w:spacing w:before="100" w:after="100" w:line="240" w:lineRule="auto"/>
+        <w:jc w:val="both"/>
+        <w:rPr>
+          <w:ins w:id="455" w:author="MatheuS Santos" w:date="2026-11-01T20:58:00Z" w16du:dateUtc="2026-11-01T20:58:00Z"/>
+          <w:rFonts w:ascii="Calibri" w:hAnsi="Calibri" w:cs="Calibri"/>
+          <w:rPrChange w:id="456" w:author="MatheuS Santos" w:date="2026-11-01T20:59:00Z" w16du:dateUtc="2026-11-01T20:59:00Z">
+            <w:rPr>
+              <w:ins w:id="457" w:author="MatheuS Santos" w:date="2026-11-01T20:58:00Z" w16du:dateUtc="2026-11-01T20:58:00Z"/>
+            </w:rPr>
+          </w:rPrChange>
+        </w:rPr>
+        <w:pPrChange w:id="458" w:author="MatheuS Santos" w:date="2026-11-01T21:01:00Z" w16du:dateUtc="2026-11-01T21:01:00Z">
+          <w:pPr/>
+        </w:pPrChange>
+      </w:pPr>
+      <w:ins w:id="459" w:author="MatheuS Santos" w:date="2026-11-01T20:58:00Z" w16du:dateUtc="2026-11-01T20:58:00Z">
+        <w:r>
+          <w:rPr>
+            <w:rFonts w:ascii="Calibri" w:hAnsi="Calibri" w:cs="Calibri"/>
+            <w:rPrChange w:id="460" w:author="MatheuS Santos" w:date="2026-11-01T20:59:00Z" w16du:dateUtc="2026-11-01T20:59:00Z">
+              <w:rPr/>
+            </w:rPrChange>
+          </w:rPr>
+          <w:t xml:space="preserve">Hunter, J.D. (2007) ‘Matplotlib: A 2D graphics environment’, Computing in Science &amp; Engineering, 9(3), pp. 90–95. Available at: </w:t>
+        </w:r>
+      </w:ins>
+      <w:ins w:id="461" w:author="MatheuS Santos" w:date="2026-11-01T21:56:00Z" w16du:dateUtc="2026-11-01T21:56:00Z">
+        <w:r>
+          <w:rPr>
+            <w:rFonts w:ascii="Calibri" w:hAnsi="Calibri" w:cs="Calibri"/>
+          </w:rPr>
+          <w:fldChar w:fldCharType="begin"/>
+        </w:r>
+        <w:r>
+          <w:rPr>
+            <w:rFonts w:ascii="Calibri" w:hAnsi="Calibri" w:cs="Calibri"/>
+          </w:rPr>
+          <w:instrText>HYPERLINK "https://doi.org/10.1109/MCSE.2007.55"</w:instrText>
+        </w:r>
+        <w:r>
+          <w:rPr>
+            <w:rFonts w:ascii="Calibri" w:hAnsi="Calibri" w:cs="Calibri"/>
+          </w:rPr>
+        </w:r>
+        <w:r>
+          <w:rPr>
+            <w:rFonts w:ascii="Calibri" w:hAnsi="Calibri" w:cs="Calibri"/>
+          </w:rPr>
+          <w:fldChar w:fldCharType="separate"/>
+        </w:r>
+        <w:r>
+          <w:rPr>
+            <w:rStyle w:val="Hyperlink"/>
+            <w:rFonts w:ascii="Calibri" w:hAnsi="Calibri" w:cs="Calibri"/>
+            <w:rPrChange w:id="462" w:author="MatheuS Santos" w:date="2026-11-01T20:59:00Z" w16du:dateUtc="2026-11-01T20:59:00Z">
+              <w:rPr/>
+            </w:rPrChange>
+          </w:rPr>
+          <w:t>https://doi.org/10.1109/MCSE.2007.55</w:t>
+        </w:r>
+        <w:r>
+          <w:rPr>
+            <w:rFonts w:ascii="Calibri" w:hAnsi="Calibri" w:cs="Calibri"/>
+          </w:rPr>
+          <w:fldChar w:fldCharType="end"/>
+        </w:r>
+      </w:ins>
+      <w:ins w:id="463" w:author="MatheuS Santos" w:date="2026-11-01T20:58:00Z" w16du:dateUtc="2026-11-01T20:58:00Z">
+        <w:r>
+          <w:rPr>
+            <w:rFonts w:ascii="Calibri" w:hAnsi="Calibri" w:cs="Calibri"/>
+            <w:rPrChange w:id="464" w:author="MatheuS Santos" w:date="2026-11-01T20:59:00Z" w16du:dateUtc="2026-11-01T20:59:00Z">
+              <w:rPr/>
+            </w:rPrChange>
+          </w:rPr>
+          <w:t xml:space="preserve"> (Accessed: 1 November 2026).</w:t>
+        </w:r>
+      </w:ins>
+    </w:p>
+    <w:p>
+      <w:pPr>
+        <w:spacing w:before="100" w:after="100" w:line="240" w:lineRule="auto"/>
+        <w:jc w:val="both"/>
+        <w:rPr>
+          <w:ins w:id="465" w:author="MatheuS Santos" w:date="2026-11-01T20:58:00Z" w16du:dateUtc="2026-11-01T20:58:00Z"/>
+          <w:rFonts w:ascii="Calibri" w:hAnsi="Calibri" w:cs="Calibri"/>
+          <w:rPrChange w:id="466" w:author="MatheuS Santos" w:date="2026-11-01T20:59:00Z" w16du:dateUtc="2026-11-01T20:59:00Z">
+            <w:rPr>
+              <w:ins w:id="467" w:author="MatheuS Santos" w:date="2026-11-01T20:58:00Z" w16du:dateUtc="2026-11-01T20:58:00Z"/>
+            </w:rPr>
+          </w:rPrChange>
+        </w:rPr>
+        <w:pPrChange w:id="468" w:author="MatheuS Santos" w:date="2026-11-01T21:01:00Z" w16du:dateUtc="2026-11-01T21:01:00Z">
+          <w:pPr/>
+        </w:pPrChange>
+      </w:pPr>
+    </w:p>
+    <w:p>
+      <w:pPr>
+        <w:spacing w:before="100" w:after="100" w:line="240" w:lineRule="auto"/>
+        <w:jc w:val="both"/>
+        <w:rPr>
+          <w:ins w:id="469" w:author="MatheuS Santos" w:date="2026-11-01T20:58:00Z" w16du:dateUtc="2026-11-01T20:58:00Z"/>
+          <w:rFonts w:ascii="Calibri" w:hAnsi="Calibri" w:cs="Calibri"/>
+          <w:rPrChange w:id="470" w:author="MatheuS Santos" w:date="2026-11-01T20:59:00Z" w16du:dateUtc="2026-11-01T20:59:00Z">
+            <w:rPr>
+              <w:ins w:id="471" w:author="MatheuS Santos" w:date="2026-11-01T20:58:00Z" w16du:dateUtc="2026-11-01T20:58:00Z"/>
+            </w:rPr>
+          </w:rPrChange>
+        </w:rPr>
+        <w:pPrChange w:id="472" w:author="MatheuS Santos" w:date="2026-11-01T21:01:00Z" w16du:dateUtc="2026-11-01T21:01:00Z">
+          <w:pPr/>
+        </w:pPrChange>
+      </w:pPr>
+      <w:ins w:id="473" w:author="MatheuS Santos" w:date="2026-11-01T20:58:00Z" w16du:dateUtc="2026-11-01T20:58:00Z">
+        <w:r>
+          <w:rPr>
+            <w:rFonts w:ascii="Calibri" w:hAnsi="Calibri" w:cs="Calibri"/>
+            <w:rPrChange w:id="474" w:author="MatheuS Santos" w:date="2026-11-01T20:59:00Z" w16du:dateUtc="2026-11-01T20:59:00Z">
+              <w:rPr/>
+            </w:rPrChange>
+          </w:rPr>
+          <w:t xml:space="preserve">Machine Learning Group - ULB (n.d.) Credit Card Fraud Detection. Kaggle. Available at: </w:t>
+        </w:r>
+      </w:ins>
+      <w:ins w:id="475" w:author="MatheuS Santos" w:date="2026-11-01T21:56:00Z" w16du:dateUtc="2026-11-01T21:56:00Z">
+        <w:r>
+          <w:rPr>
+            <w:rFonts w:ascii="Calibri" w:hAnsi="Calibri" w:cs="Calibri"/>
+          </w:rPr>
+          <w:fldChar w:fldCharType="begin"/>
+        </w:r>
+        <w:r>
+          <w:rPr>
+            <w:rFonts w:ascii="Calibri" w:hAnsi="Calibri" w:cs="Calibri"/>
+          </w:rPr>
+          <w:instrText>HYPERLINK "https://www.kaggle.com/datasets/mlg-ulb/creditcardfraud"</w:instrText>
+        </w:r>
+        <w:r>
+          <w:rPr>
+            <w:rFonts w:ascii="Calibri" w:hAnsi="Calibri" w:cs="Calibri"/>
+          </w:rPr>
+        </w:r>
+        <w:r>
+          <w:rPr>
+            <w:rFonts w:ascii="Calibri" w:hAnsi="Calibri" w:cs="Calibri"/>
+          </w:rPr>
+          <w:fldChar w:fldCharType="separate"/>
+        </w:r>
+        <w:r>
+          <w:rPr>
+            <w:rStyle w:val="Hyperlink"/>
+            <w:rFonts w:ascii="Calibri" w:hAnsi="Calibri" w:cs="Calibri"/>
+            <w:rPrChange w:id="476" w:author="MatheuS Santos" w:date="2026-11-01T20:59:00Z" w16du:dateUtc="2026-11-01T20:59:00Z">
+              <w:rPr/>
+            </w:rPrChange>
+          </w:rPr>
+          <w:t>https://www.kaggle.com/datasets/mlg-ulb/creditcardfraud</w:t>
+        </w:r>
+        <w:r>
+          <w:rPr>
+            <w:rFonts w:ascii="Calibri" w:hAnsi="Calibri" w:cs="Calibri"/>
+          </w:rPr>
+          <w:fldChar w:fldCharType="end"/>
+        </w:r>
+      </w:ins>
+      <w:ins w:id="477" w:author="MatheuS Santos" w:date="2026-11-01T20:58:00Z" w16du:dateUtc="2026-11-01T20:58:00Z">
+        <w:r>
+          <w:rPr>
+            <w:rFonts w:ascii="Calibri" w:hAnsi="Calibri" w:cs="Calibri"/>
+            <w:rPrChange w:id="478" w:author="MatheuS Santos" w:date="2026-11-01T20:59:00Z" w16du:dateUtc="2026-11-01T20:59:00Z">
+              <w:rPr/>
+            </w:rPrChange>
+          </w:rPr>
+          <w:t xml:space="preserve"> (Accessed: 1 November 2026).</w:t>
+        </w:r>
+      </w:ins>
+    </w:p>
+    <w:p>
+      <w:pPr>
+        <w:spacing w:before="100" w:after="100" w:line="240" w:lineRule="auto"/>
+        <w:jc w:val="both"/>
+        <w:rPr>
+          <w:ins w:id="479" w:author="MatheuS Santos" w:date="2026-11-01T20:58:00Z" w16du:dateUtc="2026-11-01T20:58:00Z"/>
+          <w:rFonts w:ascii="Calibri" w:hAnsi="Calibri" w:cs="Calibri"/>
+          <w:rPrChange w:id="480" w:author="MatheuS Santos" w:date="2026-11-01T20:59:00Z" w16du:dateUtc="2026-11-01T20:59:00Z">
+            <w:rPr>
+              <w:ins w:id="481" w:author="MatheuS Santos" w:date="2026-11-01T20:58:00Z" w16du:dateUtc="2026-11-01T20:58:00Z"/>
+            </w:rPr>
+          </w:rPrChange>
+        </w:rPr>
+        <w:pPrChange w:id="482" w:author="MatheuS Santos" w:date="2026-11-01T21:01:00Z" w16du:dateUtc="2026-11-01T21:01:00Z">
+          <w:pPr/>
+        </w:pPrChange>
+      </w:pPr>
+    </w:p>
+    <w:p>
+      <w:pPr>
+        <w:spacing w:before="100" w:after="100" w:line="240" w:lineRule="auto"/>
+        <w:jc w:val="both"/>
+        <w:rPr>
+          <w:ins w:id="483" w:author="MatheuS Santos" w:date="2026-11-01T20:58:00Z" w16du:dateUtc="2026-11-01T20:58:00Z"/>
+          <w:rFonts w:ascii="Calibri" w:hAnsi="Calibri" w:cs="Calibri"/>
+          <w:rPrChange w:id="484" w:author="MatheuS Santos" w:date="2026-11-01T20:59:00Z" w16du:dateUtc="2026-11-01T20:59:00Z">
+            <w:rPr>
+              <w:ins w:id="485" w:author="MatheuS Santos" w:date="2026-11-01T20:58:00Z" w16du:dateUtc="2026-11-01T20:58:00Z"/>
+            </w:rPr>
+          </w:rPrChange>
+        </w:rPr>
+        <w:pPrChange w:id="486" w:author="MatheuS Santos" w:date="2026-11-01T21:01:00Z" w16du:dateUtc="2026-11-01T21:01:00Z">
+          <w:pPr/>
+        </w:pPrChange>
+      </w:pPr>
+      <w:ins w:id="487" w:author="MatheuS Santos" w:date="2026-11-01T20:58:00Z" w16du:dateUtc="2026-11-01T20:58:00Z">
+        <w:r>
+          <w:rPr>
+            <w:rFonts w:ascii="Calibri" w:hAnsi="Calibri" w:cs="Calibri"/>
+            <w:rPrChange w:id="488" w:author="MatheuS Santos" w:date="2026-11-01T20:59:00Z" w16du:dateUtc="2026-11-01T20:59:00Z">
+              <w:rPr/>
+            </w:rPrChange>
+          </w:rPr>
+          <w:t xml:space="preserve">OpenAI (2026) *ChatGPT: Assistance with Python, Matplotlib data visualisation and statistical analysis*. Conversation with ChatGPT, 1 November 2026. Available at: </w:t>
+        </w:r>
+      </w:ins>
+      <w:ins w:id="489" w:author="MatheuS Santos" w:date="2026-11-01T21:56:00Z" w16du:dateUtc="2026-11-01T21:56:00Z">
+        <w:r>
+          <w:rPr>
+            <w:rFonts w:ascii="Calibri" w:hAnsi="Calibri" w:cs="Calibri"/>
+          </w:rPr>
+          <w:fldChar w:fldCharType="begin"/>
+        </w:r>
+        <w:r>
+          <w:rPr>
+            <w:rFonts w:ascii="Calibri" w:hAnsi="Calibri" w:cs="Calibri"/>
+          </w:rPr>
+          <w:instrText>HYPERLINK "https://chatgpt.com/share/6ae7a1b1-47e0-83ed-ab71-e8d4866fe56b"</w:instrText>
+        </w:r>
+        <w:r>
+          <w:rPr>
+            <w:rFonts w:ascii="Calibri" w:hAnsi="Calibri" w:cs="Calibri"/>
+          </w:rPr>
+        </w:r>
+        <w:r>
+          <w:rPr>
+            <w:rFonts w:ascii="Calibri" w:hAnsi="Calibri" w:cs="Calibri"/>
+          </w:rPr>
+          <w:fldChar w:fldCharType="separate"/>
+        </w:r>
+        <w:r>
+          <w:rPr>
+            <w:rStyle w:val="Hyperlink"/>
+            <w:rFonts w:ascii="Calibri" w:hAnsi="Calibri" w:cs="Calibri"/>
+            <w:rPrChange w:id="490" w:author="MatheuS Santos" w:date="2026-11-01T20:59:00Z" w16du:dateUtc="2026-11-01T20:59:00Z">
+              <w:rPr/>
+            </w:rPrChange>
+          </w:rPr>
+          <w:t>https://chatgpt.com/share/6ae7a1b1-47e0-83ed-ab71-e8d4866fe56b</w:t>
+        </w:r>
+        <w:r>
+          <w:rPr>
+            <w:rFonts w:ascii="Calibri" w:hAnsi="Calibri" w:cs="Calibri"/>
+          </w:rPr>
+          <w:fldChar w:fldCharType="end"/>
+        </w:r>
+      </w:ins>
+      <w:ins w:id="491" w:author="MatheuS Santos" w:date="2026-11-01T20:58:00Z" w16du:dateUtc="2026-11-01T20:58:00Z">
+        <w:r>
+          <w:rPr>
+            <w:rFonts w:ascii="Calibri" w:hAnsi="Calibri" w:cs="Calibri"/>
+            <w:rPrChange w:id="492" w:author="MatheuS Santos" w:date="2026-11-01T20:59:00Z" w16du:dateUtc="2026-11-01T20:59:00Z">
+              <w:rPr/>
+            </w:rPrChange>
+          </w:rPr>
+          <w:t xml:space="preserve"> (Accessed: 1 November 2026).</w:t>
+        </w:r>
+      </w:ins>
+    </w:p>
+    <w:p>
+      <w:pPr>
+        <w:spacing w:before="100" w:after="100" w:line="240" w:lineRule="auto"/>
+        <w:jc w:val="both"/>
+        <w:rPr>
+          <w:ins w:id="493" w:author="MatheuS Santos" w:date="2026-11-01T20:58:00Z" w16du:dateUtc="2026-11-01T20:58:00Z"/>
+          <w:rFonts w:ascii="Calibri" w:hAnsi="Calibri" w:cs="Calibri"/>
+          <w:rPrChange w:id="494" w:author="MatheuS Santos" w:date="2026-11-01T20:59:00Z" w16du:dateUtc="2026-11-01T20:59:00Z">
+            <w:rPr>
+              <w:ins w:id="495" w:author="MatheuS Santos" w:date="2026-11-01T20:58:00Z" w16du:dateUtc="2026-11-01T20:58:00Z"/>
+            </w:rPr>
+          </w:rPrChange>
+        </w:rPr>
+        <w:pPrChange w:id="496" w:author="MatheuS Santos" w:date="2026-11-01T21:01:00Z" w16du:dateUtc="2026-11-01T21:01:00Z">
+          <w:pPr/>
+        </w:pPrChange>
+      </w:pPr>
+    </w:p>
+    <w:p>
+      <w:pPr>
+        <w:spacing w:before="100" w:after="100" w:line="240" w:lineRule="auto"/>
+        <w:jc w:val="both"/>
+        <w:rPr>
+          <w:ins w:id="497" w:author="MatheuS Santos" w:date="2026-11-01T20:58:00Z" w16du:dateUtc="2026-11-01T20:58:00Z"/>
+          <w:rFonts w:ascii="Calibri" w:hAnsi="Calibri" w:cs="Calibri"/>
+          <w:rPrChange w:id="498" w:author="MatheuS Santos" w:date="2026-11-01T20:59:00Z" w16du:dateUtc="2026-11-01T20:59:00Z">
+            <w:rPr>
+              <w:ins w:id="499" w:author="MatheuS Santos" w:date="2026-11-01T20:58:00Z" w16du:dateUtc="2026-11-01T20:58:00Z"/>
+            </w:rPr>
+          </w:rPrChange>
+        </w:rPr>
+        <w:pPrChange w:id="500" w:author="MatheuS Santos" w:date="2026-11-01T21:01:00Z" w16du:dateUtc="2026-11-01T21:01:00Z">
+          <w:pPr/>
+        </w:pPrChange>
+      </w:pPr>
+      <w:ins w:id="501" w:author="MatheuS Santos" w:date="2026-11-01T20:58:00Z" w16du:dateUtc="2026-11-01T20:58:00Z">
+        <w:r>
+          <w:rPr>
+            <w:rFonts w:ascii="Calibri" w:hAnsi="Calibri" w:cs="Calibri"/>
+            <w:rPrChange w:id="502" w:author="MatheuS Santos" w:date="2026-11-01T20:59:00Z" w16du:dateUtc="2026-11-01T20:59:00Z">
+              <w:rPr/>
+            </w:rPrChange>
+          </w:rPr>
+          <w:t xml:space="preserve">OpenAI (2026) ChatGPT: Assistance with statistical data analysis, descriptive statistics and probability distributions using Python. Conversation with ChatGPT, 1 November 2026. Available at: </w:t>
+        </w:r>
+      </w:ins>
+      <w:ins w:id="503" w:author="MatheuS Santos" w:date="2026-11-01T21:56:00Z" w16du:dateUtc="2026-11-01T21:56:00Z">
+        <w:r>
+          <w:rPr>
+            <w:rFonts w:ascii="Calibri" w:hAnsi="Calibri" w:cs="Calibri"/>
+          </w:rPr>
+          <w:fldChar w:fldCharType="begin"/>
+        </w:r>
+        <w:r>
+          <w:rPr>
+            <w:rFonts w:ascii="Calibri" w:hAnsi="Calibri" w:cs="Calibri"/>
+          </w:rPr>
+          <w:instrText>HYPERLINK "https://chatgpt.com/share/6ae7a224-bad0-83ed-9a70-b406b4fcf6af"</w:instrText>
+        </w:r>
+        <w:r>
+          <w:rPr>
+            <w:rFonts w:ascii="Calibri" w:hAnsi="Calibri" w:cs="Calibri"/>
+          </w:rPr>
+        </w:r>
+        <w:r>
+          <w:rPr>
+            <w:rFonts w:ascii="Calibri" w:hAnsi="Calibri" w:cs="Calibri"/>
+          </w:rPr>
+          <w:fldChar w:fldCharType="separate"/>
+        </w:r>
+        <w:r>
+          <w:rPr>
+            <w:rStyle w:val="Hyperlink"/>
+            <w:rFonts w:ascii="Calibri" w:hAnsi="Calibri" w:cs="Calibri"/>
+            <w:rPrChange w:id="504" w:author="MatheuS Santos" w:date="2026-11-01T20:59:00Z" w16du:dateUtc="2026-11-01T20:59:00Z">
+              <w:rPr/>
+            </w:rPrChange>
+          </w:rPr>
+          <w:t>https://chatgpt.com/share/6ae7a224-bad0-83ed-9a70-b406b4fcf6af</w:t>
+        </w:r>
+        <w:r>
+          <w:rPr>
+            <w:rFonts w:ascii="Calibri" w:hAnsi="Calibri" w:cs="Calibri"/>
+          </w:rPr>
+          <w:fldChar w:fldCharType="end"/>
+        </w:r>
+      </w:ins>
+      <w:ins w:id="505" w:author="MatheuS Santos" w:date="2026-11-01T20:58:00Z" w16du:dateUtc="2026-11-01T20:58:00Z">
+        <w:r>
+          <w:rPr>
+            <w:rFonts w:ascii="Calibri" w:hAnsi="Calibri" w:cs="Calibri"/>
+            <w:rPrChange w:id="506" w:author="MatheuS Santos" w:date="2026-11-01T20:59:00Z" w16du:dateUtc="2026-11-01T20:59:00Z">
+              <w:rPr/>
+            </w:rPrChange>
+          </w:rPr>
+          <w:t xml:space="preserve"> (Accessed: 1 November 2026).</w:t>
+        </w:r>
+      </w:ins>
+    </w:p>
+    <w:p>
+      <w:pPr>
+        <w:spacing w:before="100" w:after="100" w:line="240" w:lineRule="auto"/>
+        <w:jc w:val="both"/>
+        <w:rPr>
+          <w:ins w:id="507" w:author="MatheuS Santos" w:date="2026-11-01T20:58:00Z" w16du:dateUtc="2026-11-01T20:58:00Z"/>
+          <w:rFonts w:ascii="Calibri" w:hAnsi="Calibri" w:cs="Calibri"/>
+          <w:rPrChange w:id="508" w:author="MatheuS Santos" w:date="2026-11-01T20:59:00Z" w16du:dateUtc="2026-11-01T20:59:00Z">
+            <w:rPr>
+              <w:ins w:id="509" w:author="MatheuS Santos" w:date="2026-11-01T20:58:00Z" w16du:dateUtc="2026-11-01T20:58:00Z"/>
+            </w:rPr>
+          </w:rPrChange>
+        </w:rPr>
+        <w:pPrChange w:id="510" w:author="MatheuS Santos" w:date="2026-11-01T21:01:00Z" w16du:dateUtc="2026-11-01T21:01:00Z">
+          <w:pPr/>
+        </w:pPrChange>
+      </w:pPr>
+    </w:p>
+    <w:p>
+      <w:pPr>
+        <w:spacing w:before="100" w:after="100" w:line="240" w:lineRule="auto"/>
+        <w:jc w:val="both"/>
+        <w:rPr>
+          <w:ins w:id="511" w:author="MatheuS Santos" w:date="2026-11-01T20:58:00Z" w16du:dateUtc="2026-11-01T20:58:00Z"/>
+          <w:rFonts w:ascii="Calibri" w:hAnsi="Calibri" w:cs="Calibri"/>
+          <w:rPrChange w:id="512" w:author="MatheuS Santos" w:date="2026-11-01T20:59:00Z" w16du:dateUtc="2026-11-01T20:59:00Z">
+            <w:rPr>
+              <w:ins w:id="513" w:author="MatheuS Santos" w:date="2026-11-01T20:58:00Z" w16du:dateUtc="2026-11-01T20:58:00Z"/>
+            </w:rPr>
+          </w:rPrChange>
+        </w:rPr>
+        <w:pPrChange w:id="514" w:author="MatheuS Santos" w:date="2026-11-01T21:01:00Z" w16du:dateUtc="2026-11-01T21:01:00Z">
+          <w:pPr/>
+        </w:pPrChange>
+      </w:pPr>
+      <w:ins w:id="515" w:author="MatheuS Santos" w:date="2026-11-01T20:58:00Z" w16du:dateUtc="2026-11-01T20:58:00Z">
+        <w:r>
+          <w:rPr>
+            <w:rFonts w:ascii="Calibri" w:hAnsi="Calibri" w:cs="Calibri"/>
+            <w:rPrChange w:id="516" w:author="MatheuS Santos" w:date="2026-11-01T20:59:00Z" w16du:dateUtc="2026-11-01T20:59:00Z">
+              <w:rPr/>
+            </w:rPrChange>
+          </w:rPr>
+          <w:t xml:space="preserve">Pandas (n.d.) pandas.DataFrame.kurt — Return unbiased kurtosis over requested axis. pandas Documentation. Available at: </w:t>
+        </w:r>
+      </w:ins>
+      <w:ins w:id="517" w:author="MatheuS Santos" w:date="2026-11-01T21:56:00Z" w16du:dateUtc="2026-11-01T21:56:00Z">
+        <w:r>
+          <w:rPr>
+            <w:rFonts w:ascii="Calibri" w:hAnsi="Calibri" w:cs="Calibri"/>
+          </w:rPr>
+          <w:fldChar w:fldCharType="begin"/>
+        </w:r>
+        <w:r>
+          <w:rPr>
+            <w:rFonts w:ascii="Calibri" w:hAnsi="Calibri" w:cs="Calibri"/>
+          </w:rPr>
+          <w:instrText>HYPERLINK "https://pandas.pydata.org/docs/reference/api/pandas.DataFrame.kurt.html"</w:instrText>
+        </w:r>
+        <w:r>
+          <w:rPr>
+            <w:rFonts w:ascii="Calibri" w:hAnsi="Calibri" w:cs="Calibri"/>
+          </w:rPr>
+        </w:r>
+        <w:r>
+          <w:rPr>
+            <w:rFonts w:ascii="Calibri" w:hAnsi="Calibri" w:cs="Calibri"/>
+          </w:rPr>
+          <w:fldChar w:fldCharType="separate"/>
+        </w:r>
+        <w:r>
+          <w:rPr>
+            <w:rStyle w:val="Hyperlink"/>
+            <w:rFonts w:ascii="Calibri" w:hAnsi="Calibri" w:cs="Calibri"/>
+            <w:rPrChange w:id="518" w:author="MatheuS Santos" w:date="2026-11-01T20:59:00Z" w16du:dateUtc="2026-11-01T20:59:00Z">
+              <w:rPr/>
+            </w:rPrChange>
+          </w:rPr>
+          <w:t>https://pandas.pydata.org/docs/reference/api/pandas.DataFrame.kurt.html</w:t>
+        </w:r>
+        <w:r>
+          <w:rPr>
+            <w:rFonts w:ascii="Calibri" w:hAnsi="Calibri" w:cs="Calibri"/>
+          </w:rPr>
+          <w:fldChar w:fldCharType="end"/>
+        </w:r>
+      </w:ins>
+      <w:ins w:id="519" w:author="MatheuS Santos" w:date="2026-11-01T20:58:00Z" w16du:dateUtc="2026-11-01T20:58:00Z">
+        <w:r>
+          <w:rPr>
+            <w:rFonts w:ascii="Calibri" w:hAnsi="Calibri" w:cs="Calibri"/>
+            <w:rPrChange w:id="520" w:author="MatheuS Santos" w:date="2026-11-01T20:59:00Z" w16du:dateUtc="2026-11-01T20:59:00Z">
+              <w:rPr/>
+            </w:rPrChange>
+          </w:rPr>
+          <w:t xml:space="preserve"> (Accessed: 1 November 2026).</w:t>
+        </w:r>
+      </w:ins>
+    </w:p>
+    <w:p>
+      <w:pPr>
+        <w:spacing w:before="100" w:after="100" w:line="240" w:lineRule="auto"/>
+        <w:jc w:val="both"/>
+        <w:rPr>
+          <w:ins w:id="521" w:author="MatheuS Santos" w:date="2026-11-01T20:58:00Z" w16du:dateUtc="2026-11-01T20:58:00Z"/>
+          <w:rFonts w:ascii="Calibri" w:hAnsi="Calibri" w:cs="Calibri"/>
+          <w:rPrChange w:id="522" w:author="MatheuS Santos" w:date="2026-11-01T20:59:00Z" w16du:dateUtc="2026-11-01T20:59:00Z">
+            <w:rPr>
+              <w:ins w:id="523" w:author="MatheuS Santos" w:date="2026-11-01T20:58:00Z" w16du:dateUtc="2026-11-01T20:58:00Z"/>
+            </w:rPr>
+          </w:rPrChange>
+        </w:rPr>
+        <w:pPrChange w:id="524" w:author="MatheuS Santos" w:date="2026-11-01T21:01:00Z" w16du:dateUtc="2026-11-01T21:01:00Z">
+          <w:pPr/>
+        </w:pPrChange>
+      </w:pPr>
+    </w:p>
+    <w:p>
+      <w:pPr>
+        <w:spacing w:before="100" w:after="100" w:line="240" w:lineRule="auto"/>
+        <w:jc w:val="both"/>
+        <w:rPr>
+          <w:ins w:id="525" w:author="MatheuS Santos" w:date="2026-11-01T20:58:00Z" w16du:dateUtc="2026-11-01T20:58:00Z"/>
+          <w:rFonts w:ascii="Calibri" w:hAnsi="Calibri" w:cs="Calibri"/>
+          <w:rPrChange w:id="526" w:author="MatheuS Santos" w:date="2026-11-01T20:59:00Z" w16du:dateUtc="2026-11-01T20:59:00Z">
+            <w:rPr>
+              <w:ins w:id="527" w:author="MatheuS Santos" w:date="2026-11-01T20:58:00Z" w16du:dateUtc="2026-11-01T20:58:00Z"/>
+            </w:rPr>
+          </w:rPrChange>
+        </w:rPr>
+        <w:pPrChange w:id="528" w:author="MatheuS Santos" w:date="2026-11-01T21:01:00Z" w16du:dateUtc="2026-11-01T21:01:00Z">
+          <w:pPr/>
+        </w:pPrChange>
+      </w:pPr>
+      <w:ins w:id="529" w:author="MatheuS Santos" w:date="2026-11-01T20:58:00Z" w16du:dateUtc="2026-11-01T20:58:00Z">
+        <w:r>
+          <w:rPr>
+            <w:rFonts w:ascii="Calibri" w:hAnsi="Calibri" w:cs="Calibri"/>
+            <w:rPrChange w:id="530" w:author="MatheuS Santos" w:date="2026-11-01T20:59:00Z" w16du:dateUtc="2026-11-01T20:59:00Z">
+              <w:rPr/>
+            </w:rPrChange>
+          </w:rPr>
+          <w:t xml:space="preserve">Pennsylvania State University (n.d.) The Binomial Distribution. STAT 414: Introduction to Probability Theory. Available at: </w:t>
+        </w:r>
+      </w:ins>
+      <w:ins w:id="531" w:author="MatheuS Santos" w:date="2026-11-01T21:55:00Z" w16du:dateUtc="2026-11-01T21:55:00Z">
+        <w:r>
+          <w:rPr>
+            <w:rFonts w:ascii="Calibri" w:hAnsi="Calibri" w:cs="Calibri"/>
+          </w:rPr>
+          <w:fldChar w:fldCharType="begin"/>
+        </w:r>
+        <w:r>
+          <w:rPr>
+            <w:rFonts w:ascii="Calibri" w:hAnsi="Calibri" w:cs="Calibri"/>
+          </w:rPr>
+          <w:instrText>HYPERLINK "https://online.stat.psu.edu/stat414/Lesson10"</w:instrText>
+        </w:r>
+        <w:r>
+          <w:rPr>
+            <w:rFonts w:ascii="Calibri" w:hAnsi="Calibri" w:cs="Calibri"/>
+          </w:rPr>
+        </w:r>
+        <w:r>
+          <w:rPr>
+            <w:rFonts w:ascii="Calibri" w:hAnsi="Calibri" w:cs="Calibri"/>
+          </w:rPr>
+          <w:fldChar w:fldCharType="separate"/>
+        </w:r>
+        <w:r>
+          <w:rPr>
+            <w:rStyle w:val="Hyperlink"/>
+            <w:rFonts w:ascii="Calibri" w:hAnsi="Calibri" w:cs="Calibri"/>
+            <w:rPrChange w:id="532" w:author="MatheuS Santos" w:date="2026-11-01T20:59:00Z" w16du:dateUtc="2026-11-01T20:59:00Z">
+              <w:rPr/>
+            </w:rPrChange>
+          </w:rPr>
+          <w:t>https://online.stat.psu.edu/stat414/Lesson10</w:t>
+        </w:r>
+        <w:r>
+          <w:rPr>
+            <w:rFonts w:ascii="Calibri" w:hAnsi="Calibri" w:cs="Calibri"/>
+          </w:rPr>
+          <w:fldChar w:fldCharType="end"/>
+        </w:r>
+      </w:ins>
+      <w:ins w:id="533" w:author="MatheuS Santos" w:date="2026-11-01T20:58:00Z" w16du:dateUtc="2026-11-01T20:58:00Z">
+        <w:r>
+          <w:rPr>
+            <w:rFonts w:ascii="Calibri" w:hAnsi="Calibri" w:cs="Calibri"/>
+            <w:rPrChange w:id="534" w:author="MatheuS Santos" w:date="2026-11-01T20:59:00Z" w16du:dateUtc="2026-11-01T20:59:00Z">
+              <w:rPr/>
+            </w:rPrChange>
+          </w:rPr>
+          <w:t xml:space="preserve"> (Accessed: 1 November 2026).</w:t>
+        </w:r>
+      </w:ins>
+    </w:p>
+    <w:p>
+      <w:pPr>
+        <w:spacing w:before="100" w:after="100" w:line="240" w:lineRule="auto"/>
+        <w:jc w:val="both"/>
+        <w:rPr>
+          <w:ins w:id="535" w:author="MatheuS Santos" w:date="2026-11-01T20:58:00Z" w16du:dateUtc="2026-11-01T20:58:00Z"/>
+          <w:rFonts w:ascii="Calibri" w:hAnsi="Calibri" w:cs="Calibri"/>
+          <w:rPrChange w:id="536" w:author="MatheuS Santos" w:date="2026-11-01T20:59:00Z" w16du:dateUtc="2026-11-01T20:59:00Z">
+            <w:rPr>
+              <w:ins w:id="537" w:author="MatheuS Santos" w:date="2026-11-01T20:58:00Z" w16du:dateUtc="2026-11-01T20:58:00Z"/>
+            </w:rPr>
+          </w:rPrChange>
+        </w:rPr>
+        <w:pPrChange w:id="538" w:author="MatheuS Santos" w:date="2026-11-01T21:01:00Z" w16du:dateUtc="2026-11-01T21:01:00Z">
+          <w:pPr/>
+        </w:pPrChange>
+      </w:pPr>
+    </w:p>
+    <w:p>
+      <w:pPr>
+        <w:spacing w:before="100" w:after="100" w:line="240" w:lineRule="auto"/>
+        <w:jc w:val="both"/>
+        <w:rPr>
+          <w:ins w:id="539" w:author="MatheuS Santos" w:date="2026-11-01T20:58:00Z" w16du:dateUtc="2026-11-01T20:58:00Z"/>
+          <w:rFonts w:ascii="Calibri" w:hAnsi="Calibri" w:cs="Calibri"/>
+          <w:rPrChange w:id="540" w:author="MatheuS Santos" w:date="2026-11-01T20:59:00Z" w16du:dateUtc="2026-11-01T20:59:00Z">
+            <w:rPr>
+              <w:ins w:id="541" w:author="MatheuS Santos" w:date="2026-11-01T20:58:00Z" w16du:dateUtc="2026-11-01T20:58:00Z"/>
+            </w:rPr>
+          </w:rPrChange>
+        </w:rPr>
+        <w:pPrChange w:id="542" w:author="MatheuS Santos" w:date="2026-11-01T21:01:00Z" w16du:dateUtc="2026-11-01T21:01:00Z">
+          <w:pPr/>
+        </w:pPrChange>
+      </w:pPr>
+      <w:ins w:id="543" w:author="MatheuS Santos" w:date="2026-11-01T20:58:00Z" w16du:dateUtc="2026-11-01T20:58:00Z">
+        <w:r>
+          <w:rPr>
+            <w:rFonts w:ascii="Calibri" w:hAnsi="Calibri" w:cs="Calibri"/>
+            <w:rPrChange w:id="544" w:author="MatheuS Santos" w:date="2026-11-01T20:59:00Z" w16du:dateUtc="2026-11-01T20:59:00Z">
+              <w:rPr/>
+            </w:rPrChange>
+          </w:rPr>
+          <w:lastRenderedPageBreak/>
+          <w:t xml:space="preserve">Pennsylvania State University (n.d.) *Approximations for Discrete Distributions*. STAT 414: Introduction to Probability Theory. Available at: </w:t>
+        </w:r>
+      </w:ins>
+      <w:ins w:id="545" w:author="MatheuS Santos" w:date="2026-11-01T21:55:00Z" w16du:dateUtc="2026-11-01T21:55:00Z">
+        <w:r>
+          <w:rPr>
+            <w:rFonts w:ascii="Calibri" w:hAnsi="Calibri" w:cs="Calibri"/>
+          </w:rPr>
+          <w:fldChar w:fldCharType="begin"/>
+        </w:r>
+        <w:r>
+          <w:rPr>
+            <w:rFonts w:ascii="Calibri" w:hAnsi="Calibri" w:cs="Calibri"/>
+          </w:rPr>
+          <w:instrText>HYPERLINK "https://online.stat.psu.edu/stat414/Lesson28"</w:instrText>
+        </w:r>
+        <w:r>
+          <w:rPr>
+            <w:rFonts w:ascii="Calibri" w:hAnsi="Calibri" w:cs="Calibri"/>
+          </w:rPr>
+        </w:r>
+        <w:r>
+          <w:rPr>
+            <w:rFonts w:ascii="Calibri" w:hAnsi="Calibri" w:cs="Calibri"/>
+          </w:rPr>
+          <w:fldChar w:fldCharType="separate"/>
+        </w:r>
+        <w:r>
+          <w:rPr>
+            <w:rStyle w:val="Hyperlink"/>
+            <w:rFonts w:ascii="Calibri" w:hAnsi="Calibri" w:cs="Calibri"/>
+            <w:rPrChange w:id="546" w:author="MatheuS Santos" w:date="2026-11-01T20:59:00Z" w16du:dateUtc="2026-11-01T20:59:00Z">
+              <w:rPr/>
+            </w:rPrChange>
+          </w:rPr>
+          <w:t>https://online.stat.psu.edu/stat414/Lesson28</w:t>
+        </w:r>
+        <w:r>
+          <w:rPr>
+            <w:rFonts w:ascii="Calibri" w:hAnsi="Calibri" w:cs="Calibri"/>
+          </w:rPr>
+          <w:fldChar w:fldCharType="end"/>
+        </w:r>
+      </w:ins>
+      <w:ins w:id="547" w:author="MatheuS Santos" w:date="2026-11-01T20:58:00Z" w16du:dateUtc="2026-11-01T20:58:00Z">
+        <w:r>
+          <w:rPr>
+            <w:rFonts w:ascii="Calibri" w:hAnsi="Calibri" w:cs="Calibri"/>
+            <w:rPrChange w:id="548" w:author="MatheuS Santos" w:date="2026-11-01T20:59:00Z" w16du:dateUtc="2026-11-01T20:59:00Z">
+              <w:rPr/>
+            </w:rPrChange>
+          </w:rPr>
+          <w:t xml:space="preserve"> (Accessed: 1 November 2026).</w:t>
+        </w:r>
+      </w:ins>
+    </w:p>
+    <w:p>
+      <w:pPr>
+        <w:spacing w:before="100" w:after="100" w:line="240" w:lineRule="auto"/>
+        <w:jc w:val="both"/>
+        <w:rPr>
+          <w:ins w:id="549" w:author="MatheuS Santos" w:date="2026-11-01T20:58:00Z" w16du:dateUtc="2026-11-01T20:58:00Z"/>
+          <w:rFonts w:ascii="Calibri" w:hAnsi="Calibri" w:cs="Calibri"/>
+          <w:rPrChange w:id="550" w:author="MatheuS Santos" w:date="2026-11-01T20:59:00Z" w16du:dateUtc="2026-11-01T20:59:00Z">
+            <w:rPr>
+              <w:ins w:id="551" w:author="MatheuS Santos" w:date="2026-11-01T20:58:00Z" w16du:dateUtc="2026-11-01T20:58:00Z"/>
+            </w:rPr>
+          </w:rPrChange>
+        </w:rPr>
+        <w:pPrChange w:id="552" w:author="MatheuS Santos" w:date="2026-11-01T21:01:00Z" w16du:dateUtc="2026-11-01T21:01:00Z">
+          <w:pPr/>
+        </w:pPrChange>
+      </w:pPr>
+    </w:p>
+    <w:p>
+      <w:pPr>
+        <w:spacing w:before="100" w:after="100" w:line="240" w:lineRule="auto"/>
+        <w:jc w:val="both"/>
+        <w:rPr>
+          <w:ins w:id="553" w:author="MatheuS Santos" w:date="2026-11-01T20:58:00Z" w16du:dateUtc="2026-11-01T20:58:00Z"/>
+          <w:rFonts w:ascii="Calibri" w:hAnsi="Calibri" w:cs="Calibri"/>
+          <w:rPrChange w:id="554" w:author="MatheuS Santos" w:date="2026-11-01T20:59:00Z" w16du:dateUtc="2026-11-01T20:59:00Z">
+            <w:rPr>
+              <w:ins w:id="555" w:author="MatheuS Santos" w:date="2026-11-01T20:58:00Z" w16du:dateUtc="2026-11-01T20:58:00Z"/>
+            </w:rPr>
+          </w:rPrChange>
+        </w:rPr>
+        <w:pPrChange w:id="556" w:author="MatheuS Santos" w:date="2026-11-01T21:01:00Z" w16du:dateUtc="2026-11-01T21:01:00Z">
+          <w:pPr/>
+        </w:pPrChange>
+      </w:pPr>
+      <w:ins w:id="557" w:author="MatheuS Santos" w:date="2026-11-01T20:58:00Z" w16du:dateUtc="2026-11-01T20:58:00Z">
+        <w:r>
+          <w:rPr>
+            <w:rFonts w:ascii="Calibri" w:hAnsi="Calibri" w:cs="Calibri"/>
+            <w:rPrChange w:id="558" w:author="MatheuS Santos" w:date="2026-11-01T20:59:00Z" w16du:dateUtc="2026-11-01T20:59:00Z">
+              <w:rPr/>
+            </w:rPrChange>
+          </w:rPr>
+          <w:t xml:space="preserve">RMIT University (n.d.) *Poisson Distribution*. Learning Lab. Available at: </w:t>
+        </w:r>
+      </w:ins>
+      <w:ins w:id="559" w:author="MatheuS Santos" w:date="2026-11-01T21:55:00Z" w16du:dateUtc="2026-11-01T21:55:00Z">
+        <w:r>
+          <w:rPr>
+            <w:rFonts w:ascii="Calibri" w:hAnsi="Calibri" w:cs="Calibri"/>
+          </w:rPr>
+          <w:fldChar w:fldCharType="begin"/>
+        </w:r>
+        <w:r>
+          <w:rPr>
+            <w:rFonts w:ascii="Calibri" w:hAnsi="Calibri" w:cs="Calibri"/>
+          </w:rPr>
+          <w:instrText>HYPERLINK "https://learninglab.rmit.edu.au/maths-statistics/statistics/s19-poisson-distribution/"</w:instrText>
+        </w:r>
+        <w:r>
+          <w:rPr>
+            <w:rFonts w:ascii="Calibri" w:hAnsi="Calibri" w:cs="Calibri"/>
+          </w:rPr>
+        </w:r>
+        <w:r>
+          <w:rPr>
+            <w:rFonts w:ascii="Calibri" w:hAnsi="Calibri" w:cs="Calibri"/>
+          </w:rPr>
+          <w:fldChar w:fldCharType="separate"/>
+        </w:r>
+        <w:r>
+          <w:rPr>
+            <w:rStyle w:val="Hyperlink"/>
+            <w:rFonts w:ascii="Calibri" w:hAnsi="Calibri" w:cs="Calibri"/>
+            <w:rPrChange w:id="560" w:author="MatheuS Santos" w:date="2026-11-01T20:59:00Z" w16du:dateUtc="2026-11-01T20:59:00Z">
+              <w:rPr/>
+            </w:rPrChange>
+          </w:rPr>
+          <w:t>https://learninglab.rmit.edu.au/maths-statistics/statistics/s19-poisson-distribution/</w:t>
+        </w:r>
+        <w:r>
+          <w:rPr>
+            <w:rFonts w:ascii="Calibri" w:hAnsi="Calibri" w:cs="Calibri"/>
+          </w:rPr>
+          <w:fldChar w:fldCharType="end"/>
+        </w:r>
+      </w:ins>
+      <w:ins w:id="561" w:author="MatheuS Santos" w:date="2026-11-01T20:58:00Z" w16du:dateUtc="2026-11-01T20:58:00Z">
+        <w:r>
+          <w:rPr>
+            <w:rFonts w:ascii="Calibri" w:hAnsi="Calibri" w:cs="Calibri"/>
+            <w:rPrChange w:id="562" w:author="MatheuS Santos" w:date="2026-11-01T20:59:00Z" w16du:dateUtc="2026-11-01T20:59:00Z">
+              <w:rPr/>
+            </w:rPrChange>
+          </w:rPr>
+          <w:t xml:space="preserve"> (Accessed: 1 November 2026).</w:t>
+        </w:r>
+      </w:ins>
+    </w:p>
+    <w:p>
+      <w:pPr>
+        <w:spacing w:before="100" w:after="100" w:line="240" w:lineRule="auto"/>
+        <w:jc w:val="both"/>
+        <w:rPr>
+          <w:ins w:id="563" w:author="MatheuS Santos" w:date="2026-11-01T20:58:00Z" w16du:dateUtc="2026-11-01T20:58:00Z"/>
+          <w:rFonts w:ascii="Calibri" w:hAnsi="Calibri" w:cs="Calibri"/>
+          <w:rPrChange w:id="564" w:author="MatheuS Santos" w:date="2026-11-01T20:59:00Z" w16du:dateUtc="2026-11-01T20:59:00Z">
+            <w:rPr>
+              <w:ins w:id="565" w:author="MatheuS Santos" w:date="2026-11-01T20:58:00Z" w16du:dateUtc="2026-11-01T20:58:00Z"/>
+            </w:rPr>
+          </w:rPrChange>
+        </w:rPr>
+        <w:pPrChange w:id="566" w:author="MatheuS Santos" w:date="2026-11-01T21:01:00Z" w16du:dateUtc="2026-11-01T21:01:00Z">
+          <w:pPr/>
+        </w:pPrChange>
+      </w:pPr>
+    </w:p>
+    <w:p>
+      <w:pPr>
+        <w:spacing w:before="100" w:after="100" w:line="240" w:lineRule="auto"/>
+        <w:jc w:val="both"/>
+        <w:rPr>
+          <w:ins w:id="567" w:author="MatheuS Santos" w:date="2026-11-01T20:58:00Z" w16du:dateUtc="2026-11-01T20:58:00Z"/>
+          <w:rFonts w:ascii="Calibri" w:hAnsi="Calibri" w:cs="Calibri"/>
+          <w:rPrChange w:id="568" w:author="MatheuS Santos" w:date="2026-11-01T20:59:00Z" w16du:dateUtc="2026-11-01T20:59:00Z">
+            <w:rPr>
+              <w:ins w:id="569" w:author="MatheuS Santos" w:date="2026-11-01T20:58:00Z" w16du:dateUtc="2026-11-01T20:58:00Z"/>
+            </w:rPr>
+          </w:rPrChange>
+        </w:rPr>
+        <w:pPrChange w:id="570" w:author="MatheuS Santos" w:date="2026-11-01T21:01:00Z" w16du:dateUtc="2026-11-01T21:01:00Z">
+          <w:pPr/>
+        </w:pPrChange>
+      </w:pPr>
+      <w:ins w:id="571" w:author="MatheuS Santos" w:date="2026-11-01T20:58:00Z" w16du:dateUtc="2026-11-01T20:58:00Z">
+        <w:r>
+          <w:rPr>
+            <w:rFonts w:ascii="Calibri" w:hAnsi="Calibri" w:cs="Calibri"/>
+            <w:rPrChange w:id="572" w:author="MatheuS Santos" w:date="2026-11-01T20:59:00Z" w16du:dateUtc="2026-11-01T20:59:00Z">
+              <w:rPr/>
+            </w:rPrChange>
+          </w:rPr>
+          <w:t xml:space="preserve">SciPy (n.d.) *scipy.stats.binom — Binomial Distribution*. Available at: </w:t>
+        </w:r>
+      </w:ins>
+      <w:ins w:id="573" w:author="MatheuS Santos" w:date="2026-11-01T21:55:00Z" w16du:dateUtc="2026-11-01T21:55:00Z">
+        <w:r>
+          <w:rPr>
+            <w:rFonts w:ascii="Calibri" w:hAnsi="Calibri" w:cs="Calibri"/>
+          </w:rPr>
+          <w:fldChar w:fldCharType="begin"/>
+        </w:r>
+        <w:r>
+          <w:rPr>
+            <w:rFonts w:ascii="Calibri" w:hAnsi="Calibri" w:cs="Calibri"/>
+          </w:rPr>
+          <w:instrText>HYPERLINK "https://docs.scipy.org/doc/scipy/reference/generated/scipy.stats.binom.html"</w:instrText>
+        </w:r>
+        <w:r>
+          <w:rPr>
+            <w:rFonts w:ascii="Calibri" w:hAnsi="Calibri" w:cs="Calibri"/>
+          </w:rPr>
+        </w:r>
+        <w:r>
+          <w:rPr>
+            <w:rFonts w:ascii="Calibri" w:hAnsi="Calibri" w:cs="Calibri"/>
+          </w:rPr>
+          <w:fldChar w:fldCharType="separate"/>
+        </w:r>
+        <w:r>
+          <w:rPr>
+            <w:rStyle w:val="Hyperlink"/>
+            <w:rFonts w:ascii="Calibri" w:hAnsi="Calibri" w:cs="Calibri"/>
+            <w:rPrChange w:id="574" w:author="MatheuS Santos" w:date="2026-11-01T20:59:00Z" w16du:dateUtc="2026-11-01T20:59:00Z">
+              <w:rPr/>
+            </w:rPrChange>
+          </w:rPr>
+          <w:t>https://docs.scipy.org/doc/scipy/reference/generated/scipy.stats.binom.html</w:t>
+        </w:r>
+        <w:r>
+          <w:rPr>
+            <w:rFonts w:ascii="Calibri" w:hAnsi="Calibri" w:cs="Calibri"/>
+          </w:rPr>
+          <w:fldChar w:fldCharType="end"/>
+        </w:r>
+      </w:ins>
+      <w:ins w:id="575" w:author="MatheuS Santos" w:date="2026-11-01T20:58:00Z" w16du:dateUtc="2026-11-01T20:58:00Z">
+        <w:r>
+          <w:rPr>
+            <w:rFonts w:ascii="Calibri" w:hAnsi="Calibri" w:cs="Calibri"/>
+            <w:rPrChange w:id="576" w:author="MatheuS Santos" w:date="2026-11-01T20:59:00Z" w16du:dateUtc="2026-11-01T20:59:00Z">
+              <w:rPr/>
+            </w:rPrChange>
+          </w:rPr>
+          <w:t xml:space="preserve"> (Accessed: 1 November 2026).</w:t>
+        </w:r>
+      </w:ins>
+    </w:p>
+    <w:p>
+      <w:pPr>
+        <w:pStyle w:val="NormalWeb"/>
+        <w:rPr>
+          <w:ins w:id="577" w:author="MatheuS Santos" w:date="2026-11-01T20:58:00Z" w16du:dateUtc="2026-11-01T20:58:00Z"/>
+        </w:rPr>
+        <w:pPrChange w:id="578" w:author="MatheuS Santos" w:date="2026-11-01T21:55:00Z" w16du:dateUtc="2026-11-01T21:55:00Z">
+          <w:pPr/>
+        </w:pPrChange>
+      </w:pPr>
+      <w:ins w:id="579" w:author="MatheuS Santos" w:date="2026-11-01T21:55:00Z" w16du:dateUtc="2026-11-01T21:55:00Z">
+        <w:r>
+          <w:t xml:space="preserve">SciPy (n.d.) scipy.stats.mannwhitneyu. Available at: </w:t>
+        </w:r>
+        <w:r>
+          <w:fldChar w:fldCharType="begin"/>
+        </w:r>
+        <w:r>
+          <w:instrText>HYPERLINK "https://docs.scipy.org/doc/scipy/reference/generated/scipy.stats.mannwhitneyu.html"</w:instrText>
+        </w:r>
+        <w:r>
+          <w:fldChar w:fldCharType="separate"/>
+        </w:r>
+        <w:r>
+          <w:rPr>
+            <w:rStyle w:val="Hyperlink"/>
+          </w:rPr>
+          <w:t>https://docs.scipy.org/doc/scipy/reference/generated/scipy.stats.mannwhitneyu.html</w:t>
+        </w:r>
+        <w:r>
+          <w:fldChar w:fldCharType="end"/>
+        </w:r>
+        <w:r>
+          <w:t xml:space="preserve"> (Accessed: 1 November 2026).</w:t>
+        </w:r>
+      </w:ins>
+    </w:p>
+    <w:p>
+      <w:pPr>
+        <w:spacing w:before="100" w:after="100" w:line="240" w:lineRule="auto"/>
+        <w:jc w:val="both"/>
+        <w:rPr>
+          <w:ins w:id="580" w:author="MatheuS Santos" w:date="2026-11-01T20:58:00Z" w16du:dateUtc="2026-11-01T20:58:00Z"/>
+          <w:rFonts w:ascii="Calibri" w:hAnsi="Calibri" w:cs="Calibri"/>
+          <w:rPrChange w:id="581" w:author="MatheuS Santos" w:date="2026-11-01T20:59:00Z" w16du:dateUtc="2026-11-01T20:59:00Z">
+            <w:rPr>
+              <w:ins w:id="582" w:author="MatheuS Santos" w:date="2026-11-01T20:58:00Z" w16du:dateUtc="2026-11-01T20:58:00Z"/>
+            </w:rPr>
+          </w:rPrChange>
+        </w:rPr>
+        <w:pPrChange w:id="583" w:author="MatheuS Santos" w:date="2026-11-01T21:01:00Z" w16du:dateUtc="2026-11-01T21:01:00Z">
+          <w:pPr/>
+        </w:pPrChange>
+      </w:pPr>
+      <w:ins w:id="584" w:author="MatheuS Santos" w:date="2026-11-01T20:58:00Z" w16du:dateUtc="2026-11-01T20:58:00Z">
+        <w:r>
+          <w:rPr>
+            <w:rFonts w:ascii="Calibri" w:hAnsi="Calibri" w:cs="Calibri"/>
+            <w:rPrChange w:id="585" w:author="MatheuS Santos" w:date="2026-11-01T20:59:00Z" w16du:dateUtc="2026-11-01T20:59:00Z">
+              <w:rPr/>
+            </w:rPrChange>
+          </w:rPr>
+          <w:t xml:space="preserve">SciPy (n.d.) *scipy.stats.norm — Normal Distribution*. Available at: </w:t>
+        </w:r>
+      </w:ins>
+      <w:ins w:id="586" w:author="MatheuS Santos" w:date="2026-11-01T21:56:00Z" w16du:dateUtc="2026-11-01T21:56:00Z">
+        <w:r>
+          <w:rPr>
+            <w:rFonts w:ascii="Calibri" w:hAnsi="Calibri" w:cs="Calibri"/>
+          </w:rPr>
+          <w:fldChar w:fldCharType="begin"/>
+        </w:r>
+        <w:r>
+          <w:rPr>
+            <w:rFonts w:ascii="Calibri" w:hAnsi="Calibri" w:cs="Calibri"/>
+          </w:rPr>
+          <w:instrText>HYPERLINK "https://docs.scipy.org/doc/scipy/reference/generated/scipy.stats.norm.html"</w:instrText>
+        </w:r>
+        <w:r>
+          <w:rPr>
+            <w:rFonts w:ascii="Calibri" w:hAnsi="Calibri" w:cs="Calibri"/>
+          </w:rPr>
+        </w:r>
+        <w:r>
+          <w:rPr>
+            <w:rFonts w:ascii="Calibri" w:hAnsi="Calibri" w:cs="Calibri"/>
+          </w:rPr>
+          <w:fldChar w:fldCharType="separate"/>
+        </w:r>
+        <w:r>
+          <w:rPr>
+            <w:rStyle w:val="Hyperlink"/>
+            <w:rFonts w:ascii="Calibri" w:hAnsi="Calibri" w:cs="Calibri"/>
+            <w:rPrChange w:id="587" w:author="MatheuS Santos" w:date="2026-11-01T20:59:00Z" w16du:dateUtc="2026-11-01T20:59:00Z">
+              <w:rPr/>
+            </w:rPrChange>
+          </w:rPr>
+          <w:t>https://docs.scipy.org/doc/scipy/reference/generated/scipy.stats.norm.html</w:t>
+        </w:r>
+        <w:r>
+          <w:rPr>
+            <w:rFonts w:ascii="Calibri" w:hAnsi="Calibri" w:cs="Calibri"/>
+          </w:rPr>
+          <w:fldChar w:fldCharType="end"/>
+        </w:r>
+      </w:ins>
+      <w:ins w:id="588" w:author="MatheuS Santos" w:date="2026-11-01T21:55:00Z" w16du:dateUtc="2026-11-01T21:55:00Z">
+        <w:r>
+          <w:rPr>
+            <w:rFonts w:ascii="Calibri" w:hAnsi="Calibri" w:cs="Calibri"/>
+          </w:rPr>
+          <w:t xml:space="preserve"> </w:t>
+        </w:r>
+      </w:ins>
+      <w:ins w:id="589" w:author="MatheuS Santos" w:date="2026-11-01T20:58:00Z" w16du:dateUtc="2026-11-01T20:58:00Z">
+        <w:r>
+          <w:rPr>
+            <w:rFonts w:ascii="Calibri" w:hAnsi="Calibri" w:cs="Calibri"/>
+            <w:rPrChange w:id="590" w:author="MatheuS Santos" w:date="2026-11-01T20:59:00Z" w16du:dateUtc="2026-11-01T20:59:00Z">
+              <w:rPr/>
+            </w:rPrChange>
+          </w:rPr>
+          <w:t>(Accessed: 1 November 2026).</w:t>
+        </w:r>
+      </w:ins>
+    </w:p>
+    <w:p>
+      <w:pPr>
+        <w:spacing w:before="100" w:after="100" w:line="240" w:lineRule="auto"/>
+        <w:jc w:val="both"/>
+        <w:rPr>
+          <w:ins w:id="591" w:author="MatheuS Santos" w:date="2026-11-01T20:58:00Z" w16du:dateUtc="2026-11-01T20:58:00Z"/>
+          <w:rFonts w:ascii="Calibri" w:hAnsi="Calibri" w:cs="Calibri"/>
+          <w:rPrChange w:id="592" w:author="MatheuS Santos" w:date="2026-11-01T20:59:00Z" w16du:dateUtc="2026-11-01T20:59:00Z">
+            <w:rPr>
+              <w:ins w:id="593" w:author="MatheuS Santos" w:date="2026-11-01T20:58:00Z" w16du:dateUtc="2026-11-01T20:58:00Z"/>
+            </w:rPr>
+          </w:rPrChange>
+        </w:rPr>
+        <w:pPrChange w:id="594" w:author="MatheuS Santos" w:date="2026-11-01T21:01:00Z" w16du:dateUtc="2026-11-01T21:01:00Z">
+          <w:pPr/>
+        </w:pPrChange>
+      </w:pPr>
+    </w:p>
+    <w:p>
+      <w:pPr>
+        <w:spacing w:before="100" w:after="100" w:line="240" w:lineRule="auto"/>
+        <w:jc w:val="both"/>
+        <w:rPr>
+          <w:ins w:id="595" w:author="MatheuS Santos" w:date="2026-11-01T20:58:00Z" w16du:dateUtc="2026-11-01T20:58:00Z"/>
+          <w:rFonts w:ascii="Calibri" w:hAnsi="Calibri" w:cs="Calibri"/>
+          <w:rPrChange w:id="596" w:author="MatheuS Santos" w:date="2026-11-01T20:59:00Z" w16du:dateUtc="2026-11-01T20:59:00Z">
+            <w:rPr>
+              <w:ins w:id="597" w:author="MatheuS Santos" w:date="2026-11-01T20:58:00Z" w16du:dateUtc="2026-11-01T20:58:00Z"/>
+            </w:rPr>
+          </w:rPrChange>
+        </w:rPr>
+        <w:pPrChange w:id="598" w:author="MatheuS Santos" w:date="2026-11-01T21:01:00Z" w16du:dateUtc="2026-11-01T21:01:00Z">
+          <w:pPr/>
+        </w:pPrChange>
+      </w:pPr>
+      <w:ins w:id="599" w:author="MatheuS Santos" w:date="2026-11-01T20:58:00Z" w16du:dateUtc="2026-11-01T20:58:00Z">
+        <w:r>
+          <w:rPr>
+            <w:rFonts w:ascii="Calibri" w:hAnsi="Calibri" w:cs="Calibri"/>
+            <w:rPrChange w:id="600" w:author="MatheuS Santos" w:date="2026-11-01T20:59:00Z" w16du:dateUtc="2026-11-01T20:59:00Z">
+              <w:rPr/>
+            </w:rPrChange>
+          </w:rPr>
+          <w:t>SciPy (n.d.) *scipy.stats.normaltest — Normality Test*. Available at:</w:t>
+        </w:r>
+      </w:ins>
+      <w:ins w:id="601" w:author="MatheuS Santos" w:date="2026-11-01T21:55:00Z" w16du:dateUtc="2026-11-01T21:55:00Z">
+        <w:r>
+          <w:rPr>
+            <w:rFonts w:ascii="Calibri" w:hAnsi="Calibri" w:cs="Calibri"/>
+          </w:rPr>
+          <w:t xml:space="preserve"> </w:t>
+        </w:r>
+      </w:ins>
+      <w:ins w:id="602" w:author="MatheuS Santos" w:date="2026-11-01T21:56:00Z" w16du:dateUtc="2026-11-01T21:56:00Z">
+        <w:r>
+          <w:rPr>
+            <w:rFonts w:ascii="Calibri" w:hAnsi="Calibri" w:cs="Calibri"/>
+          </w:rPr>
+          <w:fldChar w:fldCharType="begin"/>
+        </w:r>
+        <w:r>
+          <w:rPr>
+            <w:rFonts w:ascii="Calibri" w:hAnsi="Calibri" w:cs="Calibri"/>
+          </w:rPr>
+          <w:instrText>HYPERLINK "https://docs.scipy.org/doc/scipy/reference/generated/scipy.stats.normaltest.html"</w:instrText>
+        </w:r>
+        <w:r>
+          <w:rPr>
+            <w:rFonts w:ascii="Calibri" w:hAnsi="Calibri" w:cs="Calibri"/>
+          </w:rPr>
+        </w:r>
+        <w:r>
+          <w:rPr>
+            <w:rFonts w:ascii="Calibri" w:hAnsi="Calibri" w:cs="Calibri"/>
+          </w:rPr>
+          <w:fldChar w:fldCharType="separate"/>
+        </w:r>
+        <w:r>
+          <w:rPr>
+            <w:rStyle w:val="Hyperlink"/>
+            <w:rFonts w:ascii="Calibri" w:hAnsi="Calibri" w:cs="Calibri"/>
+            <w:rPrChange w:id="603" w:author="MatheuS Santos" w:date="2026-11-01T20:59:00Z" w16du:dateUtc="2026-11-01T20:59:00Z">
+              <w:rPr/>
+            </w:rPrChange>
+          </w:rPr>
+          <w:t>https://docs.scipy.org/doc/scipy/reference/generated/scipy.stats.normaltest.html</w:t>
+        </w:r>
+        <w:r>
+          <w:rPr>
+            <w:rFonts w:ascii="Calibri" w:hAnsi="Calibri" w:cs="Calibri"/>
+          </w:rPr>
+          <w:fldChar w:fldCharType="end"/>
+        </w:r>
+      </w:ins>
+      <w:ins w:id="604" w:author="MatheuS Santos" w:date="2026-11-01T20:58:00Z" w16du:dateUtc="2026-11-01T20:58:00Z">
+        <w:r>
+          <w:rPr>
+            <w:rFonts w:ascii="Calibri" w:hAnsi="Calibri" w:cs="Calibri"/>
+            <w:rPrChange w:id="605" w:author="MatheuS Santos" w:date="2026-11-01T20:59:00Z" w16du:dateUtc="2026-11-01T20:59:00Z">
+              <w:rPr/>
+            </w:rPrChange>
+          </w:rPr>
+          <w:t xml:space="preserve"> (Accessed: 1 November 2026).</w:t>
+        </w:r>
+      </w:ins>
+    </w:p>
+    <w:p>
+      <w:pPr>
+        <w:spacing w:before="100" w:after="100" w:line="240" w:lineRule="auto"/>
+        <w:jc w:val="both"/>
+        <w:rPr>
+          <w:ins w:id="606" w:author="MatheuS Santos" w:date="2026-11-01T20:58:00Z" w16du:dateUtc="2026-11-01T20:58:00Z"/>
+          <w:rFonts w:ascii="Calibri" w:hAnsi="Calibri" w:cs="Calibri"/>
+          <w:rPrChange w:id="607" w:author="MatheuS Santos" w:date="2026-11-01T20:59:00Z" w16du:dateUtc="2026-11-01T20:59:00Z">
+            <w:rPr>
+              <w:ins w:id="608" w:author="MatheuS Santos" w:date="2026-11-01T20:58:00Z" w16du:dateUtc="2026-11-01T20:58:00Z"/>
+            </w:rPr>
+          </w:rPrChange>
+        </w:rPr>
+        <w:pPrChange w:id="609" w:author="MatheuS Santos" w:date="2026-11-01T21:01:00Z" w16du:dateUtc="2026-11-01T21:01:00Z">
+          <w:pPr/>
+        </w:pPrChange>
+      </w:pPr>
+    </w:p>
+    <w:p>
+      <w:pPr>
+        <w:spacing w:before="100" w:after="100" w:line="240" w:lineRule="auto"/>
+        <w:jc w:val="both"/>
+        <w:rPr>
+          <w:ins w:id="610" w:author="MatheuS Santos" w:date="2026-11-01T20:58:00Z" w16du:dateUtc="2026-11-01T20:58:00Z"/>
+          <w:rFonts w:ascii="Calibri" w:hAnsi="Calibri" w:cs="Calibri"/>
+          <w:rPrChange w:id="611" w:author="MatheuS Santos" w:date="2026-11-01T20:59:00Z" w16du:dateUtc="2026-11-01T20:59:00Z">
+            <w:rPr>
+              <w:ins w:id="612" w:author="MatheuS Santos" w:date="2026-11-01T20:58:00Z" w16du:dateUtc="2026-11-01T20:58:00Z"/>
+            </w:rPr>
+          </w:rPrChange>
+        </w:rPr>
+        <w:pPrChange w:id="613" w:author="MatheuS Santos" w:date="2026-11-01T21:01:00Z" w16du:dateUtc="2026-11-01T21:01:00Z">
+          <w:pPr/>
+        </w:pPrChange>
+      </w:pPr>
+      <w:ins w:id="614" w:author="MatheuS Santos" w:date="2026-11-01T20:58:00Z" w16du:dateUtc="2026-11-01T20:58:00Z">
+        <w:r>
+          <w:rPr>
+            <w:rFonts w:ascii="Calibri" w:hAnsi="Calibri" w:cs="Calibri"/>
+            <w:rPrChange w:id="615" w:author="MatheuS Santos" w:date="2026-11-01T20:59:00Z" w16du:dateUtc="2026-11-01T20:59:00Z">
+              <w:rPr/>
+            </w:rPrChange>
+          </w:rPr>
+          <w:t xml:space="preserve">SciPy (n.d.) *scipy.stats.poisson — Poisson Distribution*. Available at: </w:t>
+        </w:r>
+      </w:ins>
+      <w:ins w:id="616" w:author="MatheuS Santos" w:date="2026-11-01T21:56:00Z" w16du:dateUtc="2026-11-01T21:56:00Z">
+        <w:r>
+          <w:rPr>
+            <w:rFonts w:ascii="Calibri" w:hAnsi="Calibri" w:cs="Calibri"/>
+          </w:rPr>
+          <w:fldChar w:fldCharType="begin"/>
+        </w:r>
+        <w:r>
+          <w:rPr>
+            <w:rFonts w:ascii="Calibri" w:hAnsi="Calibri" w:cs="Calibri"/>
+          </w:rPr>
+          <w:instrText>HYPERLINK "https://docs.scipy.org/doc/scipy/reference/generated/scipy.stats.poisson.html"</w:instrText>
+        </w:r>
+        <w:r>
+          <w:rPr>
+            <w:rFonts w:ascii="Calibri" w:hAnsi="Calibri" w:cs="Calibri"/>
+          </w:rPr>
+        </w:r>
+        <w:r>
+          <w:rPr>
+            <w:rFonts w:ascii="Calibri" w:hAnsi="Calibri" w:cs="Calibri"/>
+          </w:rPr>
+          <w:fldChar w:fldCharType="separate"/>
+        </w:r>
+        <w:r>
+          <w:rPr>
+            <w:rStyle w:val="Hyperlink"/>
+            <w:rFonts w:ascii="Calibri" w:hAnsi="Calibri" w:cs="Calibri"/>
+            <w:rPrChange w:id="617" w:author="MatheuS Santos" w:date="2026-11-01T20:59:00Z" w16du:dateUtc="2026-11-01T20:59:00Z">
+              <w:rPr/>
+            </w:rPrChange>
+          </w:rPr>
+          <w:t>https://docs.scipy.org/doc/scipy/reference/generated/scipy.stats.poisson.html</w:t>
+        </w:r>
+        <w:r>
+          <w:rPr>
+            <w:rFonts w:ascii="Calibri" w:hAnsi="Calibri" w:cs="Calibri"/>
+          </w:rPr>
+          <w:fldChar w:fldCharType="end"/>
+        </w:r>
+      </w:ins>
+      <w:ins w:id="618" w:author="MatheuS Santos" w:date="2026-11-01T20:58:00Z" w16du:dateUtc="2026-11-01T20:58:00Z">
+        <w:r>
+          <w:rPr>
+            <w:rFonts w:ascii="Calibri" w:hAnsi="Calibri" w:cs="Calibri"/>
+            <w:rPrChange w:id="619" w:author="MatheuS Santos" w:date="2026-11-01T20:59:00Z" w16du:dateUtc="2026-11-01T20:59:00Z">
+              <w:rPr/>
+            </w:rPrChange>
+          </w:rPr>
+          <w:t xml:space="preserve"> (Accessed: 1 November 2026).</w:t>
+        </w:r>
+      </w:ins>
+    </w:p>
+    <w:p>
+      <w:pPr>
+        <w:spacing w:before="100" w:after="100" w:line="240" w:lineRule="auto"/>
+        <w:jc w:val="both"/>
+        <w:rPr>
+          <w:ins w:id="620" w:author="MatheuS Santos" w:date="2026-11-01T20:58:00Z" w16du:dateUtc="2026-11-01T20:58:00Z"/>
+          <w:rFonts w:ascii="Calibri" w:hAnsi="Calibri" w:cs="Calibri"/>
+          <w:rPrChange w:id="621" w:author="MatheuS Santos" w:date="2026-11-01T20:59:00Z" w16du:dateUtc="2026-11-01T20:59:00Z">
+            <w:rPr>
+              <w:ins w:id="622" w:author="MatheuS Santos" w:date="2026-11-01T20:58:00Z" w16du:dateUtc="2026-11-01T20:58:00Z"/>
+            </w:rPr>
+          </w:rPrChange>
+        </w:rPr>
+        <w:pPrChange w:id="623" w:author="MatheuS Santos" w:date="2026-11-01T21:01:00Z" w16du:dateUtc="2026-11-01T21:01:00Z">
+          <w:pPr/>
+        </w:pPrChange>
+      </w:pPr>
+    </w:p>
+    <w:p>
+      <w:pPr>
+        <w:spacing w:before="100" w:after="100" w:line="240" w:lineRule="auto"/>
+        <w:jc w:val="both"/>
+        <w:rPr>
+          <w:rFonts w:cs="Calibri"/>
+        </w:rPr>
+        <w:pPrChange w:id="624" w:author="MatheuS Santos" w:date="2026-11-01T21:01:00Z" w16du:dateUtc="2026-11-01T21:01:00Z">
+          <w:pPr>
+            <w:pStyle w:val="Heading1"/>
+            <w:jc w:val="both"/>
+          </w:pPr>
+        </w:pPrChange>
+      </w:pPr>
+      <w:ins w:id="625" w:author="MatheuS Santos" w:date="2026-11-01T20:58:00Z" w16du:dateUtc="2026-11-01T20:58:00Z">
+        <w:r>
+          <w:rPr>
+            <w:rFonts w:ascii="Calibri" w:hAnsi="Calibri" w:cs="Calibri"/>
+            <w:rPrChange w:id="626" w:author="MatheuS Santos" w:date="2026-11-01T20:59:00Z" w16du:dateUtc="2026-11-01T20:59:00Z">
+              <w:rPr/>
+            </w:rPrChange>
+          </w:rPr>
+          <w:t xml:space="preserve">Waskom, M.L. (2021) ‘seaborn: Statistical data visualization’, Journal of Open Source Software, 6(60), article 3021. Available at: </w:t>
+        </w:r>
+      </w:ins>
+      <w:ins w:id="627" w:author="MatheuS Santos" w:date="2026-11-01T21:56:00Z" w16du:dateUtc="2026-11-01T21:56:00Z">
+        <w:r>
+          <w:rPr>
+            <w:rFonts w:ascii="Calibri" w:hAnsi="Calibri" w:cs="Calibri"/>
+          </w:rPr>
+          <w:fldChar w:fldCharType="begin"/>
+        </w:r>
+        <w:r>
+          <w:rPr>
+            <w:rFonts w:ascii="Calibri" w:hAnsi="Calibri" w:cs="Calibri"/>
+          </w:rPr>
+          <w:instrText>HYPERLINK "https://doi.org/10.21105/joss.03021"</w:instrText>
+        </w:r>
+        <w:r>
+          <w:rPr>
+            <w:rFonts w:ascii="Calibri" w:hAnsi="Calibri" w:cs="Calibri"/>
+          </w:rPr>
+        </w:r>
+        <w:r>
+          <w:rPr>
+            <w:rFonts w:ascii="Calibri" w:hAnsi="Calibri" w:cs="Calibri"/>
+          </w:rPr>
+          <w:fldChar w:fldCharType="separate"/>
+        </w:r>
+        <w:r>
+          <w:rPr>
+            <w:rStyle w:val="Hyperlink"/>
+            <w:rFonts w:cs="Calibri"/>
+            <w:rPrChange w:id="628" w:author="MatheuS Santos" w:date="2026-11-01T20:59:00Z" w16du:dateUtc="2026-11-01T20:59:00Z">
+              <w:rPr/>
+            </w:rPrChange>
+          </w:rPr>
+          <w:t>https://doi.org/10.21105/joss.03021</w:t>
+        </w:r>
+        <w:r>
+          <w:rPr>
+            <w:rFonts w:ascii="Calibri" w:hAnsi="Calibri" w:cs="Calibri"/>
+          </w:rPr>
+          <w:fldChar w:fldCharType="end"/>
+        </w:r>
+      </w:ins>
+      <w:ins w:id="629" w:author="MatheuS Santos" w:date="2026-11-01T20:58:00Z" w16du:dateUtc="2026-11-01T20:58:00Z">
+        <w:r>
+          <w:rPr>
+            <w:rFonts w:ascii="Calibri" w:hAnsi="Calibri" w:cs="Calibri"/>
+            <w:rPrChange w:id="630" w:author="MatheuS Santos" w:date="2026-11-01T20:59:00Z" w16du:dateUtc="2026-11-01T20:59:00Z">
+              <w:rPr/>
+            </w:rPrChange>
+          </w:rPr>
+          <w:t xml:space="preserve"> (Accessed: 1 November 2026).</w:t>
+        </w:r>
+      </w:ins>
+    </w:p>
+    <w:p>
+      <w:pPr>
+        <w:rPr>
+          <w:ins w:id="631" w:author="MatheuS Santos" w:date="2026-11-01T21:01:00Z" w16du:dateUtc="2026-11-01T21:01:00Z"/>
+          <w:rFonts w:ascii="Calibri" w:eastAsiaTheme="majorEastAsia" w:hAnsi="Calibri" w:cstheme="majorBidi"/>
+          <w:color w:val="0F4761" w:themeColor="accent1" w:themeShade="BF"/>
+          <w:sz w:val="32"/>
+          <w:szCs w:val="40"/>
+        </w:rPr>
+      </w:pPr>
+      <w:ins w:id="632" w:author="MatheuS Santos" w:date="2026-11-01T21:01:00Z" w16du:dateUtc="2026-11-01T21:01:00Z">
+        <w:r>
+          <w:br w:type="page"/>
+        </w:r>
+      </w:ins>
     </w:p>
     <w:p>
       <w:pPr>
         <w:pStyle w:val="Heading1"/>
         <w:jc w:val="both"/>
-      </w:pPr>
-      <w:bookmarkStart w:id="25" w:name="_Toc243817127"/>
+        <w:rPr>
+          <w:ins w:id="633" w:author="MatheuS Santos" w:date="2026-11-01T23:46:00Z" w16du:dateUtc="2026-11-01T23:46:00Z"/>
+        </w:rPr>
+      </w:pPr>
+      <w:bookmarkStart w:id="634" w:name="_Toc244469297"/>
       <w:r>
+        <w:lastRenderedPageBreak/>
         <w:t>7. Appendix.</w:t>
       </w:r>
-      <w:bookmarkEnd w:id="25"/>
+      <w:bookmarkEnd w:id="634"/>
+    </w:p>
+    <w:p>
+      <w:pPr>
+        <w:pStyle w:val="Heading2"/>
+        <w:rPr>
+          <w:ins w:id="635" w:author="MatheuS Santos" w:date="2026-11-01T23:46:00Z" w16du:dateUtc="2026-11-01T23:46:00Z"/>
+        </w:rPr>
+      </w:pPr>
+      <w:bookmarkStart w:id="636" w:name="_Toc244469298"/>
+      <w:ins w:id="637" w:author="MatheuS Santos" w:date="2026-11-01T23:46:00Z" w16du:dateUtc="2026-11-01T23:46:00Z">
+        <w:r>
+          <w:t>A.1 AI Tools Used</w:t>
+        </w:r>
+        <w:bookmarkEnd w:id="636"/>
+      </w:ins>
+    </w:p>
+    <w:p>
+      <w:pPr>
+        <w:pStyle w:val="NormalWeb"/>
+        <w:rPr>
+          <w:ins w:id="638" w:author="MatheuS Santos" w:date="2026-11-01T23:46:00Z" w16du:dateUtc="2026-11-01T23:46:00Z"/>
+        </w:rPr>
+      </w:pPr>
+      <w:ins w:id="639" w:author="MatheuS Santos" w:date="2026-11-01T23:46:00Z" w16du:dateUtc="2026-11-01T23:46:00Z">
+        <w:r>
+          <w:t>OpenAI ChatGPT (2026) was used as a supporting tool during the development of this assessment. Its use included translating Portuguese notes into academic American English, improving Python code, suggesting examples of data visualisation using Matplotlib and Seaborn, and supporting the interpretation of statistical results.</w:t>
+        </w:r>
+      </w:ins>
+    </w:p>
+    <w:p>
+      <w:pPr>
+        <w:pStyle w:val="NormalWeb"/>
+        <w:rPr>
+          <w:ins w:id="640" w:author="MatheuS Santos" w:date="2026-11-01T23:46:00Z" w16du:dateUtc="2026-11-01T23:46:00Z"/>
+        </w:rPr>
+      </w:pPr>
+      <w:ins w:id="641" w:author="MatheuS Santos" w:date="2026-11-01T23:46:00Z" w16du:dateUtc="2026-11-01T23:46:00Z">
+        <w:r>
+          <w:t>The dataset selection, execution of the Python notebook, analysis of the outputs, interpretation of the findings and final academic decisions remained my responsibility.</w:t>
+        </w:r>
+      </w:ins>
+    </w:p>
+    <w:p>
+      <w:pPr>
+        <w:pStyle w:val="Heading2"/>
+        <w:rPr>
+          <w:ins w:id="642" w:author="MatheuS Santos" w:date="2026-11-01T23:46:00Z" w16du:dateUtc="2026-11-01T23:46:00Z"/>
+        </w:rPr>
+      </w:pPr>
+      <w:bookmarkStart w:id="643" w:name="_Toc244469299"/>
+      <w:ins w:id="644" w:author="MatheuS Santos" w:date="2026-11-01T23:46:00Z" w16du:dateUtc="2026-11-01T23:46:00Z">
+        <w:r>
+          <w:t>A.2 AI Fluency Framework</w:t>
+        </w:r>
+        <w:bookmarkEnd w:id="643"/>
+      </w:ins>
+    </w:p>
+    <w:p>
+      <w:pPr>
+        <w:pStyle w:val="Heading3"/>
+        <w:rPr>
+          <w:ins w:id="645" w:author="MatheuS Santos" w:date="2026-11-01T23:46:00Z" w16du:dateUtc="2026-11-01T23:46:00Z"/>
+        </w:rPr>
+      </w:pPr>
+      <w:bookmarkStart w:id="646" w:name="_Toc244469300"/>
+      <w:ins w:id="647" w:author="MatheuS Santos" w:date="2026-11-01T23:46:00Z" w16du:dateUtc="2026-11-01T23:46:00Z">
+        <w:r>
+          <w:t>1. Delegation – Deciding When and Why to Use AI</w:t>
+        </w:r>
+        <w:bookmarkEnd w:id="646"/>
+      </w:ins>
+    </w:p>
+    <w:p>
+      <w:pPr>
+        <w:pStyle w:val="NormalWeb"/>
+        <w:rPr>
+          <w:ins w:id="648" w:author="MatheuS Santos" w:date="2026-11-01T23:46:00Z" w16du:dateUtc="2026-11-01T23:46:00Z"/>
+        </w:rPr>
+      </w:pPr>
+      <w:ins w:id="649" w:author="MatheuS Santos" w:date="2026-11-01T23:46:00Z" w16du:dateUtc="2026-11-01T23:46:00Z">
+        <w:r>
+          <w:t>I used ChatGPT to support specific tasks that could improve the clarity and efficiency of my work. These included reviewing Python code, understanding statistical concepts, improving the presentation of graphs and translating my written explanations into academic English.</w:t>
+        </w:r>
+      </w:ins>
+    </w:p>
+    <w:p>
+      <w:pPr>
+        <w:pStyle w:val="NormalWeb"/>
+        <w:rPr>
+          <w:ins w:id="650" w:author="MatheuS Santos" w:date="2026-11-01T23:46:00Z" w16du:dateUtc="2026-11-01T23:46:00Z"/>
+        </w:rPr>
+      </w:pPr>
+      <w:ins w:id="651" w:author="MatheuS Santos" w:date="2026-11-01T23:46:00Z" w16du:dateUtc="2026-11-01T23:46:00Z">
+        <w:r>
+          <w:t>I decided to use AI as a learning and support tool rather than allowing it to perform the entire statistical analysis. The data processing, execution of the notebook and verification of numerical results were carried out by me.</w:t>
+        </w:r>
+      </w:ins>
+    </w:p>
+    <w:p>
+      <w:pPr>
+        <w:pStyle w:val="Heading3"/>
+        <w:rPr>
+          <w:ins w:id="652" w:author="MatheuS Santos" w:date="2026-11-01T23:46:00Z" w16du:dateUtc="2026-11-01T23:46:00Z"/>
+        </w:rPr>
+      </w:pPr>
+      <w:bookmarkStart w:id="653" w:name="_Toc244469301"/>
+      <w:ins w:id="654" w:author="MatheuS Santos" w:date="2026-11-01T23:46:00Z" w16du:dateUtc="2026-11-01T23:46:00Z">
+        <w:r>
+          <w:t>2. Description – How I Prompted the AI</w:t>
+        </w:r>
+        <w:bookmarkEnd w:id="653"/>
+      </w:ins>
+    </w:p>
+    <w:p>
+      <w:pPr>
+        <w:pStyle w:val="NormalWeb"/>
+        <w:rPr>
+          <w:ins w:id="655" w:author="MatheuS Santos" w:date="2026-11-01T23:46:00Z" w16du:dateUtc="2026-11-01T23:46:00Z"/>
+        </w:rPr>
+      </w:pPr>
+      <w:ins w:id="656" w:author="MatheuS Santos" w:date="2026-11-01T23:46:00Z" w16du:dateUtc="2026-11-01T23:46:00Z">
+        <w:r>
+          <w:t>I used specific prompts to explain the task, provide relevant code or statistical results and request targeted assistance.</w:t>
+        </w:r>
+      </w:ins>
+    </w:p>
+    <w:p>
+      <w:pPr>
+        <w:pStyle w:val="NormalWeb"/>
+        <w:rPr>
+          <w:ins w:id="657" w:author="MatheuS Santos" w:date="2026-11-01T23:46:00Z" w16du:dateUtc="2026-11-01T23:46:00Z"/>
+        </w:rPr>
+      </w:pPr>
+      <w:ins w:id="658" w:author="MatheuS Santos" w:date="2026-11-01T23:46:00Z" w16du:dateUtc="2026-11-01T23:46:00Z">
+        <w:r>
+          <w:t>Examples of prompts used during the assessment included:</w:t>
+        </w:r>
+      </w:ins>
+    </w:p>
+    <w:p>
+      <w:pPr>
+        <w:pStyle w:val="NormalWeb"/>
+        <w:numPr>
+          <w:ilvl w:val="0"/>
+          <w:numId w:val="5"/>
+        </w:numPr>
+        <w:rPr>
+          <w:ins w:id="659" w:author="MatheuS Santos" w:date="2026-11-01T23:46:00Z" w16du:dateUtc="2026-11-01T23:46:00Z"/>
+        </w:rPr>
+      </w:pPr>
+      <w:ins w:id="660" w:author="MatheuS Santos" w:date="2026-11-01T23:46:00Z" w16du:dateUtc="2026-11-01T23:46:00Z">
+        <w:r>
+          <w:t>"poderia me dar as referencia do [ matplotlib, seaborn, numpy ] dos codigos usando na criação do grafico"</w:t>
+        </w:r>
+      </w:ins>
+    </w:p>
+    <w:p>
+      <w:pPr>
+        <w:pStyle w:val="NormalWeb"/>
+        <w:numPr>
+          <w:ilvl w:val="0"/>
+          <w:numId w:val="5"/>
+        </w:numPr>
+        <w:rPr>
+          <w:ins w:id="661" w:author="MatheuS Santos" w:date="2026-11-01T23:46:00Z" w16du:dateUtc="2026-11-01T23:46:00Z"/>
+        </w:rPr>
+      </w:pPr>
+      <w:ins w:id="662" w:author="MatheuS Santos" w:date="2026-11-01T23:46:00Z" w16du:dateUtc="2026-11-01T23:46:00Z">
+        <w:r>
+          <w:t>"Vamos utilizar o Cleaned Dataset como referência principal. Vamos começar a estruturar a seção 7.1 — Binomial Distribution."</w:t>
+        </w:r>
+      </w:ins>
+    </w:p>
+    <w:p>
+      <w:pPr>
+        <w:pStyle w:val="NormalWeb"/>
+        <w:numPr>
+          <w:ilvl w:val="0"/>
+          <w:numId w:val="5"/>
+        </w:numPr>
+        <w:rPr>
+          <w:ins w:id="663" w:author="MatheuS Santos" w:date="2026-11-01T23:46:00Z" w16du:dateUtc="2026-11-01T23:46:00Z"/>
+        </w:rPr>
+      </w:pPr>
+      <w:ins w:id="664" w:author="MatheuS Santos" w:date="2026-11-01T23:46:00Z" w16du:dateUtc="2026-11-01T23:46:00Z">
+        <w:r>
+          <w:t>"Explain the importance of the distributions used in point 3 and 4 in your analysis. Justify the choice of the variables and explain if the variables used for the discrete distributions could be used as normal distribution in this case."</w:t>
+        </w:r>
+      </w:ins>
+    </w:p>
+    <w:p>
+      <w:pPr>
+        <w:pStyle w:val="NormalWeb"/>
+        <w:rPr>
+          <w:ins w:id="665" w:author="MatheuS Santos" w:date="2026-11-01T23:46:00Z" w16du:dateUtc="2026-11-01T23:46:00Z"/>
+        </w:rPr>
+      </w:pPr>
+      <w:ins w:id="666" w:author="MatheuS Santos" w:date="2026-11-01T23:46:00Z" w16du:dateUtc="2026-11-01T23:46:00Z">
+        <w:r>
+          <w:t>I refined my requests when necessary by providing additional context, code, screenshots and statistical outputs to obtain more relevant explanations.</w:t>
+        </w:r>
+      </w:ins>
+    </w:p>
+    <w:p>
+      <w:pPr>
+        <w:pStyle w:val="Heading3"/>
+        <w:rPr>
+          <w:ins w:id="667" w:author="MatheuS Santos" w:date="2026-11-01T23:46:00Z" w16du:dateUtc="2026-11-01T23:46:00Z"/>
+        </w:rPr>
+      </w:pPr>
+      <w:bookmarkStart w:id="668" w:name="_Toc244469302"/>
+      <w:ins w:id="669" w:author="MatheuS Santos" w:date="2026-11-01T23:46:00Z" w16du:dateUtc="2026-11-01T23:46:00Z">
+        <w:r>
+          <w:lastRenderedPageBreak/>
+          <w:t>3. Discernment – Evaluating AI Outputs</w:t>
+        </w:r>
+        <w:bookmarkEnd w:id="668"/>
+      </w:ins>
+    </w:p>
+    <w:p>
+      <w:pPr>
+        <w:pStyle w:val="NormalWeb"/>
+        <w:rPr>
+          <w:ins w:id="670" w:author="MatheuS Santos" w:date="2026-11-01T23:46:00Z" w16du:dateUtc="2026-11-01T23:46:00Z"/>
+        </w:rPr>
+      </w:pPr>
+      <w:ins w:id="671" w:author="MatheuS Santos" w:date="2026-11-01T23:46:00Z" w16du:dateUtc="2026-11-01T23:46:00Z">
+        <w:r>
+          <w:t>I did not automatically accept all AI-generated suggestions. I reviewed the explanations, compared the suggested code with my own implementation and checked whether the statistical interpretations were consistent with the notebook outputs.</w:t>
+        </w:r>
+      </w:ins>
+    </w:p>
+    <w:p>
+      <w:pPr>
+        <w:pStyle w:val="NormalWeb"/>
+        <w:rPr>
+          <w:ins w:id="672" w:author="MatheuS Santos" w:date="2026-11-01T23:46:00Z" w16du:dateUtc="2026-11-01T23:46:00Z"/>
+        </w:rPr>
+      </w:pPr>
+      <w:ins w:id="673" w:author="MatheuS Santos" w:date="2026-11-01T23:46:00Z" w16du:dateUtc="2026-11-01T23:46:00Z">
+        <w:r>
+          <w:t>For example, I verified the calculated probabilities, expected values, variance, standard deviation and distribution parameters using Python. I also reviewed the suggested explanations of skewness, kurtosis and normality to ensure they reflected the actual dataset.</w:t>
+        </w:r>
+      </w:ins>
+    </w:p>
+    <w:p>
+      <w:pPr>
+        <w:pStyle w:val="NormalWeb"/>
+        <w:rPr>
+          <w:ins w:id="674" w:author="MatheuS Santos" w:date="2026-11-01T23:46:00Z" w16du:dateUtc="2026-11-01T23:46:00Z"/>
+        </w:rPr>
+      </w:pPr>
+      <w:ins w:id="675" w:author="MatheuS Santos" w:date="2026-11-01T23:46:00Z" w16du:dateUtc="2026-11-01T23:46:00Z">
+        <w:r>
+          <w:t>Where necessary, I corrected or adapted suggestions to maintain consistency with the results of my analysis.</w:t>
+        </w:r>
+      </w:ins>
+    </w:p>
+    <w:p>
+      <w:pPr>
+        <w:pStyle w:val="Heading3"/>
+        <w:rPr>
+          <w:ins w:id="676" w:author="MatheuS Santos" w:date="2026-11-01T23:46:00Z" w16du:dateUtc="2026-11-01T23:46:00Z"/>
+        </w:rPr>
+      </w:pPr>
+      <w:bookmarkStart w:id="677" w:name="_Toc244469303"/>
+      <w:ins w:id="678" w:author="MatheuS Santos" w:date="2026-11-01T23:46:00Z" w16du:dateUtc="2026-11-01T23:46:00Z">
+        <w:r>
+          <w:t>4. Diligence – Responsible Use of AI</w:t>
+        </w:r>
+        <w:bookmarkEnd w:id="677"/>
+      </w:ins>
+    </w:p>
+    <w:p>
+      <w:pPr>
+        <w:pStyle w:val="NormalWeb"/>
+        <w:rPr>
+          <w:ins w:id="679" w:author="MatheuS Santos" w:date="2026-11-01T23:46:00Z" w16du:dateUtc="2026-11-01T23:46:00Z"/>
+        </w:rPr>
+      </w:pPr>
+      <w:ins w:id="680" w:author="MatheuS Santos" w:date="2026-11-01T23:46:00Z" w16du:dateUtc="2026-11-01T23:46:00Z">
+        <w:r>
+          <w:t>I used ChatGPT responsibly as a supporting tool and retained responsibility for the submitted work. I reviewed the generated content, checked the statistical results and included references for external sources used in the assessment.</w:t>
+        </w:r>
+      </w:ins>
+    </w:p>
+    <w:p>
+      <w:pPr>
+        <w:pStyle w:val="NormalWeb"/>
+        <w:rPr>
+          <w:ins w:id="681" w:author="MatheuS Santos" w:date="2026-11-01T23:46:00Z" w16du:dateUtc="2026-11-01T23:46:00Z"/>
+        </w:rPr>
+      </w:pPr>
+      <w:ins w:id="682" w:author="MatheuS Santos" w:date="2026-11-01T23:46:00Z" w16du:dateUtc="2026-11-01T23:46:00Z">
+        <w:r>
+          <w:t>I also acknowledged the use of AI in this appendix and included relevant examples of prompts and outputs. The AI tool was not treated as a substitute for independent analysis, academic judgment or understanding of the statistical methods applied.</w:t>
+        </w:r>
+      </w:ins>
+    </w:p>
+    <w:p>
+      <w:pPr>
+        <w:pStyle w:val="Heading2"/>
+        <w:rPr>
+          <w:ins w:id="683" w:author="MatheuS Santos" w:date="2026-11-01T23:46:00Z" w16du:dateUtc="2026-11-01T23:46:00Z"/>
+        </w:rPr>
+      </w:pPr>
+      <w:bookmarkStart w:id="684" w:name="_Toc244469304"/>
+      <w:ins w:id="685" w:author="MatheuS Santos" w:date="2026-11-01T23:46:00Z" w16du:dateUtc="2026-11-01T23:46:00Z">
+        <w:r>
+          <w:t>A.3 Summary of AI Contributions</w:t>
+        </w:r>
+        <w:bookmarkEnd w:id="684"/>
+      </w:ins>
+    </w:p>
+    <w:tbl>
+      <w:tblPr>
+        <w:tblW w:w="0" w:type="auto"/>
+        <w:tblCellSpacing w:w="15" w:type="dxa"/>
+        <w:tblCellMar>
+          <w:top w:w="15" w:type="dxa"/>
+          <w:left w:w="15" w:type="dxa"/>
+          <w:bottom w:w="15" w:type="dxa"/>
+          <w:right w:w="15" w:type="dxa"/>
+        </w:tblCellMar>
+        <w:tblLook w:val="04A0" w:firstRow="1" w:lastRow="0" w:firstColumn="1" w:lastColumn="0" w:noHBand="0" w:noVBand="1"/>
+      </w:tblPr>
+      <w:tblGrid>
+        <w:gridCol w:w="1956"/>
+        <w:gridCol w:w="7404"/>
+      </w:tblGrid>
+      <w:tr>
+        <w:trPr>
+          <w:tblCellSpacing w:w="15" w:type="dxa"/>
+          <w:ins w:id="686" w:author="MatheuS Santos" w:date="2026-11-01T23:46:00Z"/>
+        </w:trPr>
+        <w:tc>
+          <w:tcPr>
+            <w:tcW w:w="0" w:type="auto"/>
+            <w:vAlign w:val="center"/>
+            <w:hideMark/>
+          </w:tcPr>
+          <w:p>
+            <w:pPr>
+              <w:jc w:val="center"/>
+              <w:rPr>
+                <w:ins w:id="687" w:author="MatheuS Santos" w:date="2026-11-01T23:46:00Z" w16du:dateUtc="2026-11-01T23:46:00Z"/>
+                <w:b/>
+                <w:bCs/>
+              </w:rPr>
+            </w:pPr>
+            <w:ins w:id="688" w:author="MatheuS Santos" w:date="2026-11-01T23:46:00Z" w16du:dateUtc="2026-11-01T23:46:00Z">
+              <w:r>
+                <w:rPr>
+                  <w:b/>
+                  <w:bCs/>
+                </w:rPr>
+                <w:t>Area</w:t>
+              </w:r>
+            </w:ins>
+          </w:p>
+        </w:tc>
+        <w:tc>
+          <w:tcPr>
+            <w:tcW w:w="0" w:type="auto"/>
+            <w:vAlign w:val="center"/>
+            <w:hideMark/>
+          </w:tcPr>
+          <w:p>
+            <w:pPr>
+              <w:jc w:val="center"/>
+              <w:rPr>
+                <w:ins w:id="689" w:author="MatheuS Santos" w:date="2026-11-01T23:46:00Z" w16du:dateUtc="2026-11-01T23:46:00Z"/>
+                <w:b/>
+                <w:bCs/>
+              </w:rPr>
+            </w:pPr>
+            <w:ins w:id="690" w:author="MatheuS Santos" w:date="2026-11-01T23:46:00Z" w16du:dateUtc="2026-11-01T23:46:00Z">
+              <w:r>
+                <w:rPr>
+                  <w:b/>
+                  <w:bCs/>
+                </w:rPr>
+                <w:t>Description of AI assistance</w:t>
+              </w:r>
+            </w:ins>
+          </w:p>
+        </w:tc>
+      </w:tr>
+      <w:tr>
+        <w:trPr>
+          <w:tblCellSpacing w:w="15" w:type="dxa"/>
+          <w:ins w:id="691" w:author="MatheuS Santos" w:date="2026-11-01T23:46:00Z"/>
+        </w:trPr>
+        <w:tc>
+          <w:tcPr>
+            <w:tcW w:w="0" w:type="auto"/>
+            <w:vAlign w:val="center"/>
+            <w:hideMark/>
+          </w:tcPr>
+          <w:p>
+            <w:pPr>
+              <w:rPr>
+                <w:ins w:id="692" w:author="MatheuS Santos" w:date="2026-11-01T23:46:00Z" w16du:dateUtc="2026-11-01T23:46:00Z"/>
+              </w:rPr>
+            </w:pPr>
+            <w:ins w:id="693" w:author="MatheuS Santos" w:date="2026-11-01T23:46:00Z" w16du:dateUtc="2026-11-01T23:46:00Z">
+              <w:r>
+                <w:t>English writing</w:t>
+              </w:r>
+            </w:ins>
+          </w:p>
+        </w:tc>
+        <w:tc>
+          <w:tcPr>
+            <w:tcW w:w="0" w:type="auto"/>
+            <w:vAlign w:val="center"/>
+            <w:hideMark/>
+          </w:tcPr>
+          <w:p>
+            <w:pPr>
+              <w:rPr>
+                <w:ins w:id="694" w:author="MatheuS Santos" w:date="2026-11-01T23:46:00Z" w16du:dateUtc="2026-11-01T23:46:00Z"/>
+              </w:rPr>
+            </w:pPr>
+            <w:ins w:id="695" w:author="MatheuS Santos" w:date="2026-11-01T23:46:00Z" w16du:dateUtc="2026-11-01T23:46:00Z">
+              <w:r>
+                <w:t>Translation and improvement of academic wording.</w:t>
+              </w:r>
+            </w:ins>
+          </w:p>
+        </w:tc>
+      </w:tr>
+      <w:tr>
+        <w:trPr>
+          <w:tblCellSpacing w:w="15" w:type="dxa"/>
+          <w:ins w:id="696" w:author="MatheuS Santos" w:date="2026-11-01T23:46:00Z"/>
+        </w:trPr>
+        <w:tc>
+          <w:tcPr>
+            <w:tcW w:w="0" w:type="auto"/>
+            <w:vAlign w:val="center"/>
+            <w:hideMark/>
+          </w:tcPr>
+          <w:p>
+            <w:pPr>
+              <w:rPr>
+                <w:ins w:id="697" w:author="MatheuS Santos" w:date="2026-11-01T23:46:00Z" w16du:dateUtc="2026-11-01T23:46:00Z"/>
+              </w:rPr>
+            </w:pPr>
+            <w:ins w:id="698" w:author="MatheuS Santos" w:date="2026-11-01T23:46:00Z" w16du:dateUtc="2026-11-01T23:46:00Z">
+              <w:r>
+                <w:t>Python development</w:t>
+              </w:r>
+            </w:ins>
+          </w:p>
+        </w:tc>
+        <w:tc>
+          <w:tcPr>
+            <w:tcW w:w="0" w:type="auto"/>
+            <w:vAlign w:val="center"/>
+            <w:hideMark/>
+          </w:tcPr>
+          <w:p>
+            <w:pPr>
+              <w:rPr>
+                <w:ins w:id="699" w:author="MatheuS Santos" w:date="2026-11-01T23:46:00Z" w16du:dateUtc="2026-11-01T23:46:00Z"/>
+              </w:rPr>
+            </w:pPr>
+            <w:ins w:id="700" w:author="MatheuS Santos" w:date="2026-11-01T23:46:00Z" w16du:dateUtc="2026-11-01T23:46:00Z">
+              <w:r>
+                <w:t>Suggestions for improving code and resolving programming issues.</w:t>
+              </w:r>
+            </w:ins>
+          </w:p>
+        </w:tc>
+      </w:tr>
+      <w:tr>
+        <w:trPr>
+          <w:tblCellSpacing w:w="15" w:type="dxa"/>
+          <w:ins w:id="701" w:author="MatheuS Santos" w:date="2026-11-01T23:46:00Z"/>
+        </w:trPr>
+        <w:tc>
+          <w:tcPr>
+            <w:tcW w:w="0" w:type="auto"/>
+            <w:vAlign w:val="center"/>
+            <w:hideMark/>
+          </w:tcPr>
+          <w:p>
+            <w:pPr>
+              <w:rPr>
+                <w:ins w:id="702" w:author="MatheuS Santos" w:date="2026-11-01T23:46:00Z" w16du:dateUtc="2026-11-01T23:46:00Z"/>
+              </w:rPr>
+            </w:pPr>
+            <w:ins w:id="703" w:author="MatheuS Santos" w:date="2026-11-01T23:46:00Z" w16du:dateUtc="2026-11-01T23:46:00Z">
+              <w:r>
+                <w:t>Data visualisation</w:t>
+              </w:r>
+            </w:ins>
+          </w:p>
+        </w:tc>
+        <w:tc>
+          <w:tcPr>
+            <w:tcW w:w="0" w:type="auto"/>
+            <w:vAlign w:val="center"/>
+            <w:hideMark/>
+          </w:tcPr>
+          <w:p>
+            <w:pPr>
+              <w:rPr>
+                <w:ins w:id="704" w:author="MatheuS Santos" w:date="2026-11-01T23:46:00Z" w16du:dateUtc="2026-11-01T23:46:00Z"/>
+              </w:rPr>
+            </w:pPr>
+            <w:ins w:id="705" w:author="MatheuS Santos" w:date="2026-11-01T23:46:00Z" w16du:dateUtc="2026-11-01T23:46:00Z">
+              <w:r>
+                <w:t>Examples and guidance involving Matplotlib and Seaborn.</w:t>
+              </w:r>
+            </w:ins>
+          </w:p>
+        </w:tc>
+      </w:tr>
+      <w:tr>
+        <w:trPr>
+          <w:tblCellSpacing w:w="15" w:type="dxa"/>
+          <w:ins w:id="706" w:author="MatheuS Santos" w:date="2026-11-01T23:46:00Z"/>
+        </w:trPr>
+        <w:tc>
+          <w:tcPr>
+            <w:tcW w:w="0" w:type="auto"/>
+            <w:vAlign w:val="center"/>
+            <w:hideMark/>
+          </w:tcPr>
+          <w:p>
+            <w:pPr>
+              <w:rPr>
+                <w:ins w:id="707" w:author="MatheuS Santos" w:date="2026-11-01T23:46:00Z" w16du:dateUtc="2026-11-01T23:46:00Z"/>
+              </w:rPr>
+            </w:pPr>
+            <w:ins w:id="708" w:author="MatheuS Santos" w:date="2026-11-01T23:46:00Z" w16du:dateUtc="2026-11-01T23:46:00Z">
+              <w:r>
+                <w:t>Statistical analysis</w:t>
+              </w:r>
+            </w:ins>
+          </w:p>
+        </w:tc>
+        <w:tc>
+          <w:tcPr>
+            <w:tcW w:w="0" w:type="auto"/>
+            <w:vAlign w:val="center"/>
+            <w:hideMark/>
+          </w:tcPr>
+          <w:p>
+            <w:pPr>
+              <w:rPr>
+                <w:ins w:id="709" w:author="MatheuS Santos" w:date="2026-11-01T23:46:00Z" w16du:dateUtc="2026-11-01T23:46:00Z"/>
+              </w:rPr>
+            </w:pPr>
+            <w:ins w:id="710" w:author="MatheuS Santos" w:date="2026-11-01T23:46:00Z" w16du:dateUtc="2026-11-01T23:46:00Z">
+              <w:r>
+                <w:t>Explanations of Binomial, Poisson and Normal distributions and interpretation of statistical outputs.</w:t>
+              </w:r>
+            </w:ins>
+          </w:p>
+        </w:tc>
+      </w:tr>
+      <w:tr>
+        <w:trPr>
+          <w:tblCellSpacing w:w="15" w:type="dxa"/>
+          <w:ins w:id="711" w:author="MatheuS Santos" w:date="2026-11-01T23:46:00Z"/>
+        </w:trPr>
+        <w:tc>
+          <w:tcPr>
+            <w:tcW w:w="0" w:type="auto"/>
+            <w:vAlign w:val="center"/>
+            <w:hideMark/>
+          </w:tcPr>
+          <w:p>
+            <w:pPr>
+              <w:rPr>
+                <w:ins w:id="712" w:author="MatheuS Santos" w:date="2026-11-01T23:46:00Z" w16du:dateUtc="2026-11-01T23:46:00Z"/>
+              </w:rPr>
+            </w:pPr>
+            <w:ins w:id="713" w:author="MatheuS Santos" w:date="2026-11-01T23:46:00Z" w16du:dateUtc="2026-11-01T23:46:00Z">
+              <w:r>
+                <w:t>Referencing</w:t>
+              </w:r>
+            </w:ins>
+          </w:p>
+        </w:tc>
+        <w:tc>
+          <w:tcPr>
+            <w:tcW w:w="0" w:type="auto"/>
+            <w:vAlign w:val="center"/>
+            <w:hideMark/>
+          </w:tcPr>
+          <w:p>
+            <w:pPr>
+              <w:rPr>
+                <w:ins w:id="714" w:author="MatheuS Santos" w:date="2026-11-01T23:46:00Z" w16du:dateUtc="2026-11-01T23:46:00Z"/>
+              </w:rPr>
+            </w:pPr>
+            <w:ins w:id="715" w:author="MatheuS Santos" w:date="2026-11-01T23:46:00Z" w16du:dateUtc="2026-11-01T23:46:00Z">
+              <w:r>
+                <w:t>Assistance with identifying and formatting references in Harvard style.</w:t>
+              </w:r>
+            </w:ins>
+          </w:p>
+        </w:tc>
+      </w:tr>
+    </w:tbl>
+    <w:p>
+      <w:pPr>
+        <w:pStyle w:val="NormalWeb"/>
+        <w:rPr>
+          <w:ins w:id="716" w:author="MatheuS Santos" w:date="2026-11-01T23:46:00Z" w16du:dateUtc="2026-11-01T23:46:00Z"/>
+        </w:rPr>
+      </w:pPr>
+    </w:p>
+    <w:p>
+      <w:pPr>
+        <w:pPrChange w:id="717" w:author="MatheuS Santos" w:date="2026-11-01T23:46:00Z" w16du:dateUtc="2026-11-01T23:46:00Z">
+          <w:pPr>
+            <w:pStyle w:val="Heading1"/>
+            <w:jc w:val="both"/>
+          </w:pPr>
+        </w:pPrChange>
+      </w:pPr>
     </w:p>
     <w:p/>
     <w:sectPr>
-      <w:headerReference w:type="default" r:id="rId11"/>
+      <w:headerReference w:type="default" r:id="rId21"/>
       <w:pgSz w:w="12240" w:h="15840"/>
       <w:pgMar w:top="1440" w:right="1440" w:bottom="1440" w:left="1440" w:header="720" w:footer="720" w:gutter="0"/>
       <w:cols w:space="720"/>
@@ -2139,7 +9482,7 @@
     <w:pPr>
       <w:pStyle w:val="Header"/>
     </w:pPr>
-    <w:ins w:id="26" w:author="MatheuS Santos" w:date="2026-10-25T11:38:00Z" w16du:dateUtc="2026-10-25T11:38:00Z">
+    <w:ins w:id="718" w:author="MatheuS Santos" w:date="2026-10-25T11:38:00Z" w16du:dateUtc="2026-10-25T11:38:00Z">
       <w:r>
         <w:rPr>
           <w:noProof/>
@@ -2202,6 +9545,232 @@
 <file path=word/numbering.xml><?xml version="1.0" encoding="utf-8"?>
 <w:numbering xmlns:wpc="http://schemas.microsoft.com/office/word/2010/wordprocessingCanvas" xmlns:cx="http://schemas.microsoft.com/office/drawing/2014/chartex" xmlns:cx1="http://schemas.microsoft.com/office/drawing/2015/9/8/chartex" xmlns:cx2="http://schemas.microsoft.com/office/drawing/2015/10/21/chartex" xmlns:cx3="http://schemas.microsoft.com/office/drawing/2016/5/9/chartex" xmlns:cx4="http://schemas.microsoft.com/office/drawing/2016/5/10/chartex" xmlns:cx5="http://schemas.microsoft.com/office/drawing/2016/5/11/chartex" xmlns:cx6="http://schemas.microsoft.com/office/drawing/2016/5/12/chartex" xmlns:cx7="http://schemas.microsoft.com/office/drawing/2016/5/13/chartex" xmlns:cx8="http://schemas.microsoft.com/office/drawing/2016/5/14/chartex" xmlns:mc="http://schemas.openxmlformats.org/markup-compatibility/2006" xmlns:m="http://schemas.openxmlformats.org/officeDocument/2006/math" xmlns:aink="http://schemas.microsoft.com/office/drawing/2016/ink" xmlns:am3d="http://schemas.microsoft.com/office/drawing/2017/model3d" xmlns:oel="http://schemas.microsoft.com/office/2019/extlst" xmlns:r="http://schemas.openxmlformats.org/officeDocument/2006/relationships" xmlns:wp14="http://schemas.microsoft.com/office/word/2010/wordprocessingDrawing" xmlns:wp="http://schemas.openxmlformats.org/drawingml/2006/wordprocessingDrawing" xmlns:wpg="http://schemas.microsoft.com/office/word/2010/wordprocessingGroup" xmlns:wpi="http://schemas.microsoft.com/office/word/2010/wordprocessingInk" xmlns:wps="http://schemas.microsoft.com/office/word/2010/wordprocessingShape" xmlns:o="urn:schemas-microsoft-com:office:office" xmlns:v="urn:schemas-microsoft-com:vml" xmlns:w10="urn:schemas-microsoft-com:office:word" xmlns:w="http://schemas.openxmlformats.org/wordprocessingml/2006/main" xmlns:w14="http://schemas.microsoft.com/office/word/2010/wordml" xmlns:w15="http://schemas.microsoft.com/office/word/2012/wordml" xmlns:w16cex="http://schemas.microsoft.com/office/word/2018/wordml/cex" xmlns:w16cid="http://schemas.microsoft.com/office/word/2016/wordml/cid" xmlns:w16="http://schemas.microsoft.com/office/word/2018/wordml" xmlns:w16sdtdh="http://schemas.microsoft.com/office/word/2020/wordml/sdtdatahash" xmlns:w16sdtfl="http://schemas.microsoft.com/office/word/2024/wordml/sdtformatlock" xmlns:w16se="http://schemas.microsoft.com/office/word/2015/wordml/symex" xmlns:w16du="http://schemas.microsoft.com/office/word/2023/wordml/word16du" xmlns:wne="http://schemas.microsoft.com/office/word/2006/wordml" mc:Ignorable="w14 w15 w16se w16cid w16 w16cex w16sdtdh w16sdtfl w16du wp14">
   <w:abstractNum w:abstractNumId="0" w15:restartNumberingAfterBreak="0">
+    <w:nsid w:val="0966305E"/>
+    <w:multiLevelType w:val="multilevel"/>
+    <w:tmpl w:val="72C6B760"/>
+    <w:lvl w:ilvl="0">
+      <w:start w:val="1"/>
+      <w:numFmt w:val="decimal"/>
+      <w:lvlText w:val="%1"/>
+      <w:lvlJc w:val="left"/>
+      <w:pPr>
+        <w:ind w:left="480" w:hanging="480"/>
+      </w:pPr>
+      <w:rPr>
+        <w:rFonts w:hint="default"/>
+      </w:rPr>
+    </w:lvl>
+    <w:lvl w:ilvl="1">
+      <w:start w:val="1"/>
+      <w:numFmt w:val="decimal"/>
+      <w:lvlText w:val="%1.%2"/>
+      <w:lvlJc w:val="left"/>
+      <w:pPr>
+        <w:ind w:left="480" w:hanging="480"/>
+      </w:pPr>
+      <w:rPr>
+        <w:rFonts w:hint="default"/>
+      </w:rPr>
+    </w:lvl>
+    <w:lvl w:ilvl="2">
+      <w:start w:val="1"/>
+      <w:numFmt w:val="decimal"/>
+      <w:lvlText w:val="%1.%2.%3"/>
+      <w:lvlJc w:val="left"/>
+      <w:pPr>
+        <w:ind w:left="720" w:hanging="720"/>
+      </w:pPr>
+      <w:rPr>
+        <w:rFonts w:hint="default"/>
+      </w:rPr>
+    </w:lvl>
+    <w:lvl w:ilvl="3">
+      <w:start w:val="1"/>
+      <w:numFmt w:val="decimal"/>
+      <w:lvlText w:val="%1.%2.%3.%4"/>
+      <w:lvlJc w:val="left"/>
+      <w:pPr>
+        <w:ind w:left="1080" w:hanging="1080"/>
+      </w:pPr>
+      <w:rPr>
+        <w:rFonts w:hint="default"/>
+      </w:rPr>
+    </w:lvl>
+    <w:lvl w:ilvl="4">
+      <w:start w:val="1"/>
+      <w:numFmt w:val="decimal"/>
+      <w:lvlText w:val="%1.%2.%3.%4.%5"/>
+      <w:lvlJc w:val="left"/>
+      <w:pPr>
+        <w:ind w:left="1080" w:hanging="1080"/>
+      </w:pPr>
+      <w:rPr>
+        <w:rFonts w:hint="default"/>
+      </w:rPr>
+    </w:lvl>
+    <w:lvl w:ilvl="5">
+      <w:start w:val="1"/>
+      <w:numFmt w:val="decimal"/>
+      <w:lvlText w:val="%1.%2.%3.%4.%5.%6"/>
+      <w:lvlJc w:val="left"/>
+      <w:pPr>
+        <w:ind w:left="1440" w:hanging="1440"/>
+      </w:pPr>
+      <w:rPr>
+        <w:rFonts w:hint="default"/>
+      </w:rPr>
+    </w:lvl>
+    <w:lvl w:ilvl="6">
+      <w:start w:val="1"/>
+      <w:numFmt w:val="decimal"/>
+      <w:lvlText w:val="%1.%2.%3.%4.%5.%6.%7"/>
+      <w:lvlJc w:val="left"/>
+      <w:pPr>
+        <w:ind w:left="1440" w:hanging="1440"/>
+      </w:pPr>
+      <w:rPr>
+        <w:rFonts w:hint="default"/>
+      </w:rPr>
+    </w:lvl>
+    <w:lvl w:ilvl="7">
+      <w:start w:val="1"/>
+      <w:numFmt w:val="decimal"/>
+      <w:lvlText w:val="%1.%2.%3.%4.%5.%6.%7.%8"/>
+      <w:lvlJc w:val="left"/>
+      <w:pPr>
+        <w:ind w:left="1800" w:hanging="1800"/>
+      </w:pPr>
+      <w:rPr>
+        <w:rFonts w:hint="default"/>
+      </w:rPr>
+    </w:lvl>
+    <w:lvl w:ilvl="8">
+      <w:start w:val="1"/>
+      <w:numFmt w:val="decimal"/>
+      <w:lvlText w:val="%1.%2.%3.%4.%5.%6.%7.%8.%9"/>
+      <w:lvlJc w:val="left"/>
+      <w:pPr>
+        <w:ind w:left="1800" w:hanging="1800"/>
+      </w:pPr>
+      <w:rPr>
+        <w:rFonts w:hint="default"/>
+      </w:rPr>
+    </w:lvl>
+  </w:abstractNum>
+  <w:abstractNum w:abstractNumId="1" w15:restartNumberingAfterBreak="0">
+    <w:nsid w:val="124520BC"/>
+    <w:multiLevelType w:val="multilevel"/>
+    <w:tmpl w:val="F7B6BA66"/>
+    <w:lvl w:ilvl="0">
+      <w:start w:val="1"/>
+      <w:numFmt w:val="decimal"/>
+      <w:lvlText w:val="%1"/>
+      <w:lvlJc w:val="left"/>
+      <w:pPr>
+        <w:ind w:left="360" w:hanging="360"/>
+      </w:pPr>
+      <w:rPr>
+        <w:rFonts w:hint="default"/>
+      </w:rPr>
+    </w:lvl>
+    <w:lvl w:ilvl="1">
+      <w:start w:val="1"/>
+      <w:numFmt w:val="decimal"/>
+      <w:lvlText w:val="%1.%2"/>
+      <w:lvlJc w:val="left"/>
+      <w:pPr>
+        <w:ind w:left="360" w:hanging="360"/>
+      </w:pPr>
+      <w:rPr>
+        <w:rFonts w:hint="default"/>
+      </w:rPr>
+    </w:lvl>
+    <w:lvl w:ilvl="2">
+      <w:start w:val="1"/>
+      <w:numFmt w:val="decimal"/>
+      <w:lvlText w:val="%1.%2.%3"/>
+      <w:lvlJc w:val="left"/>
+      <w:pPr>
+        <w:ind w:left="720" w:hanging="720"/>
+      </w:pPr>
+      <w:rPr>
+        <w:rFonts w:hint="default"/>
+      </w:rPr>
+    </w:lvl>
+    <w:lvl w:ilvl="3">
+      <w:start w:val="1"/>
+      <w:numFmt w:val="decimal"/>
+      <w:lvlText w:val="%1.%2.%3.%4"/>
+      <w:lvlJc w:val="left"/>
+      <w:pPr>
+        <w:ind w:left="720" w:hanging="720"/>
+      </w:pPr>
+      <w:rPr>
+        <w:rFonts w:hint="default"/>
+      </w:rPr>
+    </w:lvl>
+    <w:lvl w:ilvl="4">
+      <w:start w:val="1"/>
+      <w:numFmt w:val="decimal"/>
+      <w:lvlText w:val="%1.%2.%3.%4.%5"/>
+      <w:lvlJc w:val="left"/>
+      <w:pPr>
+        <w:ind w:left="1080" w:hanging="1080"/>
+      </w:pPr>
+      <w:rPr>
+        <w:rFonts w:hint="default"/>
+      </w:rPr>
+    </w:lvl>
+    <w:lvl w:ilvl="5">
+      <w:start w:val="1"/>
+      <w:numFmt w:val="decimal"/>
+      <w:lvlText w:val="%1.%2.%3.%4.%5.%6"/>
+      <w:lvlJc w:val="left"/>
+      <w:pPr>
+        <w:ind w:left="1080" w:hanging="1080"/>
+      </w:pPr>
+      <w:rPr>
+        <w:rFonts w:hint="default"/>
+      </w:rPr>
+    </w:lvl>
+    <w:lvl w:ilvl="6">
+      <w:start w:val="1"/>
+      <w:numFmt w:val="decimal"/>
+      <w:lvlText w:val="%1.%2.%3.%4.%5.%6.%7"/>
+      <w:lvlJc w:val="left"/>
+      <w:pPr>
+        <w:ind w:left="1440" w:hanging="1440"/>
+      </w:pPr>
+      <w:rPr>
+        <w:rFonts w:hint="default"/>
+      </w:rPr>
+    </w:lvl>
+    <w:lvl w:ilvl="7">
+      <w:start w:val="1"/>
+      <w:numFmt w:val="decimal"/>
+      <w:lvlText w:val="%1.%2.%3.%4.%5.%6.%7.%8"/>
+      <w:lvlJc w:val="left"/>
+      <w:pPr>
+        <w:ind w:left="1440" w:hanging="1440"/>
+      </w:pPr>
+      <w:rPr>
+        <w:rFonts w:hint="default"/>
+      </w:rPr>
+    </w:lvl>
+    <w:lvl w:ilvl="8">
+      <w:start w:val="1"/>
+      <w:numFmt w:val="decimal"/>
+      <w:lvlText w:val="%1.%2.%3.%4.%5.%6.%7.%8.%9"/>
+      <w:lvlJc w:val="left"/>
+      <w:pPr>
+        <w:ind w:left="1800" w:hanging="1800"/>
+      </w:pPr>
+      <w:rPr>
+        <w:rFonts w:hint="default"/>
+      </w:rPr>
+    </w:lvl>
+  </w:abstractNum>
+  <w:abstractNum w:abstractNumId="2" w15:restartNumberingAfterBreak="0">
     <w:nsid w:val="297405F6"/>
     <w:multiLevelType w:val="hybridMultilevel"/>
     <w:tmpl w:val="8F563D06"/>
@@ -2314,7 +9883,7 @@
       </w:rPr>
     </w:lvl>
   </w:abstractNum>
-  <w:abstractNum w:abstractNumId="1" w15:restartNumberingAfterBreak="0">
+  <w:abstractNum w:abstractNumId="3" w15:restartNumberingAfterBreak="0">
     <w:nsid w:val="2DF97495"/>
     <w:multiLevelType w:val="hybridMultilevel"/>
     <w:tmpl w:val="B1F80ED8"/>
@@ -2427,11 +9996,169 @@
       </w:rPr>
     </w:lvl>
   </w:abstractNum>
+  <w:abstractNum w:abstractNumId="4" w15:restartNumberingAfterBreak="0">
+    <w:nsid w:val="5D250EB6"/>
+    <w:multiLevelType w:val="multilevel"/>
+    <w:tmpl w:val="34F4C71A"/>
+    <w:lvl w:ilvl="0">
+      <w:start w:val="1"/>
+      <w:numFmt w:val="bullet"/>
+      <w:lvlText w:val=""/>
+      <w:lvlJc w:val="left"/>
+      <w:pPr>
+        <w:tabs>
+          <w:tab w:val="num" w:pos="720"/>
+        </w:tabs>
+        <w:ind w:left="720" w:hanging="360"/>
+      </w:pPr>
+      <w:rPr>
+        <w:rFonts w:ascii="Symbol" w:hAnsi="Symbol" w:hint="default"/>
+        <w:sz w:val="20"/>
+      </w:rPr>
+    </w:lvl>
+    <w:lvl w:ilvl="1" w:tentative="1">
+      <w:start w:val="1"/>
+      <w:numFmt w:val="bullet"/>
+      <w:lvlText w:val="o"/>
+      <w:lvlJc w:val="left"/>
+      <w:pPr>
+        <w:tabs>
+          <w:tab w:val="num" w:pos="1440"/>
+        </w:tabs>
+        <w:ind w:left="1440" w:hanging="360"/>
+      </w:pPr>
+      <w:rPr>
+        <w:rFonts w:ascii="Courier New" w:hAnsi="Courier New" w:hint="default"/>
+        <w:sz w:val="20"/>
+      </w:rPr>
+    </w:lvl>
+    <w:lvl w:ilvl="2" w:tentative="1">
+      <w:start w:val="1"/>
+      <w:numFmt w:val="bullet"/>
+      <w:lvlText w:val=""/>
+      <w:lvlJc w:val="left"/>
+      <w:pPr>
+        <w:tabs>
+          <w:tab w:val="num" w:pos="2160"/>
+        </w:tabs>
+        <w:ind w:left="2160" w:hanging="360"/>
+      </w:pPr>
+      <w:rPr>
+        <w:rFonts w:ascii="Wingdings" w:hAnsi="Wingdings" w:hint="default"/>
+        <w:sz w:val="20"/>
+      </w:rPr>
+    </w:lvl>
+    <w:lvl w:ilvl="3" w:tentative="1">
+      <w:start w:val="1"/>
+      <w:numFmt w:val="bullet"/>
+      <w:lvlText w:val=""/>
+      <w:lvlJc w:val="left"/>
+      <w:pPr>
+        <w:tabs>
+          <w:tab w:val="num" w:pos="2880"/>
+        </w:tabs>
+        <w:ind w:left="2880" w:hanging="360"/>
+      </w:pPr>
+      <w:rPr>
+        <w:rFonts w:ascii="Wingdings" w:hAnsi="Wingdings" w:hint="default"/>
+        <w:sz w:val="20"/>
+      </w:rPr>
+    </w:lvl>
+    <w:lvl w:ilvl="4" w:tentative="1">
+      <w:start w:val="1"/>
+      <w:numFmt w:val="bullet"/>
+      <w:lvlText w:val=""/>
+      <w:lvlJc w:val="left"/>
+      <w:pPr>
+        <w:tabs>
+          <w:tab w:val="num" w:pos="3600"/>
+        </w:tabs>
+        <w:ind w:left="3600" w:hanging="360"/>
+      </w:pPr>
+      <w:rPr>
+        <w:rFonts w:ascii="Wingdings" w:hAnsi="Wingdings" w:hint="default"/>
+        <w:sz w:val="20"/>
+      </w:rPr>
+    </w:lvl>
+    <w:lvl w:ilvl="5" w:tentative="1">
+      <w:start w:val="1"/>
+      <w:numFmt w:val="bullet"/>
+      <w:lvlText w:val=""/>
+      <w:lvlJc w:val="left"/>
+      <w:pPr>
+        <w:tabs>
+          <w:tab w:val="num" w:pos="4320"/>
+        </w:tabs>
+        <w:ind w:left="4320" w:hanging="360"/>
+      </w:pPr>
+      <w:rPr>
+        <w:rFonts w:ascii="Wingdings" w:hAnsi="Wingdings" w:hint="default"/>
+        <w:sz w:val="20"/>
+      </w:rPr>
+    </w:lvl>
+    <w:lvl w:ilvl="6" w:tentative="1">
+      <w:start w:val="1"/>
+      <w:numFmt w:val="bullet"/>
+      <w:lvlText w:val=""/>
+      <w:lvlJc w:val="left"/>
+      <w:pPr>
+        <w:tabs>
+          <w:tab w:val="num" w:pos="5040"/>
+        </w:tabs>
+        <w:ind w:left="5040" w:hanging="360"/>
+      </w:pPr>
+      <w:rPr>
+        <w:rFonts w:ascii="Wingdings" w:hAnsi="Wingdings" w:hint="default"/>
+        <w:sz w:val="20"/>
+      </w:rPr>
+    </w:lvl>
+    <w:lvl w:ilvl="7" w:tentative="1">
+      <w:start w:val="1"/>
+      <w:numFmt w:val="bullet"/>
+      <w:lvlText w:val=""/>
+      <w:lvlJc w:val="left"/>
+      <w:pPr>
+        <w:tabs>
+          <w:tab w:val="num" w:pos="5760"/>
+        </w:tabs>
+        <w:ind w:left="5760" w:hanging="360"/>
+      </w:pPr>
+      <w:rPr>
+        <w:rFonts w:ascii="Wingdings" w:hAnsi="Wingdings" w:hint="default"/>
+        <w:sz w:val="20"/>
+      </w:rPr>
+    </w:lvl>
+    <w:lvl w:ilvl="8" w:tentative="1">
+      <w:start w:val="1"/>
+      <w:numFmt w:val="bullet"/>
+      <w:lvlText w:val=""/>
+      <w:lvlJc w:val="left"/>
+      <w:pPr>
+        <w:tabs>
+          <w:tab w:val="num" w:pos="6480"/>
+        </w:tabs>
+        <w:ind w:left="6480" w:hanging="360"/>
+      </w:pPr>
+      <w:rPr>
+        <w:rFonts w:ascii="Wingdings" w:hAnsi="Wingdings" w:hint="default"/>
+        <w:sz w:val="20"/>
+      </w:rPr>
+    </w:lvl>
+  </w:abstractNum>
   <w:num w:numId="1" w16cid:durableId="400951203">
+    <w:abstractNumId w:val="3"/>
+  </w:num>
+  <w:num w:numId="2" w16cid:durableId="1639412421">
+    <w:abstractNumId w:val="2"/>
+  </w:num>
+  <w:num w:numId="3" w16cid:durableId="987831034">
     <w:abstractNumId w:val="1"/>
   </w:num>
-  <w:num w:numId="2" w16cid:durableId="1639412421">
+  <w:num w:numId="4" w16cid:durableId="785392675">
     <w:abstractNumId w:val="0"/>
+  </w:num>
+  <w:num w:numId="5" w16cid:durableId="1393191616">
+    <w:abstractNumId w:val="4"/>
   </w:num>
 </w:numbering>
 </file>
@@ -2875,7 +10602,7 @@
     <w:uiPriority w:val="9"/>
     <w:unhideWhenUsed/>
     <w:qFormat/>
-    <w:rsid w:val="00214577"/>
+    <w:rsid w:val="007531DD"/>
     <w:pPr>
       <w:keepNext/>
       <w:keepLines/>
@@ -2883,9 +10610,9 @@
       <w:outlineLvl w:val="1"/>
     </w:pPr>
     <w:rPr>
-      <w:rFonts w:asciiTheme="majorHAnsi" w:eastAsiaTheme="majorEastAsia" w:hAnsiTheme="majorHAnsi" w:cstheme="majorBidi"/>
+      <w:rFonts w:ascii="Calibri" w:eastAsiaTheme="majorEastAsia" w:hAnsi="Calibri" w:cstheme="majorBidi"/>
       <w:color w:val="0F4761" w:themeColor="accent1" w:themeShade="BF"/>
-      <w:sz w:val="32"/>
+      <w:sz w:val="28"/>
       <w:szCs w:val="32"/>
     </w:rPr>
   </w:style>
@@ -3089,11 +10816,11 @@
     <w:basedOn w:val="DefaultParagraphFont"/>
     <w:link w:val="Heading2"/>
     <w:uiPriority w:val="9"/>
-    <w:rsid w:val="00214577"/>
+    <w:rsid w:val="007531DD"/>
     <w:rPr>
-      <w:rFonts w:asciiTheme="majorHAnsi" w:eastAsiaTheme="majorEastAsia" w:hAnsiTheme="majorHAnsi" w:cstheme="majorBidi"/>
+      <w:rFonts w:ascii="Calibri" w:eastAsiaTheme="majorEastAsia" w:hAnsi="Calibri" w:cstheme="majorBidi"/>
       <w:color w:val="0F4761" w:themeColor="accent1" w:themeShade="BF"/>
-      <w:sz w:val="32"/>
+      <w:sz w:val="28"/>
       <w:szCs w:val="32"/>
     </w:rPr>
   </w:style>
@@ -3446,7 +11173,6 @@
     <w:next w:val="Normal"/>
     <w:autoRedefine/>
     <w:uiPriority w:val="39"/>
-    <w:semiHidden/>
     <w:unhideWhenUsed/>
     <w:rsid w:val="004E792D"/>
     <w:pPr>
@@ -3466,7 +11192,6 @@
     <w:next w:val="Normal"/>
     <w:autoRedefine/>
     <w:uiPriority w:val="39"/>
-    <w:semiHidden/>
     <w:unhideWhenUsed/>
     <w:rsid w:val="004E792D"/>
     <w:pPr>
@@ -3629,6 +11354,45 @@
     <w:link w:val="Footer"/>
     <w:uiPriority w:val="99"/>
     <w:rsid w:val="00E866E3"/>
+  </w:style>
+  <w:style w:type="paragraph" w:styleId="NormalWeb">
+    <w:name w:val="Normal (Web)"/>
+    <w:basedOn w:val="Normal"/>
+    <w:uiPriority w:val="99"/>
+    <w:unhideWhenUsed/>
+    <w:rsid w:val="000C76F0"/>
+    <w:pPr>
+      <w:spacing w:before="100" w:beforeAutospacing="1" w:after="100" w:afterAutospacing="1" w:line="240" w:lineRule="auto"/>
+    </w:pPr>
+    <w:rPr>
+      <w:rFonts w:ascii="Times New Roman" w:eastAsia="Times New Roman" w:hAnsi="Times New Roman" w:cs="Times New Roman"/>
+      <w:kern w:val="0"/>
+      <w14:ligatures w14:val="none"/>
+    </w:rPr>
+  </w:style>
+  <w:style w:type="character" w:styleId="UnresolvedMention">
+    <w:name w:val="Unresolved Mention"/>
+    <w:basedOn w:val="DefaultParagraphFont"/>
+    <w:uiPriority w:val="99"/>
+    <w:semiHidden/>
+    <w:unhideWhenUsed/>
+    <w:rsid w:val="000C76F0"/>
+    <w:rPr>
+      <w:color w:val="605E5C"/>
+      <w:shd w:val="clear" w:color="auto" w:fill="E1DFDD"/>
+    </w:rPr>
+  </w:style>
+  <w:style w:type="character" w:styleId="FollowedHyperlink">
+    <w:name w:val="FollowedHyperlink"/>
+    <w:basedOn w:val="DefaultParagraphFont"/>
+    <w:uiPriority w:val="99"/>
+    <w:semiHidden/>
+    <w:unhideWhenUsed/>
+    <w:rsid w:val="000C76F0"/>
+    <w:rPr>
+      <w:color w:val="96607D" w:themeColor="followedHyperlink"/>
+      <w:u w:val="single"/>
+    </w:rPr>
   </w:style>
 </w:styles>
 </file>
